--- a/E30/Early_Hemodynamic_Reversal_Europace_E30_trackchanges.docx
+++ b/E30/Early_Hemodynamic_Reversal_Europace_E30_trackchanges.docx
@@ -551,7 +551,7 @@
         </w:rPr>
         <w:t xml:space="preserve">4,</w:t>
       </w:r>
-      <w:del w:id="91550" w:author="Claude (E30 修订)" w:date="2026-10-09T12:00:00Z">
+      <w:del w:id="91522" w:author="Claude (E30 修订)" w:date="2026-10-09T12:00:00Z">
         <w:r>
           <w:rPr>
             <w:rFonts w:ascii="Times New Roman" w:hAnsi="Times New Roman" w:cs="Times New Roman"/>
@@ -562,7 +562,7 @@
           <w:delText xml:space="preserve">669</w:delText>
         </w:r>
       </w:del>
-      <w:ins w:id="91551" w:author="Claude (E30 修订)" w:date="2026-10-09T12:00:00Z">
+      <w:ins w:id="91523" w:author="Claude (E30 修订)" w:date="2026-10-09T12:00:00Z">
         <w:r>
           <w:rPr>
             <w:rFonts w:ascii="Times New Roman" w:hAnsi="Times New Roman" w:cs="Times New Roman"/>
@@ -570,7 +570,7 @@
             <w:bCs/>
             <w:color w:val="1B1C1D"/>
           </w:rPr>
-          <w:t xml:space="preserve">766</w:t>
+          <w:t xml:space="preserve">782</w:t>
         </w:r>
       </w:ins>
       <w:r>
@@ -1876,50 +1876,533 @@
           <w:lang w:bidi="ar"/>
         </w:rPr>
       </w:pPr>
+      <w:r>
+        <w:rPr>
+          <w:rFonts w:ascii="Times New Roman" w:eastAsia="Times New Roman" w:hAnsi="Times New Roman" w:cs="Times New Roman"/>
+          <w:color w:val="1B1C1D"/>
+          <w:kern w:val="0"/>
+          <w:lang w:bidi="ar"/>
+        </w:rPr>
+        <w:t xml:space="preserve">This single-center retrospective study</w:t>
+      </w:r>
+      <w:r>
+        <w:rPr>
+          <w:rFonts w:ascii="Times New Roman" w:eastAsia="宋体" w:hAnsi="Times New Roman" w:cs="Times New Roman"/>
+        </w:rPr>
+        <w:t xml:space="preserve"> at West China Hospital, Sichuan University,</w:t>
+      </w:r>
+      <w:r>
+        <w:rPr>
+          <w:rFonts w:ascii="Times New Roman" w:eastAsia="Times New Roman" w:hAnsi="Times New Roman" w:cs="Times New Roman" w:hint="eastAsia"/>
+          <w:color w:val="1B1C1D"/>
+          <w:kern w:val="0"/>
+          <w:lang w:bidi="ar"/>
+        </w:rPr>
+        <w:t xml:space="preserve"> included adults (age ≥18 years) undergoing AF ablation between January 2020 and September </w:t>
+      </w:r>
       <w:del w:id="91056" w:author="Claude (E30 修订)" w:date="2026-10-09T12:00:00Z">
         <w:r>
           <w:rPr>
-            <w:rFonts w:ascii="Times New Roman" w:eastAsia="Times New Roman" w:hAnsi="Times New Roman" w:cs="Times New Roman"/>
-            <w:color w:val="1B1C1D"/>
-            <w:kern w:val="0"/>
-            <w:lang w:bidi="ar"/>
-          </w:rPr>
-          <w:delText xml:space="preserve">This single-center retrospective study</w:delText>
-        </w:r>
-        <w:r>
-          <w:rPr>
-            <w:rFonts w:ascii="Times New Roman" w:eastAsia="宋体" w:hAnsi="Times New Roman" w:cs="Times New Roman"/>
-          </w:rPr>
-          <w:delText xml:space="preserve"> at West China Hospital, Sichuan University,</w:delText>
-        </w:r>
-        <w:r>
-          <w:rPr>
             <w:rFonts w:ascii="Times New Roman" w:eastAsia="Times New Roman" w:hAnsi="Times New Roman" w:cs="Times New Roman" w:hint="eastAsia"/>
             <w:color w:val="1B1C1D"/>
             <w:kern w:val="0"/>
             <w:lang w:bidi="ar"/>
           </w:rPr>
-          <w:delText xml:space="preserve"> included adults (age ≥18 years) undergoing AF ablation between January 2020 and September 2024. Two partially overlapping sampling populations addressed complementary questions</w:delText>
-        </w:r>
-        <w:r>
-          <w:rPr>
-            <w:rFonts w:ascii="Times New Roman" w:eastAsia="Times New Roman" w:hAnsi="Times New Roman" w:cs="Times New Roman"/>
-            <w:color w:val="1B1C1D"/>
-            <w:kern w:val="0"/>
-            <w:lang w:bidi="ar"/>
-          </w:rPr>
-          <w:delText xml:space="preserve"> (Figure 1): a baseline phenotype cohort of 2,322 patients characterized regurgitation burden and coexistence, and a paired response cohort of 844 procedures in 837 patients assessed 1-month improvement. The populations shared 357 patients and were assembled using different sampling criteria; the paired response cohort was not nested within the baseline phenotype cohort. Paroxysmal and persistent AF were analyzed separately within each population using common definitions.</w:delText>
+          <w:delText xml:space="preserve">2024.</w:delText>
         </w:r>
       </w:del>
       <w:ins w:id="91057" w:author="Claude (E30 修订)" w:date="2026-10-09T12:00:00Z">
         <w:r>
           <w:rPr>
+            <w:rFonts w:ascii="Times New Roman" w:eastAsia="Times New Roman" w:hAnsi="Times New Roman" w:cs="Times New Roman" w:hint="eastAsia"/>
+            <w:color w:val="1B1C1D"/>
+            <w:kern w:val="0"/>
+            <w:lang w:bidi="ar"/>
+          </w:rPr>
+          <w:t xml:space="preserve">2024 with an in-hospital baseline transthoracic echocardiography (TTE) report (n=3,682). After uniform exclusion of prior or concurrent valve surgery (n=74), organic valve disease (n=30), congenital heart disease (n=19), and obstructive hypertrophic cardiomyopathy (n=8), the study population comprised 3,551 patients (Figure 1).</w:t>
+        </w:r>
+      </w:ins>
+      <w:r>
+        <w:rPr>
+          <w:rFonts w:ascii="Times New Roman" w:eastAsia="Times New Roman" w:hAnsi="Times New Roman" w:cs="Times New Roman" w:hint="eastAsia"/>
+          <w:color w:val="1B1C1D"/>
+          <w:kern w:val="0"/>
+          <w:lang w:bidi="ar"/>
+        </w:rPr>
+        <w:t xml:space="preserve"> Two </w:t>
+      </w:r>
+      <w:del w:id="91058" w:author="Claude (E30 修订)" w:date="2026-10-09T12:00:00Z">
+        <w:r>
+          <w:rPr>
+            <w:rFonts w:ascii="Times New Roman" w:eastAsia="Times New Roman" w:hAnsi="Times New Roman" w:cs="Times New Roman" w:hint="eastAsia"/>
+            <w:color w:val="1B1C1D"/>
+            <w:kern w:val="0"/>
+            <w:lang w:bidi="ar"/>
+          </w:rPr>
+          <w:delText xml:space="preserve">partially</w:delText>
+        </w:r>
+      </w:del>
+      <w:ins w:id="91059" w:author="Claude (E30 修订)" w:date="2026-10-09T12:00:00Z">
+        <w:r>
+          <w:rPr>
+            <w:rFonts w:ascii="Times New Roman" w:eastAsia="Times New Roman" w:hAnsi="Times New Roman" w:cs="Times New Roman" w:hint="eastAsia"/>
+            <w:color w:val="1B1C1D"/>
+            <w:kern w:val="0"/>
+            <w:lang w:bidi="ar"/>
+          </w:rPr>
+          <w:t xml:space="preserve">analysis</w:t>
+        </w:r>
+      </w:ins>
+      <w:r>
+        <w:rPr>
+          <w:rFonts w:ascii="Times New Roman" w:eastAsia="Times New Roman" w:hAnsi="Times New Roman" w:cs="Times New Roman" w:hint="eastAsia"/>
+          <w:color w:val="1B1C1D"/>
+          <w:kern w:val="0"/>
+          <w:lang w:bidi="ar"/>
+        </w:rPr>
+        <w:t xml:space="preserve"> </w:t>
+      </w:r>
+      <w:del w:id="91060" w:author="Claude (E30 修订)" w:date="2026-10-09T12:00:00Z">
+        <w:r>
+          <w:rPr>
+            <w:rFonts w:ascii="Times New Roman" w:eastAsia="Times New Roman" w:hAnsi="Times New Roman" w:cs="Times New Roman" w:hint="eastAsia"/>
+            <w:color w:val="1B1C1D"/>
+            <w:kern w:val="0"/>
+            <w:lang w:bidi="ar"/>
+          </w:rPr>
+          <w:delText xml:space="preserve">overlapping sampling populations</w:delText>
+        </w:r>
+      </w:del>
+      <w:ins w:id="91061" w:author="Claude (E30 修订)" w:date="2026-10-09T12:00:00Z">
+        <w:r>
+          <w:rPr>
+            <w:rFonts w:ascii="Times New Roman" w:eastAsia="Times New Roman" w:hAnsi="Times New Roman" w:cs="Times New Roman" w:hint="eastAsia"/>
+            <w:color w:val="1B1C1D"/>
+            <w:kern w:val="0"/>
+            <w:lang w:bidi="ar"/>
+          </w:rPr>
+          <w:t xml:space="preserve">sets</w:t>
+        </w:r>
+      </w:ins>
+      <w:r>
+        <w:rPr>
+          <w:rFonts w:ascii="Times New Roman" w:eastAsia="Times New Roman" w:hAnsi="Times New Roman" w:cs="Times New Roman" w:hint="eastAsia"/>
+          <w:color w:val="1B1C1D"/>
+          <w:kern w:val="0"/>
+          <w:lang w:bidi="ar"/>
+        </w:rPr>
+        <w:t xml:space="preserve"> addressed complementary questions</w:t>
+      </w:r>
+      <w:del w:id="91062" w:author="Claude (E30 修订)" w:date="2026-10-09T12:00:00Z">
+        <w:r>
+          <w:rPr>
             <w:rFonts w:ascii="Times New Roman" w:eastAsia="Times New Roman" w:hAnsi="Times New Roman" w:cs="Times New Roman"/>
             <w:color w:val="1B1C1D"/>
             <w:kern w:val="0"/>
             <w:lang w:bidi="ar"/>
           </w:rPr>
-          <w:t xml:space="preserve">This single-center retrospective study at West China Hospital, Sichuan University, included adults (age ≥18 years) undergoing AF ablation between January 2020 and September 2024 whose index admission included an in-hospital baseline transthoracic echocardiography (TTE) report (n=3,682). After uniform exclusion of prior or concurrent valve surgery (n=74), organic valve disease (n=30), congenital heart disease (n=19), and obstructive hypertrophic cardiomyopathy (n=8), the study population comprised 3,551 patients (Figure 1). Two analysis sets addressed complementary questions: a baseline phenotype set of 3,045 patients characterized regurgitation burden and coexistence, and a paired response set of 844 procedures in 837 patients assessed 1-month improvement; 372 patients belonged to both sets. Paroxysmal and persistent AF were analyzed separately within each set using common definitions.</w:t>
+          <w:delText xml:space="preserve"> (Figure 1)</w:delText>
+        </w:r>
+      </w:del>
+      <w:r>
+        <w:rPr>
+          <w:rFonts w:ascii="Times New Roman" w:eastAsia="Times New Roman" w:hAnsi="Times New Roman" w:cs="Times New Roman"/>
+          <w:color w:val="1B1C1D"/>
+          <w:kern w:val="0"/>
+          <w:lang w:bidi="ar"/>
+        </w:rPr>
+        <w:t xml:space="preserve">: a baseline phenotype </w:t>
+      </w:r>
+      <w:del w:id="91063" w:author="Claude (E30 修订)" w:date="2026-10-09T12:00:00Z">
+        <w:r>
+          <w:rPr>
+            <w:rFonts w:ascii="Times New Roman" w:eastAsia="Times New Roman" w:hAnsi="Times New Roman" w:cs="Times New Roman"/>
+            <w:color w:val="1B1C1D"/>
+            <w:kern w:val="0"/>
+            <w:lang w:bidi="ar"/>
+          </w:rPr>
+          <w:delText xml:space="preserve">cohort</w:delText>
+        </w:r>
+      </w:del>
+      <w:ins w:id="91064" w:author="Claude (E30 修订)" w:date="2026-10-09T12:00:00Z">
+        <w:r>
+          <w:rPr>
+            <w:rFonts w:ascii="Times New Roman" w:eastAsia="Times New Roman" w:hAnsi="Times New Roman" w:cs="Times New Roman"/>
+            <w:color w:val="1B1C1D"/>
+            <w:kern w:val="0"/>
+            <w:lang w:bidi="ar"/>
+          </w:rPr>
+          <w:t xml:space="preserve">set</w:t>
+        </w:r>
+      </w:ins>
+      <w:r>
+        <w:rPr>
+          <w:rFonts w:ascii="Times New Roman" w:eastAsia="Times New Roman" w:hAnsi="Times New Roman" w:cs="Times New Roman"/>
+          <w:color w:val="1B1C1D"/>
+          <w:kern w:val="0"/>
+          <w:lang w:bidi="ar"/>
+        </w:rPr>
+        <w:t xml:space="preserve"> of </w:t>
+      </w:r>
+      <w:del w:id="91065" w:author="Claude (E30 修订)" w:date="2026-10-09T12:00:00Z">
+        <w:r>
+          <w:rPr>
+            <w:rFonts w:ascii="Times New Roman" w:eastAsia="Times New Roman" w:hAnsi="Times New Roman" w:cs="Times New Roman"/>
+            <w:color w:val="1B1C1D"/>
+            <w:kern w:val="0"/>
+            <w:lang w:bidi="ar"/>
+          </w:rPr>
+          <w:delText xml:space="preserve">2</w:delText>
+        </w:r>
+      </w:del>
+      <w:ins w:id="91066" w:author="Claude (E30 修订)" w:date="2026-10-09T12:00:00Z">
+        <w:r>
+          <w:rPr>
+            <w:rFonts w:ascii="Times New Roman" w:eastAsia="Times New Roman" w:hAnsi="Times New Roman" w:cs="Times New Roman"/>
+            <w:color w:val="1B1C1D"/>
+            <w:kern w:val="0"/>
+            <w:lang w:bidi="ar"/>
+          </w:rPr>
+          <w:t xml:space="preserve">3</w:t>
+        </w:r>
+      </w:ins>
+      <w:r>
+        <w:rPr>
+          <w:rFonts w:ascii="Times New Roman" w:eastAsia="Times New Roman" w:hAnsi="Times New Roman" w:cs="Times New Roman"/>
+          <w:color w:val="1B1C1D"/>
+          <w:kern w:val="0"/>
+          <w:lang w:bidi="ar"/>
+        </w:rPr>
+        <w:t xml:space="preserve">,</w:t>
+      </w:r>
+      <w:del w:id="91067" w:author="Claude (E30 修订)" w:date="2026-10-09T12:00:00Z">
+        <w:r>
+          <w:rPr>
+            <w:rFonts w:ascii="Times New Roman" w:eastAsia="Times New Roman" w:hAnsi="Times New Roman" w:cs="Times New Roman"/>
+            <w:color w:val="1B1C1D"/>
+            <w:kern w:val="0"/>
+            <w:lang w:bidi="ar"/>
+          </w:rPr>
+          <w:delText xml:space="preserve">322</w:delText>
+        </w:r>
+      </w:del>
+      <w:ins w:id="91068" w:author="Claude (E30 修订)" w:date="2026-10-09T12:00:00Z">
+        <w:r>
+          <w:rPr>
+            <w:rFonts w:ascii="Times New Roman" w:eastAsia="Times New Roman" w:hAnsi="Times New Roman" w:cs="Times New Roman"/>
+            <w:color w:val="1B1C1D"/>
+            <w:kern w:val="0"/>
+            <w:lang w:bidi="ar"/>
+          </w:rPr>
+          <w:t xml:space="preserve">045</w:t>
+        </w:r>
+      </w:ins>
+      <w:r>
+        <w:rPr>
+          <w:rFonts w:ascii="Times New Roman" w:eastAsia="Times New Roman" w:hAnsi="Times New Roman" w:cs="Times New Roman"/>
+          <w:color w:val="1B1C1D"/>
+          <w:kern w:val="0"/>
+          <w:lang w:bidi="ar"/>
+        </w:rPr>
+        <w:t xml:space="preserve"> patients characterized regurgitation burden and coexistence, and a paired response </w:t>
+      </w:r>
+      <w:del w:id="91069" w:author="Claude (E30 修订)" w:date="2026-10-09T12:00:00Z">
+        <w:r>
+          <w:rPr>
+            <w:rFonts w:ascii="Times New Roman" w:eastAsia="Times New Roman" w:hAnsi="Times New Roman" w:cs="Times New Roman"/>
+            <w:color w:val="1B1C1D"/>
+            <w:kern w:val="0"/>
+            <w:lang w:bidi="ar"/>
+          </w:rPr>
+          <w:delText xml:space="preserve">cohort</w:delText>
+        </w:r>
+      </w:del>
+      <w:ins w:id="91070" w:author="Claude (E30 修订)" w:date="2026-10-09T12:00:00Z">
+        <w:r>
+          <w:rPr>
+            <w:rFonts w:ascii="Times New Roman" w:eastAsia="Times New Roman" w:hAnsi="Times New Roman" w:cs="Times New Roman"/>
+            <w:color w:val="1B1C1D"/>
+            <w:kern w:val="0"/>
+            <w:lang w:bidi="ar"/>
+          </w:rPr>
+          <w:t xml:space="preserve">set</w:t>
+        </w:r>
+      </w:ins>
+      <w:r>
+        <w:rPr>
+          <w:rFonts w:ascii="Times New Roman" w:eastAsia="Times New Roman" w:hAnsi="Times New Roman" w:cs="Times New Roman"/>
+          <w:color w:val="1B1C1D"/>
+          <w:kern w:val="0"/>
+          <w:lang w:bidi="ar"/>
+        </w:rPr>
+        <w:t xml:space="preserve"> of 844 procedures in 837 patients assessed 1-month </w:t>
+      </w:r>
+      <w:del w:id="91071" w:author="Claude (E30 修订)" w:date="2026-10-09T12:00:00Z">
+        <w:r>
+          <w:rPr>
+            <w:rFonts w:ascii="Times New Roman" w:eastAsia="Times New Roman" w:hAnsi="Times New Roman" w:cs="Times New Roman"/>
+            <w:color w:val="1B1C1D"/>
+            <w:kern w:val="0"/>
+            <w:lang w:bidi="ar"/>
+          </w:rPr>
+          <w:delText xml:space="preserve">improvement.</w:delText>
+        </w:r>
+      </w:del>
+      <w:ins w:id="91072" w:author="Claude (E30 修订)" w:date="2026-10-09T12:00:00Z">
+        <w:r>
+          <w:rPr>
+            <w:rFonts w:ascii="Times New Roman" w:eastAsia="Times New Roman" w:hAnsi="Times New Roman" w:cs="Times New Roman"/>
+            <w:color w:val="1B1C1D"/>
+            <w:kern w:val="0"/>
+            <w:lang w:bidi="ar"/>
+          </w:rPr>
+          <w:t xml:space="preserve">improvement;</w:t>
+        </w:r>
+      </w:ins>
+      <w:r>
+        <w:rPr>
+          <w:rFonts w:ascii="Times New Roman" w:eastAsia="Times New Roman" w:hAnsi="Times New Roman" w:cs="Times New Roman"/>
+          <w:color w:val="1B1C1D"/>
+          <w:kern w:val="0"/>
+          <w:lang w:bidi="ar"/>
+        </w:rPr>
+        <w:t xml:space="preserve"> </w:t>
+      </w:r>
+      <w:del w:id="91073" w:author="Claude (E30 修订)" w:date="2026-10-09T12:00:00Z">
+        <w:r>
+          <w:rPr>
+            <w:rFonts w:ascii="Times New Roman" w:eastAsia="Times New Roman" w:hAnsi="Times New Roman" w:cs="Times New Roman"/>
+            <w:color w:val="1B1C1D"/>
+            <w:kern w:val="0"/>
+            <w:lang w:bidi="ar"/>
+          </w:rPr>
+          <w:delText xml:space="preserve">The populations shared 357</w:delText>
+        </w:r>
+      </w:del>
+      <w:ins w:id="91074" w:author="Claude (E30 修订)" w:date="2026-10-09T12:00:00Z">
+        <w:r>
+          <w:rPr>
+            <w:rFonts w:ascii="Times New Roman" w:eastAsia="Times New Roman" w:hAnsi="Times New Roman" w:cs="Times New Roman"/>
+            <w:color w:val="1B1C1D"/>
+            <w:kern w:val="0"/>
+            <w:lang w:bidi="ar"/>
+          </w:rPr>
+          <w:t xml:space="preserve">372</w:t>
+        </w:r>
+      </w:ins>
+      <w:r>
+        <w:rPr>
+          <w:rFonts w:ascii="Times New Roman" w:eastAsia="Times New Roman" w:hAnsi="Times New Roman" w:cs="Times New Roman"/>
+          <w:color w:val="1B1C1D"/>
+          <w:kern w:val="0"/>
+          <w:lang w:bidi="ar"/>
+        </w:rPr>
+        <w:t xml:space="preserve"> patients </w:t>
+      </w:r>
+      <w:del w:id="91075" w:author="Claude (E30 修订)" w:date="2026-10-09T12:00:00Z">
+        <w:r>
+          <w:rPr>
+            <w:rFonts w:ascii="Times New Roman" w:eastAsia="Times New Roman" w:hAnsi="Times New Roman" w:cs="Times New Roman"/>
+            <w:color w:val="1B1C1D"/>
+            <w:kern w:val="0"/>
+            <w:lang w:bidi="ar"/>
+          </w:rPr>
+          <w:delText xml:space="preserve">and</w:delText>
+        </w:r>
+      </w:del>
+      <w:ins w:id="91076" w:author="Claude (E30 修订)" w:date="2026-10-09T12:00:00Z">
+        <w:r>
+          <w:rPr>
+            <w:rFonts w:ascii="Times New Roman" w:eastAsia="Times New Roman" w:hAnsi="Times New Roman" w:cs="Times New Roman"/>
+            <w:color w:val="1B1C1D"/>
+            <w:kern w:val="0"/>
+            <w:lang w:bidi="ar"/>
+          </w:rPr>
+          <w:t xml:space="preserve">belonged</w:t>
+        </w:r>
+      </w:ins>
+      <w:r>
+        <w:rPr>
+          <w:rFonts w:ascii="Times New Roman" w:eastAsia="Times New Roman" w:hAnsi="Times New Roman" w:cs="Times New Roman"/>
+          <w:color w:val="1B1C1D"/>
+          <w:kern w:val="0"/>
+          <w:lang w:bidi="ar"/>
+        </w:rPr>
+        <w:t xml:space="preserve"> </w:t>
+      </w:r>
+      <w:del w:id="91077" w:author="Claude (E30 修订)" w:date="2026-10-09T12:00:00Z">
+        <w:r>
+          <w:rPr>
+            <w:rFonts w:ascii="Times New Roman" w:eastAsia="Times New Roman" w:hAnsi="Times New Roman" w:cs="Times New Roman"/>
+            <w:color w:val="1B1C1D"/>
+            <w:kern w:val="0"/>
+            <w:lang w:bidi="ar"/>
+          </w:rPr>
+          <w:delText xml:space="preserve">were</w:delText>
+        </w:r>
+      </w:del>
+      <w:ins w:id="91078" w:author="Claude (E30 修订)" w:date="2026-10-09T12:00:00Z">
+        <w:r>
+          <w:rPr>
+            <w:rFonts w:ascii="Times New Roman" w:eastAsia="Times New Roman" w:hAnsi="Times New Roman" w:cs="Times New Roman"/>
+            <w:color w:val="1B1C1D"/>
+            <w:kern w:val="0"/>
+            <w:lang w:bidi="ar"/>
+          </w:rPr>
+          <w:t xml:space="preserve">to</w:t>
+        </w:r>
+      </w:ins>
+      <w:r>
+        <w:rPr>
+          <w:rFonts w:ascii="Times New Roman" w:eastAsia="Times New Roman" w:hAnsi="Times New Roman" w:cs="Times New Roman"/>
+          <w:color w:val="1B1C1D"/>
+          <w:kern w:val="0"/>
+          <w:lang w:bidi="ar"/>
+        </w:rPr>
+        <w:t xml:space="preserve"> </w:t>
+      </w:r>
+      <w:del w:id="91079" w:author="Claude (E30 修订)" w:date="2026-10-09T12:00:00Z">
+        <w:r>
+          <w:rPr>
+            <w:rFonts w:ascii="Times New Roman" w:eastAsia="Times New Roman" w:hAnsi="Times New Roman" w:cs="Times New Roman"/>
+            <w:color w:val="1B1C1D"/>
+            <w:kern w:val="0"/>
+            <w:lang w:bidi="ar"/>
+          </w:rPr>
+          <w:delText xml:space="preserve">assembled</w:delText>
+        </w:r>
+      </w:del>
+      <w:ins w:id="91080" w:author="Claude (E30 修订)" w:date="2026-10-09T12:00:00Z">
+        <w:r>
+          <w:rPr>
+            <w:rFonts w:ascii="Times New Roman" w:eastAsia="Times New Roman" w:hAnsi="Times New Roman" w:cs="Times New Roman"/>
+            <w:color w:val="1B1C1D"/>
+            <w:kern w:val="0"/>
+            <w:lang w:bidi="ar"/>
+          </w:rPr>
+          <w:t xml:space="preserve">both</w:t>
+        </w:r>
+      </w:ins>
+      <w:r>
+        <w:rPr>
+          <w:rFonts w:ascii="Times New Roman" w:eastAsia="Times New Roman" w:hAnsi="Times New Roman" w:cs="Times New Roman"/>
+          <w:color w:val="1B1C1D"/>
+          <w:kern w:val="0"/>
+          <w:lang w:bidi="ar"/>
+        </w:rPr>
+        <w:t xml:space="preserve"> </w:t>
+      </w:r>
+      <w:del w:id="91081" w:author="Claude (E30 修订)" w:date="2026-10-09T12:00:00Z">
+        <w:r>
+          <w:rPr>
+            <w:rFonts w:ascii="Times New Roman" w:eastAsia="Times New Roman" w:hAnsi="Times New Roman" w:cs="Times New Roman"/>
+            <w:color w:val="1B1C1D"/>
+            <w:kern w:val="0"/>
+            <w:lang w:bidi="ar"/>
+          </w:rPr>
+          <w:delText xml:space="preserve">using different sampling criteria; the paired response cohort was not nested within the baseline phenotype cohort.</w:delText>
+        </w:r>
+      </w:del>
+      <w:ins w:id="91082" w:author="Claude (E30 修订)" w:date="2026-10-09T12:00:00Z">
+        <w:r>
+          <w:rPr>
+            <w:rFonts w:ascii="Times New Roman" w:eastAsia="Times New Roman" w:hAnsi="Times New Roman" w:cs="Times New Roman"/>
+            <w:color w:val="1B1C1D"/>
+            <w:kern w:val="0"/>
+            <w:lang w:bidi="ar"/>
+          </w:rPr>
+          <w:t xml:space="preserve">sets.</w:t>
+        </w:r>
+      </w:ins>
+      <w:r>
+        <w:rPr>
+          <w:rFonts w:ascii="Times New Roman" w:eastAsia="Times New Roman" w:hAnsi="Times New Roman" w:cs="Times New Roman"/>
+          <w:color w:val="1B1C1D"/>
+          <w:kern w:val="0"/>
+          <w:lang w:bidi="ar"/>
+        </w:rPr>
+        <w:t xml:space="preserve"> Paroxysmal and persistent AF were analyzed separately within each </w:t>
+      </w:r>
+      <w:del w:id="91083" w:author="Claude (E30 修订)" w:date="2026-10-09T12:00:00Z">
+        <w:r>
+          <w:rPr>
+            <w:rFonts w:ascii="Times New Roman" w:eastAsia="Times New Roman" w:hAnsi="Times New Roman" w:cs="Times New Roman"/>
+            <w:color w:val="1B1C1D"/>
+            <w:kern w:val="0"/>
+            <w:lang w:bidi="ar"/>
+          </w:rPr>
+          <w:delText xml:space="preserve">population</w:delText>
+        </w:r>
+      </w:del>
+      <w:ins w:id="91084" w:author="Claude (E30 修订)" w:date="2026-10-09T12:00:00Z">
+        <w:r>
+          <w:rPr>
+            <w:rFonts w:ascii="Times New Roman" w:eastAsia="Times New Roman" w:hAnsi="Times New Roman" w:cs="Times New Roman"/>
+            <w:color w:val="1B1C1D"/>
+            <w:kern w:val="0"/>
+            <w:lang w:bidi="ar"/>
+          </w:rPr>
+          <w:t xml:space="preserve">set</w:t>
+        </w:r>
+      </w:ins>
+      <w:r>
+        <w:rPr>
+          <w:rFonts w:ascii="Times New Roman" w:eastAsia="Times New Roman" w:hAnsi="Times New Roman" w:cs="Times New Roman"/>
+          <w:color w:val="1B1C1D"/>
+          <w:kern w:val="0"/>
+          <w:lang w:bidi="ar"/>
+        </w:rPr>
+        <w:t xml:space="preserve"> using common definitions.</w:t>
+      </w:r>
+    </w:p>
+    <w:p>
+      <w:pPr>
+        <w:widowControl/>
+        <w:rPr>
+          <w:rFonts w:ascii="Times New Roman" w:eastAsia="sans-serif" w:hAnsi="Times New Roman"/>
+          <w:color w:val="1B1C1D"/>
+          <w:kern w:val="0"/>
+          <w:lang w:bidi="ar"/>
+        </w:rPr>
+      </w:pPr>
+      <w:del w:id="91085" w:author="Claude (E30 修订)" w:date="2026-10-09T12:00:00Z">
+        <w:r>
+          <w:rPr>
+            <w:rFonts w:ascii="Times New Roman" w:eastAsia="Times New Roman" w:hAnsi="Times New Roman" w:cs="Times New Roman"/>
+            <w:color w:val="1B1C1D"/>
+            <w:kern w:val="0"/>
+            <w:lang w:bidi="ar"/>
+          </w:rPr>
+          <w:delText xml:space="preserve">For the baseline phenotype cohort, screening began with 2,425 patients whose first AF ablation admission</w:delText>
+        </w:r>
+        <w:r>
+          <w:rPr>
+            <w:rFonts w:ascii="Times New Roman" w:eastAsia="Times New Roman" w:hAnsi="Times New Roman" w:cs="Times New Roman" w:hint="eastAsia"/>
+            <w:color w:val="1B1C1D"/>
+            <w:kern w:val="0"/>
+            <w:lang w:bidi="ar"/>
+          </w:rPr>
+          <w:delText xml:space="preserve"> </w:delText>
+        </w:r>
+        <w:r>
+          <w:rPr>
+            <w:rFonts w:ascii="Times New Roman" w:eastAsia="Times New Roman" w:hAnsi="Times New Roman" w:cs="Times New Roman"/>
+            <w:color w:val="1B1C1D"/>
+            <w:kern w:val="0"/>
+            <w:lang w:bidi="ar"/>
+          </w:rPr>
+          <w:delText xml:space="preserve">included a verified pre-procedural transthoracic echocardiography (TTE) report (derivation in Supplementary Table S1A). MR and TR grades were extracted from this report (weighted κ against manual abstraction, 0.96–0.97). After exclusion of prior or concurrent valve surgery, organic valve disease, congenital heart disease, and obstructive hypertrophic cardiomyopathy on review, patients were classified as having neither valve, MR only, TR only, or both affected (analysis grade ≥1; Supplementary Table S1A).</w:delText>
+        </w:r>
+      </w:del>
+      <w:ins w:id="91086" w:author="Claude (E30 修订)" w:date="2026-10-09T12:00:00Z">
+        <w:r>
+          <w:rPr>
+            <w:rFonts w:ascii="Times New Roman" w:eastAsia="Times New Roman" w:hAnsi="Times New Roman" w:cs="Times New Roman"/>
+            <w:color w:val="1B1C1D"/>
+            <w:kern w:val="0"/>
+            <w:lang w:bidi="ar"/>
+          </w:rPr>
+          <w:t xml:space="preserve">The baseline phenotype set included one admission per patient, the first ablation admission in the study period; MR and TR grades were extracted from its TTE report (weighted κ against manual abstraction, 0.96–0.97), and patients were classified as having neither valve, MR only, TR only, or both affected (analysis grade ≥1; Supplementary Table S1A). Registry grades were recorded only for patients with regurgitation and were not used to estimate prevalence.</w:t>
         </w:r>
       </w:ins>
     </w:p>
@@ -1933,7 +2416,16 @@
           <w:lang w:bidi="ar"/>
         </w:rPr>
       </w:pPr>
-      <w:del w:id="91058" w:author="Claude (E30 修订)" w:date="2026-10-09T12:00:00Z">
+      <w:r>
+        <w:rPr>
+          <w:rFonts w:ascii="Times New Roman" w:eastAsia="Times New Roman" w:hAnsi="Times New Roman" w:cs="Times New Roman"/>
+          <w:color w:val="1B1C1D"/>
+          <w:kern w:val="0"/>
+          <w:lang w:bidi="ar"/>
+        </w:rPr>
+        <w:t xml:space="preserve">For the paired response </w:t>
+      </w:r>
+      <w:del w:id="91087" w:author="Claude (E30 修订)" w:date="2026-10-09T12:00:00Z">
         <w:r>
           <w:rPr>
             <w:rFonts w:ascii="Times New Roman" w:eastAsia="Times New Roman" w:hAnsi="Times New Roman" w:cs="Times New Roman"/>
@@ -1941,499 +2433,7 @@
             <w:kern w:val="0"/>
             <w:lang w:bidi="ar"/>
           </w:rPr>
-          <w:delText xml:space="preserve">For the baseline phenotype cohort, screening began with 2,425 patients whose first AF ablation admission</w:delText>
-        </w:r>
-        <w:r>
-          <w:rPr>
-            <w:rFonts w:ascii="Times New Roman" w:eastAsia="Times New Roman" w:hAnsi="Times New Roman" w:cs="Times New Roman" w:hint="eastAsia"/>
-            <w:color w:val="1B1C1D"/>
-            <w:kern w:val="0"/>
-            <w:lang w:bidi="ar"/>
-          </w:rPr>
-          <w:delText xml:space="preserve"> </w:delText>
-        </w:r>
-        <w:r>
-          <w:rPr>
-            <w:rFonts w:ascii="Times New Roman" w:eastAsia="Times New Roman" w:hAnsi="Times New Roman" w:cs="Times New Roman"/>
-            <w:color w:val="1B1C1D"/>
-            <w:kern w:val="0"/>
-            <w:lang w:bidi="ar"/>
-          </w:rPr>
-          <w:delText xml:space="preserve">included a verified pre-procedural transthoracic echocardiography (TTE) report (derivation in Supplementary Table S1A). MR and TR grades were extracted from this report (weighted κ against manual abstraction, 0.96–0.97). After exclusion of prior or concurrent valve surgery, organic valve disease, congenital heart disease, and obstructive hypertrophic cardiomyopathy on review, patients were classified as having neither valve, MR only, TR only, or both affected (analysis grade ≥1; Supplementary Table S1A).</w:delText>
-        </w:r>
-      </w:del>
-      <w:ins w:id="91059" w:author="Claude (E30 修订)" w:date="2026-10-09T12:00:00Z">
-        <w:r>
-          <w:rPr>
-            <w:rFonts w:ascii="Times New Roman" w:eastAsia="Times New Roman" w:hAnsi="Times New Roman" w:cs="Times New Roman"/>
-            <w:color w:val="1B1C1D"/>
-            <w:kern w:val="0"/>
-            <w:lang w:bidi="ar"/>
-          </w:rPr>
-          <w:t xml:space="preserve">In the baseline phenotype set, MR and TR grades were extracted from the TTE report of the index admission (weighted κ against manual abstraction, 0.96–0.97), and patients were classified as having neither valve, MR only, TR only, or both affected (analysis grade ≥1; Supplementary Table S1A). Registry grades were recorded only for patients with regurgitation and were not used to estimate prevalence.</w:t>
-        </w:r>
-      </w:ins>
-    </w:p>
-    <w:p>
-      <w:pPr>
-        <w:widowControl/>
-        <w:rPr>
-          <w:rFonts w:ascii="Times New Roman" w:eastAsia="sans-serif" w:hAnsi="Times New Roman"/>
-          <w:color w:val="1B1C1D"/>
-          <w:kern w:val="0"/>
-          <w:lang w:bidi="ar"/>
-        </w:rPr>
-      </w:pPr>
-      <w:r>
-        <w:rPr>
-          <w:rFonts w:ascii="Times New Roman" w:eastAsia="Times New Roman" w:hAnsi="Times New Roman" w:cs="Times New Roman"/>
-          <w:color w:val="1B1C1D"/>
-          <w:kern w:val="0"/>
-          <w:lang w:bidi="ar"/>
-        </w:rPr>
-        <w:t xml:space="preserve">For the paired response </w:t>
-      </w:r>
-      <w:del w:id="91060" w:author="Claude (E30 修订)" w:date="2026-10-09T12:00:00Z">
-        <w:r>
-          <w:rPr>
-            <w:rFonts w:ascii="Times New Roman" w:eastAsia="Times New Roman" w:hAnsi="Times New Roman" w:cs="Times New Roman"/>
-            <w:color w:val="1B1C1D"/>
-            <w:kern w:val="0"/>
-            <w:lang w:bidi="ar"/>
-          </w:rPr>
           <w:delText xml:space="preserve">cohort</w:delText>
-        </w:r>
-      </w:del>
-      <w:ins w:id="91061" w:author="Claude (E30 修订)" w:date="2026-10-09T12:00:00Z">
-        <w:r>
-          <w:rPr>
-            <w:rFonts w:ascii="Times New Roman" w:eastAsia="Times New Roman" w:hAnsi="Times New Roman" w:cs="Times New Roman"/>
-            <w:color w:val="1B1C1D"/>
-            <w:kern w:val="0"/>
-            <w:lang w:bidi="ar"/>
-          </w:rPr>
-          <w:t xml:space="preserve">set</w:t>
-        </w:r>
-      </w:ins>
-      <w:r>
-        <w:rPr>
-          <w:rFonts w:ascii="Times New Roman" w:eastAsia="Times New Roman" w:hAnsi="Times New Roman" w:cs="Times New Roman"/>
-          <w:color w:val="1B1C1D"/>
-          <w:kern w:val="0"/>
-          <w:lang w:bidi="ar"/>
-        </w:rPr>
-        <w:t xml:space="preserve">, </w:t>
-      </w:r>
-      <w:del w:id="91062" w:author="Claude (E30 修订)" w:date="2026-10-09T12:00:00Z">
-        <w:r>
-          <w:rPr>
-            <w:rFonts w:ascii="Times New Roman" w:eastAsia="Times New Roman" w:hAnsi="Times New Roman" w:cs="Times New Roman"/>
-            <w:color w:val="1B1C1D"/>
-            <w:kern w:val="0"/>
-            <w:lang w:bidi="ar"/>
-          </w:rPr>
-          <w:delText xml:space="preserve">we</w:delText>
-        </w:r>
-      </w:del>
-      <w:ins w:id="91063" w:author="Claude (E30 修订)" w:date="2026-10-09T12:00:00Z">
-        <w:r>
-          <w:rPr>
-            <w:rFonts w:ascii="Times New Roman" w:eastAsia="Times New Roman" w:hAnsi="Times New Roman" w:cs="Times New Roman"/>
-            <w:color w:val="1B1C1D"/>
-            <w:kern w:val="0"/>
-            <w:lang w:bidi="ar"/>
-          </w:rPr>
-          <w:t xml:space="preserve">the study registry</w:t>
-        </w:r>
-      </w:ins>
-      <w:r>
-        <w:rPr>
-          <w:rFonts w:ascii="Times New Roman" w:eastAsia="Times New Roman" w:hAnsi="Times New Roman" w:cs="Times New Roman"/>
-          <w:color w:val="1B1C1D"/>
-          <w:kern w:val="0"/>
-          <w:lang w:bidi="ar"/>
-        </w:rPr>
-        <w:t xml:space="preserve"> identified </w:t>
-      </w:r>
-      <w:del w:id="91064" w:author="Claude (E30 修订)" w:date="2026-10-09T12:00:00Z">
-        <w:r>
-          <w:rPr>
-            <w:rFonts w:ascii="Times New Roman" w:eastAsia="Times New Roman" w:hAnsi="Times New Roman" w:cs="Times New Roman"/>
-            <w:color w:val="1B1C1D"/>
-            <w:kern w:val="0"/>
-            <w:lang w:bidi="ar"/>
-          </w:rPr>
-          <w:delText xml:space="preserve">consecutive</w:delText>
-        </w:r>
-      </w:del>
-      <w:ins w:id="91065" w:author="Claude (E30 修订)" w:date="2026-10-09T12:00:00Z">
-        <w:r>
-          <w:rPr>
-            <w:rFonts w:ascii="Times New Roman" w:eastAsia="Times New Roman" w:hAnsi="Times New Roman" w:cs="Times New Roman"/>
-            <w:color w:val="1B1C1D"/>
-            <w:kern w:val="0"/>
-            <w:lang w:bidi="ar"/>
-          </w:rPr>
-          <w:t xml:space="preserve">1,445 admissions in 1,419</w:t>
-        </w:r>
-      </w:ins>
-      <w:r>
-        <w:rPr>
-          <w:rFonts w:ascii="Times New Roman" w:eastAsia="Times New Roman" w:hAnsi="Times New Roman" w:cs="Times New Roman"/>
-          <w:color w:val="1B1C1D"/>
-          <w:kern w:val="0"/>
-          <w:lang w:bidi="ar"/>
-        </w:rPr>
-        <w:t xml:space="preserve"> patients</w:t>
-      </w:r>
-      <w:ins w:id="91066" w:author="Claude (E30 修订)" w:date="2026-10-09T12:00:00Z">
-        <w:r>
-          <w:rPr>
-            <w:rFonts w:ascii="Times New Roman" w:eastAsia="Times New Roman" w:hAnsi="Times New Roman" w:cs="Times New Roman"/>
-            <w:color w:val="1B1C1D"/>
-            <w:kern w:val="0"/>
-            <w:lang w:bidi="ar"/>
-          </w:rPr>
-          <w:t xml:space="preserve"> of the study population</w:t>
-        </w:r>
-      </w:ins>
-      <w:r>
-        <w:rPr>
-          <w:rFonts w:ascii="Times New Roman" w:eastAsia="Times New Roman" w:hAnsi="Times New Roman" w:cs="Times New Roman"/>
-          <w:color w:val="1B1C1D"/>
-          <w:kern w:val="0"/>
-          <w:lang w:bidi="ar"/>
-        </w:rPr>
-        <w:t xml:space="preserve"> with MR or TR of analysis grade ≥1 (very mild or worse) on </w:t>
-      </w:r>
-      <w:del w:id="91067" w:author="Claude (E30 修订)" w:date="2026-10-09T12:00:00Z">
-        <w:r>
-          <w:rPr>
-            <w:rFonts w:ascii="Times New Roman" w:eastAsia="Times New Roman" w:hAnsi="Times New Roman" w:cs="Times New Roman"/>
-            <w:color w:val="1B1C1D"/>
-            <w:kern w:val="0"/>
-            <w:lang w:bidi="ar"/>
-          </w:rPr>
-          <w:delText xml:space="preserve">pre-procedural</w:delText>
-        </w:r>
-      </w:del>
-      <w:ins w:id="91068" w:author="Claude (E30 修订)" w:date="2026-10-09T12:00:00Z">
-        <w:r>
-          <w:rPr>
-            <w:rFonts w:ascii="Times New Roman" w:eastAsia="Times New Roman" w:hAnsi="Times New Roman" w:cs="Times New Roman"/>
-            <w:color w:val="1B1C1D"/>
-            <w:kern w:val="0"/>
-            <w:lang w:bidi="ar"/>
-          </w:rPr>
-          <w:t xml:space="preserve">the</w:t>
-        </w:r>
-      </w:ins>
-      <w:r>
-        <w:rPr>
-          <w:rFonts w:ascii="Times New Roman" w:eastAsia="Times New Roman" w:hAnsi="Times New Roman" w:cs="Times New Roman"/>
-          <w:color w:val="1B1C1D"/>
-          <w:kern w:val="0"/>
-          <w:lang w:bidi="ar"/>
-        </w:rPr>
-        <w:t xml:space="preserve"> </w:t>
-      </w:r>
-      <w:del w:id="91069" w:author="Claude (E30 修订)" w:date="2026-10-09T12:00:00Z">
-        <w:r>
-          <w:rPr>
-            <w:rFonts w:ascii="Times New Roman" w:eastAsia="Times New Roman" w:hAnsi="Times New Roman" w:cs="Times New Roman"/>
-            <w:color w:val="1B1C1D"/>
-            <w:kern w:val="0"/>
-            <w:lang w:bidi="ar"/>
-          </w:rPr>
-          <w:delText xml:space="preserve">TTE</w:delText>
-        </w:r>
-      </w:del>
-      <w:ins w:id="91070" w:author="Claude (E30 修订)" w:date="2026-10-09T12:00:00Z">
-        <w:r>
-          <w:rPr>
-            <w:rFonts w:ascii="Times New Roman" w:eastAsia="Times New Roman" w:hAnsi="Times New Roman" w:cs="Times New Roman"/>
-            <w:color w:val="1B1C1D"/>
-            <w:kern w:val="0"/>
-            <w:lang w:bidi="ar"/>
-          </w:rPr>
-          <w:t xml:space="preserve">in-hospital</w:t>
-        </w:r>
-      </w:ins>
-      <w:r>
-        <w:rPr>
-          <w:rFonts w:ascii="Times New Roman" w:eastAsia="Times New Roman" w:hAnsi="Times New Roman" w:cs="Times New Roman"/>
-          <w:color w:val="1B1C1D"/>
-          <w:kern w:val="0"/>
-          <w:lang w:bidi="ar"/>
-        </w:rPr>
-        <w:t xml:space="preserve"> </w:t>
-      </w:r>
-      <w:del w:id="91071" w:author="Claude (E30 修订)" w:date="2026-10-09T12:00:00Z">
-        <w:r>
-          <w:rPr>
-            <w:rFonts w:ascii="Times New Roman" w:eastAsia="Times New Roman" w:hAnsi="Times New Roman" w:cs="Times New Roman"/>
-            <w:color w:val="1B1C1D"/>
-            <w:kern w:val="0"/>
-            <w:lang w:bidi="ar"/>
-          </w:rPr>
-          <w:delText xml:space="preserve">(1,479</w:delText>
-        </w:r>
-      </w:del>
-      <w:ins w:id="91072" w:author="Claude (E30 修订)" w:date="2026-10-09T12:00:00Z">
-        <w:r>
-          <w:rPr>
-            <w:rFonts w:ascii="Times New Roman" w:eastAsia="Times New Roman" w:hAnsi="Times New Roman" w:cs="Times New Roman"/>
-            <w:color w:val="1B1C1D"/>
-            <w:kern w:val="0"/>
-            <w:lang w:bidi="ar"/>
-          </w:rPr>
-          <w:t xml:space="preserve">baseline</w:t>
-        </w:r>
-      </w:ins>
-      <w:r>
-        <w:rPr>
-          <w:rFonts w:ascii="Times New Roman" w:eastAsia="Times New Roman" w:hAnsi="Times New Roman" w:cs="Times New Roman"/>
-          <w:color w:val="1B1C1D"/>
-          <w:kern w:val="0"/>
-          <w:lang w:bidi="ar"/>
-        </w:rPr>
-        <w:t xml:space="preserve"> </w:t>
-      </w:r>
-      <w:del w:id="91073" w:author="Claude (E30 修订)" w:date="2026-10-09T12:00:00Z">
-        <w:r>
-          <w:rPr>
-            <w:rFonts w:ascii="Times New Roman" w:eastAsia="Times New Roman" w:hAnsi="Times New Roman" w:cs="Times New Roman"/>
-            <w:color w:val="1B1C1D"/>
-            <w:kern w:val="0"/>
-            <w:lang w:bidi="ar"/>
-          </w:rPr>
-          <w:delText xml:space="preserve">admissions in 1,454 patients).</w:delText>
-        </w:r>
-      </w:del>
-      <w:ins w:id="91074" w:author="Claude (E30 修订)" w:date="2026-10-09T12:00:00Z">
-        <w:r>
-          <w:rPr>
-            <w:rFonts w:ascii="Times New Roman" w:eastAsia="Times New Roman" w:hAnsi="Times New Roman" w:cs="Times New Roman"/>
-            <w:color w:val="1B1C1D"/>
-            <w:kern w:val="0"/>
-            <w:lang w:bidi="ar"/>
-          </w:rPr>
-          <w:t xml:space="preserve">TTE.</w:t>
-        </w:r>
-      </w:ins>
-      <w:r>
-        <w:rPr>
-          <w:rFonts w:ascii="Times New Roman" w:eastAsia="Times New Roman" w:hAnsi="Times New Roman" w:cs="Times New Roman"/>
-          <w:color w:val="1B1C1D"/>
-          <w:kern w:val="0"/>
-          <w:lang w:bidi="ar"/>
-        </w:rPr>
-        <w:t xml:space="preserve"> Admissions</w:t>
-      </w:r>
-      <w:del w:id="91075" w:author="Claude (E30 修订)" w:date="2026-10-09T12:00:00Z">
-        <w:r>
-          <w:rPr>
-            <w:rFonts w:ascii="Times New Roman" w:eastAsia="Times New Roman" w:hAnsi="Times New Roman" w:cs="Times New Roman"/>
-            <w:color w:val="1B1C1D"/>
-            <w:kern w:val="0"/>
-            <w:lang w:bidi="ar"/>
-          </w:rPr>
-          <w:delText xml:space="preserve"> with organic or structural valve disease or prior or concurrent valve surgery (n=8) or</w:delText>
-        </w:r>
-      </w:del>
-      <w:r>
-        <w:rPr>
-          <w:rFonts w:ascii="Times New Roman" w:eastAsia="Times New Roman" w:hAnsi="Times New Roman" w:cs="Times New Roman"/>
-          <w:color w:val="1B1C1D"/>
-          <w:kern w:val="0"/>
-          <w:lang w:bidi="ar"/>
-        </w:rPr>
-        <w:t xml:space="preserve"> without a 1-month TTE (n=</w:t>
-      </w:r>
-      <w:del w:id="91076" w:author="Claude (E30 修订)" w:date="2026-10-09T12:00:00Z">
-        <w:r>
-          <w:rPr>
-            <w:rFonts w:ascii="Times New Roman" w:eastAsia="Times New Roman" w:hAnsi="Times New Roman" w:cs="Times New Roman"/>
-            <w:color w:val="1B1C1D"/>
-            <w:kern w:val="0"/>
-            <w:lang w:bidi="ar"/>
-          </w:rPr>
-          <w:delText xml:space="preserve">627</w:delText>
-        </w:r>
-      </w:del>
-      <w:ins w:id="91077" w:author="Claude (E30 修订)" w:date="2026-10-09T12:00:00Z">
-        <w:r>
-          <w:rPr>
-            <w:rFonts w:ascii="Times New Roman" w:eastAsia="Times New Roman" w:hAnsi="Times New Roman" w:cs="Times New Roman"/>
-            <w:color w:val="1B1C1D"/>
-            <w:kern w:val="0"/>
-            <w:lang w:bidi="ar"/>
-          </w:rPr>
-          <w:t xml:space="preserve">601</w:t>
-        </w:r>
-      </w:ins>
-      <w:r>
-        <w:rPr>
-          <w:rFonts w:ascii="Times New Roman" w:eastAsia="Times New Roman" w:hAnsi="Times New Roman" w:cs="Times New Roman"/>
-          <w:color w:val="1B1C1D"/>
-          <w:kern w:val="0"/>
-          <w:lang w:bidi="ar"/>
-        </w:rPr>
-        <w:t xml:space="preserve">) were excluded</w:t>
-      </w:r>
-      <w:del w:id="91078" w:author="Claude (E30 修订)" w:date="2026-10-09T12:00:00Z">
-        <w:r>
-          <w:rPr>
-            <w:rFonts w:ascii="Times New Roman" w:eastAsia="Times New Roman" w:hAnsi="Times New Roman" w:cs="Times New Roman"/>
-            <w:color w:val="1B1C1D"/>
-            <w:kern w:val="0"/>
-            <w:lang w:bidi="ar"/>
-          </w:rPr>
-          <w:delText xml:space="preserve">;</w:delText>
-        </w:r>
-      </w:del>
-      <w:r>
-        <w:rPr>
-          <w:rFonts w:ascii="Times New Roman" w:eastAsia="Times New Roman" w:hAnsi="Times New Roman" w:cs="Times New Roman"/>
-          <w:color w:val="1B1C1D"/>
-          <w:kern w:val="0"/>
-          <w:lang w:bidi="ar"/>
-        </w:rPr>
-        <w:t xml:space="preserve"> </w:t>
-      </w:r>
-      <w:del w:id="91079" w:author="Claude (E30 修订)" w:date="2026-10-09T12:00:00Z">
-        <w:r>
-          <w:rPr>
-            <w:rFonts w:ascii="Times New Roman" w:eastAsia="Times New Roman" w:hAnsi="Times New Roman" w:cs="Times New Roman"/>
-            <w:color w:val="1B1C1D"/>
-            <w:kern w:val="0"/>
-            <w:lang w:bidi="ar"/>
-          </w:rPr>
-          <w:delText xml:space="preserve">the latter were</w:delText>
-        </w:r>
-      </w:del>
-      <w:ins w:id="91080" w:author="Claude (E30 修订)" w:date="2026-10-09T12:00:00Z">
-        <w:r>
-          <w:rPr>
-            <w:rFonts w:ascii="Times New Roman" w:eastAsia="Times New Roman" w:hAnsi="Times New Roman" w:cs="Times New Roman"/>
-            <w:color w:val="1B1C1D"/>
-            <w:kern w:val="0"/>
-            <w:lang w:bidi="ar"/>
-          </w:rPr>
-          <w:t xml:space="preserve">and</w:t>
-        </w:r>
-      </w:ins>
-      <w:r>
-        <w:rPr>
-          <w:rFonts w:ascii="Times New Roman" w:eastAsia="Times New Roman" w:hAnsi="Times New Roman" w:cs="Times New Roman"/>
-          <w:color w:val="1B1C1D"/>
-          <w:kern w:val="0"/>
-          <w:lang w:bidi="ar"/>
-        </w:rPr>
-        <w:t xml:space="preserve"> compared with included procedures (Supplementary Table S1B). The </w:t>
-      </w:r>
-      <w:del w:id="91081" w:author="Claude (E30 修订)" w:date="2026-10-09T12:00:00Z">
-        <w:r>
-          <w:rPr>
-            <w:rFonts w:ascii="Times New Roman" w:eastAsia="Times New Roman" w:hAnsi="Times New Roman" w:cs="Times New Roman"/>
-            <w:color w:val="1B1C1D"/>
-            <w:kern w:val="0"/>
-            <w:lang w:bidi="ar"/>
-          </w:rPr>
-          <w:delText xml:space="preserve">cohort</w:delText>
-        </w:r>
-      </w:del>
-      <w:ins w:id="91082" w:author="Claude (E30 修订)" w:date="2026-10-09T12:00:00Z">
-        <w:r>
-          <w:rPr>
-            <w:rFonts w:ascii="Times New Roman" w:eastAsia="Times New Roman" w:hAnsi="Times New Roman" w:cs="Times New Roman"/>
-            <w:color w:val="1B1C1D"/>
-            <w:kern w:val="0"/>
-            <w:lang w:bidi="ar"/>
-          </w:rPr>
-          <w:t xml:space="preserve">set</w:t>
-        </w:r>
-      </w:ins>
-      <w:r>
-        <w:rPr>
-          <w:rFonts w:ascii="Times New Roman" w:eastAsia="Times New Roman" w:hAnsi="Times New Roman" w:cs="Times New Roman"/>
-          <w:color w:val="1B1C1D"/>
-          <w:kern w:val="0"/>
-          <w:lang w:bidi="ar"/>
-        </w:rPr>
-        <w:t xml:space="preserve"> comprised 844 procedures in 837 patients: isolated MR (n=132), isolated TR (n=325), and combined MR/TR (n=387). Seven patients underwent two ablations, with each procedure analyzed separately. For the </w:t>
-      </w:r>
-      <w:del w:id="91083" w:author="Claude (E30 修订)" w:date="2026-10-09T12:00:00Z">
-        <w:r>
-          <w:rPr>
-            <w:rFonts w:ascii="Times New Roman" w:eastAsia="Times New Roman" w:hAnsi="Times New Roman" w:cs="Times New Roman"/>
-            <w:color w:val="1B1C1D"/>
-            <w:kern w:val="0"/>
-            <w:lang w:bidi="ar"/>
-          </w:rPr>
-          <w:delText xml:space="preserve">357</w:delText>
-        </w:r>
-      </w:del>
-      <w:ins w:id="91084" w:author="Claude (E30 修订)" w:date="2026-10-09T12:00:00Z">
-        <w:r>
-          <w:rPr>
-            <w:rFonts w:ascii="Times New Roman" w:eastAsia="Times New Roman" w:hAnsi="Times New Roman" w:cs="Times New Roman"/>
-            <w:color w:val="1B1C1D"/>
-            <w:kern w:val="0"/>
-            <w:lang w:bidi="ar"/>
-          </w:rPr>
-          <w:t xml:space="preserve">372</w:t>
-        </w:r>
-      </w:ins>
-      <w:r>
-        <w:rPr>
-          <w:rFonts w:ascii="Times New Roman" w:eastAsia="Times New Roman" w:hAnsi="Times New Roman" w:cs="Times New Roman"/>
-          <w:color w:val="1B1C1D"/>
-          <w:kern w:val="0"/>
-          <w:lang w:bidi="ar"/>
-        </w:rPr>
-        <w:t xml:space="preserve"> patients </w:t>
-      </w:r>
-      <w:del w:id="91085" w:author="Claude (E30 修订)" w:date="2026-10-09T12:00:00Z">
-        <w:r>
-          <w:rPr>
-            <w:rFonts w:ascii="Times New Roman" w:eastAsia="Times New Roman" w:hAnsi="Times New Roman" w:cs="Times New Roman"/>
-            <w:color w:val="1B1C1D"/>
-            <w:kern w:val="0"/>
-            <w:lang w:bidi="ar"/>
-          </w:rPr>
-          <w:delText xml:space="preserve">shared</w:delText>
-        </w:r>
-      </w:del>
-      <w:ins w:id="91086" w:author="Claude (E30 修订)" w:date="2026-10-09T12:00:00Z">
-        <w:r>
-          <w:rPr>
-            <w:rFonts w:ascii="Times New Roman" w:eastAsia="Times New Roman" w:hAnsi="Times New Roman" w:cs="Times New Roman"/>
-            <w:color w:val="1B1C1D"/>
-            <w:kern w:val="0"/>
-            <w:lang w:bidi="ar"/>
-          </w:rPr>
-          <w:t xml:space="preserve">in</w:t>
-        </w:r>
-      </w:ins>
-      <w:r>
-        <w:rPr>
-          <w:rFonts w:ascii="Times New Roman" w:eastAsia="Times New Roman" w:hAnsi="Times New Roman" w:cs="Times New Roman"/>
-          <w:color w:val="1B1C1D"/>
-          <w:kern w:val="0"/>
-          <w:lang w:bidi="ar"/>
-        </w:rPr>
-        <w:t xml:space="preserve"> </w:t>
-      </w:r>
-      <w:del w:id="91087" w:author="Claude (E30 修订)" w:date="2026-10-09T12:00:00Z">
-        <w:r>
-          <w:rPr>
-            <w:rFonts w:ascii="Times New Roman" w:eastAsia="Times New Roman" w:hAnsi="Times New Roman" w:cs="Times New Roman"/>
-            <w:color w:val="1B1C1D"/>
-            <w:kern w:val="0"/>
-            <w:lang w:bidi="ar"/>
-          </w:rPr>
-          <w:delText xml:space="preserve">with</w:delText>
         </w:r>
       </w:del>
       <w:ins w:id="91088" w:author="Claude (E30 修订)" w:date="2026-10-09T12:00:00Z">
@@ -2444,7 +2444,7 @@
             <w:kern w:val="0"/>
             <w:lang w:bidi="ar"/>
           </w:rPr>
-          <w:t xml:space="preserve">both</w:t>
+          <w:t xml:space="preserve">set</w:t>
         </w:r>
       </w:ins>
       <w:r>
@@ -2454,7 +2454,7 @@
           <w:kern w:val="0"/>
           <w:lang w:bidi="ar"/>
         </w:rPr>
-        <w:t xml:space="preserve"> </w:t>
+        <w:t xml:space="preserve">, </w:t>
       </w:r>
       <w:del w:id="91089" w:author="Claude (E30 修订)" w:date="2026-10-09T12:00:00Z">
         <w:r>
@@ -2464,7 +2464,7 @@
             <w:kern w:val="0"/>
             <w:lang w:bidi="ar"/>
           </w:rPr>
-          <w:delText xml:space="preserve">the baseline phenotype cohort</w:delText>
+          <w:delText xml:space="preserve">we</w:delText>
         </w:r>
       </w:del>
       <w:ins w:id="91090" w:author="Claude (E30 修订)" w:date="2026-10-09T12:00:00Z">
@@ -2475,7 +2475,7 @@
             <w:kern w:val="0"/>
             <w:lang w:bidi="ar"/>
           </w:rPr>
-          <w:t xml:space="preserve">sets</w:t>
+          <w:t xml:space="preserve">the study registry</w:t>
         </w:r>
       </w:ins>
       <w:r>
@@ -2485,7 +2485,7 @@
           <w:kern w:val="0"/>
           <w:lang w:bidi="ar"/>
         </w:rPr>
-        <w:t xml:space="preserve">, paired-analysis baseline grades were used in </w:t>
+        <w:t xml:space="preserve"> identified </w:t>
       </w:r>
       <w:del w:id="91091" w:author="Claude (E30 修订)" w:date="2026-10-09T12:00:00Z">
         <w:r>
@@ -2495,7 +2495,7 @@
             <w:kern w:val="0"/>
             <w:lang w:bidi="ar"/>
           </w:rPr>
-          <w:delText xml:space="preserve">both cohorts.</w:delText>
+          <w:delText xml:space="preserve">consecutive</w:delText>
         </w:r>
       </w:del>
       <w:ins w:id="91092" w:author="Claude (E30 修订)" w:date="2026-10-09T12:00:00Z">
@@ -2506,7 +2506,470 @@
             <w:kern w:val="0"/>
             <w:lang w:bidi="ar"/>
           </w:rPr>
-          <w:t xml:space="preserve">both.</w:t>
+          <w:t xml:space="preserve">1,445 admissions in 1,419</w:t>
+        </w:r>
+      </w:ins>
+      <w:r>
+        <w:rPr>
+          <w:rFonts w:ascii="Times New Roman" w:eastAsia="Times New Roman" w:hAnsi="Times New Roman" w:cs="Times New Roman"/>
+          <w:color w:val="1B1C1D"/>
+          <w:kern w:val="0"/>
+          <w:lang w:bidi="ar"/>
+        </w:rPr>
+        <w:t xml:space="preserve"> patients</w:t>
+      </w:r>
+      <w:ins w:id="91093" w:author="Claude (E30 修订)" w:date="2026-10-09T12:00:00Z">
+        <w:r>
+          <w:rPr>
+            <w:rFonts w:ascii="Times New Roman" w:eastAsia="Times New Roman" w:hAnsi="Times New Roman" w:cs="Times New Roman"/>
+            <w:color w:val="1B1C1D"/>
+            <w:kern w:val="0"/>
+            <w:lang w:bidi="ar"/>
+          </w:rPr>
+          <w:t xml:space="preserve"> of the study population</w:t>
+        </w:r>
+      </w:ins>
+      <w:r>
+        <w:rPr>
+          <w:rFonts w:ascii="Times New Roman" w:eastAsia="Times New Roman" w:hAnsi="Times New Roman" w:cs="Times New Roman"/>
+          <w:color w:val="1B1C1D"/>
+          <w:kern w:val="0"/>
+          <w:lang w:bidi="ar"/>
+        </w:rPr>
+        <w:t xml:space="preserve"> with MR or TR of analysis grade ≥1 (very mild or worse) on </w:t>
+      </w:r>
+      <w:del w:id="91094" w:author="Claude (E30 修订)" w:date="2026-10-09T12:00:00Z">
+        <w:r>
+          <w:rPr>
+            <w:rFonts w:ascii="Times New Roman" w:eastAsia="Times New Roman" w:hAnsi="Times New Roman" w:cs="Times New Roman"/>
+            <w:color w:val="1B1C1D"/>
+            <w:kern w:val="0"/>
+            <w:lang w:bidi="ar"/>
+          </w:rPr>
+          <w:delText xml:space="preserve">pre-procedural</w:delText>
+        </w:r>
+      </w:del>
+      <w:ins w:id="91095" w:author="Claude (E30 修订)" w:date="2026-10-09T12:00:00Z">
+        <w:r>
+          <w:rPr>
+            <w:rFonts w:ascii="Times New Roman" w:eastAsia="Times New Roman" w:hAnsi="Times New Roman" w:cs="Times New Roman"/>
+            <w:color w:val="1B1C1D"/>
+            <w:kern w:val="0"/>
+            <w:lang w:bidi="ar"/>
+          </w:rPr>
+          <w:t xml:space="preserve">the</w:t>
+        </w:r>
+      </w:ins>
+      <w:r>
+        <w:rPr>
+          <w:rFonts w:ascii="Times New Roman" w:eastAsia="Times New Roman" w:hAnsi="Times New Roman" w:cs="Times New Roman"/>
+          <w:color w:val="1B1C1D"/>
+          <w:kern w:val="0"/>
+          <w:lang w:bidi="ar"/>
+        </w:rPr>
+        <w:t xml:space="preserve"> </w:t>
+      </w:r>
+      <w:del w:id="91096" w:author="Claude (E30 修订)" w:date="2026-10-09T12:00:00Z">
+        <w:r>
+          <w:rPr>
+            <w:rFonts w:ascii="Times New Roman" w:eastAsia="Times New Roman" w:hAnsi="Times New Roman" w:cs="Times New Roman"/>
+            <w:color w:val="1B1C1D"/>
+            <w:kern w:val="0"/>
+            <w:lang w:bidi="ar"/>
+          </w:rPr>
+          <w:delText xml:space="preserve">TTE</w:delText>
+        </w:r>
+      </w:del>
+      <w:ins w:id="91097" w:author="Claude (E30 修订)" w:date="2026-10-09T12:00:00Z">
+        <w:r>
+          <w:rPr>
+            <w:rFonts w:ascii="Times New Roman" w:eastAsia="Times New Roman" w:hAnsi="Times New Roman" w:cs="Times New Roman"/>
+            <w:color w:val="1B1C1D"/>
+            <w:kern w:val="0"/>
+            <w:lang w:bidi="ar"/>
+          </w:rPr>
+          <w:t xml:space="preserve">in-hospital</w:t>
+        </w:r>
+      </w:ins>
+      <w:r>
+        <w:rPr>
+          <w:rFonts w:ascii="Times New Roman" w:eastAsia="Times New Roman" w:hAnsi="Times New Roman" w:cs="Times New Roman"/>
+          <w:color w:val="1B1C1D"/>
+          <w:kern w:val="0"/>
+          <w:lang w:bidi="ar"/>
+        </w:rPr>
+        <w:t xml:space="preserve"> </w:t>
+      </w:r>
+      <w:del w:id="91098" w:author="Claude (E30 修订)" w:date="2026-10-09T12:00:00Z">
+        <w:r>
+          <w:rPr>
+            <w:rFonts w:ascii="Times New Roman" w:eastAsia="Times New Roman" w:hAnsi="Times New Roman" w:cs="Times New Roman"/>
+            <w:color w:val="1B1C1D"/>
+            <w:kern w:val="0"/>
+            <w:lang w:bidi="ar"/>
+          </w:rPr>
+          <w:delText xml:space="preserve">(1,479</w:delText>
+        </w:r>
+      </w:del>
+      <w:ins w:id="91099" w:author="Claude (E30 修订)" w:date="2026-10-09T12:00:00Z">
+        <w:r>
+          <w:rPr>
+            <w:rFonts w:ascii="Times New Roman" w:eastAsia="Times New Roman" w:hAnsi="Times New Roman" w:cs="Times New Roman"/>
+            <w:color w:val="1B1C1D"/>
+            <w:kern w:val="0"/>
+            <w:lang w:bidi="ar"/>
+          </w:rPr>
+          <w:t xml:space="preserve">baseline</w:t>
+        </w:r>
+      </w:ins>
+      <w:r>
+        <w:rPr>
+          <w:rFonts w:ascii="Times New Roman" w:eastAsia="Times New Roman" w:hAnsi="Times New Roman" w:cs="Times New Roman"/>
+          <w:color w:val="1B1C1D"/>
+          <w:kern w:val="0"/>
+          <w:lang w:bidi="ar"/>
+        </w:rPr>
+        <w:t xml:space="preserve"> </w:t>
+      </w:r>
+      <w:del w:id="91100" w:author="Claude (E30 修订)" w:date="2026-10-09T12:00:00Z">
+        <w:r>
+          <w:rPr>
+            <w:rFonts w:ascii="Times New Roman" w:eastAsia="Times New Roman" w:hAnsi="Times New Roman" w:cs="Times New Roman"/>
+            <w:color w:val="1B1C1D"/>
+            <w:kern w:val="0"/>
+            <w:lang w:bidi="ar"/>
+          </w:rPr>
+          <w:delText xml:space="preserve">admissions in 1,454 patients).</w:delText>
+        </w:r>
+      </w:del>
+      <w:ins w:id="91101" w:author="Claude (E30 修订)" w:date="2026-10-09T12:00:00Z">
+        <w:r>
+          <w:rPr>
+            <w:rFonts w:ascii="Times New Roman" w:eastAsia="Times New Roman" w:hAnsi="Times New Roman" w:cs="Times New Roman"/>
+            <w:color w:val="1B1C1D"/>
+            <w:kern w:val="0"/>
+            <w:lang w:bidi="ar"/>
+          </w:rPr>
+          <w:t xml:space="preserve">TTE.</w:t>
+        </w:r>
+      </w:ins>
+      <w:r>
+        <w:rPr>
+          <w:rFonts w:ascii="Times New Roman" w:eastAsia="Times New Roman" w:hAnsi="Times New Roman" w:cs="Times New Roman"/>
+          <w:color w:val="1B1C1D"/>
+          <w:kern w:val="0"/>
+          <w:lang w:bidi="ar"/>
+        </w:rPr>
+        <w:t xml:space="preserve"> Admissions</w:t>
+      </w:r>
+      <w:del w:id="91102" w:author="Claude (E30 修订)" w:date="2026-10-09T12:00:00Z">
+        <w:r>
+          <w:rPr>
+            <w:rFonts w:ascii="Times New Roman" w:eastAsia="Times New Roman" w:hAnsi="Times New Roman" w:cs="Times New Roman"/>
+            <w:color w:val="1B1C1D"/>
+            <w:kern w:val="0"/>
+            <w:lang w:bidi="ar"/>
+          </w:rPr>
+          <w:delText xml:space="preserve"> with organic or structural valve disease or prior or concurrent valve surgery (n=8) or</w:delText>
+        </w:r>
+      </w:del>
+      <w:r>
+        <w:rPr>
+          <w:rFonts w:ascii="Times New Roman" w:eastAsia="Times New Roman" w:hAnsi="Times New Roman" w:cs="Times New Roman"/>
+          <w:color w:val="1B1C1D"/>
+          <w:kern w:val="0"/>
+          <w:lang w:bidi="ar"/>
+        </w:rPr>
+        <w:t xml:space="preserve"> without a 1-month TTE (n=</w:t>
+      </w:r>
+      <w:del w:id="91103" w:author="Claude (E30 修订)" w:date="2026-10-09T12:00:00Z">
+        <w:r>
+          <w:rPr>
+            <w:rFonts w:ascii="Times New Roman" w:eastAsia="Times New Roman" w:hAnsi="Times New Roman" w:cs="Times New Roman"/>
+            <w:color w:val="1B1C1D"/>
+            <w:kern w:val="0"/>
+            <w:lang w:bidi="ar"/>
+          </w:rPr>
+          <w:delText xml:space="preserve">627</w:delText>
+        </w:r>
+      </w:del>
+      <w:ins w:id="91104" w:author="Claude (E30 修订)" w:date="2026-10-09T12:00:00Z">
+        <w:r>
+          <w:rPr>
+            <w:rFonts w:ascii="Times New Roman" w:eastAsia="Times New Roman" w:hAnsi="Times New Roman" w:cs="Times New Roman"/>
+            <w:color w:val="1B1C1D"/>
+            <w:kern w:val="0"/>
+            <w:lang w:bidi="ar"/>
+          </w:rPr>
+          <w:t xml:space="preserve">601</w:t>
+        </w:r>
+      </w:ins>
+      <w:r>
+        <w:rPr>
+          <w:rFonts w:ascii="Times New Roman" w:eastAsia="Times New Roman" w:hAnsi="Times New Roman" w:cs="Times New Roman"/>
+          <w:color w:val="1B1C1D"/>
+          <w:kern w:val="0"/>
+          <w:lang w:bidi="ar"/>
+        </w:rPr>
+        <w:t xml:space="preserve">) were excluded</w:t>
+      </w:r>
+      <w:del w:id="91105" w:author="Claude (E30 修订)" w:date="2026-10-09T12:00:00Z">
+        <w:r>
+          <w:rPr>
+            <w:rFonts w:ascii="Times New Roman" w:eastAsia="Times New Roman" w:hAnsi="Times New Roman" w:cs="Times New Roman"/>
+            <w:color w:val="1B1C1D"/>
+            <w:kern w:val="0"/>
+            <w:lang w:bidi="ar"/>
+          </w:rPr>
+          <w:delText xml:space="preserve">;</w:delText>
+        </w:r>
+      </w:del>
+      <w:r>
+        <w:rPr>
+          <w:rFonts w:ascii="Times New Roman" w:eastAsia="Times New Roman" w:hAnsi="Times New Roman" w:cs="Times New Roman"/>
+          <w:color w:val="1B1C1D"/>
+          <w:kern w:val="0"/>
+          <w:lang w:bidi="ar"/>
+        </w:rPr>
+        <w:t xml:space="preserve"> </w:t>
+      </w:r>
+      <w:del w:id="91106" w:author="Claude (E30 修订)" w:date="2026-10-09T12:00:00Z">
+        <w:r>
+          <w:rPr>
+            <w:rFonts w:ascii="Times New Roman" w:eastAsia="Times New Roman" w:hAnsi="Times New Roman" w:cs="Times New Roman"/>
+            <w:color w:val="1B1C1D"/>
+            <w:kern w:val="0"/>
+            <w:lang w:bidi="ar"/>
+          </w:rPr>
+          <w:delText xml:space="preserve">the latter were</w:delText>
+        </w:r>
+      </w:del>
+      <w:ins w:id="91107" w:author="Claude (E30 修订)" w:date="2026-10-09T12:00:00Z">
+        <w:r>
+          <w:rPr>
+            <w:rFonts w:ascii="Times New Roman" w:eastAsia="Times New Roman" w:hAnsi="Times New Roman" w:cs="Times New Roman"/>
+            <w:color w:val="1B1C1D"/>
+            <w:kern w:val="0"/>
+            <w:lang w:bidi="ar"/>
+          </w:rPr>
+          <w:t xml:space="preserve">and</w:t>
+        </w:r>
+      </w:ins>
+      <w:r>
+        <w:rPr>
+          <w:rFonts w:ascii="Times New Roman" w:eastAsia="Times New Roman" w:hAnsi="Times New Roman" w:cs="Times New Roman"/>
+          <w:color w:val="1B1C1D"/>
+          <w:kern w:val="0"/>
+          <w:lang w:bidi="ar"/>
+        </w:rPr>
+        <w:t xml:space="preserve"> compared with included procedures (Supplementary Table S1B). The </w:t>
+      </w:r>
+      <w:del w:id="91108" w:author="Claude (E30 修订)" w:date="2026-10-09T12:00:00Z">
+        <w:r>
+          <w:rPr>
+            <w:rFonts w:ascii="Times New Roman" w:eastAsia="Times New Roman" w:hAnsi="Times New Roman" w:cs="Times New Roman"/>
+            <w:color w:val="1B1C1D"/>
+            <w:kern w:val="0"/>
+            <w:lang w:bidi="ar"/>
+          </w:rPr>
+          <w:delText xml:space="preserve">cohort</w:delText>
+        </w:r>
+      </w:del>
+      <w:ins w:id="91109" w:author="Claude (E30 修订)" w:date="2026-10-09T12:00:00Z">
+        <w:r>
+          <w:rPr>
+            <w:rFonts w:ascii="Times New Roman" w:eastAsia="Times New Roman" w:hAnsi="Times New Roman" w:cs="Times New Roman"/>
+            <w:color w:val="1B1C1D"/>
+            <w:kern w:val="0"/>
+            <w:lang w:bidi="ar"/>
+          </w:rPr>
+          <w:t xml:space="preserve">set</w:t>
+        </w:r>
+      </w:ins>
+      <w:r>
+        <w:rPr>
+          <w:rFonts w:ascii="Times New Roman" w:eastAsia="Times New Roman" w:hAnsi="Times New Roman" w:cs="Times New Roman"/>
+          <w:color w:val="1B1C1D"/>
+          <w:kern w:val="0"/>
+          <w:lang w:bidi="ar"/>
+        </w:rPr>
+        <w:t xml:space="preserve"> comprised 844 procedures in 837 patients: isolated MR (n=132), isolated TR (n=325), and combined MR/TR (n=387). Seven patients underwent two ablations, with each procedure analyzed separately. </w:t>
+      </w:r>
+      <w:del w:id="91110" w:author="Claude (E30 修订)" w:date="2026-10-09T12:00:00Z">
+        <w:r>
+          <w:rPr>
+            <w:rFonts w:ascii="Times New Roman" w:eastAsia="Times New Roman" w:hAnsi="Times New Roman" w:cs="Times New Roman"/>
+            <w:color w:val="1B1C1D"/>
+            <w:kern w:val="0"/>
+            <w:lang w:bidi="ar"/>
+          </w:rPr>
+          <w:delText xml:space="preserve">For</w:delText>
+        </w:r>
+      </w:del>
+      <w:ins w:id="91111" w:author="Claude (E30 修订)" w:date="2026-10-09T12:00:00Z">
+        <w:r>
+          <w:rPr>
+            <w:rFonts w:ascii="Times New Roman" w:eastAsia="Times New Roman" w:hAnsi="Times New Roman" w:cs="Times New Roman"/>
+            <w:color w:val="1B1C1D"/>
+            <w:kern w:val="0"/>
+            <w:lang w:bidi="ar"/>
+          </w:rPr>
+          <w:t xml:space="preserve">When</w:t>
+        </w:r>
+      </w:ins>
+      <w:r>
+        <w:rPr>
+          <w:rFonts w:ascii="Times New Roman" w:eastAsia="Times New Roman" w:hAnsi="Times New Roman" w:cs="Times New Roman"/>
+          <w:color w:val="1B1C1D"/>
+          <w:kern w:val="0"/>
+          <w:lang w:bidi="ar"/>
+        </w:rPr>
+        <w:t xml:space="preserve"> the </w:t>
+      </w:r>
+      <w:del w:id="91112" w:author="Claude (E30 修订)" w:date="2026-10-09T12:00:00Z">
+        <w:r>
+          <w:rPr>
+            <w:rFonts w:ascii="Times New Roman" w:eastAsia="Times New Roman" w:hAnsi="Times New Roman" w:cs="Times New Roman"/>
+            <w:color w:val="1B1C1D"/>
+            <w:kern w:val="0"/>
+            <w:lang w:bidi="ar"/>
+          </w:rPr>
+          <w:delText xml:space="preserve">357</w:delText>
+        </w:r>
+      </w:del>
+      <w:ins w:id="91113" w:author="Claude (E30 修订)" w:date="2026-10-09T12:00:00Z">
+        <w:r>
+          <w:rPr>
+            <w:rFonts w:ascii="Times New Roman" w:eastAsia="Times New Roman" w:hAnsi="Times New Roman" w:cs="Times New Roman"/>
+            <w:color w:val="1B1C1D"/>
+            <w:kern w:val="0"/>
+            <w:lang w:bidi="ar"/>
+          </w:rPr>
+          <w:t xml:space="preserve">baseline-set admission was itself a paired procedure (366 of the 372</w:t>
+        </w:r>
+      </w:ins>
+      <w:r>
+        <w:rPr>
+          <w:rFonts w:ascii="Times New Roman" w:eastAsia="Times New Roman" w:hAnsi="Times New Roman" w:cs="Times New Roman"/>
+          <w:color w:val="1B1C1D"/>
+          <w:kern w:val="0"/>
+          <w:lang w:bidi="ar"/>
+        </w:rPr>
+        <w:t xml:space="preserve"> patients </w:t>
+      </w:r>
+      <w:del w:id="91114" w:author="Claude (E30 修订)" w:date="2026-10-09T12:00:00Z">
+        <w:r>
+          <w:rPr>
+            <w:rFonts w:ascii="Times New Roman" w:eastAsia="Times New Roman" w:hAnsi="Times New Roman" w:cs="Times New Roman"/>
+            <w:color w:val="1B1C1D"/>
+            <w:kern w:val="0"/>
+            <w:lang w:bidi="ar"/>
+          </w:rPr>
+          <w:delText xml:space="preserve">shared</w:delText>
+        </w:r>
+      </w:del>
+      <w:ins w:id="91115" w:author="Claude (E30 修订)" w:date="2026-10-09T12:00:00Z">
+        <w:r>
+          <w:rPr>
+            <w:rFonts w:ascii="Times New Roman" w:eastAsia="Times New Roman" w:hAnsi="Times New Roman" w:cs="Times New Roman"/>
+            <w:color w:val="1B1C1D"/>
+            <w:kern w:val="0"/>
+            <w:lang w:bidi="ar"/>
+          </w:rPr>
+          <w:t xml:space="preserve">in</w:t>
+        </w:r>
+      </w:ins>
+      <w:r>
+        <w:rPr>
+          <w:rFonts w:ascii="Times New Roman" w:eastAsia="Times New Roman" w:hAnsi="Times New Roman" w:cs="Times New Roman"/>
+          <w:color w:val="1B1C1D"/>
+          <w:kern w:val="0"/>
+          <w:lang w:bidi="ar"/>
+        </w:rPr>
+        <w:t xml:space="preserve"> </w:t>
+      </w:r>
+      <w:del w:id="91116" w:author="Claude (E30 修订)" w:date="2026-10-09T12:00:00Z">
+        <w:r>
+          <w:rPr>
+            <w:rFonts w:ascii="Times New Roman" w:eastAsia="Times New Roman" w:hAnsi="Times New Roman" w:cs="Times New Roman"/>
+            <w:color w:val="1B1C1D"/>
+            <w:kern w:val="0"/>
+            <w:lang w:bidi="ar"/>
+          </w:rPr>
+          <w:delText xml:space="preserve">with</w:delText>
+        </w:r>
+      </w:del>
+      <w:ins w:id="91117" w:author="Claude (E30 修订)" w:date="2026-10-09T12:00:00Z">
+        <w:r>
+          <w:rPr>
+            <w:rFonts w:ascii="Times New Roman" w:eastAsia="Times New Roman" w:hAnsi="Times New Roman" w:cs="Times New Roman"/>
+            <w:color w:val="1B1C1D"/>
+            <w:kern w:val="0"/>
+            <w:lang w:bidi="ar"/>
+          </w:rPr>
+          <w:t xml:space="preserve">both</w:t>
+        </w:r>
+      </w:ins>
+      <w:r>
+        <w:rPr>
+          <w:rFonts w:ascii="Times New Roman" w:eastAsia="Times New Roman" w:hAnsi="Times New Roman" w:cs="Times New Roman"/>
+          <w:color w:val="1B1C1D"/>
+          <w:kern w:val="0"/>
+          <w:lang w:bidi="ar"/>
+        </w:rPr>
+        <w:t xml:space="preserve"> </w:t>
+      </w:r>
+      <w:del w:id="91118" w:author="Claude (E30 修订)" w:date="2026-10-09T12:00:00Z">
+        <w:r>
+          <w:rPr>
+            <w:rFonts w:ascii="Times New Roman" w:eastAsia="Times New Roman" w:hAnsi="Times New Roman" w:cs="Times New Roman"/>
+            <w:color w:val="1B1C1D"/>
+            <w:kern w:val="0"/>
+            <w:lang w:bidi="ar"/>
+          </w:rPr>
+          <w:delText xml:space="preserve">the baseline phenotype cohort</w:delText>
+        </w:r>
+      </w:del>
+      <w:ins w:id="91119" w:author="Claude (E30 修订)" w:date="2026-10-09T12:00:00Z">
+        <w:r>
+          <w:rPr>
+            <w:rFonts w:ascii="Times New Roman" w:eastAsia="Times New Roman" w:hAnsi="Times New Roman" w:cs="Times New Roman"/>
+            <w:color w:val="1B1C1D"/>
+            <w:kern w:val="0"/>
+            <w:lang w:bidi="ar"/>
+          </w:rPr>
+          <w:t xml:space="preserve">sets)</w:t>
+        </w:r>
+      </w:ins>
+      <w:r>
+        <w:rPr>
+          <w:rFonts w:ascii="Times New Roman" w:eastAsia="Times New Roman" w:hAnsi="Times New Roman" w:cs="Times New Roman"/>
+          <w:color w:val="1B1C1D"/>
+          <w:kern w:val="0"/>
+          <w:lang w:bidi="ar"/>
+        </w:rPr>
+        <w:t xml:space="preserve">, paired-analysis baseline grades were used in both </w:t>
+      </w:r>
+      <w:del w:id="91120" w:author="Claude (E30 修订)" w:date="2026-10-09T12:00:00Z">
+        <w:r>
+          <w:rPr>
+            <w:rFonts w:ascii="Times New Roman" w:eastAsia="Times New Roman" w:hAnsi="Times New Roman" w:cs="Times New Roman"/>
+            <w:color w:val="1B1C1D"/>
+            <w:kern w:val="0"/>
+            <w:lang w:bidi="ar"/>
+          </w:rPr>
+          <w:delText xml:space="preserve">cohorts.</w:delText>
+        </w:r>
+      </w:del>
+      <w:ins w:id="91121" w:author="Claude (E30 修订)" w:date="2026-10-09T12:00:00Z">
+        <w:r>
+          <w:rPr>
+            <w:rFonts w:ascii="Times New Roman" w:eastAsia="Times New Roman" w:hAnsi="Times New Roman" w:cs="Times New Roman"/>
+            <w:color w:val="1B1C1D"/>
+            <w:kern w:val="0"/>
+            <w:lang w:bidi="ar"/>
+          </w:rPr>
+          <w:t xml:space="preserve">sets.</w:t>
         </w:r>
       </w:ins>
     </w:p>
@@ -2616,7 +3079,7 @@
         </w:rPr>
         <w:t xml:space="preserve">Figure 1. Study </w:t>
       </w:r>
-      <w:del w:id="91434" w:author="Claude (E30 修订)" w:date="2026-10-09T12:00:00Z">
+      <w:del w:id="91463" w:author="Claude (E30 修订)" w:date="2026-10-09T12:00:00Z">
         <w:r>
           <w:rPr>
             <w:rFonts w:ascii="Times New Roman" w:eastAsia="Times New Roman" w:hAnsi="Times New Roman" w:cs="Times New Roman"/>
@@ -2629,7 +3092,7 @@
           <w:delText xml:space="preserve">populations.</w:delText>
         </w:r>
       </w:del>
-      <w:ins w:id="91435" w:author="Claude (E30 修订)" w:date="2026-10-09T12:00:00Z">
+      <w:ins w:id="91464" w:author="Claude (E30 修订)" w:date="2026-10-09T12:00:00Z">
         <w:r>
           <w:rPr>
             <w:rFonts w:ascii="Times New Roman" w:eastAsia="Times New Roman" w:hAnsi="Times New Roman" w:cs="Times New Roman"/>
@@ -3055,7 +3518,7 @@
         </w:rPr>
         <w:t xml:space="preserve">The analyses addressed linked questions: whether valve coexistence accompanied different improvement rates, whether both valves improved together within patients, and which shared or valve-specific features accompanied improvement. Isolated-versus-combined comparisons and mutually adjusted associations of 12 baseline factors were prespecified primary analyses, established before outcomes were extracted. Joint responses and concurrent SR and atrial changes were secondary analyses. Baseline phenotype descriptions, moderate-or-greater analyses, conditional joint-response models, </w:t>
       </w:r>
-      <w:ins w:id="91108" w:author="Claude (E30 修订)" w:date="2026-10-09T12:00:00Z">
+      <w:ins w:id="91137" w:author="Claude (E30 修订)" w:date="2026-10-09T12:00:00Z">
         <w:r>
           <w:rPr>
             <w:rFonts w:ascii="Times New Roman" w:eastAsia="Times New Roman" w:hAnsi="Times New Roman" w:cs="Times New Roman"/>
@@ -3181,7 +3644,7 @@
         </w:rPr>
         <w:t xml:space="preserve">In combined disease, MR–TR improvement associations were tested by Fisher’s exact test. Observed joint improvement was compared with independent expectation (product of marginal probabilities) using an observed/expected ratio and bootstrap 95% CI, overall and stratified by baseline grades. Logistic regression of TR on MR improvement sequentially adjusted for baseline grades, the 12 baseline factors, SR, and atrial changes; an interaction tested modification by SR. Re-read and report grades were analyzed similarly. Post hoc, joint states were related to biatrial reduction (sum of LA and RA reductions, in tertiles), adjusted for baseline grades and AF type.</w:t>
       </w:r>
-      <w:ins w:id="91109" w:author="Claude (E30 修订)" w:date="2026-10-09T12:00:00Z">
+      <w:ins w:id="91138" w:author="Claude (E30 修订)" w:date="2026-10-09T12:00:00Z">
         <w:r>
           <w:rPr>
             <w:rFonts w:ascii="Times New Roman" w:eastAsia="Times New Roman" w:hAnsi="Times New Roman" w:cs="Times New Roman"/>
@@ -3269,7 +3732,7 @@
         </w:rPr>
         <w:t xml:space="preserve">In the baseline phenotype </w:t>
       </w:r>
-      <w:del w:id="91110" w:author="Claude (E30 修订)" w:date="2026-10-09T12:00:00Z">
+      <w:del w:id="91139" w:author="Claude (E30 修订)" w:date="2026-10-09T12:00:00Z">
         <w:r>
           <w:rPr>
             <w:rFonts w:ascii="Times New Roman" w:eastAsia="Times New Roman" w:hAnsi="Times New Roman" w:cs="Times New Roman"/>
@@ -3280,7 +3743,7 @@
           <w:delText xml:space="preserve">cohort</w:delText>
         </w:r>
       </w:del>
-      <w:ins w:id="91111" w:author="Claude (E30 修订)" w:date="2026-10-09T12:00:00Z">
+      <w:ins w:id="91140" w:author="Claude (E30 修订)" w:date="2026-10-09T12:00:00Z">
         <w:r>
           <w:rPr>
             <w:rFonts w:ascii="Times New Roman" w:eastAsia="Times New Roman" w:hAnsi="Times New Roman" w:cs="Times New Roman"/>
@@ -3300,7 +3763,7 @@
         </w:rPr>
         <w:t xml:space="preserve">, coexistence was compared between persistent and paroxysmal AF by age- and sex-adjusted modified Poisson regression; MR–TR co-occurrence was summarized as an observed/expected ratio conditional on age, sex, and AF type and as an adjusted OR; chamber dimensions were compared across phenotypes by linear regression adjusted for age, sex, and AF </w:t>
       </w:r>
-      <w:del w:id="91112" w:author="Claude (E30 修订)" w:date="2026-10-09T12:00:00Z">
+      <w:del w:id="91141" w:author="Claude (E30 修订)" w:date="2026-10-09T12:00:00Z">
         <w:r>
           <w:rPr>
             <w:rFonts w:ascii="Times New Roman" w:eastAsia="Times New Roman" w:hAnsi="Times New Roman" w:cs="Times New Roman"/>
@@ -3311,7 +3774,7 @@
           <w:delText xml:space="preserve">type; and selection by report availability was assessed by inverse probability weighting.</w:delText>
         </w:r>
       </w:del>
-      <w:ins w:id="91113" w:author="Claude (E30 修订)" w:date="2026-10-09T12:00:00Z">
+      <w:ins w:id="91142" w:author="Claude (E30 修订)" w:date="2026-10-09T12:00:00Z">
         <w:r>
           <w:rPr>
             <w:rFonts w:ascii="Times New Roman" w:eastAsia="Times New Roman" w:hAnsi="Times New Roman" w:cs="Times New Roman"/>
@@ -3388,7 +3851,7 @@
         </w:rPr>
         <w:t xml:space="preserve">Among </w:t>
       </w:r>
-      <w:del w:id="91114" w:author="Claude (E30 修订)" w:date="2026-10-09T12:00:00Z">
+      <w:del w:id="91143" w:author="Claude (E30 修订)" w:date="2026-10-09T12:00:00Z">
         <w:r>
           <w:rPr>
             <w:rFonts w:ascii="Times New Roman" w:eastAsia="Times New Roman" w:hAnsi="Times New Roman" w:cs="Times New Roman"/>
@@ -3399,7 +3862,7 @@
           <w:delText xml:space="preserve">2</w:delText>
         </w:r>
       </w:del>
-      <w:ins w:id="91115" w:author="Claude (E30 修订)" w:date="2026-10-09T12:00:00Z">
+      <w:ins w:id="91144" w:author="Claude (E30 修订)" w:date="2026-10-09T12:00:00Z">
         <w:r>
           <w:rPr>
             <w:rFonts w:ascii="Times New Roman" w:eastAsia="Times New Roman" w:hAnsi="Times New Roman" w:cs="Times New Roman"/>
@@ -3419,7 +3882,7 @@
         </w:rPr>
         <w:t xml:space="preserve">,</w:t>
       </w:r>
-      <w:del w:id="91116" w:author="Claude (E30 修订)" w:date="2026-10-09T12:00:00Z">
+      <w:del w:id="91145" w:author="Claude (E30 修订)" w:date="2026-10-09T12:00:00Z">
         <w:r>
           <w:rPr>
             <w:rFonts w:ascii="Times New Roman" w:eastAsia="Times New Roman" w:hAnsi="Times New Roman" w:cs="Times New Roman"/>
@@ -3430,7 +3893,7 @@
           <w:delText xml:space="preserve">322</w:delText>
         </w:r>
       </w:del>
-      <w:ins w:id="91117" w:author="Claude (E30 修订)" w:date="2026-10-09T12:00:00Z">
+      <w:ins w:id="91146" w:author="Claude (E30 修订)" w:date="2026-10-09T12:00:00Z">
         <w:r>
           <w:rPr>
             <w:rFonts w:ascii="Times New Roman" w:eastAsia="Times New Roman" w:hAnsi="Times New Roman" w:cs="Times New Roman"/>
@@ -3450,7 +3913,7 @@
         </w:rPr>
         <w:t xml:space="preserve"> patients </w:t>
       </w:r>
-      <w:del w:id="91118" w:author="Claude (E30 修订)" w:date="2026-10-09T12:00:00Z">
+      <w:del w:id="91147" w:author="Claude (E30 修订)" w:date="2026-10-09T12:00:00Z">
         <w:r>
           <w:rPr>
             <w:rFonts w:ascii="Times New Roman" w:eastAsia="Times New Roman" w:hAnsi="Times New Roman" w:cs="Times New Roman"/>
@@ -3461,7 +3924,7 @@
           <w:delText xml:space="preserve">undergoing</w:delText>
         </w:r>
       </w:del>
-      <w:ins w:id="91119" w:author="Claude (E30 修订)" w:date="2026-10-09T12:00:00Z">
+      <w:ins w:id="91148" w:author="Claude (E30 修订)" w:date="2026-10-09T12:00:00Z">
         <w:r>
           <w:rPr>
             <w:rFonts w:ascii="Times New Roman" w:eastAsia="Times New Roman" w:hAnsi="Times New Roman" w:cs="Times New Roman"/>
@@ -3481,7 +3944,7 @@
         </w:rPr>
         <w:t xml:space="preserve"> </w:t>
       </w:r>
-      <w:del w:id="91120" w:author="Claude (E30 修订)" w:date="2026-10-09T12:00:00Z">
+      <w:del w:id="91149" w:author="Claude (E30 修订)" w:date="2026-10-09T12:00:00Z">
         <w:r>
           <w:rPr>
             <w:rFonts w:ascii="Times New Roman" w:eastAsia="Times New Roman" w:hAnsi="Times New Roman" w:cs="Times New Roman"/>
@@ -3492,7 +3955,7 @@
           <w:delText xml:space="preserve">a</w:delText>
         </w:r>
       </w:del>
-      <w:ins w:id="91121" w:author="Claude (E30 修订)" w:date="2026-10-09T12:00:00Z">
+      <w:ins w:id="91150" w:author="Claude (E30 修订)" w:date="2026-10-09T12:00:00Z">
         <w:r>
           <w:rPr>
             <w:rFonts w:ascii="Times New Roman" w:eastAsia="Times New Roman" w:hAnsi="Times New Roman" w:cs="Times New Roman"/>
@@ -3512,7 +3975,7 @@
         </w:rPr>
         <w:t xml:space="preserve"> </w:t>
       </w:r>
-      <w:del w:id="91122" w:author="Claude (E30 修订)" w:date="2026-10-09T12:00:00Z">
+      <w:del w:id="91151" w:author="Claude (E30 修订)" w:date="2026-10-09T12:00:00Z">
         <w:r>
           <w:rPr>
             <w:rFonts w:ascii="Times New Roman" w:eastAsia="Times New Roman" w:hAnsi="Times New Roman" w:cs="Times New Roman"/>
@@ -3521,460 +3984,6 @@
             <w:lang w:bidi="ar"/>
           </w:rPr>
           <w:delText xml:space="preserve">first</w:delText>
-        </w:r>
-      </w:del>
-      <w:ins w:id="91123" w:author="Claude (E30 修订)" w:date="2026-10-09T12:00:00Z">
-        <w:r>
-          <w:rPr>
-            <w:rFonts w:ascii="Times New Roman" w:eastAsia="Times New Roman" w:hAnsi="Times New Roman" w:cs="Times New Roman"/>
-            <w:color w:val="1B1C1D"/>
-            <w:kern w:val="0"/>
-            <w:lang w:bidi="ar"/>
-          </w:rPr>
-          <w:t xml:space="preserve">baseline</w:t>
-        </w:r>
-      </w:ins>
-      <w:r>
-        <w:rPr>
-          <w:rFonts w:ascii="Times New Roman" w:eastAsia="Times New Roman" w:hAnsi="Times New Roman" w:cs="Times New Roman"/>
-          <w:color w:val="1B1C1D"/>
-          <w:kern w:val="0"/>
-          <w:lang w:bidi="ar"/>
-        </w:rPr>
-        <w:t xml:space="preserve"> </w:t>
-      </w:r>
-      <w:del w:id="91124" w:author="Claude (E30 修订)" w:date="2026-10-09T12:00:00Z">
-        <w:r>
-          <w:rPr>
-            <w:rFonts w:ascii="Times New Roman" w:eastAsia="Times New Roman" w:hAnsi="Times New Roman" w:cs="Times New Roman"/>
-            <w:color w:val="1B1C1D"/>
-            <w:kern w:val="0"/>
-            <w:lang w:bidi="ar"/>
-          </w:rPr>
-          <w:delText xml:space="preserve">AF</w:delText>
-        </w:r>
-      </w:del>
-      <w:ins w:id="91125" w:author="Claude (E30 修订)" w:date="2026-10-09T12:00:00Z">
-        <w:r>
-          <w:rPr>
-            <w:rFonts w:ascii="Times New Roman" w:eastAsia="Times New Roman" w:hAnsi="Times New Roman" w:cs="Times New Roman"/>
-            <w:color w:val="1B1C1D"/>
-            <w:kern w:val="0"/>
-            <w:lang w:bidi="ar"/>
-          </w:rPr>
-          <w:t xml:space="preserve">phenotype</w:t>
-        </w:r>
-      </w:ins>
-      <w:r>
-        <w:rPr>
-          <w:rFonts w:ascii="Times New Roman" w:eastAsia="Times New Roman" w:hAnsi="Times New Roman" w:cs="Times New Roman"/>
-          <w:color w:val="1B1C1D"/>
-          <w:kern w:val="0"/>
-          <w:lang w:bidi="ar"/>
-        </w:rPr>
-        <w:t xml:space="preserve"> </w:t>
-      </w:r>
-      <w:del w:id="91126" w:author="Claude (E30 修订)" w:date="2026-10-09T12:00:00Z">
-        <w:r>
-          <w:rPr>
-            <w:rFonts w:ascii="Times New Roman" w:eastAsia="Times New Roman" w:hAnsi="Times New Roman" w:cs="Times New Roman"/>
-            <w:color w:val="1B1C1D"/>
-            <w:kern w:val="0"/>
-            <w:lang w:bidi="ar"/>
-          </w:rPr>
-          <w:delText xml:space="preserve">ablation</w:delText>
-        </w:r>
-      </w:del>
-      <w:ins w:id="91127" w:author="Claude (E30 修订)" w:date="2026-10-09T12:00:00Z">
-        <w:r>
-          <w:rPr>
-            <w:rFonts w:ascii="Times New Roman" w:eastAsia="Times New Roman" w:hAnsi="Times New Roman" w:cs="Times New Roman"/>
-            <w:color w:val="1B1C1D"/>
-            <w:kern w:val="0"/>
-            <w:lang w:bidi="ar"/>
-          </w:rPr>
-          <w:t xml:space="preserve">set</w:t>
-        </w:r>
-      </w:ins>
-      <w:r>
-        <w:rPr>
-          <w:rFonts w:ascii="Times New Roman" w:eastAsia="Times New Roman" w:hAnsi="Times New Roman" w:cs="Times New Roman"/>
-          <w:color w:val="1B1C1D"/>
-          <w:kern w:val="0"/>
-          <w:lang w:bidi="ar"/>
-        </w:rPr>
-        <w:t xml:space="preserve">, 1,</w:t>
-      </w:r>
-      <w:del w:id="91128" w:author="Claude (E30 修订)" w:date="2026-10-09T12:00:00Z">
-        <w:r>
-          <w:rPr>
-            <w:rFonts w:ascii="Times New Roman" w:eastAsia="Times New Roman" w:hAnsi="Times New Roman" w:cs="Times New Roman"/>
-            <w:color w:val="1B1C1D"/>
-            <w:kern w:val="0"/>
-            <w:lang w:bidi="ar"/>
-          </w:rPr>
-          <w:delText xml:space="preserve">256</w:delText>
-        </w:r>
-      </w:del>
-      <w:ins w:id="91129" w:author="Claude (E30 修订)" w:date="2026-10-09T12:00:00Z">
-        <w:r>
-          <w:rPr>
-            <w:rFonts w:ascii="Times New Roman" w:eastAsia="Times New Roman" w:hAnsi="Times New Roman" w:cs="Times New Roman"/>
-            <w:color w:val="1B1C1D"/>
-            <w:kern w:val="0"/>
-            <w:lang w:bidi="ar"/>
-          </w:rPr>
-          <w:t xml:space="preserve">571</w:t>
-        </w:r>
-      </w:ins>
-      <w:r>
-        <w:rPr>
-          <w:rFonts w:ascii="Times New Roman" w:eastAsia="Times New Roman" w:hAnsi="Times New Roman" w:cs="Times New Roman"/>
-          <w:color w:val="1B1C1D"/>
-          <w:kern w:val="0"/>
-          <w:lang w:bidi="ar"/>
-        </w:rPr>
-        <w:t xml:space="preserve"> (</w:t>
-      </w:r>
-      <w:del w:id="91130" w:author="Claude (E30 修订)" w:date="2026-10-09T12:00:00Z">
-        <w:r>
-          <w:rPr>
-            <w:rFonts w:ascii="Times New Roman" w:eastAsia="Times New Roman" w:hAnsi="Times New Roman" w:cs="Times New Roman"/>
-            <w:color w:val="1B1C1D"/>
-            <w:kern w:val="0"/>
-            <w:lang w:bidi="ar"/>
-          </w:rPr>
-          <w:delText xml:space="preserve">54.1%</w:delText>
-        </w:r>
-      </w:del>
-      <w:ins w:id="91131" w:author="Claude (E30 修订)" w:date="2026-10-09T12:00:00Z">
-        <w:r>
-          <w:rPr>
-            <w:rFonts w:ascii="Times New Roman" w:eastAsia="Times New Roman" w:hAnsi="Times New Roman" w:cs="Times New Roman"/>
-            <w:color w:val="1B1C1D"/>
-            <w:kern w:val="0"/>
-            <w:lang w:bidi="ar"/>
-          </w:rPr>
-          <w:t xml:space="preserve">51.6%</w:t>
-        </w:r>
-      </w:ins>
-      <w:r>
-        <w:rPr>
-          <w:rFonts w:ascii="Times New Roman" w:eastAsia="Times New Roman" w:hAnsi="Times New Roman" w:cs="Times New Roman"/>
-          <w:color w:val="1B1C1D"/>
-          <w:kern w:val="0"/>
-          <w:lang w:bidi="ar"/>
-        </w:rPr>
-        <w:t xml:space="preserve">) had MR and/or TR of analysis grade ≥1. Isolated MR occurred in </w:t>
-      </w:r>
-      <w:del w:id="91132" w:author="Claude (E30 修订)" w:date="2026-10-09T12:00:00Z">
-        <w:r>
-          <w:rPr>
-            <w:rFonts w:ascii="Times New Roman" w:eastAsia="Times New Roman" w:hAnsi="Times New Roman" w:cs="Times New Roman"/>
-            <w:color w:val="1B1C1D"/>
-            <w:kern w:val="0"/>
-            <w:lang w:bidi="ar"/>
-          </w:rPr>
-          <w:delText xml:space="preserve">225</w:delText>
-        </w:r>
-      </w:del>
-      <w:ins w:id="91133" w:author="Claude (E30 修订)" w:date="2026-10-09T12:00:00Z">
-        <w:r>
-          <w:rPr>
-            <w:rFonts w:ascii="Times New Roman" w:eastAsia="Times New Roman" w:hAnsi="Times New Roman" w:cs="Times New Roman"/>
-            <w:color w:val="1B1C1D"/>
-            <w:kern w:val="0"/>
-            <w:lang w:bidi="ar"/>
-          </w:rPr>
-          <w:t xml:space="preserve">303</w:t>
-        </w:r>
-      </w:ins>
-      <w:r>
-        <w:rPr>
-          <w:rFonts w:ascii="Times New Roman" w:eastAsia="Times New Roman" w:hAnsi="Times New Roman" w:cs="Times New Roman"/>
-          <w:color w:val="1B1C1D"/>
-          <w:kern w:val="0"/>
-          <w:lang w:bidi="ar"/>
-        </w:rPr>
-        <w:t xml:space="preserve"> (</w:t>
-      </w:r>
-      <w:del w:id="91134" w:author="Claude (E30 修订)" w:date="2026-10-09T12:00:00Z">
-        <w:r>
-          <w:rPr>
-            <w:rFonts w:ascii="Times New Roman" w:eastAsia="Times New Roman" w:hAnsi="Times New Roman" w:cs="Times New Roman"/>
-            <w:color w:val="1B1C1D"/>
-            <w:kern w:val="0"/>
-            <w:lang w:bidi="ar"/>
-          </w:rPr>
-          <w:delText xml:space="preserve">9.7%</w:delText>
-        </w:r>
-      </w:del>
-      <w:ins w:id="91135" w:author="Claude (E30 修订)" w:date="2026-10-09T12:00:00Z">
-        <w:r>
-          <w:rPr>
-            <w:rFonts w:ascii="Times New Roman" w:eastAsia="Times New Roman" w:hAnsi="Times New Roman" w:cs="Times New Roman"/>
-            <w:color w:val="1B1C1D"/>
-            <w:kern w:val="0"/>
-            <w:lang w:bidi="ar"/>
-          </w:rPr>
-          <w:t xml:space="preserve">10.0%</w:t>
-        </w:r>
-      </w:ins>
-      <w:r>
-        <w:rPr>
-          <w:rFonts w:ascii="Times New Roman" w:eastAsia="Times New Roman" w:hAnsi="Times New Roman" w:cs="Times New Roman"/>
-          <w:color w:val="1B1C1D"/>
-          <w:kern w:val="0"/>
-          <w:lang w:bidi="ar"/>
-        </w:rPr>
-        <w:t xml:space="preserve">), isolated TR in </w:t>
-      </w:r>
-      <w:del w:id="91136" w:author="Claude (E30 修订)" w:date="2026-10-09T12:00:00Z">
-        <w:r>
-          <w:rPr>
-            <w:rFonts w:ascii="Times New Roman" w:eastAsia="Times New Roman" w:hAnsi="Times New Roman" w:cs="Times New Roman"/>
-            <w:color w:val="1B1C1D"/>
-            <w:kern w:val="0"/>
-            <w:lang w:bidi="ar"/>
-          </w:rPr>
-          <w:delText xml:space="preserve">498</w:delText>
-        </w:r>
-      </w:del>
-      <w:ins w:id="91137" w:author="Claude (E30 修订)" w:date="2026-10-09T12:00:00Z">
-        <w:r>
-          <w:rPr>
-            <w:rFonts w:ascii="Times New Roman" w:eastAsia="Times New Roman" w:hAnsi="Times New Roman" w:cs="Times New Roman"/>
-            <w:color w:val="1B1C1D"/>
-            <w:kern w:val="0"/>
-            <w:lang w:bidi="ar"/>
-          </w:rPr>
-          <w:t xml:space="preserve">605</w:t>
-        </w:r>
-      </w:ins>
-      <w:r>
-        <w:rPr>
-          <w:rFonts w:ascii="Times New Roman" w:eastAsia="Times New Roman" w:hAnsi="Times New Roman" w:cs="Times New Roman"/>
-          <w:color w:val="1B1C1D"/>
-          <w:kern w:val="0"/>
-          <w:lang w:bidi="ar"/>
-        </w:rPr>
-        <w:t xml:space="preserve"> (</w:t>
-      </w:r>
-      <w:del w:id="91138" w:author="Claude (E30 修订)" w:date="2026-10-09T12:00:00Z">
-        <w:r>
-          <w:rPr>
-            <w:rFonts w:ascii="Times New Roman" w:eastAsia="Times New Roman" w:hAnsi="Times New Roman" w:cs="Times New Roman"/>
-            <w:color w:val="1B1C1D"/>
-            <w:kern w:val="0"/>
-            <w:lang w:bidi="ar"/>
-          </w:rPr>
-          <w:delText xml:space="preserve">21.4%</w:delText>
-        </w:r>
-      </w:del>
-      <w:ins w:id="91139" w:author="Claude (E30 修订)" w:date="2026-10-09T12:00:00Z">
-        <w:r>
-          <w:rPr>
-            <w:rFonts w:ascii="Times New Roman" w:eastAsia="Times New Roman" w:hAnsi="Times New Roman" w:cs="Times New Roman"/>
-            <w:color w:val="1B1C1D"/>
-            <w:kern w:val="0"/>
-            <w:lang w:bidi="ar"/>
-          </w:rPr>
-          <w:t xml:space="preserve">19.9%</w:t>
-        </w:r>
-      </w:ins>
-      <w:r>
-        <w:rPr>
-          <w:rFonts w:ascii="Times New Roman" w:eastAsia="Times New Roman" w:hAnsi="Times New Roman" w:cs="Times New Roman"/>
-          <w:color w:val="1B1C1D"/>
-          <w:kern w:val="0"/>
-          <w:lang w:bidi="ar"/>
-        </w:rPr>
-        <w:t xml:space="preserve">), and combined MR/TR in </w:t>
-      </w:r>
-      <w:del w:id="91140" w:author="Claude (E30 修订)" w:date="2026-10-09T12:00:00Z">
-        <w:r>
-          <w:rPr>
-            <w:rFonts w:ascii="Times New Roman" w:eastAsia="Times New Roman" w:hAnsi="Times New Roman" w:cs="Times New Roman"/>
-            <w:color w:val="1B1C1D"/>
-            <w:kern w:val="0"/>
-            <w:lang w:bidi="ar"/>
-          </w:rPr>
-          <w:delText xml:space="preserve">533</w:delText>
-        </w:r>
-      </w:del>
-      <w:ins w:id="91141" w:author="Claude (E30 修订)" w:date="2026-10-09T12:00:00Z">
-        <w:r>
-          <w:rPr>
-            <w:rFonts w:ascii="Times New Roman" w:eastAsia="Times New Roman" w:hAnsi="Times New Roman" w:cs="Times New Roman"/>
-            <w:color w:val="1B1C1D"/>
-            <w:kern w:val="0"/>
-            <w:lang w:bidi="ar"/>
-          </w:rPr>
-          <w:t xml:space="preserve">663</w:t>
-        </w:r>
-      </w:ins>
-      <w:r>
-        <w:rPr>
-          <w:rFonts w:ascii="Times New Roman" w:eastAsia="Times New Roman" w:hAnsi="Times New Roman" w:cs="Times New Roman"/>
-          <w:color w:val="1B1C1D"/>
-          <w:kern w:val="0"/>
-          <w:lang w:bidi="ar"/>
-        </w:rPr>
-        <w:t xml:space="preserve"> (</w:t>
-      </w:r>
-      <w:del w:id="91142" w:author="Claude (E30 修订)" w:date="2026-10-09T12:00:00Z">
-        <w:r>
-          <w:rPr>
-            <w:rFonts w:ascii="Times New Roman" w:eastAsia="Times New Roman" w:hAnsi="Times New Roman" w:cs="Times New Roman"/>
-            <w:color w:val="1B1C1D"/>
-            <w:kern w:val="0"/>
-            <w:lang w:bidi="ar"/>
-          </w:rPr>
-          <w:delText xml:space="preserve">23.0%</w:delText>
-        </w:r>
-      </w:del>
-      <w:ins w:id="91143" w:author="Claude (E30 修订)" w:date="2026-10-09T12:00:00Z">
-        <w:r>
-          <w:rPr>
-            <w:rFonts w:ascii="Times New Roman" w:eastAsia="Times New Roman" w:hAnsi="Times New Roman" w:cs="Times New Roman"/>
-            <w:color w:val="1B1C1D"/>
-            <w:kern w:val="0"/>
-            <w:lang w:bidi="ar"/>
-          </w:rPr>
-          <w:t xml:space="preserve">21.8%</w:t>
-        </w:r>
-      </w:ins>
-      <w:r>
-        <w:rPr>
-          <w:rFonts w:ascii="Times New Roman" w:eastAsia="Times New Roman" w:hAnsi="Times New Roman" w:cs="Times New Roman"/>
-          <w:color w:val="1B1C1D"/>
-          <w:kern w:val="0"/>
-          <w:lang w:bidi="ar"/>
-        </w:rPr>
-        <w:t xml:space="preserve">; 95% CI, </w:t>
-      </w:r>
-      <w:del w:id="91144" w:author="Claude (E30 修订)" w:date="2026-10-09T12:00:00Z">
-        <w:r>
-          <w:rPr>
-            <w:rFonts w:ascii="Times New Roman" w:eastAsia="Times New Roman" w:hAnsi="Times New Roman" w:cs="Times New Roman"/>
-            <w:color w:val="1B1C1D"/>
-            <w:kern w:val="0"/>
-            <w:lang w:bidi="ar"/>
-          </w:rPr>
-          <w:delText xml:space="preserve">21.3–24.7</w:delText>
-        </w:r>
-      </w:del>
-      <w:ins w:id="91145" w:author="Claude (E30 修订)" w:date="2026-10-09T12:00:00Z">
-        <w:r>
-          <w:rPr>
-            <w:rFonts w:ascii="Times New Roman" w:eastAsia="Times New Roman" w:hAnsi="Times New Roman" w:cs="Times New Roman"/>
-            <w:color w:val="1B1C1D"/>
-            <w:kern w:val="0"/>
-            <w:lang w:bidi="ar"/>
-          </w:rPr>
-          <w:t xml:space="preserve">20.3–23.3</w:t>
-        </w:r>
-      </w:ins>
-      <w:r>
-        <w:rPr>
-          <w:rFonts w:ascii="Times New Roman" w:eastAsia="Times New Roman" w:hAnsi="Times New Roman" w:cs="Times New Roman"/>
-          <w:color w:val="1B1C1D"/>
-          <w:kern w:val="0"/>
-          <w:lang w:bidi="ar"/>
-        </w:rPr>
-        <w:t xml:space="preserve">; Figure 2A–B). Paroxysmal and persistent AF accounted for 1,</w:t>
-      </w:r>
-      <w:del w:id="91146" w:author="Claude (E30 修订)" w:date="2026-10-09T12:00:00Z">
-        <w:r>
-          <w:rPr>
-            <w:rFonts w:ascii="Times New Roman" w:eastAsia="Times New Roman" w:hAnsi="Times New Roman" w:cs="Times New Roman"/>
-            <w:color w:val="1B1C1D"/>
-            <w:kern w:val="0"/>
-            <w:lang w:bidi="ar"/>
-          </w:rPr>
-          <w:delText xml:space="preserve">367</w:delText>
-        </w:r>
-      </w:del>
-      <w:ins w:id="91147" w:author="Claude (E30 修订)" w:date="2026-10-09T12:00:00Z">
-        <w:r>
-          <w:rPr>
-            <w:rFonts w:ascii="Times New Roman" w:eastAsia="Times New Roman" w:hAnsi="Times New Roman" w:cs="Times New Roman"/>
-            <w:color w:val="1B1C1D"/>
-            <w:kern w:val="0"/>
-            <w:lang w:bidi="ar"/>
-          </w:rPr>
-          <w:t xml:space="preserve">848</w:t>
-        </w:r>
-      </w:ins>
-      <w:r>
-        <w:rPr>
-          <w:rFonts w:ascii="Times New Roman" w:eastAsia="Times New Roman" w:hAnsi="Times New Roman" w:cs="Times New Roman"/>
-          <w:color w:val="1B1C1D"/>
-          <w:kern w:val="0"/>
-          <w:lang w:bidi="ar"/>
-        </w:rPr>
-        <w:t xml:space="preserve"> and </w:t>
-      </w:r>
-      <w:del w:id="91148" w:author="Claude (E30 修订)" w:date="2026-10-09T12:00:00Z">
-        <w:r>
-          <w:rPr>
-            <w:rFonts w:ascii="Times New Roman" w:eastAsia="Times New Roman" w:hAnsi="Times New Roman" w:cs="Times New Roman"/>
-            <w:color w:val="1B1C1D"/>
-            <w:kern w:val="0"/>
-            <w:lang w:bidi="ar"/>
-          </w:rPr>
-          <w:delText xml:space="preserve">955</w:delText>
-        </w:r>
-      </w:del>
-      <w:ins w:id="91149" w:author="Claude (E30 修订)" w:date="2026-10-09T12:00:00Z">
-        <w:r>
-          <w:rPr>
-            <w:rFonts w:ascii="Times New Roman" w:eastAsia="Times New Roman" w:hAnsi="Times New Roman" w:cs="Times New Roman"/>
-            <w:color w:val="1B1C1D"/>
-            <w:kern w:val="0"/>
-            <w:lang w:bidi="ar"/>
-          </w:rPr>
-          <w:t xml:space="preserve">1,197</w:t>
-        </w:r>
-      </w:ins>
-      <w:r>
-        <w:rPr>
-          <w:rFonts w:ascii="Times New Roman" w:eastAsia="Times New Roman" w:hAnsi="Times New Roman" w:cs="Times New Roman"/>
-          <w:color w:val="1B1C1D"/>
-          <w:kern w:val="0"/>
-          <w:lang w:bidi="ar"/>
-        </w:rPr>
-        <w:t xml:space="preserve"> patients, respectively (Table 1). These proportions describe </w:t>
-      </w:r>
-      <w:del w:id="91150" w:author="Claude (E30 修订)" w:date="2026-10-09T12:00:00Z">
-        <w:r>
-          <w:rPr>
-            <w:rFonts w:ascii="Times New Roman" w:eastAsia="Times New Roman" w:hAnsi="Times New Roman" w:cs="Times New Roman"/>
-            <w:color w:val="1B1C1D"/>
-            <w:kern w:val="0"/>
-            <w:lang w:bidi="ar"/>
-          </w:rPr>
-          <w:delText xml:space="preserve">the imaged </w:delText>
-        </w:r>
-      </w:del>
-      <w:r>
-        <w:rPr>
-          <w:rFonts w:ascii="Times New Roman" w:eastAsia="Times New Roman" w:hAnsi="Times New Roman" w:cs="Times New Roman"/>
-          <w:color w:val="1B1C1D"/>
-          <w:kern w:val="0"/>
-          <w:lang w:bidi="ar"/>
-        </w:rPr>
-        <w:t xml:space="preserve">ablation </w:t>
-      </w:r>
-      <w:del w:id="91151" w:author="Claude (E30 修订)" w:date="2026-10-09T12:00:00Z">
-        <w:r>
-          <w:rPr>
-            <w:rFonts w:ascii="Times New Roman" w:eastAsia="Times New Roman" w:hAnsi="Times New Roman" w:cs="Times New Roman"/>
-            <w:color w:val="1B1C1D"/>
-            <w:kern w:val="0"/>
-            <w:lang w:bidi="ar"/>
-          </w:rPr>
-          <w:delText xml:space="preserve">population.</w:delText>
         </w:r>
       </w:del>
       <w:ins w:id="91152" w:author="Claude (E30 修订)" w:date="2026-10-09T12:00:00Z">
@@ -3985,7 +3994,7 @@
             <w:kern w:val="0"/>
             <w:lang w:bidi="ar"/>
           </w:rPr>
-          <w:t xml:space="preserve">patients</w:t>
+          <w:t xml:space="preserve">baseline</w:t>
         </w:r>
       </w:ins>
       <w:r>
@@ -4005,7 +4014,7 @@
             <w:kern w:val="0"/>
             <w:lang w:bidi="ar"/>
           </w:rPr>
-          <w:delText xml:space="preserve">Weighting</w:delText>
+          <w:delText xml:space="preserve">AF</w:delText>
         </w:r>
       </w:del>
       <w:ins w:id="91154" w:author="Claude (E30 修订)" w:date="2026-10-09T12:00:00Z">
@@ -4016,7 +4025,7 @@
             <w:kern w:val="0"/>
             <w:lang w:bidi="ar"/>
           </w:rPr>
-          <w:t xml:space="preserve">with</w:t>
+          <w:t xml:space="preserve">phenotype</w:t>
         </w:r>
       </w:ins>
       <w:r>
@@ -4036,7 +4045,7 @@
             <w:kern w:val="0"/>
             <w:lang w:bidi="ar"/>
           </w:rPr>
-          <w:delText xml:space="preserve">for</w:delText>
+          <w:delText xml:space="preserve">ablation</w:delText>
         </w:r>
       </w:del>
       <w:ins w:id="91156" w:author="Claude (E30 修订)" w:date="2026-10-09T12:00:00Z">
@@ -4047,6 +4056,460 @@
             <w:kern w:val="0"/>
             <w:lang w:bidi="ar"/>
           </w:rPr>
+          <w:t xml:space="preserve">set</w:t>
+        </w:r>
+      </w:ins>
+      <w:r>
+        <w:rPr>
+          <w:rFonts w:ascii="Times New Roman" w:eastAsia="Times New Roman" w:hAnsi="Times New Roman" w:cs="Times New Roman"/>
+          <w:color w:val="1B1C1D"/>
+          <w:kern w:val="0"/>
+          <w:lang w:bidi="ar"/>
+        </w:rPr>
+        <w:t xml:space="preserve">, 1,</w:t>
+      </w:r>
+      <w:del w:id="91157" w:author="Claude (E30 修订)" w:date="2026-10-09T12:00:00Z">
+        <w:r>
+          <w:rPr>
+            <w:rFonts w:ascii="Times New Roman" w:eastAsia="Times New Roman" w:hAnsi="Times New Roman" w:cs="Times New Roman"/>
+            <w:color w:val="1B1C1D"/>
+            <w:kern w:val="0"/>
+            <w:lang w:bidi="ar"/>
+          </w:rPr>
+          <w:delText xml:space="preserve">256</w:delText>
+        </w:r>
+      </w:del>
+      <w:ins w:id="91158" w:author="Claude (E30 修订)" w:date="2026-10-09T12:00:00Z">
+        <w:r>
+          <w:rPr>
+            <w:rFonts w:ascii="Times New Roman" w:eastAsia="Times New Roman" w:hAnsi="Times New Roman" w:cs="Times New Roman"/>
+            <w:color w:val="1B1C1D"/>
+            <w:kern w:val="0"/>
+            <w:lang w:bidi="ar"/>
+          </w:rPr>
+          <w:t xml:space="preserve">571</w:t>
+        </w:r>
+      </w:ins>
+      <w:r>
+        <w:rPr>
+          <w:rFonts w:ascii="Times New Roman" w:eastAsia="Times New Roman" w:hAnsi="Times New Roman" w:cs="Times New Roman"/>
+          <w:color w:val="1B1C1D"/>
+          <w:kern w:val="0"/>
+          <w:lang w:bidi="ar"/>
+        </w:rPr>
+        <w:t xml:space="preserve"> (</w:t>
+      </w:r>
+      <w:del w:id="91159" w:author="Claude (E30 修订)" w:date="2026-10-09T12:00:00Z">
+        <w:r>
+          <w:rPr>
+            <w:rFonts w:ascii="Times New Roman" w:eastAsia="Times New Roman" w:hAnsi="Times New Roman" w:cs="Times New Roman"/>
+            <w:color w:val="1B1C1D"/>
+            <w:kern w:val="0"/>
+            <w:lang w:bidi="ar"/>
+          </w:rPr>
+          <w:delText xml:space="preserve">54.1%</w:delText>
+        </w:r>
+      </w:del>
+      <w:ins w:id="91160" w:author="Claude (E30 修订)" w:date="2026-10-09T12:00:00Z">
+        <w:r>
+          <w:rPr>
+            <w:rFonts w:ascii="Times New Roman" w:eastAsia="Times New Roman" w:hAnsi="Times New Roman" w:cs="Times New Roman"/>
+            <w:color w:val="1B1C1D"/>
+            <w:kern w:val="0"/>
+            <w:lang w:bidi="ar"/>
+          </w:rPr>
+          <w:t xml:space="preserve">51.6%</w:t>
+        </w:r>
+      </w:ins>
+      <w:r>
+        <w:rPr>
+          <w:rFonts w:ascii="Times New Roman" w:eastAsia="Times New Roman" w:hAnsi="Times New Roman" w:cs="Times New Roman"/>
+          <w:color w:val="1B1C1D"/>
+          <w:kern w:val="0"/>
+          <w:lang w:bidi="ar"/>
+        </w:rPr>
+        <w:t xml:space="preserve">) had MR and/or TR of analysis grade ≥1. Isolated MR occurred in </w:t>
+      </w:r>
+      <w:del w:id="91161" w:author="Claude (E30 修订)" w:date="2026-10-09T12:00:00Z">
+        <w:r>
+          <w:rPr>
+            <w:rFonts w:ascii="Times New Roman" w:eastAsia="Times New Roman" w:hAnsi="Times New Roman" w:cs="Times New Roman"/>
+            <w:color w:val="1B1C1D"/>
+            <w:kern w:val="0"/>
+            <w:lang w:bidi="ar"/>
+          </w:rPr>
+          <w:delText xml:space="preserve">225</w:delText>
+        </w:r>
+      </w:del>
+      <w:ins w:id="91162" w:author="Claude (E30 修订)" w:date="2026-10-09T12:00:00Z">
+        <w:r>
+          <w:rPr>
+            <w:rFonts w:ascii="Times New Roman" w:eastAsia="Times New Roman" w:hAnsi="Times New Roman" w:cs="Times New Roman"/>
+            <w:color w:val="1B1C1D"/>
+            <w:kern w:val="0"/>
+            <w:lang w:bidi="ar"/>
+          </w:rPr>
+          <w:t xml:space="preserve">303</w:t>
+        </w:r>
+      </w:ins>
+      <w:r>
+        <w:rPr>
+          <w:rFonts w:ascii="Times New Roman" w:eastAsia="Times New Roman" w:hAnsi="Times New Roman" w:cs="Times New Roman"/>
+          <w:color w:val="1B1C1D"/>
+          <w:kern w:val="0"/>
+          <w:lang w:bidi="ar"/>
+        </w:rPr>
+        <w:t xml:space="preserve"> (</w:t>
+      </w:r>
+      <w:del w:id="91163" w:author="Claude (E30 修订)" w:date="2026-10-09T12:00:00Z">
+        <w:r>
+          <w:rPr>
+            <w:rFonts w:ascii="Times New Roman" w:eastAsia="Times New Roman" w:hAnsi="Times New Roman" w:cs="Times New Roman"/>
+            <w:color w:val="1B1C1D"/>
+            <w:kern w:val="0"/>
+            <w:lang w:bidi="ar"/>
+          </w:rPr>
+          <w:delText xml:space="preserve">9.7%</w:delText>
+        </w:r>
+      </w:del>
+      <w:ins w:id="91164" w:author="Claude (E30 修订)" w:date="2026-10-09T12:00:00Z">
+        <w:r>
+          <w:rPr>
+            <w:rFonts w:ascii="Times New Roman" w:eastAsia="Times New Roman" w:hAnsi="Times New Roman" w:cs="Times New Roman"/>
+            <w:color w:val="1B1C1D"/>
+            <w:kern w:val="0"/>
+            <w:lang w:bidi="ar"/>
+          </w:rPr>
+          <w:t xml:space="preserve">10.0%</w:t>
+        </w:r>
+      </w:ins>
+      <w:r>
+        <w:rPr>
+          <w:rFonts w:ascii="Times New Roman" w:eastAsia="Times New Roman" w:hAnsi="Times New Roman" w:cs="Times New Roman"/>
+          <w:color w:val="1B1C1D"/>
+          <w:kern w:val="0"/>
+          <w:lang w:bidi="ar"/>
+        </w:rPr>
+        <w:t xml:space="preserve">), isolated TR in </w:t>
+      </w:r>
+      <w:del w:id="91165" w:author="Claude (E30 修订)" w:date="2026-10-09T12:00:00Z">
+        <w:r>
+          <w:rPr>
+            <w:rFonts w:ascii="Times New Roman" w:eastAsia="Times New Roman" w:hAnsi="Times New Roman" w:cs="Times New Roman"/>
+            <w:color w:val="1B1C1D"/>
+            <w:kern w:val="0"/>
+            <w:lang w:bidi="ar"/>
+          </w:rPr>
+          <w:delText xml:space="preserve">498</w:delText>
+        </w:r>
+      </w:del>
+      <w:ins w:id="91166" w:author="Claude (E30 修订)" w:date="2026-10-09T12:00:00Z">
+        <w:r>
+          <w:rPr>
+            <w:rFonts w:ascii="Times New Roman" w:eastAsia="Times New Roman" w:hAnsi="Times New Roman" w:cs="Times New Roman"/>
+            <w:color w:val="1B1C1D"/>
+            <w:kern w:val="0"/>
+            <w:lang w:bidi="ar"/>
+          </w:rPr>
+          <w:t xml:space="preserve">605</w:t>
+        </w:r>
+      </w:ins>
+      <w:r>
+        <w:rPr>
+          <w:rFonts w:ascii="Times New Roman" w:eastAsia="Times New Roman" w:hAnsi="Times New Roman" w:cs="Times New Roman"/>
+          <w:color w:val="1B1C1D"/>
+          <w:kern w:val="0"/>
+          <w:lang w:bidi="ar"/>
+        </w:rPr>
+        <w:t xml:space="preserve"> (</w:t>
+      </w:r>
+      <w:del w:id="91167" w:author="Claude (E30 修订)" w:date="2026-10-09T12:00:00Z">
+        <w:r>
+          <w:rPr>
+            <w:rFonts w:ascii="Times New Roman" w:eastAsia="Times New Roman" w:hAnsi="Times New Roman" w:cs="Times New Roman"/>
+            <w:color w:val="1B1C1D"/>
+            <w:kern w:val="0"/>
+            <w:lang w:bidi="ar"/>
+          </w:rPr>
+          <w:delText xml:space="preserve">21.4%</w:delText>
+        </w:r>
+      </w:del>
+      <w:ins w:id="91168" w:author="Claude (E30 修订)" w:date="2026-10-09T12:00:00Z">
+        <w:r>
+          <w:rPr>
+            <w:rFonts w:ascii="Times New Roman" w:eastAsia="Times New Roman" w:hAnsi="Times New Roman" w:cs="Times New Roman"/>
+            <w:color w:val="1B1C1D"/>
+            <w:kern w:val="0"/>
+            <w:lang w:bidi="ar"/>
+          </w:rPr>
+          <w:t xml:space="preserve">19.9%</w:t>
+        </w:r>
+      </w:ins>
+      <w:r>
+        <w:rPr>
+          <w:rFonts w:ascii="Times New Roman" w:eastAsia="Times New Roman" w:hAnsi="Times New Roman" w:cs="Times New Roman"/>
+          <w:color w:val="1B1C1D"/>
+          <w:kern w:val="0"/>
+          <w:lang w:bidi="ar"/>
+        </w:rPr>
+        <w:t xml:space="preserve">), and combined MR/TR in </w:t>
+      </w:r>
+      <w:del w:id="91169" w:author="Claude (E30 修订)" w:date="2026-10-09T12:00:00Z">
+        <w:r>
+          <w:rPr>
+            <w:rFonts w:ascii="Times New Roman" w:eastAsia="Times New Roman" w:hAnsi="Times New Roman" w:cs="Times New Roman"/>
+            <w:color w:val="1B1C1D"/>
+            <w:kern w:val="0"/>
+            <w:lang w:bidi="ar"/>
+          </w:rPr>
+          <w:delText xml:space="preserve">533</w:delText>
+        </w:r>
+      </w:del>
+      <w:ins w:id="91170" w:author="Claude (E30 修订)" w:date="2026-10-09T12:00:00Z">
+        <w:r>
+          <w:rPr>
+            <w:rFonts w:ascii="Times New Roman" w:eastAsia="Times New Roman" w:hAnsi="Times New Roman" w:cs="Times New Roman"/>
+            <w:color w:val="1B1C1D"/>
+            <w:kern w:val="0"/>
+            <w:lang w:bidi="ar"/>
+          </w:rPr>
+          <w:t xml:space="preserve">663</w:t>
+        </w:r>
+      </w:ins>
+      <w:r>
+        <w:rPr>
+          <w:rFonts w:ascii="Times New Roman" w:eastAsia="Times New Roman" w:hAnsi="Times New Roman" w:cs="Times New Roman"/>
+          <w:color w:val="1B1C1D"/>
+          <w:kern w:val="0"/>
+          <w:lang w:bidi="ar"/>
+        </w:rPr>
+        <w:t xml:space="preserve"> (</w:t>
+      </w:r>
+      <w:del w:id="91171" w:author="Claude (E30 修订)" w:date="2026-10-09T12:00:00Z">
+        <w:r>
+          <w:rPr>
+            <w:rFonts w:ascii="Times New Roman" w:eastAsia="Times New Roman" w:hAnsi="Times New Roman" w:cs="Times New Roman"/>
+            <w:color w:val="1B1C1D"/>
+            <w:kern w:val="0"/>
+            <w:lang w:bidi="ar"/>
+          </w:rPr>
+          <w:delText xml:space="preserve">23.0%</w:delText>
+        </w:r>
+      </w:del>
+      <w:ins w:id="91172" w:author="Claude (E30 修订)" w:date="2026-10-09T12:00:00Z">
+        <w:r>
+          <w:rPr>
+            <w:rFonts w:ascii="Times New Roman" w:eastAsia="Times New Roman" w:hAnsi="Times New Roman" w:cs="Times New Roman"/>
+            <w:color w:val="1B1C1D"/>
+            <w:kern w:val="0"/>
+            <w:lang w:bidi="ar"/>
+          </w:rPr>
+          <w:t xml:space="preserve">21.8%</w:t>
+        </w:r>
+      </w:ins>
+      <w:r>
+        <w:rPr>
+          <w:rFonts w:ascii="Times New Roman" w:eastAsia="Times New Roman" w:hAnsi="Times New Roman" w:cs="Times New Roman"/>
+          <w:color w:val="1B1C1D"/>
+          <w:kern w:val="0"/>
+          <w:lang w:bidi="ar"/>
+        </w:rPr>
+        <w:t xml:space="preserve">; 95% CI, </w:t>
+      </w:r>
+      <w:del w:id="91173" w:author="Claude (E30 修订)" w:date="2026-10-09T12:00:00Z">
+        <w:r>
+          <w:rPr>
+            <w:rFonts w:ascii="Times New Roman" w:eastAsia="Times New Roman" w:hAnsi="Times New Roman" w:cs="Times New Roman"/>
+            <w:color w:val="1B1C1D"/>
+            <w:kern w:val="0"/>
+            <w:lang w:bidi="ar"/>
+          </w:rPr>
+          <w:delText xml:space="preserve">21.3–24.7</w:delText>
+        </w:r>
+      </w:del>
+      <w:ins w:id="91174" w:author="Claude (E30 修订)" w:date="2026-10-09T12:00:00Z">
+        <w:r>
+          <w:rPr>
+            <w:rFonts w:ascii="Times New Roman" w:eastAsia="Times New Roman" w:hAnsi="Times New Roman" w:cs="Times New Roman"/>
+            <w:color w:val="1B1C1D"/>
+            <w:kern w:val="0"/>
+            <w:lang w:bidi="ar"/>
+          </w:rPr>
+          <w:t xml:space="preserve">20.3–23.3</w:t>
+        </w:r>
+      </w:ins>
+      <w:r>
+        <w:rPr>
+          <w:rFonts w:ascii="Times New Roman" w:eastAsia="Times New Roman" w:hAnsi="Times New Roman" w:cs="Times New Roman"/>
+          <w:color w:val="1B1C1D"/>
+          <w:kern w:val="0"/>
+          <w:lang w:bidi="ar"/>
+        </w:rPr>
+        <w:t xml:space="preserve">; Figure 2A–B). Paroxysmal and persistent AF accounted for 1,</w:t>
+      </w:r>
+      <w:del w:id="91175" w:author="Claude (E30 修订)" w:date="2026-10-09T12:00:00Z">
+        <w:r>
+          <w:rPr>
+            <w:rFonts w:ascii="Times New Roman" w:eastAsia="Times New Roman" w:hAnsi="Times New Roman" w:cs="Times New Roman"/>
+            <w:color w:val="1B1C1D"/>
+            <w:kern w:val="0"/>
+            <w:lang w:bidi="ar"/>
+          </w:rPr>
+          <w:delText xml:space="preserve">367</w:delText>
+        </w:r>
+      </w:del>
+      <w:ins w:id="91176" w:author="Claude (E30 修订)" w:date="2026-10-09T12:00:00Z">
+        <w:r>
+          <w:rPr>
+            <w:rFonts w:ascii="Times New Roman" w:eastAsia="Times New Roman" w:hAnsi="Times New Roman" w:cs="Times New Roman"/>
+            <w:color w:val="1B1C1D"/>
+            <w:kern w:val="0"/>
+            <w:lang w:bidi="ar"/>
+          </w:rPr>
+          <w:t xml:space="preserve">848</w:t>
+        </w:r>
+      </w:ins>
+      <w:r>
+        <w:rPr>
+          <w:rFonts w:ascii="Times New Roman" w:eastAsia="Times New Roman" w:hAnsi="Times New Roman" w:cs="Times New Roman"/>
+          <w:color w:val="1B1C1D"/>
+          <w:kern w:val="0"/>
+          <w:lang w:bidi="ar"/>
+        </w:rPr>
+        <w:t xml:space="preserve"> and </w:t>
+      </w:r>
+      <w:del w:id="91177" w:author="Claude (E30 修订)" w:date="2026-10-09T12:00:00Z">
+        <w:r>
+          <w:rPr>
+            <w:rFonts w:ascii="Times New Roman" w:eastAsia="Times New Roman" w:hAnsi="Times New Roman" w:cs="Times New Roman"/>
+            <w:color w:val="1B1C1D"/>
+            <w:kern w:val="0"/>
+            <w:lang w:bidi="ar"/>
+          </w:rPr>
+          <w:delText xml:space="preserve">955</w:delText>
+        </w:r>
+      </w:del>
+      <w:ins w:id="91178" w:author="Claude (E30 修订)" w:date="2026-10-09T12:00:00Z">
+        <w:r>
+          <w:rPr>
+            <w:rFonts w:ascii="Times New Roman" w:eastAsia="Times New Roman" w:hAnsi="Times New Roman" w:cs="Times New Roman"/>
+            <w:color w:val="1B1C1D"/>
+            <w:kern w:val="0"/>
+            <w:lang w:bidi="ar"/>
+          </w:rPr>
+          <w:t xml:space="preserve">1,197</w:t>
+        </w:r>
+      </w:ins>
+      <w:r>
+        <w:rPr>
+          <w:rFonts w:ascii="Times New Roman" w:eastAsia="Times New Roman" w:hAnsi="Times New Roman" w:cs="Times New Roman"/>
+          <w:color w:val="1B1C1D"/>
+          <w:kern w:val="0"/>
+          <w:lang w:bidi="ar"/>
+        </w:rPr>
+        <w:t xml:space="preserve"> patients, respectively (Table 1). These proportions describe </w:t>
+      </w:r>
+      <w:del w:id="91179" w:author="Claude (E30 修订)" w:date="2026-10-09T12:00:00Z">
+        <w:r>
+          <w:rPr>
+            <w:rFonts w:ascii="Times New Roman" w:eastAsia="Times New Roman" w:hAnsi="Times New Roman" w:cs="Times New Roman"/>
+            <w:color w:val="1B1C1D"/>
+            <w:kern w:val="0"/>
+            <w:lang w:bidi="ar"/>
+          </w:rPr>
+          <w:delText xml:space="preserve">the imaged </w:delText>
+        </w:r>
+      </w:del>
+      <w:r>
+        <w:rPr>
+          <w:rFonts w:ascii="Times New Roman" w:eastAsia="Times New Roman" w:hAnsi="Times New Roman" w:cs="Times New Roman"/>
+          <w:color w:val="1B1C1D"/>
+          <w:kern w:val="0"/>
+          <w:lang w:bidi="ar"/>
+        </w:rPr>
+        <w:t xml:space="preserve">ablation </w:t>
+      </w:r>
+      <w:del w:id="91180" w:author="Claude (E30 修订)" w:date="2026-10-09T12:00:00Z">
+        <w:r>
+          <w:rPr>
+            <w:rFonts w:ascii="Times New Roman" w:eastAsia="Times New Roman" w:hAnsi="Times New Roman" w:cs="Times New Roman"/>
+            <w:color w:val="1B1C1D"/>
+            <w:kern w:val="0"/>
+            <w:lang w:bidi="ar"/>
+          </w:rPr>
+          <w:delText xml:space="preserve">population.</w:delText>
+        </w:r>
+      </w:del>
+      <w:ins w:id="91181" w:author="Claude (E30 修订)" w:date="2026-10-09T12:00:00Z">
+        <w:r>
+          <w:rPr>
+            <w:rFonts w:ascii="Times New Roman" w:eastAsia="Times New Roman" w:hAnsi="Times New Roman" w:cs="Times New Roman"/>
+            <w:color w:val="1B1C1D"/>
+            <w:kern w:val="0"/>
+            <w:lang w:bidi="ar"/>
+          </w:rPr>
+          <w:t xml:space="preserve">patients</w:t>
+        </w:r>
+      </w:ins>
+      <w:r>
+        <w:rPr>
+          <w:rFonts w:ascii="Times New Roman" w:eastAsia="Times New Roman" w:hAnsi="Times New Roman" w:cs="Times New Roman"/>
+          <w:color w:val="1B1C1D"/>
+          <w:kern w:val="0"/>
+          <w:lang w:bidi="ar"/>
+        </w:rPr>
+        <w:t xml:space="preserve"> </w:t>
+      </w:r>
+      <w:del w:id="91182" w:author="Claude (E30 修订)" w:date="2026-10-09T12:00:00Z">
+        <w:r>
+          <w:rPr>
+            <w:rFonts w:ascii="Times New Roman" w:eastAsia="Times New Roman" w:hAnsi="Times New Roman" w:cs="Times New Roman"/>
+            <w:color w:val="1B1C1D"/>
+            <w:kern w:val="0"/>
+            <w:lang w:bidi="ar"/>
+          </w:rPr>
+          <w:delText xml:space="preserve">Weighting</w:delText>
+        </w:r>
+      </w:del>
+      <w:ins w:id="91183" w:author="Claude (E30 修订)" w:date="2026-10-09T12:00:00Z">
+        <w:r>
+          <w:rPr>
+            <w:rFonts w:ascii="Times New Roman" w:eastAsia="Times New Roman" w:hAnsi="Times New Roman" w:cs="Times New Roman"/>
+            <w:color w:val="1B1C1D"/>
+            <w:kern w:val="0"/>
+            <w:lang w:bidi="ar"/>
+          </w:rPr>
+          <w:t xml:space="preserve">with</w:t>
+        </w:r>
+      </w:ins>
+      <w:r>
+        <w:rPr>
+          <w:rFonts w:ascii="Times New Roman" w:eastAsia="Times New Roman" w:hAnsi="Times New Roman" w:cs="Times New Roman"/>
+          <w:color w:val="1B1C1D"/>
+          <w:kern w:val="0"/>
+          <w:lang w:bidi="ar"/>
+        </w:rPr>
+        <w:t xml:space="preserve"> </w:t>
+      </w:r>
+      <w:del w:id="91184" w:author="Claude (E30 修订)" w:date="2026-10-09T12:00:00Z">
+        <w:r>
+          <w:rPr>
+            <w:rFonts w:ascii="Times New Roman" w:eastAsia="Times New Roman" w:hAnsi="Times New Roman" w:cs="Times New Roman"/>
+            <w:color w:val="1B1C1D"/>
+            <w:kern w:val="0"/>
+            <w:lang w:bidi="ar"/>
+          </w:rPr>
+          <w:delText xml:space="preserve">for</w:delText>
+        </w:r>
+      </w:del>
+      <w:ins w:id="91185" w:author="Claude (E30 修订)" w:date="2026-10-09T12:00:00Z">
+        <w:r>
+          <w:rPr>
+            <w:rFonts w:ascii="Times New Roman" w:eastAsia="Times New Roman" w:hAnsi="Times New Roman" w:cs="Times New Roman"/>
+            <w:color w:val="1B1C1D"/>
+            <w:kern w:val="0"/>
+            <w:lang w:bidi="ar"/>
+          </w:rPr>
           <w:t xml:space="preserve">an in-hospital baseline TTE</w:t>
         </w:r>
       </w:ins>
@@ -4059,7 +4522,7 @@
         </w:rPr>
         <w:t xml:space="preserve"> report</w:t>
       </w:r>
-      <w:del w:id="91157" w:author="Claude (E30 修订)" w:date="2026-10-09T12:00:00Z">
+      <w:del w:id="91186" w:author="Claude (E30 修订)" w:date="2026-10-09T12:00:00Z">
         <w:r>
           <w:rPr>
             <w:rFonts w:ascii="Times New Roman" w:eastAsia="Times New Roman" w:hAnsi="Times New Roman" w:cs="Times New Roman"/>
@@ -4098,7 +4561,7 @@
         </w:rPr>
         <w:t xml:space="preserve">In</w:t>
       </w:r>
-      <w:del w:id="91158" w:author="Claude (E30 修订)" w:date="2026-10-09T12:00:00Z">
+      <w:del w:id="91187" w:author="Claude (E30 修订)" w:date="2026-10-09T12:00:00Z">
         <w:r>
           <w:rPr>
             <w:rFonts w:ascii="Times New Roman" w:eastAsia="Times New Roman" w:hAnsi="Times New Roman" w:cs="Times New Roman"/>
@@ -4118,7 +4581,7 @@
         </w:rPr>
         <w:t xml:space="preserve"> paroxysmal AF</w:t>
       </w:r>
-      <w:del w:id="91159" w:author="Claude (E30 修订)" w:date="2026-10-09T12:00:00Z">
+      <w:del w:id="91188" w:author="Claude (E30 修订)" w:date="2026-10-09T12:00:00Z">
         <w:r>
           <w:rPr>
             <w:rFonts w:ascii="Times New Roman" w:eastAsia="Times New Roman" w:hAnsi="Times New Roman" w:cs="Times New Roman"/>
@@ -4138,7 +4601,7 @@
         </w:rPr>
         <w:t xml:space="preserve"> (n=1,</w:t>
       </w:r>
-      <w:del w:id="91160" w:author="Claude (E30 修订)" w:date="2026-10-09T12:00:00Z">
+      <w:del w:id="91189" w:author="Claude (E30 修订)" w:date="2026-10-09T12:00:00Z">
         <w:r>
           <w:rPr>
             <w:rFonts w:ascii="Times New Roman" w:eastAsia="Times New Roman" w:hAnsi="Times New Roman" w:cs="Times New Roman"/>
@@ -4149,7 +4612,7 @@
           <w:delText xml:space="preserve">367</w:delText>
         </w:r>
       </w:del>
-      <w:ins w:id="91161" w:author="Claude (E30 修订)" w:date="2026-10-09T12:00:00Z">
+      <w:ins w:id="91190" w:author="Claude (E30 修订)" w:date="2026-10-09T12:00:00Z">
         <w:r>
           <w:rPr>
             <w:rFonts w:ascii="Times New Roman" w:eastAsia="Times New Roman" w:hAnsi="Times New Roman" w:cs="Times New Roman"/>
@@ -4169,7 +4632,7 @@
         </w:rPr>
         <w:t xml:space="preserve">), </w:t>
       </w:r>
-      <w:del w:id="91162" w:author="Claude (E30 修订)" w:date="2026-10-09T12:00:00Z">
+      <w:del w:id="91191" w:author="Claude (E30 修订)" w:date="2026-10-09T12:00:00Z">
         <w:r>
           <w:rPr>
             <w:rFonts w:ascii="Times New Roman" w:eastAsia="Times New Roman" w:hAnsi="Times New Roman" w:cs="Times New Roman"/>
@@ -4180,7 +4643,7 @@
           <w:delText xml:space="preserve">139</w:delText>
         </w:r>
       </w:del>
-      <w:ins w:id="91163" w:author="Claude (E30 修订)" w:date="2026-10-09T12:00:00Z">
+      <w:ins w:id="91192" w:author="Claude (E30 修订)" w:date="2026-10-09T12:00:00Z">
         <w:r>
           <w:rPr>
             <w:rFonts w:ascii="Times New Roman" w:eastAsia="Times New Roman" w:hAnsi="Times New Roman" w:cs="Times New Roman"/>
@@ -4200,7 +4663,7 @@
         </w:rPr>
         <w:t xml:space="preserve"> patients (10.2%) had isolated MR, </w:t>
       </w:r>
-      <w:del w:id="91164" w:author="Claude (E30 修订)" w:date="2026-10-09T12:00:00Z">
+      <w:del w:id="91193" w:author="Claude (E30 修订)" w:date="2026-10-09T12:00:00Z">
         <w:r>
           <w:rPr>
             <w:rFonts w:ascii="Times New Roman" w:eastAsia="Times New Roman" w:hAnsi="Times New Roman" w:cs="Times New Roman"/>
@@ -4211,7 +4674,7 @@
           <w:delText xml:space="preserve">237</w:delText>
         </w:r>
       </w:del>
-      <w:ins w:id="91165" w:author="Claude (E30 修订)" w:date="2026-10-09T12:00:00Z">
+      <w:ins w:id="91194" w:author="Claude (E30 修订)" w:date="2026-10-09T12:00:00Z">
         <w:r>
           <w:rPr>
             <w:rFonts w:ascii="Times New Roman" w:eastAsia="Times New Roman" w:hAnsi="Times New Roman" w:cs="Times New Roman"/>
@@ -4231,7 +4694,7 @@
         </w:rPr>
         <w:t xml:space="preserve"> (</w:t>
       </w:r>
-      <w:del w:id="91166" w:author="Claude (E30 修订)" w:date="2026-10-09T12:00:00Z">
+      <w:del w:id="91195" w:author="Claude (E30 修订)" w:date="2026-10-09T12:00:00Z">
         <w:r>
           <w:rPr>
             <w:rFonts w:ascii="Times New Roman" w:eastAsia="Times New Roman" w:hAnsi="Times New Roman" w:cs="Times New Roman"/>
@@ -4242,7 +4705,7 @@
           <w:delText xml:space="preserve">17.3%</w:delText>
         </w:r>
       </w:del>
-      <w:ins w:id="91167" w:author="Claude (E30 修订)" w:date="2026-10-09T12:00:00Z">
+      <w:ins w:id="91196" w:author="Claude (E30 修订)" w:date="2026-10-09T12:00:00Z">
         <w:r>
           <w:rPr>
             <w:rFonts w:ascii="Times New Roman" w:eastAsia="Times New Roman" w:hAnsi="Times New Roman" w:cs="Times New Roman"/>
@@ -4262,7 +4725,7 @@
         </w:rPr>
         <w:t xml:space="preserve">) isolated TR, and </w:t>
       </w:r>
-      <w:del w:id="91168" w:author="Claude (E30 修订)" w:date="2026-10-09T12:00:00Z">
+      <w:del w:id="91197" w:author="Claude (E30 修订)" w:date="2026-10-09T12:00:00Z">
         <w:r>
           <w:rPr>
             <w:rFonts w:ascii="Times New Roman" w:eastAsia="Times New Roman" w:hAnsi="Times New Roman" w:cs="Times New Roman"/>
@@ -4273,7 +4736,7 @@
           <w:delText xml:space="preserve">172</w:delText>
         </w:r>
       </w:del>
-      <w:ins w:id="91169" w:author="Claude (E30 修订)" w:date="2026-10-09T12:00:00Z">
+      <w:ins w:id="91198" w:author="Claude (E30 修订)" w:date="2026-10-09T12:00:00Z">
         <w:r>
           <w:rPr>
             <w:rFonts w:ascii="Times New Roman" w:eastAsia="Times New Roman" w:hAnsi="Times New Roman" w:cs="Times New Roman"/>
@@ -4293,7 +4756,7 @@
         </w:rPr>
         <w:t xml:space="preserve"> (</w:t>
       </w:r>
-      <w:del w:id="91170" w:author="Claude (E30 修订)" w:date="2026-10-09T12:00:00Z">
+      <w:del w:id="91199" w:author="Claude (E30 修订)" w:date="2026-10-09T12:00:00Z">
         <w:r>
           <w:rPr>
             <w:rFonts w:ascii="Times New Roman" w:eastAsia="Times New Roman" w:hAnsi="Times New Roman" w:cs="Times New Roman"/>
@@ -4304,7 +4767,7 @@
           <w:delText xml:space="preserve">12.6%</w:delText>
         </w:r>
       </w:del>
-      <w:ins w:id="91171" w:author="Claude (E30 修订)" w:date="2026-10-09T12:00:00Z">
+      <w:ins w:id="91200" w:author="Claude (E30 修订)" w:date="2026-10-09T12:00:00Z">
         <w:r>
           <w:rPr>
             <w:rFonts w:ascii="Times New Roman" w:eastAsia="Times New Roman" w:hAnsi="Times New Roman" w:cs="Times New Roman"/>
@@ -4324,7 +4787,7 @@
         </w:rPr>
         <w:t xml:space="preserve">) combined disease. MR remained associated with TR after adjustment for age, sex, chamber dimensions, and LVEF (OR, </w:t>
       </w:r>
-      <w:del w:id="91172" w:author="Claude (E30 修订)" w:date="2026-10-09T12:00:00Z">
+      <w:del w:id="91201" w:author="Claude (E30 修订)" w:date="2026-10-09T12:00:00Z">
         <w:r>
           <w:rPr>
             <w:rFonts w:ascii="Times New Roman" w:eastAsia="Times New Roman" w:hAnsi="Times New Roman" w:cs="Times New Roman"/>
@@ -4335,7 +4798,7 @@
           <w:delText xml:space="preserve">2.58</w:delText>
         </w:r>
       </w:del>
-      <w:ins w:id="91173" w:author="Claude (E30 修订)" w:date="2026-10-09T12:00:00Z">
+      <w:ins w:id="91202" w:author="Claude (E30 修订)" w:date="2026-10-09T12:00:00Z">
         <w:r>
           <w:rPr>
             <w:rFonts w:ascii="Times New Roman" w:eastAsia="Times New Roman" w:hAnsi="Times New Roman" w:cs="Times New Roman"/>
@@ -4355,7 +4818,7 @@
         </w:rPr>
         <w:t xml:space="preserve">; 95% CI, </w:t>
       </w:r>
-      <w:del w:id="91174" w:author="Claude (E30 修订)" w:date="2026-10-09T12:00:00Z">
+      <w:del w:id="91203" w:author="Claude (E30 修订)" w:date="2026-10-09T12:00:00Z">
         <w:r>
           <w:rPr>
             <w:rFonts w:ascii="Times New Roman" w:eastAsia="Times New Roman" w:hAnsi="Times New Roman" w:cs="Times New Roman"/>
@@ -4366,7 +4829,7 @@
           <w:delText xml:space="preserve">1.83–3.64</w:delText>
         </w:r>
       </w:del>
-      <w:ins w:id="91175" w:author="Claude (E30 修订)" w:date="2026-10-09T12:00:00Z">
+      <w:ins w:id="91204" w:author="Claude (E30 修订)" w:date="2026-10-09T12:00:00Z">
         <w:r>
           <w:rPr>
             <w:rFonts w:ascii="Times New Roman" w:eastAsia="Times New Roman" w:hAnsi="Times New Roman" w:cs="Times New Roman"/>
@@ -4405,7 +4868,7 @@
         </w:rPr>
         <w:t xml:space="preserve">In</w:t>
       </w:r>
-      <w:del w:id="91176" w:author="Claude (E30 修订)" w:date="2026-10-09T12:00:00Z">
+      <w:del w:id="91205" w:author="Claude (E30 修订)" w:date="2026-10-09T12:00:00Z">
         <w:r>
           <w:rPr>
             <w:rFonts w:ascii="Times New Roman" w:eastAsia="Times New Roman" w:hAnsi="Times New Roman" w:cs="Times New Roman"/>
@@ -4425,7 +4888,7 @@
         </w:rPr>
         <w:t xml:space="preserve"> persistent AF </w:t>
       </w:r>
-      <w:del w:id="91177" w:author="Claude (E30 修订)" w:date="2026-10-09T12:00:00Z">
+      <w:del w:id="91206" w:author="Claude (E30 修订)" w:date="2026-10-09T12:00:00Z">
         <w:r>
           <w:rPr>
             <w:rFonts w:ascii="Times New Roman" w:eastAsia="Times New Roman" w:hAnsi="Times New Roman" w:cs="Times New Roman"/>
@@ -4445,7 +4908,7 @@
         </w:rPr>
         <w:t xml:space="preserve">(n=</w:t>
       </w:r>
-      <w:del w:id="91178" w:author="Claude (E30 修订)" w:date="2026-10-09T12:00:00Z">
+      <w:del w:id="91207" w:author="Claude (E30 修订)" w:date="2026-10-09T12:00:00Z">
         <w:r>
           <w:rPr>
             <w:rFonts w:ascii="Times New Roman" w:eastAsia="Times New Roman" w:hAnsi="Times New Roman" w:cs="Times New Roman"/>
@@ -4456,7 +4919,7 @@
           <w:delText xml:space="preserve">955</w:delText>
         </w:r>
       </w:del>
-      <w:ins w:id="91179" w:author="Claude (E30 修订)" w:date="2026-10-09T12:00:00Z">
+      <w:ins w:id="91208" w:author="Claude (E30 修订)" w:date="2026-10-09T12:00:00Z">
         <w:r>
           <w:rPr>
             <w:rFonts w:ascii="Times New Roman" w:eastAsia="Times New Roman" w:hAnsi="Times New Roman" w:cs="Times New Roman"/>
@@ -4476,7 +4939,7 @@
         </w:rPr>
         <w:t xml:space="preserve">), </w:t>
       </w:r>
-      <w:del w:id="91180" w:author="Claude (E30 修订)" w:date="2026-10-09T12:00:00Z">
+      <w:del w:id="91209" w:author="Claude (E30 修订)" w:date="2026-10-09T12:00:00Z">
         <w:r>
           <w:rPr>
             <w:rFonts w:ascii="Times New Roman" w:eastAsia="Times New Roman" w:hAnsi="Times New Roman" w:cs="Times New Roman"/>
@@ -4487,7 +4950,7 @@
           <w:delText xml:space="preserve">86</w:delText>
         </w:r>
       </w:del>
-      <w:ins w:id="91181" w:author="Claude (E30 修订)" w:date="2026-10-09T12:00:00Z">
+      <w:ins w:id="91210" w:author="Claude (E30 修订)" w:date="2026-10-09T12:00:00Z">
         <w:r>
           <w:rPr>
             <w:rFonts w:ascii="Times New Roman" w:eastAsia="Times New Roman" w:hAnsi="Times New Roman" w:cs="Times New Roman"/>
@@ -4507,7 +4970,7 @@
         </w:rPr>
         <w:t xml:space="preserve"> patients (</w:t>
       </w:r>
-      <w:del w:id="91182" w:author="Claude (E30 修订)" w:date="2026-10-09T12:00:00Z">
+      <w:del w:id="91211" w:author="Claude (E30 修订)" w:date="2026-10-09T12:00:00Z">
         <w:r>
           <w:rPr>
             <w:rFonts w:ascii="Times New Roman" w:eastAsia="Times New Roman" w:hAnsi="Times New Roman" w:cs="Times New Roman"/>
@@ -4518,7 +4981,7 @@
           <w:delText xml:space="preserve">9.0%</w:delText>
         </w:r>
       </w:del>
-      <w:ins w:id="91183" w:author="Claude (E30 修订)" w:date="2026-10-09T12:00:00Z">
+      <w:ins w:id="91212" w:author="Claude (E30 修订)" w:date="2026-10-09T12:00:00Z">
         <w:r>
           <w:rPr>
             <w:rFonts w:ascii="Times New Roman" w:eastAsia="Times New Roman" w:hAnsi="Times New Roman" w:cs="Times New Roman"/>
@@ -4538,7 +5001,7 @@
         </w:rPr>
         <w:t xml:space="preserve">) had isolated MR, </w:t>
       </w:r>
-      <w:del w:id="91184" w:author="Claude (E30 修订)" w:date="2026-10-09T12:00:00Z">
+      <w:del w:id="91213" w:author="Claude (E30 修订)" w:date="2026-10-09T12:00:00Z">
         <w:r>
           <w:rPr>
             <w:rFonts w:ascii="Times New Roman" w:eastAsia="Times New Roman" w:hAnsi="Times New Roman" w:cs="Times New Roman"/>
@@ -4549,7 +5012,7 @@
           <w:delText xml:space="preserve">261</w:delText>
         </w:r>
       </w:del>
-      <w:ins w:id="91185" w:author="Claude (E30 修订)" w:date="2026-10-09T12:00:00Z">
+      <w:ins w:id="91214" w:author="Claude (E30 修订)" w:date="2026-10-09T12:00:00Z">
         <w:r>
           <w:rPr>
             <w:rFonts w:ascii="Times New Roman" w:eastAsia="Times New Roman" w:hAnsi="Times New Roman" w:cs="Times New Roman"/>
@@ -4569,7 +5032,7 @@
         </w:rPr>
         <w:t xml:space="preserve"> (</w:t>
       </w:r>
-      <w:del w:id="91186" w:author="Claude (E30 修订)" w:date="2026-10-09T12:00:00Z">
+      <w:del w:id="91215" w:author="Claude (E30 修订)" w:date="2026-10-09T12:00:00Z">
         <w:r>
           <w:rPr>
             <w:rFonts w:ascii="Times New Roman" w:eastAsia="Times New Roman" w:hAnsi="Times New Roman" w:cs="Times New Roman"/>
@@ -4580,7 +5043,7 @@
           <w:delText xml:space="preserve">27.3%</w:delText>
         </w:r>
       </w:del>
-      <w:ins w:id="91187" w:author="Claude (E30 修订)" w:date="2026-10-09T12:00:00Z">
+      <w:ins w:id="91216" w:author="Claude (E30 修订)" w:date="2026-10-09T12:00:00Z">
         <w:r>
           <w:rPr>
             <w:rFonts w:ascii="Times New Roman" w:eastAsia="Times New Roman" w:hAnsi="Times New Roman" w:cs="Times New Roman"/>
@@ -4600,7 +5063,7 @@
         </w:rPr>
         <w:t xml:space="preserve">) isolated TR, and </w:t>
       </w:r>
-      <w:del w:id="91188" w:author="Claude (E30 修订)" w:date="2026-10-09T12:00:00Z">
+      <w:del w:id="91217" w:author="Claude (E30 修订)" w:date="2026-10-09T12:00:00Z">
         <w:r>
           <w:rPr>
             <w:rFonts w:ascii="Times New Roman" w:eastAsia="Times New Roman" w:hAnsi="Times New Roman" w:cs="Times New Roman"/>
@@ -4611,7 +5074,7 @@
           <w:delText xml:space="preserve">361</w:delText>
         </w:r>
       </w:del>
-      <w:ins w:id="91189" w:author="Claude (E30 修订)" w:date="2026-10-09T12:00:00Z">
+      <w:ins w:id="91218" w:author="Claude (E30 修订)" w:date="2026-10-09T12:00:00Z">
         <w:r>
           <w:rPr>
             <w:rFonts w:ascii="Times New Roman" w:eastAsia="Times New Roman" w:hAnsi="Times New Roman" w:cs="Times New Roman"/>
@@ -4631,7 +5094,7 @@
         </w:rPr>
         <w:t xml:space="preserve"> (</w:t>
       </w:r>
-      <w:del w:id="91190" w:author="Claude (E30 修订)" w:date="2026-10-09T12:00:00Z">
+      <w:del w:id="91219" w:author="Claude (E30 修订)" w:date="2026-10-09T12:00:00Z">
         <w:r>
           <w:rPr>
             <w:rFonts w:ascii="Times New Roman" w:eastAsia="Times New Roman" w:hAnsi="Times New Roman" w:cs="Times New Roman"/>
@@ -4642,7 +5105,7 @@
           <w:delText xml:space="preserve">37.8%</w:delText>
         </w:r>
       </w:del>
-      <w:ins w:id="91191" w:author="Claude (E30 修订)" w:date="2026-10-09T12:00:00Z">
+      <w:ins w:id="91220" w:author="Claude (E30 修订)" w:date="2026-10-09T12:00:00Z">
         <w:r>
           <w:rPr>
             <w:rFonts w:ascii="Times New Roman" w:eastAsia="Times New Roman" w:hAnsi="Times New Roman" w:cs="Times New Roman"/>
@@ -4662,7 +5125,7 @@
         </w:rPr>
         <w:t xml:space="preserve">) combined disease. The adjusted MR–TR association was also present (OR, </w:t>
       </w:r>
-      <w:del w:id="91192" w:author="Claude (E30 修订)" w:date="2026-10-09T12:00:00Z">
+      <w:del w:id="91221" w:author="Claude (E30 修订)" w:date="2026-10-09T12:00:00Z">
         <w:r>
           <w:rPr>
             <w:rFonts w:ascii="Times New Roman" w:eastAsia="Times New Roman" w:hAnsi="Times New Roman" w:cs="Times New Roman"/>
@@ -4673,7 +5136,7 @@
           <w:delText xml:space="preserve">2.87</w:delText>
         </w:r>
       </w:del>
-      <w:ins w:id="91193" w:author="Claude (E30 修订)" w:date="2026-10-09T12:00:00Z">
+      <w:ins w:id="91222" w:author="Claude (E30 修订)" w:date="2026-10-09T12:00:00Z">
         <w:r>
           <w:rPr>
             <w:rFonts w:ascii="Times New Roman" w:eastAsia="Times New Roman" w:hAnsi="Times New Roman" w:cs="Times New Roman"/>
@@ -4693,7 +5156,7 @@
         </w:rPr>
         <w:t xml:space="preserve">; 95% CI, </w:t>
       </w:r>
-      <w:del w:id="91194" w:author="Claude (E30 修订)" w:date="2026-10-09T12:00:00Z">
+      <w:del w:id="91223" w:author="Claude (E30 修订)" w:date="2026-10-09T12:00:00Z">
         <w:r>
           <w:rPr>
             <w:rFonts w:ascii="Times New Roman" w:eastAsia="Times New Roman" w:hAnsi="Times New Roman" w:cs="Times New Roman"/>
@@ -4704,7 +5167,7 @@
           <w:delText xml:space="preserve">1.93–4.29</w:delText>
         </w:r>
       </w:del>
-      <w:ins w:id="91195" w:author="Claude (E30 修订)" w:date="2026-10-09T12:00:00Z">
+      <w:ins w:id="91224" w:author="Claude (E30 修订)" w:date="2026-10-09T12:00:00Z">
         <w:r>
           <w:rPr>
             <w:rFonts w:ascii="Times New Roman" w:eastAsia="Times New Roman" w:hAnsi="Times New Roman" w:cs="Times New Roman"/>
@@ -4724,7 +5187,7 @@
         </w:rPr>
         <w:t xml:space="preserve">), with enlargement of both atria in combined disease. Its greater prevalence than in paroxysmal AF persisted after age and sex adjustment (prevalence ratio, </w:t>
       </w:r>
-      <w:del w:id="91196" w:author="Claude (E30 修订)" w:date="2026-10-09T12:00:00Z">
+      <w:del w:id="91225" w:author="Claude (E30 修订)" w:date="2026-10-09T12:00:00Z">
         <w:r>
           <w:rPr>
             <w:rFonts w:ascii="Times New Roman" w:eastAsia="Times New Roman" w:hAnsi="Times New Roman" w:cs="Times New Roman"/>
@@ -4735,7 +5198,7 @@
           <w:delText xml:space="preserve">3.12</w:delText>
         </w:r>
       </w:del>
-      <w:ins w:id="91197" w:author="Claude (E30 修订)" w:date="2026-10-09T12:00:00Z">
+      <w:ins w:id="91226" w:author="Claude (E30 修订)" w:date="2026-10-09T12:00:00Z">
         <w:r>
           <w:rPr>
             <w:rFonts w:ascii="Times New Roman" w:eastAsia="Times New Roman" w:hAnsi="Times New Roman" w:cs="Times New Roman"/>
@@ -4755,7 +5218,7 @@
         </w:rPr>
         <w:t xml:space="preserve">; 95% CI, </w:t>
       </w:r>
-      <w:del w:id="91198" w:author="Claude (E30 修订)" w:date="2026-10-09T12:00:00Z">
+      <w:del w:id="91227" w:author="Claude (E30 修订)" w:date="2026-10-09T12:00:00Z">
         <w:r>
           <w:rPr>
             <w:rFonts w:ascii="Times New Roman" w:eastAsia="Times New Roman" w:hAnsi="Times New Roman" w:cs="Times New Roman"/>
@@ -4766,7 +5229,7 @@
           <w:delText xml:space="preserve">2.67–3.65</w:delText>
         </w:r>
       </w:del>
-      <w:ins w:id="91199" w:author="Claude (E30 修订)" w:date="2026-10-09T12:00:00Z">
+      <w:ins w:id="91228" w:author="Claude (E30 修订)" w:date="2026-10-09T12:00:00Z">
         <w:r>
           <w:rPr>
             <w:rFonts w:ascii="Times New Roman" w:eastAsia="Times New Roman" w:hAnsi="Times New Roman" w:cs="Times New Roman"/>
@@ -4805,7 +5268,7 @@
         </w:rPr>
         <w:t xml:space="preserve">Overall, MR–TR co-occurrence exceeded the expectation conditional on age, sex, and AF type (observed/expected ratio, </w:t>
       </w:r>
-      <w:del w:id="91200" w:author="Claude (E30 修订)" w:date="2026-10-09T12:00:00Z">
+      <w:del w:id="91229" w:author="Claude (E30 修订)" w:date="2026-10-09T12:00:00Z">
         <w:r>
           <w:rPr>
             <w:rFonts w:ascii="Times New Roman" w:eastAsia="Times New Roman" w:hAnsi="Times New Roman" w:cs="Times New Roman"/>
@@ -4816,7 +5279,7 @@
           <w:delText xml:space="preserve">1.26</w:delText>
         </w:r>
       </w:del>
-      <w:ins w:id="91201" w:author="Claude (E30 修订)" w:date="2026-10-09T12:00:00Z">
+      <w:ins w:id="91230" w:author="Claude (E30 修订)" w:date="2026-10-09T12:00:00Z">
         <w:r>
           <w:rPr>
             <w:rFonts w:ascii="Times New Roman" w:eastAsia="Times New Roman" w:hAnsi="Times New Roman" w:cs="Times New Roman"/>
@@ -4836,7 +5299,7 @@
         </w:rPr>
         <w:t xml:space="preserve">; 95% CI, </w:t>
       </w:r>
-      <w:del w:id="91202" w:author="Claude (E30 修订)" w:date="2026-10-09T12:00:00Z">
+      <w:del w:id="91231" w:author="Claude (E30 修订)" w:date="2026-10-09T12:00:00Z">
         <w:r>
           <w:rPr>
             <w:rFonts w:ascii="Times New Roman" w:eastAsia="Times New Roman" w:hAnsi="Times New Roman" w:cs="Times New Roman"/>
@@ -4847,7 +5310,7 @@
           <w:delText xml:space="preserve">1.20–1.30</w:delText>
         </w:r>
       </w:del>
-      <w:ins w:id="91203" w:author="Claude (E30 修订)" w:date="2026-10-09T12:00:00Z">
+      <w:ins w:id="91232" w:author="Claude (E30 修订)" w:date="2026-10-09T12:00:00Z">
         <w:r>
           <w:rPr>
             <w:rFonts w:ascii="Times New Roman" w:eastAsia="Times New Roman" w:hAnsi="Times New Roman" w:cs="Times New Roman"/>
@@ -4867,7 +5330,7 @@
         </w:rPr>
         <w:t xml:space="preserve">). In combined disease, grade ≥2 MR occurred in </w:t>
       </w:r>
-      <w:del w:id="91204" w:author="Claude (E30 修订)" w:date="2026-10-09T12:00:00Z">
+      <w:del w:id="91233" w:author="Claude (E30 修订)" w:date="2026-10-09T12:00:00Z">
         <w:r>
           <w:rPr>
             <w:rFonts w:ascii="Times New Roman" w:eastAsia="Times New Roman" w:hAnsi="Times New Roman" w:cs="Times New Roman"/>
@@ -4878,7 +5341,7 @@
           <w:delText xml:space="preserve">38.1%</w:delText>
         </w:r>
       </w:del>
-      <w:ins w:id="91205" w:author="Claude (E30 修订)" w:date="2026-10-09T12:00:00Z">
+      <w:ins w:id="91234" w:author="Claude (E30 修订)" w:date="2026-10-09T12:00:00Z">
         <w:r>
           <w:rPr>
             <w:rFonts w:ascii="Times New Roman" w:eastAsia="Times New Roman" w:hAnsi="Times New Roman" w:cs="Times New Roman"/>
@@ -4898,7 +5361,7 @@
         </w:rPr>
         <w:t xml:space="preserve">, versus </w:t>
       </w:r>
-      <w:del w:id="91206" w:author="Claude (E30 修订)" w:date="2026-10-09T12:00:00Z">
+      <w:del w:id="91235" w:author="Claude (E30 修订)" w:date="2026-10-09T12:00:00Z">
         <w:r>
           <w:rPr>
             <w:rFonts w:ascii="Times New Roman" w:eastAsia="Times New Roman" w:hAnsi="Times New Roman" w:cs="Times New Roman"/>
@@ -4909,7 +5372,7 @@
           <w:delText xml:space="preserve">26.2%</w:delText>
         </w:r>
       </w:del>
-      <w:ins w:id="91207" w:author="Claude (E30 修订)" w:date="2026-10-09T12:00:00Z">
+      <w:ins w:id="91236" w:author="Claude (E30 修订)" w:date="2026-10-09T12:00:00Z">
         <w:r>
           <w:rPr>
             <w:rFonts w:ascii="Times New Roman" w:eastAsia="Times New Roman" w:hAnsi="Times New Roman" w:cs="Times New Roman"/>
@@ -4929,7 +5392,7 @@
         </w:rPr>
         <w:t xml:space="preserve"> with isolated MR; corresponding TR proportions were </w:t>
       </w:r>
-      <w:del w:id="91208" w:author="Claude (E30 修订)" w:date="2026-10-09T12:00:00Z">
+      <w:del w:id="91237" w:author="Claude (E30 修订)" w:date="2026-10-09T12:00:00Z">
         <w:r>
           <w:rPr>
             <w:rFonts w:ascii="Times New Roman" w:eastAsia="Times New Roman" w:hAnsi="Times New Roman" w:cs="Times New Roman"/>
@@ -4940,7 +5403,7 @@
           <w:delText xml:space="preserve">53.7%</w:delText>
         </w:r>
       </w:del>
-      <w:ins w:id="91209" w:author="Claude (E30 修订)" w:date="2026-10-09T12:00:00Z">
+      <w:ins w:id="91238" w:author="Claude (E30 修订)" w:date="2026-10-09T12:00:00Z">
         <w:r>
           <w:rPr>
             <w:rFonts w:ascii="Times New Roman" w:eastAsia="Times New Roman" w:hAnsi="Times New Roman" w:cs="Times New Roman"/>
@@ -4960,7 +5423,7 @@
         </w:rPr>
         <w:t xml:space="preserve"> and </w:t>
       </w:r>
-      <w:del w:id="91210" w:author="Claude (E30 修订)" w:date="2026-10-09T12:00:00Z">
+      <w:del w:id="91239" w:author="Claude (E30 修订)" w:date="2026-10-09T12:00:00Z">
         <w:r>
           <w:rPr>
             <w:rFonts w:ascii="Times New Roman" w:eastAsia="Times New Roman" w:hAnsi="Times New Roman" w:cs="Times New Roman"/>
@@ -4971,7 +5434,7 @@
           <w:delText xml:space="preserve">29.9%.</w:delText>
         </w:r>
       </w:del>
-      <w:ins w:id="91211" w:author="Claude (E30 修订)" w:date="2026-10-09T12:00:00Z">
+      <w:ins w:id="91240" w:author="Claude (E30 修订)" w:date="2026-10-09T12:00:00Z">
         <w:r>
           <w:rPr>
             <w:rFonts w:ascii="Times New Roman" w:eastAsia="Times New Roman" w:hAnsi="Times New Roman" w:cs="Times New Roman"/>
@@ -5084,7 +5547,7 @@
         </w:rPr>
         <w:t xml:space="preserve"> Baseline characteristics by AF type in the baseline phenotype and paired response </w:t>
       </w:r>
-      <w:del w:id="91212" w:author="Claude (E30 修订)" w:date="2026-10-09T12:00:00Z">
+      <w:del w:id="91241" w:author="Claude (E30 修订)" w:date="2026-10-09T12:00:00Z">
         <w:r>
           <w:rPr>
             <w:rFonts w:ascii="Times New Roman" w:eastAsia="Times New Roman" w:hAnsi="Times New Roman" w:cs="Times New Roman"/>
@@ -5093,7 +5556,7 @@
           <w:delText xml:space="preserve">cohorts.</w:delText>
         </w:r>
       </w:del>
-      <w:ins w:id="91213" w:author="Claude (E30 修订)" w:date="2026-10-09T12:00:00Z">
+      <w:ins w:id="91242" w:author="Claude (E30 修订)" w:date="2026-10-09T12:00:00Z">
         <w:r>
           <w:rPr>
             <w:rFonts w:ascii="Times New Roman" w:eastAsia="Times New Roman" w:hAnsi="Times New Roman" w:cs="Times New Roman"/>
@@ -5330,7 +5793,7 @@
               </w:rPr>
               <w:t xml:space="preserve">Baseline phenotype </w:t>
             </w:r>
-            <w:del w:id="91216" w:author="Claude (E30 修订)" w:date="2026-10-09T12:00:00Z">
+            <w:del w:id="91245" w:author="Claude (E30 修订)" w:date="2026-10-09T12:00:00Z">
               <w:r>
                 <w:rPr>
                   <w:rFonts w:ascii="Times New Roman" w:eastAsia="Times New Roman" w:hAnsi="Times New Roman" w:cs="Times New Roman"/>
@@ -5342,7 +5805,7 @@
                 <w:delText xml:space="preserve">cohort</w:delText>
               </w:r>
             </w:del>
-            <w:ins w:id="91217" w:author="Claude (E30 修订)" w:date="2026-10-09T12:00:00Z">
+            <w:ins w:id="91246" w:author="Claude (E30 修订)" w:date="2026-10-09T12:00:00Z">
               <w:r>
                 <w:rPr>
                   <w:rFonts w:ascii="Times New Roman" w:eastAsia="Times New Roman" w:hAnsi="Times New Roman" w:cs="Times New Roman"/>
@@ -5441,7 +5904,7 @@
               </w:rPr>
               <w:t xml:space="preserve">1,</w:t>
             </w:r>
-            <w:del w:id="91218" w:author="Claude (E30 修订)" w:date="2026-10-09T12:00:00Z">
+            <w:del w:id="91247" w:author="Claude (E30 修订)" w:date="2026-10-09T12:00:00Z">
               <w:r>
                 <w:rPr>
                   <w:rFonts w:ascii="Times New Roman" w:eastAsia="Times New Roman" w:hAnsi="Times New Roman" w:cs="Times New Roman"/>
@@ -5452,7 +5915,7 @@
                 <w:delText xml:space="preserve">367</w:delText>
               </w:r>
             </w:del>
-            <w:ins w:id="91219" w:author="Claude (E30 修订)" w:date="2026-10-09T12:00:00Z">
+            <w:ins w:id="91248" w:author="Claude (E30 修订)" w:date="2026-10-09T12:00:00Z">
               <w:r>
                 <w:rPr>
                   <w:rFonts w:ascii="Times New Roman" w:eastAsia="Times New Roman" w:hAnsi="Times New Roman" w:cs="Times New Roman"/>
@@ -5489,7 +5952,7 @@
                 <w:szCs w:val="20"/>
               </w:rPr>
             </w:pPr>
-            <w:del w:id="91220" w:author="Claude (E30 修订)" w:date="2026-10-09T12:00:00Z">
+            <w:del w:id="91249" w:author="Claude (E30 修订)" w:date="2026-10-09T12:00:00Z">
               <w:r>
                 <w:rPr>
                   <w:rFonts w:ascii="Times New Roman" w:eastAsia="Times New Roman" w:hAnsi="Times New Roman" w:cs="Times New Roman"/>
@@ -5500,7 +5963,7 @@
                 <w:delText xml:space="preserve">955</w:delText>
               </w:r>
             </w:del>
-            <w:ins w:id="91221" w:author="Claude (E30 修订)" w:date="2026-10-09T12:00:00Z">
+            <w:ins w:id="91250" w:author="Claude (E30 修订)" w:date="2026-10-09T12:00:00Z">
               <w:r>
                 <w:rPr>
                   <w:rFonts w:ascii="Times New Roman" w:eastAsia="Times New Roman" w:hAnsi="Times New Roman" w:cs="Times New Roman"/>
@@ -5614,7 +6077,7 @@
               </w:rPr>
               <w:t xml:space="preserve">63 (54, </w:t>
             </w:r>
-            <w:del w:id="91222" w:author="Claude (E30 修订)" w:date="2026-10-09T12:00:00Z">
+            <w:del w:id="91251" w:author="Claude (E30 修订)" w:date="2026-10-09T12:00:00Z">
               <w:r>
                 <w:rPr>
                   <w:rFonts w:ascii="Times New Roman" w:eastAsia="Times New Roman" w:hAnsi="Times New Roman" w:cs="Times New Roman"/>
@@ -5625,7 +6088,7 @@
                 <w:delText xml:space="preserve">72</w:delText>
               </w:r>
             </w:del>
-            <w:ins w:id="91223" w:author="Claude (E30 修订)" w:date="2026-10-09T12:00:00Z">
+            <w:ins w:id="91252" w:author="Claude (E30 修订)" w:date="2026-10-09T12:00:00Z">
               <w:r>
                 <w:rPr>
                   <w:rFonts w:ascii="Times New Roman" w:eastAsia="Times New Roman" w:hAnsi="Times New Roman" w:cs="Times New Roman"/>
@@ -5680,7 +6143,7 @@
               </w:rPr>
               <w:t xml:space="preserve">65 (</w:t>
             </w:r>
-            <w:del w:id="91224" w:author="Claude (E30 修订)" w:date="2026-10-09T12:00:00Z">
+            <w:del w:id="91253" w:author="Claude (E30 修订)" w:date="2026-10-09T12:00:00Z">
               <w:r>
                 <w:rPr>
                   <w:rFonts w:ascii="Times New Roman" w:eastAsia="Times New Roman" w:hAnsi="Times New Roman" w:cs="Times New Roman"/>
@@ -5691,7 +6154,7 @@
                 <w:delText xml:space="preserve">57</w:delText>
               </w:r>
             </w:del>
-            <w:ins w:id="91225" w:author="Claude (E30 修订)" w:date="2026-10-09T12:00:00Z">
+            <w:ins w:id="91254" w:author="Claude (E30 修订)" w:date="2026-10-09T12:00:00Z">
               <w:r>
                 <w:rPr>
                   <w:rFonts w:ascii="Times New Roman" w:eastAsia="Times New Roman" w:hAnsi="Times New Roman" w:cs="Times New Roman"/>
@@ -5711,7 +6174,7 @@
               </w:rPr>
               <w:t xml:space="preserve">, </w:t>
             </w:r>
-            <w:del w:id="91226" w:author="Claude (E30 修订)" w:date="2026-10-09T12:00:00Z">
+            <w:del w:id="91255" w:author="Claude (E30 修订)" w:date="2026-10-09T12:00:00Z">
               <w:r>
                 <w:rPr>
                   <w:rFonts w:ascii="Times New Roman" w:eastAsia="Times New Roman" w:hAnsi="Times New Roman" w:cs="Times New Roman"/>
@@ -5722,7 +6185,7 @@
                 <w:delText xml:space="preserve">72</w:delText>
               </w:r>
             </w:del>
-            <w:ins w:id="91227" w:author="Claude (E30 修订)" w:date="2026-10-09T12:00:00Z">
+            <w:ins w:id="91256" w:author="Claude (E30 修订)" w:date="2026-10-09T12:00:00Z">
               <w:r>
                 <w:rPr>
                   <w:rFonts w:ascii="Times New Roman" w:eastAsia="Times New Roman" w:hAnsi="Times New Roman" w:cs="Times New Roman"/>
@@ -5768,7 +6231,7 @@
                 <w:szCs w:val="20"/>
               </w:rPr>
             </w:pPr>
-            <w:del w:id="91228" w:author="Claude (E30 修订)" w:date="2026-10-09T12:00:00Z">
+            <w:del w:id="91257" w:author="Claude (E30 修订)" w:date="2026-10-09T12:00:00Z">
               <w:r>
                 <w:rPr>
                   <w:rFonts w:ascii="Times New Roman" w:eastAsia="Times New Roman" w:hAnsi="Times New Roman" w:cs="Times New Roman"/>
@@ -5779,7 +6242,7 @@
                 <w:delText xml:space="preserve">0.070</w:delText>
               </w:r>
             </w:del>
-            <w:ins w:id="91229" w:author="Claude (E30 修订)" w:date="2026-10-09T12:00:00Z">
+            <w:ins w:id="91258" w:author="Claude (E30 修订)" w:date="2026-10-09T12:00:00Z">
               <w:r>
                 <w:rPr>
                   <w:rFonts w:ascii="Times New Roman" w:eastAsia="Times New Roman" w:hAnsi="Times New Roman" w:cs="Times New Roman"/>
@@ -5858,7 +6321,7 @@
                 <w:szCs w:val="20"/>
               </w:rPr>
             </w:pPr>
-            <w:del w:id="91230" w:author="Claude (E30 修订)" w:date="2026-10-09T12:00:00Z">
+            <w:del w:id="91259" w:author="Claude (E30 修订)" w:date="2026-10-09T12:00:00Z">
               <w:r>
                 <w:rPr>
                   <w:rFonts w:ascii="Times New Roman" w:eastAsia="Times New Roman" w:hAnsi="Times New Roman" w:cs="Times New Roman"/>
@@ -5869,7 +6332,7 @@
                 <w:delText xml:space="preserve">646</w:delText>
               </w:r>
             </w:del>
-            <w:ins w:id="91231" w:author="Claude (E30 修订)" w:date="2026-10-09T12:00:00Z">
+            <w:ins w:id="91260" w:author="Claude (E30 修订)" w:date="2026-10-09T12:00:00Z">
               <w:r>
                 <w:rPr>
                   <w:rFonts w:ascii="Times New Roman" w:eastAsia="Times New Roman" w:hAnsi="Times New Roman" w:cs="Times New Roman"/>
@@ -5889,7 +6352,7 @@
               </w:rPr>
               <w:t xml:space="preserve"> (</w:t>
             </w:r>
-            <w:del w:id="91232" w:author="Claude (E30 修订)" w:date="2026-10-09T12:00:00Z">
+            <w:del w:id="91261" w:author="Claude (E30 修订)" w:date="2026-10-09T12:00:00Z">
               <w:r>
                 <w:rPr>
                   <w:rFonts w:ascii="Times New Roman" w:eastAsia="Times New Roman" w:hAnsi="Times New Roman" w:cs="Times New Roman"/>
@@ -5900,7 +6363,7 @@
                 <w:delText xml:space="preserve">47.3%</w:delText>
               </w:r>
             </w:del>
-            <w:ins w:id="91233" w:author="Claude (E30 修订)" w:date="2026-10-09T12:00:00Z">
+            <w:ins w:id="91262" w:author="Claude (E30 修订)" w:date="2026-10-09T12:00:00Z">
               <w:r>
                 <w:rPr>
                   <w:rFonts w:ascii="Times New Roman" w:eastAsia="Times New Roman" w:hAnsi="Times New Roman" w:cs="Times New Roman"/>
@@ -5946,7 +6409,7 @@
                 <w:szCs w:val="20"/>
               </w:rPr>
             </w:pPr>
-            <w:del w:id="91234" w:author="Claude (E30 修订)" w:date="2026-10-09T12:00:00Z">
+            <w:del w:id="91263" w:author="Claude (E30 修订)" w:date="2026-10-09T12:00:00Z">
               <w:r>
                 <w:rPr>
                   <w:rFonts w:ascii="Times New Roman" w:eastAsia="Times New Roman" w:hAnsi="Times New Roman" w:cs="Times New Roman"/>
@@ -5957,7 +6420,7 @@
                 <w:delText xml:space="preserve">335</w:delText>
               </w:r>
             </w:del>
-            <w:ins w:id="91235" w:author="Claude (E30 修订)" w:date="2026-10-09T12:00:00Z">
+            <w:ins w:id="91264" w:author="Claude (E30 修订)" w:date="2026-10-09T12:00:00Z">
               <w:r>
                 <w:rPr>
                   <w:rFonts w:ascii="Times New Roman" w:eastAsia="Times New Roman" w:hAnsi="Times New Roman" w:cs="Times New Roman"/>
@@ -5977,7 +6440,7 @@
               </w:rPr>
               <w:t xml:space="preserve"> (</w:t>
             </w:r>
-            <w:del w:id="91236" w:author="Claude (E30 修订)" w:date="2026-10-09T12:00:00Z">
+            <w:del w:id="91265" w:author="Claude (E30 修订)" w:date="2026-10-09T12:00:00Z">
               <w:r>
                 <w:rPr>
                   <w:rFonts w:ascii="Times New Roman" w:eastAsia="Times New Roman" w:hAnsi="Times New Roman" w:cs="Times New Roman"/>
@@ -5988,7 +6451,7 @@
                 <w:delText xml:space="preserve">35.1%</w:delText>
               </w:r>
             </w:del>
-            <w:ins w:id="91237" w:author="Claude (E30 修订)" w:date="2026-10-09T12:00:00Z">
+            <w:ins w:id="91266" w:author="Claude (E30 修订)" w:date="2026-10-09T12:00:00Z">
               <w:r>
                 <w:rPr>
                   <w:rFonts w:ascii="Times New Roman" w:eastAsia="Times New Roman" w:hAnsi="Times New Roman" w:cs="Times New Roman"/>
@@ -6241,7 +6704,7 @@
                 <w:szCs w:val="20"/>
               </w:rPr>
             </w:pPr>
-            <w:del w:id="91238" w:author="Claude (E30 修订)" w:date="2026-10-09T12:00:00Z">
+            <w:del w:id="91267" w:author="Claude (E30 修订)" w:date="2026-10-09T12:00:00Z">
               <w:r>
                 <w:rPr>
                   <w:rFonts w:ascii="Times New Roman" w:eastAsia="Times New Roman" w:hAnsi="Times New Roman" w:cs="Times New Roman"/>
@@ -6252,7 +6715,7 @@
                 <w:delText xml:space="preserve">819 (59.9%)</w:delText>
               </w:r>
             </w:del>
-            <w:ins w:id="91239" w:author="Claude (E30 修订)" w:date="2026-10-09T12:00:00Z">
+            <w:ins w:id="91268" w:author="Claude (E30 修订)" w:date="2026-10-09T12:00:00Z">
               <w:r>
                 <w:rPr>
                   <w:rFonts w:ascii="Times New Roman" w:eastAsia="Times New Roman" w:hAnsi="Times New Roman" w:cs="Times New Roman"/>
@@ -6289,7 +6752,7 @@
                 <w:szCs w:val="20"/>
               </w:rPr>
             </w:pPr>
-            <w:del w:id="91240" w:author="Claude (E30 修订)" w:date="2026-10-09T12:00:00Z">
+            <w:del w:id="91269" w:author="Claude (E30 修订)" w:date="2026-10-09T12:00:00Z">
               <w:r>
                 <w:rPr>
                   <w:rFonts w:ascii="Times New Roman" w:eastAsia="Times New Roman" w:hAnsi="Times New Roman" w:cs="Times New Roman"/>
@@ -6300,7 +6763,7 @@
                 <w:delText xml:space="preserve">247</w:delText>
               </w:r>
             </w:del>
-            <w:ins w:id="91241" w:author="Claude (E30 修订)" w:date="2026-10-09T12:00:00Z">
+            <w:ins w:id="91270" w:author="Claude (E30 修订)" w:date="2026-10-09T12:00:00Z">
               <w:r>
                 <w:rPr>
                   <w:rFonts w:ascii="Times New Roman" w:eastAsia="Times New Roman" w:hAnsi="Times New Roman" w:cs="Times New Roman"/>
@@ -6320,7 +6783,7 @@
               </w:rPr>
               <w:t xml:space="preserve"> (</w:t>
             </w:r>
-            <w:del w:id="91242" w:author="Claude (E30 修订)" w:date="2026-10-09T12:00:00Z">
+            <w:del w:id="91271" w:author="Claude (E30 修订)" w:date="2026-10-09T12:00:00Z">
               <w:r>
                 <w:rPr>
                   <w:rFonts w:ascii="Times New Roman" w:eastAsia="Times New Roman" w:hAnsi="Times New Roman" w:cs="Times New Roman"/>
@@ -6331,7 +6794,7 @@
                 <w:delText xml:space="preserve">25.9%</w:delText>
               </w:r>
             </w:del>
-            <w:ins w:id="91243" w:author="Claude (E30 修订)" w:date="2026-10-09T12:00:00Z">
+            <w:ins w:id="91272" w:author="Claude (E30 修订)" w:date="2026-10-09T12:00:00Z">
               <w:r>
                 <w:rPr>
                   <w:rFonts w:ascii="Times New Roman" w:eastAsia="Times New Roman" w:hAnsi="Times New Roman" w:cs="Times New Roman"/>
@@ -6446,7 +6909,7 @@
                 <w:szCs w:val="20"/>
               </w:rPr>
             </w:pPr>
-            <w:del w:id="91244" w:author="Claude (E30 修订)" w:date="2026-10-09T12:00:00Z">
+            <w:del w:id="91273" w:author="Claude (E30 修订)" w:date="2026-10-09T12:00:00Z">
               <w:r>
                 <w:rPr>
                   <w:rFonts w:ascii="Times New Roman" w:eastAsia="Times New Roman" w:hAnsi="Times New Roman" w:cs="Times New Roman"/>
@@ -6457,7 +6920,7 @@
                 <w:delText xml:space="preserve">139</w:delText>
               </w:r>
             </w:del>
-            <w:ins w:id="91245" w:author="Claude (E30 修订)" w:date="2026-10-09T12:00:00Z">
+            <w:ins w:id="91274" w:author="Claude (E30 修订)" w:date="2026-10-09T12:00:00Z">
               <w:r>
                 <w:rPr>
                   <w:rFonts w:ascii="Times New Roman" w:eastAsia="Times New Roman" w:hAnsi="Times New Roman" w:cs="Times New Roman"/>
@@ -6503,7 +6966,7 @@
                 <w:szCs w:val="20"/>
               </w:rPr>
             </w:pPr>
-            <w:del w:id="91246" w:author="Claude (E30 修订)" w:date="2026-10-09T12:00:00Z">
+            <w:del w:id="91275" w:author="Claude (E30 修订)" w:date="2026-10-09T12:00:00Z">
               <w:r>
                 <w:rPr>
                   <w:rFonts w:ascii="Times New Roman" w:eastAsia="Times New Roman" w:hAnsi="Times New Roman" w:cs="Times New Roman"/>
@@ -6514,7 +6977,7 @@
                 <w:delText xml:space="preserve">86</w:delText>
               </w:r>
             </w:del>
-            <w:ins w:id="91247" w:author="Claude (E30 修订)" w:date="2026-10-09T12:00:00Z">
+            <w:ins w:id="91276" w:author="Claude (E30 修订)" w:date="2026-10-09T12:00:00Z">
               <w:r>
                 <w:rPr>
                   <w:rFonts w:ascii="Times New Roman" w:eastAsia="Times New Roman" w:hAnsi="Times New Roman" w:cs="Times New Roman"/>
@@ -6534,7 +6997,7 @@
               </w:rPr>
               <w:t xml:space="preserve"> (</w:t>
             </w:r>
-            <w:del w:id="91248" w:author="Claude (E30 修订)" w:date="2026-10-09T12:00:00Z">
+            <w:del w:id="91277" w:author="Claude (E30 修订)" w:date="2026-10-09T12:00:00Z">
               <w:r>
                 <w:rPr>
                   <w:rFonts w:ascii="Times New Roman" w:eastAsia="Times New Roman" w:hAnsi="Times New Roman" w:cs="Times New Roman"/>
@@ -6545,7 +7008,7 @@
                 <w:delText xml:space="preserve">9.0%</w:delText>
               </w:r>
             </w:del>
-            <w:ins w:id="91249" w:author="Claude (E30 修订)" w:date="2026-10-09T12:00:00Z">
+            <w:ins w:id="91278" w:author="Claude (E30 修订)" w:date="2026-10-09T12:00:00Z">
               <w:r>
                 <w:rPr>
                   <w:rFonts w:ascii="Times New Roman" w:eastAsia="Times New Roman" w:hAnsi="Times New Roman" w:cs="Times New Roman"/>
@@ -6660,7 +7123,7 @@
                 <w:szCs w:val="20"/>
               </w:rPr>
             </w:pPr>
-            <w:del w:id="91250" w:author="Claude (E30 修订)" w:date="2026-10-09T12:00:00Z">
+            <w:del w:id="91279" w:author="Claude (E30 修订)" w:date="2026-10-09T12:00:00Z">
               <w:r>
                 <w:rPr>
                   <w:rFonts w:ascii="Times New Roman" w:eastAsia="Times New Roman" w:hAnsi="Times New Roman" w:cs="Times New Roman"/>
@@ -6671,7 +7134,7 @@
                 <w:delText xml:space="preserve">237</w:delText>
               </w:r>
             </w:del>
-            <w:ins w:id="91251" w:author="Claude (E30 修订)" w:date="2026-10-09T12:00:00Z">
+            <w:ins w:id="91280" w:author="Claude (E30 修订)" w:date="2026-10-09T12:00:00Z">
               <w:r>
                 <w:rPr>
                   <w:rFonts w:ascii="Times New Roman" w:eastAsia="Times New Roman" w:hAnsi="Times New Roman" w:cs="Times New Roman"/>
@@ -6691,7 +7154,7 @@
               </w:rPr>
               <w:t xml:space="preserve"> (</w:t>
             </w:r>
-            <w:del w:id="91252" w:author="Claude (E30 修订)" w:date="2026-10-09T12:00:00Z">
+            <w:del w:id="91281" w:author="Claude (E30 修订)" w:date="2026-10-09T12:00:00Z">
               <w:r>
                 <w:rPr>
                   <w:rFonts w:ascii="Times New Roman" w:eastAsia="Times New Roman" w:hAnsi="Times New Roman" w:cs="Times New Roman"/>
@@ -6702,7 +7165,7 @@
                 <w:delText xml:space="preserve">17.3%</w:delText>
               </w:r>
             </w:del>
-            <w:ins w:id="91253" w:author="Claude (E30 修订)" w:date="2026-10-09T12:00:00Z">
+            <w:ins w:id="91282" w:author="Claude (E30 修订)" w:date="2026-10-09T12:00:00Z">
               <w:r>
                 <w:rPr>
                   <w:rFonts w:ascii="Times New Roman" w:eastAsia="Times New Roman" w:hAnsi="Times New Roman" w:cs="Times New Roman"/>
@@ -6748,7 +7211,7 @@
                 <w:szCs w:val="20"/>
               </w:rPr>
             </w:pPr>
-            <w:del w:id="91254" w:author="Claude (E30 修订)" w:date="2026-10-09T12:00:00Z">
+            <w:del w:id="91283" w:author="Claude (E30 修订)" w:date="2026-10-09T12:00:00Z">
               <w:r>
                 <w:rPr>
                   <w:rFonts w:ascii="Times New Roman" w:eastAsia="Times New Roman" w:hAnsi="Times New Roman" w:cs="Times New Roman"/>
@@ -6759,7 +7222,7 @@
                 <w:delText xml:space="preserve">261</w:delText>
               </w:r>
             </w:del>
-            <w:ins w:id="91255" w:author="Claude (E30 修订)" w:date="2026-10-09T12:00:00Z">
+            <w:ins w:id="91284" w:author="Claude (E30 修订)" w:date="2026-10-09T12:00:00Z">
               <w:r>
                 <w:rPr>
                   <w:rFonts w:ascii="Times New Roman" w:eastAsia="Times New Roman" w:hAnsi="Times New Roman" w:cs="Times New Roman"/>
@@ -6779,7 +7242,7 @@
               </w:rPr>
               <w:t xml:space="preserve"> (</w:t>
             </w:r>
-            <w:del w:id="91256" w:author="Claude (E30 修订)" w:date="2026-10-09T12:00:00Z">
+            <w:del w:id="91285" w:author="Claude (E30 修订)" w:date="2026-10-09T12:00:00Z">
               <w:r>
                 <w:rPr>
                   <w:rFonts w:ascii="Times New Roman" w:eastAsia="Times New Roman" w:hAnsi="Times New Roman" w:cs="Times New Roman"/>
@@ -6790,7 +7253,7 @@
                 <w:delText xml:space="preserve">27.3%</w:delText>
               </w:r>
             </w:del>
-            <w:ins w:id="91257" w:author="Claude (E30 修订)" w:date="2026-10-09T12:00:00Z">
+            <w:ins w:id="91286" w:author="Claude (E30 修订)" w:date="2026-10-09T12:00:00Z">
               <w:r>
                 <w:rPr>
                   <w:rFonts w:ascii="Times New Roman" w:eastAsia="Times New Roman" w:hAnsi="Times New Roman" w:cs="Times New Roman"/>
@@ -6905,7 +7368,7 @@
                 <w:szCs w:val="20"/>
               </w:rPr>
             </w:pPr>
-            <w:del w:id="91258" w:author="Claude (E30 修订)" w:date="2026-10-09T12:00:00Z">
+            <w:del w:id="91287" w:author="Claude (E30 修订)" w:date="2026-10-09T12:00:00Z">
               <w:r>
                 <w:rPr>
                   <w:rFonts w:ascii="Times New Roman" w:eastAsia="Times New Roman" w:hAnsi="Times New Roman" w:cs="Times New Roman"/>
@@ -6916,7 +7379,7 @@
                 <w:delText xml:space="preserve">172</w:delText>
               </w:r>
             </w:del>
-            <w:ins w:id="91259" w:author="Claude (E30 修订)" w:date="2026-10-09T12:00:00Z">
+            <w:ins w:id="91288" w:author="Claude (E30 修订)" w:date="2026-10-09T12:00:00Z">
               <w:r>
                 <w:rPr>
                   <w:rFonts w:ascii="Times New Roman" w:eastAsia="Times New Roman" w:hAnsi="Times New Roman" w:cs="Times New Roman"/>
@@ -6936,7 +7399,7 @@
               </w:rPr>
               <w:t xml:space="preserve"> (</w:t>
             </w:r>
-            <w:del w:id="91260" w:author="Claude (E30 修订)" w:date="2026-10-09T12:00:00Z">
+            <w:del w:id="91289" w:author="Claude (E30 修订)" w:date="2026-10-09T12:00:00Z">
               <w:r>
                 <w:rPr>
                   <w:rFonts w:ascii="Times New Roman" w:eastAsia="Times New Roman" w:hAnsi="Times New Roman" w:cs="Times New Roman"/>
@@ -6947,7 +7410,7 @@
                 <w:delText xml:space="preserve">12.6%</w:delText>
               </w:r>
             </w:del>
-            <w:ins w:id="91261" w:author="Claude (E30 修订)" w:date="2026-10-09T12:00:00Z">
+            <w:ins w:id="91290" w:author="Claude (E30 修订)" w:date="2026-10-09T12:00:00Z">
               <w:r>
                 <w:rPr>
                   <w:rFonts w:ascii="Times New Roman" w:eastAsia="Times New Roman" w:hAnsi="Times New Roman" w:cs="Times New Roman"/>
@@ -6993,7 +7456,7 @@
                 <w:szCs w:val="20"/>
               </w:rPr>
             </w:pPr>
-            <w:del w:id="91262" w:author="Claude (E30 修订)" w:date="2026-10-09T12:00:00Z">
+            <w:del w:id="91291" w:author="Claude (E30 修订)" w:date="2026-10-09T12:00:00Z">
               <w:r>
                 <w:rPr>
                   <w:rFonts w:ascii="Times New Roman" w:eastAsia="Times New Roman" w:hAnsi="Times New Roman" w:cs="Times New Roman"/>
@@ -7004,7 +7467,7 @@
                 <w:delText xml:space="preserve">361</w:delText>
               </w:r>
             </w:del>
-            <w:ins w:id="91263" w:author="Claude (E30 修订)" w:date="2026-10-09T12:00:00Z">
+            <w:ins w:id="91292" w:author="Claude (E30 修订)" w:date="2026-10-09T12:00:00Z">
               <w:r>
                 <w:rPr>
                   <w:rFonts w:ascii="Times New Roman" w:eastAsia="Times New Roman" w:hAnsi="Times New Roman" w:cs="Times New Roman"/>
@@ -7024,7 +7487,7 @@
               </w:rPr>
               <w:t xml:space="preserve"> (</w:t>
             </w:r>
-            <w:del w:id="91264" w:author="Claude (E30 修订)" w:date="2026-10-09T12:00:00Z">
+            <w:del w:id="91293" w:author="Claude (E30 修订)" w:date="2026-10-09T12:00:00Z">
               <w:r>
                 <w:rPr>
                   <w:rFonts w:ascii="Times New Roman" w:eastAsia="Times New Roman" w:hAnsi="Times New Roman" w:cs="Times New Roman"/>
@@ -7035,7 +7498,7 @@
                 <w:delText xml:space="preserve">37.8%</w:delText>
               </w:r>
             </w:del>
-            <w:ins w:id="91265" w:author="Claude (E30 修订)" w:date="2026-10-09T12:00:00Z">
+            <w:ins w:id="91294" w:author="Claude (E30 修订)" w:date="2026-10-09T12:00:00Z">
               <w:r>
                 <w:rPr>
                   <w:rFonts w:ascii="Times New Roman" w:eastAsia="Times New Roman" w:hAnsi="Times New Roman" w:cs="Times New Roman"/>
@@ -7149,7 +7612,7 @@
                 <w:szCs w:val="20"/>
               </w:rPr>
             </w:pPr>
-            <w:del w:id="91266" w:author="Claude (E30 修订)" w:date="2026-10-09T12:00:00Z">
+            <w:del w:id="91295" w:author="Claude (E30 修订)" w:date="2026-10-09T12:00:00Z">
               <w:r>
                 <w:rPr>
                   <w:rFonts w:ascii="Times New Roman" w:eastAsia="Times New Roman" w:hAnsi="Times New Roman" w:cs="Times New Roman"/>
@@ -7160,7 +7623,7 @@
                 <w:delText xml:space="preserve">101</w:delText>
               </w:r>
             </w:del>
-            <w:ins w:id="91267" w:author="Claude (E30 修订)" w:date="2026-10-09T12:00:00Z">
+            <w:ins w:id="91296" w:author="Claude (E30 修订)" w:date="2026-10-09T12:00:00Z">
               <w:r>
                 <w:rPr>
                   <w:rFonts w:ascii="Times New Roman" w:eastAsia="Times New Roman" w:hAnsi="Times New Roman" w:cs="Times New Roman"/>
@@ -7180,7 +7643,7 @@
               </w:rPr>
               <w:t xml:space="preserve"> (</w:t>
             </w:r>
-            <w:del w:id="91268" w:author="Claude (E30 修订)" w:date="2026-10-09T12:00:00Z">
+            <w:del w:id="91297" w:author="Claude (E30 修订)" w:date="2026-10-09T12:00:00Z">
               <w:r>
                 <w:rPr>
                   <w:rFonts w:ascii="Times New Roman" w:eastAsia="Times New Roman" w:hAnsi="Times New Roman" w:cs="Times New Roman"/>
@@ -7191,7 +7654,7 @@
                 <w:delText xml:space="preserve">7.4%</w:delText>
               </w:r>
             </w:del>
-            <w:ins w:id="91269" w:author="Claude (E30 修订)" w:date="2026-10-09T12:00:00Z">
+            <w:ins w:id="91298" w:author="Claude (E30 修订)" w:date="2026-10-09T12:00:00Z">
               <w:r>
                 <w:rPr>
                   <w:rFonts w:ascii="Times New Roman" w:eastAsia="Times New Roman" w:hAnsi="Times New Roman" w:cs="Times New Roman"/>
@@ -7237,7 +7700,7 @@
                 <w:szCs w:val="20"/>
               </w:rPr>
             </w:pPr>
-            <w:del w:id="91270" w:author="Claude (E30 修订)" w:date="2026-10-09T12:00:00Z">
+            <w:del w:id="91299" w:author="Claude (E30 修订)" w:date="2026-10-09T12:00:00Z">
               <w:r>
                 <w:rPr>
                   <w:rFonts w:ascii="Times New Roman" w:eastAsia="Times New Roman" w:hAnsi="Times New Roman" w:cs="Times New Roman"/>
@@ -7248,7 +7711,7 @@
                 <w:delText xml:space="preserve">161</w:delText>
               </w:r>
             </w:del>
-            <w:ins w:id="91271" w:author="Claude (E30 修订)" w:date="2026-10-09T12:00:00Z">
+            <w:ins w:id="91300" w:author="Claude (E30 修订)" w:date="2026-10-09T12:00:00Z">
               <w:r>
                 <w:rPr>
                   <w:rFonts w:ascii="Times New Roman" w:eastAsia="Times New Roman" w:hAnsi="Times New Roman" w:cs="Times New Roman"/>
@@ -7268,7 +7731,7 @@
               </w:rPr>
               <w:t xml:space="preserve"> (</w:t>
             </w:r>
-            <w:del w:id="91272" w:author="Claude (E30 修订)" w:date="2026-10-09T12:00:00Z">
+            <w:del w:id="91301" w:author="Claude (E30 修订)" w:date="2026-10-09T12:00:00Z">
               <w:r>
                 <w:rPr>
                   <w:rFonts w:ascii="Times New Roman" w:eastAsia="Times New Roman" w:hAnsi="Times New Roman" w:cs="Times New Roman"/>
@@ -7279,7 +7742,7 @@
                 <w:delText xml:space="preserve">16.9%</w:delText>
               </w:r>
             </w:del>
-            <w:ins w:id="91273" w:author="Claude (E30 修订)" w:date="2026-10-09T12:00:00Z">
+            <w:ins w:id="91302" w:author="Claude (E30 修订)" w:date="2026-10-09T12:00:00Z">
               <w:r>
                 <w:rPr>
                   <w:rFonts w:ascii="Times New Roman" w:eastAsia="Times New Roman" w:hAnsi="Times New Roman" w:cs="Times New Roman"/>
@@ -7402,7 +7865,7 @@
                 <w:szCs w:val="20"/>
               </w:rPr>
             </w:pPr>
-            <w:del w:id="91274" w:author="Claude (E30 修订)" w:date="2026-10-09T12:00:00Z">
+            <w:del w:id="91303" w:author="Claude (E30 修订)" w:date="2026-10-09T12:00:00Z">
               <w:r>
                 <w:rPr>
                   <w:rFonts w:ascii="Times New Roman" w:eastAsia="Times New Roman" w:hAnsi="Times New Roman" w:cs="Times New Roman"/>
@@ -7413,7 +7876,7 @@
                 <w:delText xml:space="preserve">126</w:delText>
               </w:r>
             </w:del>
-            <w:ins w:id="91275" w:author="Claude (E30 修订)" w:date="2026-10-09T12:00:00Z">
+            <w:ins w:id="91304" w:author="Claude (E30 修订)" w:date="2026-10-09T12:00:00Z">
               <w:r>
                 <w:rPr>
                   <w:rFonts w:ascii="Times New Roman" w:eastAsia="Times New Roman" w:hAnsi="Times New Roman" w:cs="Times New Roman"/>
@@ -7433,7 +7896,7 @@
               </w:rPr>
               <w:t xml:space="preserve"> (</w:t>
             </w:r>
-            <w:del w:id="91276" w:author="Claude (E30 修订)" w:date="2026-10-09T12:00:00Z">
+            <w:del w:id="91305" w:author="Claude (E30 修订)" w:date="2026-10-09T12:00:00Z">
               <w:r>
                 <w:rPr>
                   <w:rFonts w:ascii="Times New Roman" w:eastAsia="Times New Roman" w:hAnsi="Times New Roman" w:cs="Times New Roman"/>
@@ -7444,7 +7907,7 @@
                 <w:delText xml:space="preserve">9.2%</w:delText>
               </w:r>
             </w:del>
-            <w:ins w:id="91277" w:author="Claude (E30 修订)" w:date="2026-10-09T12:00:00Z">
+            <w:ins w:id="91306" w:author="Claude (E30 修订)" w:date="2026-10-09T12:00:00Z">
               <w:r>
                 <w:rPr>
                   <w:rFonts w:ascii="Times New Roman" w:eastAsia="Times New Roman" w:hAnsi="Times New Roman" w:cs="Times New Roman"/>
@@ -7490,7 +7953,7 @@
                 <w:szCs w:val="20"/>
               </w:rPr>
             </w:pPr>
-            <w:del w:id="91278" w:author="Claude (E30 修订)" w:date="2026-10-09T12:00:00Z">
+            <w:del w:id="91307" w:author="Claude (E30 修订)" w:date="2026-10-09T12:00:00Z">
               <w:r>
                 <w:rPr>
                   <w:rFonts w:ascii="Times New Roman" w:eastAsia="Times New Roman" w:hAnsi="Times New Roman" w:cs="Times New Roman"/>
@@ -7501,7 +7964,7 @@
                 <w:delText xml:space="preserve">309</w:delText>
               </w:r>
             </w:del>
-            <w:ins w:id="91279" w:author="Claude (E30 修订)" w:date="2026-10-09T12:00:00Z">
+            <w:ins w:id="91308" w:author="Claude (E30 修订)" w:date="2026-10-09T12:00:00Z">
               <w:r>
                 <w:rPr>
                   <w:rFonts w:ascii="Times New Roman" w:eastAsia="Times New Roman" w:hAnsi="Times New Roman" w:cs="Times New Roman"/>
@@ -7521,7 +7984,7 @@
               </w:rPr>
               <w:t xml:space="preserve"> (</w:t>
             </w:r>
-            <w:del w:id="91280" w:author="Claude (E30 修订)" w:date="2026-10-09T12:00:00Z">
+            <w:del w:id="91309" w:author="Claude (E30 修订)" w:date="2026-10-09T12:00:00Z">
               <w:r>
                 <w:rPr>
                   <w:rFonts w:ascii="Times New Roman" w:eastAsia="Times New Roman" w:hAnsi="Times New Roman" w:cs="Times New Roman"/>
@@ -7532,7 +7995,7 @@
                 <w:delText xml:space="preserve">32.4%</w:delText>
               </w:r>
             </w:del>
-            <w:ins w:id="91281" w:author="Claude (E30 修订)" w:date="2026-10-09T12:00:00Z">
+            <w:ins w:id="91310" w:author="Claude (E30 修订)" w:date="2026-10-09T12:00:00Z">
               <w:r>
                 <w:rPr>
                   <w:rFonts w:ascii="Times New Roman" w:eastAsia="Times New Roman" w:hAnsi="Times New Roman" w:cs="Times New Roman"/>
@@ -7690,7 +8153,7 @@
                 <w:szCs w:val="20"/>
               </w:rPr>
             </w:pPr>
-            <w:del w:id="91282" w:author="Claude (E30 修订)" w:date="2026-10-09T12:00:00Z">
+            <w:del w:id="91311" w:author="Claude (E30 修订)" w:date="2026-10-09T12:00:00Z">
               <w:r>
                 <w:rPr>
                   <w:rFonts w:ascii="Times New Roman" w:eastAsia="Times New Roman" w:hAnsi="Times New Roman" w:cs="Times New Roman"/>
@@ -7701,7 +8164,7 @@
                 <w:delText xml:space="preserve">43.0</w:delText>
               </w:r>
             </w:del>
-            <w:ins w:id="91283" w:author="Claude (E30 修订)" w:date="2026-10-09T12:00:00Z">
+            <w:ins w:id="91312" w:author="Claude (E30 修订)" w:date="2026-10-09T12:00:00Z">
               <w:r>
                 <w:rPr>
                   <w:rFonts w:ascii="Times New Roman" w:eastAsia="Times New Roman" w:hAnsi="Times New Roman" w:cs="Times New Roman"/>
@@ -7721,7 +8184,7 @@
               </w:rPr>
               <w:t xml:space="preserve"> (</w:t>
             </w:r>
-            <w:del w:id="91284" w:author="Claude (E30 修订)" w:date="2026-10-09T12:00:00Z">
+            <w:del w:id="91313" w:author="Claude (E30 修订)" w:date="2026-10-09T12:00:00Z">
               <w:r>
                 <w:rPr>
                   <w:rFonts w:ascii="Times New Roman" w:eastAsia="Times New Roman" w:hAnsi="Times New Roman" w:cs="Times New Roman"/>
@@ -7732,7 +8195,7 @@
                 <w:delText xml:space="preserve">40.0</w:delText>
               </w:r>
             </w:del>
-            <w:ins w:id="91285" w:author="Claude (E30 修订)" w:date="2026-10-09T12:00:00Z">
+            <w:ins w:id="91314" w:author="Claude (E30 修订)" w:date="2026-10-09T12:00:00Z">
               <w:r>
                 <w:rPr>
                   <w:rFonts w:ascii="Times New Roman" w:eastAsia="Times New Roman" w:hAnsi="Times New Roman" w:cs="Times New Roman"/>
@@ -7752,7 +8215,7 @@
               </w:rPr>
               <w:t xml:space="preserve">, </w:t>
             </w:r>
-            <w:del w:id="91286" w:author="Claude (E30 修订)" w:date="2026-10-09T12:00:00Z">
+            <w:del w:id="91315" w:author="Claude (E30 修订)" w:date="2026-10-09T12:00:00Z">
               <w:r>
                 <w:rPr>
                   <w:rFonts w:ascii="Times New Roman" w:eastAsia="Times New Roman" w:hAnsi="Times New Roman" w:cs="Times New Roman"/>
@@ -7763,7 +8226,7 @@
                 <w:delText xml:space="preserve">46.5</w:delText>
               </w:r>
             </w:del>
-            <w:ins w:id="91287" w:author="Claude (E30 修订)" w:date="2026-10-09T12:00:00Z">
+            <w:ins w:id="91316" w:author="Claude (E30 修订)" w:date="2026-10-09T12:00:00Z">
               <w:r>
                 <w:rPr>
                   <w:rFonts w:ascii="Times New Roman" w:eastAsia="Times New Roman" w:hAnsi="Times New Roman" w:cs="Times New Roman"/>
@@ -7930,7 +8393,7 @@
               </w:rPr>
               <w:t xml:space="preserve">48.0 (</w:t>
             </w:r>
-            <w:del w:id="91288" w:author="Claude (E30 修订)" w:date="2026-10-09T12:00:00Z">
+            <w:del w:id="91317" w:author="Claude (E30 修订)" w:date="2026-10-09T12:00:00Z">
               <w:r>
                 <w:rPr>
                   <w:rFonts w:ascii="Times New Roman" w:eastAsia="Times New Roman" w:hAnsi="Times New Roman" w:cs="Times New Roman"/>
@@ -7941,7 +8404,7 @@
                 <w:delText xml:space="preserve">46.0</w:delText>
               </w:r>
             </w:del>
-            <w:ins w:id="91289" w:author="Claude (E30 修订)" w:date="2026-10-09T12:00:00Z">
+            <w:ins w:id="91318" w:author="Claude (E30 修订)" w:date="2026-10-09T12:00:00Z">
               <w:r>
                 <w:rPr>
                   <w:rFonts w:ascii="Times New Roman" w:eastAsia="Times New Roman" w:hAnsi="Times New Roman" w:cs="Times New Roman"/>
@@ -7961,7 +8424,7 @@
               </w:rPr>
               <w:t xml:space="preserve">, </w:t>
             </w:r>
-            <w:del w:id="91290" w:author="Claude (E30 修订)" w:date="2026-10-09T12:00:00Z">
+            <w:del w:id="91319" w:author="Claude (E30 修订)" w:date="2026-10-09T12:00:00Z">
               <w:r>
                 <w:rPr>
                   <w:rFonts w:ascii="Times New Roman" w:eastAsia="Times New Roman" w:hAnsi="Times New Roman" w:cs="Times New Roman"/>
@@ -7972,7 +8435,7 @@
                 <w:delText xml:space="preserve">51.0</w:delText>
               </w:r>
             </w:del>
-            <w:ins w:id="91291" w:author="Claude (E30 修订)" w:date="2026-10-09T12:00:00Z">
+            <w:ins w:id="91320" w:author="Claude (E30 修订)" w:date="2026-10-09T12:00:00Z">
               <w:r>
                 <w:rPr>
                   <w:rFonts w:ascii="Times New Roman" w:eastAsia="Times New Roman" w:hAnsi="Times New Roman" w:cs="Times New Roman"/>
@@ -8536,7 +8999,7 @@
                 <w:szCs w:val="20"/>
               </w:rPr>
             </w:pPr>
-            <w:del w:id="91292" w:author="Claude (E30 修订)" w:date="2026-10-09T12:00:00Z">
+            <w:del w:id="91321" w:author="Claude (E30 修订)" w:date="2026-10-09T12:00:00Z">
               <w:r>
                 <w:rPr>
                   <w:rFonts w:ascii="Times New Roman" w:eastAsia="Times New Roman" w:hAnsi="Times New Roman" w:cs="Times New Roman"/>
@@ -8547,7 +9010,7 @@
                 <w:delText xml:space="preserve">182</w:delText>
               </w:r>
             </w:del>
-            <w:ins w:id="91293" w:author="Claude (E30 修订)" w:date="2026-10-09T12:00:00Z">
+            <w:ins w:id="91322" w:author="Claude (E30 修订)" w:date="2026-10-09T12:00:00Z">
               <w:r>
                 <w:rPr>
                   <w:rFonts w:ascii="Times New Roman" w:eastAsia="Times New Roman" w:hAnsi="Times New Roman" w:cs="Times New Roman"/>
@@ -8567,7 +9030,7 @@
               </w:rPr>
               <w:t xml:space="preserve"> (</w:t>
             </w:r>
-            <w:del w:id="91294" w:author="Claude (E30 修订)" w:date="2026-10-09T12:00:00Z">
+            <w:del w:id="91323" w:author="Claude (E30 修订)" w:date="2026-10-09T12:00:00Z">
               <w:r>
                 <w:rPr>
                   <w:rFonts w:ascii="Times New Roman" w:eastAsia="Times New Roman" w:hAnsi="Times New Roman" w:cs="Times New Roman"/>
@@ -8578,7 +9041,7 @@
                 <w:delText xml:space="preserve">13.3%</w:delText>
               </w:r>
             </w:del>
-            <w:ins w:id="91295" w:author="Claude (E30 修订)" w:date="2026-10-09T12:00:00Z">
+            <w:ins w:id="91324" w:author="Claude (E30 修订)" w:date="2026-10-09T12:00:00Z">
               <w:r>
                 <w:rPr>
                   <w:rFonts w:ascii="Times New Roman" w:eastAsia="Times New Roman" w:hAnsi="Times New Roman" w:cs="Times New Roman"/>
@@ -8624,7 +9087,7 @@
                 <w:szCs w:val="20"/>
               </w:rPr>
             </w:pPr>
-            <w:del w:id="91296" w:author="Claude (E30 修订)" w:date="2026-10-09T12:00:00Z">
+            <w:del w:id="91325" w:author="Claude (E30 修订)" w:date="2026-10-09T12:00:00Z">
               <w:r>
                 <w:rPr>
                   <w:rFonts w:ascii="Times New Roman" w:eastAsia="Times New Roman" w:hAnsi="Times New Roman" w:cs="Times New Roman"/>
@@ -8635,7 +9098,7 @@
                 <w:delText xml:space="preserve">207</w:delText>
               </w:r>
             </w:del>
-            <w:ins w:id="91297" w:author="Claude (E30 修订)" w:date="2026-10-09T12:00:00Z">
+            <w:ins w:id="91326" w:author="Claude (E30 修订)" w:date="2026-10-09T12:00:00Z">
               <w:r>
                 <w:rPr>
                   <w:rFonts w:ascii="Times New Roman" w:eastAsia="Times New Roman" w:hAnsi="Times New Roman" w:cs="Times New Roman"/>
@@ -8655,7 +9118,7 @@
               </w:rPr>
               <w:t xml:space="preserve"> (</w:t>
             </w:r>
-            <w:del w:id="91298" w:author="Claude (E30 修订)" w:date="2026-10-09T12:00:00Z">
+            <w:del w:id="91327" w:author="Claude (E30 修订)" w:date="2026-10-09T12:00:00Z">
               <w:r>
                 <w:rPr>
                   <w:rFonts w:ascii="Times New Roman" w:eastAsia="Times New Roman" w:hAnsi="Times New Roman" w:cs="Times New Roman"/>
@@ -8666,7 +9129,7 @@
                 <w:delText xml:space="preserve">21.7%</w:delText>
               </w:r>
             </w:del>
-            <w:ins w:id="91299" w:author="Claude (E30 修订)" w:date="2026-10-09T12:00:00Z">
+            <w:ins w:id="91328" w:author="Claude (E30 修订)" w:date="2026-10-09T12:00:00Z">
               <w:r>
                 <w:rPr>
                   <w:rFonts w:ascii="Times New Roman" w:eastAsia="Times New Roman" w:hAnsi="Times New Roman" w:cs="Times New Roman"/>
@@ -8766,7 +9229,7 @@
               </w:rPr>
               <w:t xml:space="preserve">Paired response </w:t>
             </w:r>
-            <w:del w:id="91300" w:author="Claude (E30 修订)" w:date="2026-10-09T12:00:00Z">
+            <w:del w:id="91329" w:author="Claude (E30 修订)" w:date="2026-10-09T12:00:00Z">
               <w:r>
                 <w:rPr>
                   <w:rFonts w:ascii="Times New Roman" w:eastAsia="Times New Roman" w:hAnsi="Times New Roman" w:cs="Times New Roman"/>
@@ -8778,7 +9241,7 @@
                 <w:delText xml:space="preserve">cohort</w:delText>
               </w:r>
             </w:del>
-            <w:ins w:id="91301" w:author="Claude (E30 修订)" w:date="2026-10-09T12:00:00Z">
+            <w:ins w:id="91330" w:author="Claude (E30 修订)" w:date="2026-10-09T12:00:00Z">
               <w:r>
                 <w:rPr>
                   <w:rFonts w:ascii="Times New Roman" w:eastAsia="Times New Roman" w:hAnsi="Times New Roman" w:cs="Times New Roman"/>
@@ -13287,7 +13750,7 @@
         </w:rPr>
         <w:t xml:space="preserve">Paired response </w:t>
       </w:r>
-      <w:del w:id="91302" w:author="Claude (E30 修订)" w:date="2026-10-09T12:00:00Z">
+      <w:del w:id="91331" w:author="Claude (E30 修订)" w:date="2026-10-09T12:00:00Z">
         <w:r>
           <w:rPr>
             <w:rFonts w:hint="default"/>
@@ -13296,7 +13759,7 @@
           <w:delText xml:space="preserve">population</w:delText>
         </w:r>
       </w:del>
-      <w:ins w:id="91303" w:author="Claude (E30 修订)" w:date="2026-10-09T12:00:00Z">
+      <w:ins w:id="91332" w:author="Claude (E30 修订)" w:date="2026-10-09T12:00:00Z">
         <w:r>
           <w:rPr>
             <w:rFonts w:hint="default"/>
@@ -13324,7 +13787,7 @@
         </w:rPr>
         <w:t xml:space="preserve">The</w:t>
       </w:r>
-      <w:del w:id="91304" w:author="Claude (E30 修订)" w:date="2026-10-09T12:00:00Z">
+      <w:del w:id="91333" w:author="Claude (E30 修订)" w:date="2026-10-09T12:00:00Z">
         <w:r>
           <w:rPr>
             <w:rFonts w:ascii="Times New Roman" w:eastAsia="Times New Roman" w:hAnsi="Times New Roman" w:cs="Times New Roman"/>
@@ -13344,7 +13807,7 @@
         </w:rPr>
         <w:t xml:space="preserve"> paired response </w:t>
       </w:r>
-      <w:del w:id="91305" w:author="Claude (E30 修订)" w:date="2026-10-09T12:00:00Z">
+      <w:del w:id="91334" w:author="Claude (E30 修订)" w:date="2026-10-09T12:00:00Z">
         <w:r>
           <w:rPr>
             <w:rFonts w:ascii="Times New Roman" w:eastAsia="Times New Roman" w:hAnsi="Times New Roman" w:cs="Times New Roman"/>
@@ -13355,7 +13818,7 @@
           <w:delText xml:space="preserve">cohort</w:delText>
         </w:r>
       </w:del>
-      <w:ins w:id="91306" w:author="Claude (E30 修订)" w:date="2026-10-09T12:00:00Z">
+      <w:ins w:id="91335" w:author="Claude (E30 修订)" w:date="2026-10-09T12:00:00Z">
         <w:r>
           <w:rPr>
             <w:rFonts w:ascii="Times New Roman" w:eastAsia="Times New Roman" w:hAnsi="Times New Roman" w:cs="Times New Roman"/>
@@ -13375,7 +13838,7 @@
         </w:rPr>
         <w:t xml:space="preserve"> comprised 844 procedures in 837 patients: 132 with isolated MR, 325 with isolated TR, and 387 with both. Thus, isolated disease contributed 457 procedures, and the valve-level analyses included 519 MR and 712 TR series. There were 343 paroxysmal and 501 persistent AF procedures, including 109 and 278 with both valves affected. Compared with paroxysmal AF, persistent AF procedures more often involved combined disease (55.5% vs 31.8%) and study-defined moderate-or-greater TR (47.3% vs 20.4%), had larger atria, and were less often in sinus rhythm near the 1-month TTE (66.9% vs 90.7%; Table 1). The </w:t>
       </w:r>
-      <w:del w:id="91307" w:author="Claude (E30 修订)" w:date="2026-10-09T12:00:00Z">
+      <w:del w:id="91336" w:author="Claude (E30 修订)" w:date="2026-10-09T12:00:00Z">
         <w:r>
           <w:rPr>
             <w:rFonts w:ascii="Times New Roman" w:eastAsia="Times New Roman" w:hAnsi="Times New Roman" w:cs="Times New Roman"/>
@@ -13386,7 +13849,7 @@
           <w:delText xml:space="preserve">627</w:delText>
         </w:r>
       </w:del>
-      <w:ins w:id="91308" w:author="Claude (E30 修订)" w:date="2026-10-09T12:00:00Z">
+      <w:ins w:id="91337" w:author="Claude (E30 修订)" w:date="2026-10-09T12:00:00Z">
         <w:r>
           <w:rPr>
             <w:rFonts w:ascii="Times New Roman" w:eastAsia="Times New Roman" w:hAnsi="Times New Roman" w:cs="Times New Roman"/>
@@ -13406,7 +13869,7 @@
         </w:rPr>
         <w:t xml:space="preserve"> eligible admissions without a 1-month TTE had broadly similar baseline characteristics, apart from less frequent persistent AF; weighting for follow-up changed improvement rates by </w:t>
       </w:r>
-      <w:del w:id="91309" w:author="Claude (E30 修订)" w:date="2026-10-09T12:00:00Z">
+      <w:del w:id="91338" w:author="Claude (E30 修订)" w:date="2026-10-09T12:00:00Z">
         <w:r>
           <w:rPr>
             <w:rFonts w:ascii="Times New Roman" w:eastAsia="Times New Roman" w:hAnsi="Times New Roman" w:cs="Times New Roman"/>
@@ -13417,7 +13880,7 @@
           <w:delText xml:space="preserve">≤0.9</w:delText>
         </w:r>
       </w:del>
-      <w:ins w:id="91310" w:author="Claude (E30 修订)" w:date="2026-10-09T12:00:00Z">
+      <w:ins w:id="91339" w:author="Claude (E30 修订)" w:date="2026-10-09T12:00:00Z">
         <w:r>
           <w:rPr>
             <w:rFonts w:ascii="Times New Roman" w:eastAsia="Times New Roman" w:hAnsi="Times New Roman" w:cs="Times New Roman"/>
@@ -13517,7 +13980,7 @@
         </w:rPr>
         <w:t xml:space="preserve">Baseline clinical, echocardiographic, and procedural characteristics of the paired response </w:t>
       </w:r>
-      <w:del w:id="91093" w:author="Claude (E30 修订)" w:date="2026-10-09T12:00:00Z">
+      <w:del w:id="91122" w:author="Claude (E30 修订)" w:date="2026-10-09T12:00:00Z">
         <w:r>
           <w:rPr>
             <w:rFonts w:ascii="Times New Roman" w:eastAsia="Times New Roman" w:hAnsi="Times New Roman" w:cs="Times New Roman"/>
@@ -13526,7 +13989,7 @@
           <w:delText xml:space="preserve">cohort</w:delText>
         </w:r>
       </w:del>
-      <w:ins w:id="91094" w:author="Claude (E30 修订)" w:date="2026-10-09T12:00:00Z">
+      <w:ins w:id="91123" w:author="Claude (E30 修订)" w:date="2026-10-09T12:00:00Z">
         <w:r>
           <w:rPr>
             <w:rFonts w:ascii="Times New Roman" w:eastAsia="Times New Roman" w:hAnsi="Times New Roman" w:cs="Times New Roman"/>
@@ -20993,7 +21456,7 @@
         </w:rPr>
         <w:t xml:space="preserve">The paroxysmal AF </w:t>
       </w:r>
-      <w:ins w:id="91097" w:author="Claude (E30 修订)" w:date="2026-10-09T12:00:00Z">
+      <w:ins w:id="91126" w:author="Claude (E30 修订)" w:date="2026-10-09T12:00:00Z">
         <w:r>
           <w:rPr>
             <w:rFonts w:ascii="Times New Roman" w:eastAsia="Times New Roman" w:hAnsi="Times New Roman" w:cs="Times New Roman"/>
@@ -21013,7 +21476,7 @@
         </w:rPr>
         <w:t xml:space="preserve">response </w:t>
       </w:r>
-      <w:del w:id="91098" w:author="Claude (E30 修订)" w:date="2026-10-09T12:00:00Z">
+      <w:del w:id="91127" w:author="Claude (E30 修订)" w:date="2026-10-09T12:00:00Z">
         <w:r>
           <w:rPr>
             <w:rFonts w:ascii="Times New Roman" w:eastAsia="Times New Roman" w:hAnsi="Times New Roman" w:cs="Times New Roman"/>
@@ -21024,7 +21487,7 @@
           <w:delText xml:space="preserve">cohort</w:delText>
         </w:r>
       </w:del>
-      <w:ins w:id="91099" w:author="Claude (E30 修订)" w:date="2026-10-09T12:00:00Z">
+      <w:ins w:id="91128" w:author="Claude (E30 修订)" w:date="2026-10-09T12:00:00Z">
         <w:r>
           <w:rPr>
             <w:rFonts w:ascii="Times New Roman" w:eastAsia="Times New Roman" w:hAnsi="Times New Roman" w:cs="Times New Roman"/>
@@ -21064,7 +21527,7 @@
         </w:rPr>
         <w:t xml:space="preserve">The persistent AF </w:t>
       </w:r>
-      <w:del w:id="91100" w:author="Claude (E30 修订)" w:date="2026-10-09T12:00:00Z">
+      <w:del w:id="91129" w:author="Claude (E30 修订)" w:date="2026-10-09T12:00:00Z">
         <w:r>
           <w:rPr>
             <w:rFonts w:ascii="Times New Roman" w:eastAsia="Times New Roman" w:hAnsi="Times New Roman" w:cs="Times New Roman"/>
@@ -21075,7 +21538,7 @@
           <w:delText xml:space="preserve">response cohort</w:delText>
         </w:r>
       </w:del>
-      <w:ins w:id="91101" w:author="Claude (E30 修订)" w:date="2026-10-09T12:00:00Z">
+      <w:ins w:id="91130" w:author="Claude (E30 修订)" w:date="2026-10-09T12:00:00Z">
         <w:r>
           <w:rPr>
             <w:rFonts w:ascii="Times New Roman" w:eastAsia="Times New Roman" w:hAnsi="Times New Roman" w:cs="Times New Roman"/>
@@ -23850,7 +24313,7 @@
         </w:rPr>
         <w:t xml:space="preserve">In</w:t>
       </w:r>
-      <w:del w:id="91102" w:author="Claude (E30 修订)" w:date="2026-10-09T12:00:00Z">
+      <w:del w:id="91131" w:author="Claude (E30 修订)" w:date="2026-10-09T12:00:00Z">
         <w:r>
           <w:rPr>
             <w:rFonts w:ascii="Times New Roman" w:eastAsia="Times New Roman" w:hAnsi="Times New Roman" w:cs="Times New Roman"/>
@@ -23870,7 +24333,7 @@
         </w:rPr>
         <w:t xml:space="preserve"> paroxysmal AF</w:t>
       </w:r>
-      <w:del w:id="91103" w:author="Claude (E30 修订)" w:date="2026-10-09T12:00:00Z">
+      <w:del w:id="91132" w:author="Claude (E30 修订)" w:date="2026-10-09T12:00:00Z">
         <w:r>
           <w:rPr>
             <w:rFonts w:ascii="Times New Roman" w:eastAsia="Times New Roman" w:hAnsi="Times New Roman" w:cs="Times New Roman"/>
@@ -23909,7 +24372,7 @@
         </w:rPr>
         <w:t xml:space="preserve">In</w:t>
       </w:r>
-      <w:del w:id="91104" w:author="Claude (E30 修订)" w:date="2026-10-09T12:00:00Z">
+      <w:del w:id="91133" w:author="Claude (E30 修订)" w:date="2026-10-09T12:00:00Z">
         <w:r>
           <w:rPr>
             <w:rFonts w:ascii="Times New Roman" w:eastAsia="Times New Roman" w:hAnsi="Times New Roman" w:cs="Times New Roman"/>
@@ -23929,7 +24392,7 @@
         </w:rPr>
         <w:t xml:space="preserve"> persistent AF</w:t>
       </w:r>
-      <w:del w:id="91105" w:author="Claude (E30 修订)" w:date="2026-10-09T12:00:00Z">
+      <w:del w:id="91134" w:author="Claude (E30 修订)" w:date="2026-10-09T12:00:00Z">
         <w:r>
           <w:rPr>
             <w:rFonts w:ascii="Times New Roman" w:eastAsia="Times New Roman" w:hAnsi="Times New Roman" w:cs="Times New Roman"/>
@@ -23960,7 +24423,7 @@
         </w:rPr>
         <w:t xml:space="preserve">The </w:t>
       </w:r>
-      <w:del w:id="91106" w:author="Claude (E30 修订)" w:date="2026-10-09T12:00:00Z">
+      <w:del w:id="91135" w:author="Claude (E30 修订)" w:date="2026-10-09T12:00:00Z">
         <w:r>
           <w:rPr>
             <w:rFonts w:ascii="Times New Roman" w:eastAsia="Times New Roman" w:hAnsi="Times New Roman" w:cs="Times New Roman"/>
@@ -23971,7 +24434,7 @@
           <w:delText xml:space="preserve">cohorts</w:delText>
         </w:r>
       </w:del>
-      <w:ins w:id="91107" w:author="Claude (E30 修订)" w:date="2026-10-09T12:00:00Z">
+      <w:ins w:id="91136" w:author="Claude (E30 修订)" w:date="2026-10-09T12:00:00Z">
         <w:r>
           <w:rPr>
             <w:rFonts w:ascii="Times New Roman" w:eastAsia="Times New Roman" w:hAnsi="Times New Roman" w:cs="Times New Roman"/>
@@ -24195,7 +24658,7 @@
         </w:rPr>
         <w:t xml:space="preserve">Among grade ≥2 series, the BMI association persisted for both valves (each OR, 1.66), alongside the RA and LV associations for TR (Supplementary Table S5). Optimism-corrected C statistics were 0.57 for MR and 0.64 for TR. Standardized probabilities of improvement </w:t>
       </w:r>
-      <w:ins w:id="91311" w:author="Claude (E30 修订)" w:date="2026-10-09T12:00:00Z">
+      <w:ins w:id="91340" w:author="Claude (E30 修订)" w:date="2026-10-09T12:00:00Z">
         <w:r>
           <w:rPr>
             <w:rFonts w:ascii="Times New Roman" w:eastAsia="Times New Roman" w:hAnsi="Times New Roman"/>
@@ -24211,7 +24674,7 @@
         </w:rPr>
         <w:t xml:space="preserve">across BMI </w:t>
       </w:r>
-      <w:ins w:id="91312" w:author="Claude (E30 修订)" w:date="2026-10-09T12:00:00Z">
+      <w:ins w:id="91341" w:author="Claude (E30 修订)" w:date="2026-10-09T12:00:00Z">
         <w:r>
           <w:rPr>
             <w:rFonts w:ascii="Times New Roman" w:eastAsia="Times New Roman" w:hAnsi="Times New Roman"/>
@@ -24227,7 +24690,7 @@
         </w:rPr>
         <w:t xml:space="preserve">and</w:t>
       </w:r>
-      <w:ins w:id="91313" w:author="Claude (E30 修订)" w:date="2026-10-09T12:00:00Z">
+      <w:ins w:id="91342" w:author="Claude (E30 修订)" w:date="2026-10-09T12:00:00Z">
         <w:r>
           <w:rPr>
             <w:rFonts w:ascii="Times New Roman" w:eastAsia="Times New Roman" w:hAnsi="Times New Roman"/>
@@ -24243,7 +24706,7 @@
         </w:rPr>
         <w:t xml:space="preserve"> RA and LV end-diastolic diameters </w:t>
       </w:r>
-      <w:del w:id="91314" w:author="Claude (E30 修订)" w:date="2026-10-09T12:00:00Z">
+      <w:del w:id="91343" w:author="Claude (E30 修订)" w:date="2026-10-09T12:00:00Z">
         <w:r>
           <w:rPr>
             <w:rFonts w:ascii="Times New Roman" w:eastAsia="Times New Roman" w:hAnsi="Times New Roman"/>
@@ -24252,7 +24715,7 @@
           <w:delText xml:space="preserve">are</w:delText>
         </w:r>
       </w:del>
-      <w:ins w:id="91315" w:author="Claude (E30 修订)" w:date="2026-10-09T12:00:00Z">
+      <w:ins w:id="91344" w:author="Claude (E30 修订)" w:date="2026-10-09T12:00:00Z">
         <w:r>
           <w:rPr>
             <w:rFonts w:ascii="Times New Roman" w:eastAsia="Times New Roman" w:hAnsi="Times New Roman"/>
@@ -24268,7 +24731,7 @@
         </w:rPr>
         <w:t xml:space="preserve"> </w:t>
       </w:r>
-      <w:del w:id="91316" w:author="Claude (E30 修订)" w:date="2026-10-09T12:00:00Z">
+      <w:del w:id="91345" w:author="Claude (E30 修订)" w:date="2026-10-09T12:00:00Z">
         <w:r>
           <w:rPr>
             <w:rFonts w:ascii="Times New Roman" w:eastAsia="Times New Roman" w:hAnsi="Times New Roman"/>
@@ -24277,7 +24740,7 @@
           <w:delText xml:space="preserve">shown in</w:delText>
         </w:r>
       </w:del>
-      <w:ins w:id="91317" w:author="Claude (E30 修订)" w:date="2026-10-09T12:00:00Z">
+      <w:ins w:id="91346" w:author="Claude (E30 修订)" w:date="2026-10-09T12:00:00Z">
         <w:r>
           <w:rPr>
             <w:rFonts w:ascii="Times New Roman" w:eastAsia="Times New Roman" w:hAnsi="Times New Roman"/>
@@ -24293,7 +24756,7 @@
         </w:rPr>
         <w:t xml:space="preserve"> Figure </w:t>
       </w:r>
-      <w:del w:id="91318" w:author="Claude (E30 修订)" w:date="2026-10-09T12:00:00Z">
+      <w:del w:id="91347" w:author="Claude (E30 修订)" w:date="2026-10-09T12:00:00Z">
         <w:r>
           <w:rPr>
             <w:rFonts w:ascii="Times New Roman" w:eastAsia="Times New Roman" w:hAnsi="Times New Roman"/>
@@ -24302,7 +24765,7 @@
           <w:delText xml:space="preserve">4B–D.</w:delText>
         </w:r>
       </w:del>
-      <w:ins w:id="91319" w:author="Claude (E30 修订)" w:date="2026-10-09T12:00:00Z">
+      <w:ins w:id="91348" w:author="Claude (E30 修订)" w:date="2026-10-09T12:00:00Z">
         <w:r>
           <w:rPr>
             <w:rFonts w:ascii="Times New Roman" w:eastAsia="Times New Roman" w:hAnsi="Times New Roman"/>
@@ -24318,12 +24781,12 @@
         <w:widowControl/>
         <w:spacing w:beforeAutospacing="0" w:afterAutospacing="0"/>
         <w:rPr>
-          <w:ins w:id="91320" w:author="Claude (E30 修订)" w:date="2026-10-09T12:00:00Z"/>
+          <w:ins w:id="91349" w:author="Claude (E30 修订)" w:date="2026-10-09T12:00:00Z"/>
           <w:rFonts w:ascii="Times New Roman" w:eastAsia="宋体" w:hAnsi="Times New Roman"/>
           <w:color w:val="1B1C1D"/>
         </w:rPr>
       </w:pPr>
-      <w:ins w:id="91321" w:author="Claude (E30 修订)" w:date="2026-10-09T12:00:00Z">
+      <w:ins w:id="91350" w:author="Claude (E30 修订)" w:date="2026-10-09T12:00:00Z">
         <w:r>
           <w:rPr>
             <w:rFonts w:ascii="Times New Roman" w:eastAsia="Times New Roman" w:hAnsi="Times New Roman"/>
@@ -24408,7 +24871,7 @@
         </w:rPr>
         <w:t xml:space="preserve">Figure 4. Baseline factors associated with 1-month MR and TR </w:t>
       </w:r>
-      <w:del w:id="91322" w:author="Claude (E30 修订)" w:date="2026-10-09T12:00:00Z">
+      <w:del w:id="91351" w:author="Claude (E30 修订)" w:date="2026-10-09T12:00:00Z">
         <w:r>
           <w:rPr>
             <w:rFonts w:ascii="Times New Roman" w:eastAsia="Times New Roman" w:hAnsi="Times New Roman" w:hint="eastAsia"/>
@@ -24419,7 +24882,7 @@
           <w:delText xml:space="preserve">improvement.</w:delText>
         </w:r>
       </w:del>
-      <w:ins w:id="91323" w:author="Claude (E30 修订)" w:date="2026-10-09T12:00:00Z">
+      <w:ins w:id="91352" w:author="Claude (E30 修订)" w:date="2026-10-09T12:00:00Z">
         <w:r>
           <w:rPr>
             <w:rFonts w:ascii="Times New Roman" w:eastAsia="Times New Roman" w:hAnsi="Times New Roman" w:hint="eastAsia"/>
@@ -24851,7 +25314,7 @@
           <w:lang w:bidi="ar"/>
         </w:rPr>
       </w:pPr>
-      <w:del w:id="91326" w:author="Claude (E30 修订)" w:date="2026-10-09T12:00:00Z">
+      <w:del w:id="91355" w:author="Claude (E30 修订)" w:date="2026-10-09T12:00:00Z">
         <w:r>
           <w:rPr>
             <w:rFonts w:ascii="Times New Roman" w:hAnsi="Times New Roman"/>
@@ -24860,7 +25323,7 @@
           <w:delText xml:space="preserve">Parallel analyses in paroxysmal and persistent AF identified excess joint MR/TR improvement alongside frequent discordance. Individual-valve improvement occurred in isolated and combined disease, with no clear adjusted difference between phenotypes. Shared and valve-specific baseline associations, followed by differing rhythm and atrial associations, placed the joint response pattern in clinical context. The moderate-or-greater analyses showed why each valve’s residual severity matters even when its grade decreases.</w:delText>
         </w:r>
       </w:del>
-      <w:ins w:id="91327" w:author="Claude (E30 修订)" w:date="2026-10-09T12:00:00Z">
+      <w:ins w:id="91356" w:author="Claude (E30 修订)" w:date="2026-10-09T12:00:00Z">
         <w:r>
           <w:rPr>
             <w:rFonts w:ascii="Times New Roman" w:hAnsi="Times New Roman"/>
@@ -24881,7 +25344,7 @@
           <w:lang w:bidi="ar"/>
         </w:rPr>
       </w:pPr>
-      <w:del w:id="91328" w:author="Claude (E30 修订)" w:date="2026-10-09T12:00:00Z">
+      <w:del w:id="91357" w:author="Claude (E30 修订)" w:date="2026-10-09T12:00:00Z">
         <w:r>
           <w:rPr>
             <w:color w:val="1B1C1D"/>
@@ -24890,7 +25353,7 @@
           <w:delText xml:space="preserve">Shared response patterns across AF types</w:delText>
         </w:r>
       </w:del>
-      <w:ins w:id="91329" w:author="Claude (E30 修订)" w:date="2026-10-09T12:00:00Z">
+      <w:ins w:id="91358" w:author="Claude (E30 修订)" w:date="2026-10-09T12:00:00Z">
         <w:r>
           <w:rPr>
             <w:color w:val="1B1C1D"/>
@@ -24909,7 +25372,7 @@
           <w:lang w:bidi="ar"/>
         </w:rPr>
       </w:pPr>
-      <w:del w:id="91330" w:author="Claude (E30 修订)" w:date="2026-10-09T12:00:00Z">
+      <w:del w:id="91359" w:author="Claude (E30 修订)" w:date="2026-10-09T12:00:00Z">
         <w:r>
           <w:rPr>
             <w:rFonts w:ascii="Times New Roman" w:eastAsia="Times New Roman" w:hAnsi="Times New Roman" w:cs="Times New Roman"/>
@@ -24920,7 +25383,7 @@
           <w:delText xml:space="preserve">The</w:delText>
         </w:r>
       </w:del>
-      <w:ins w:id="91331" w:author="Claude (E30 修订)" w:date="2026-10-09T12:00:00Z">
+      <w:ins w:id="91360" w:author="Claude (E30 修订)" w:date="2026-10-09T12:00:00Z">
         <w:r>
           <w:rPr>
             <w:rFonts w:ascii="Times New Roman" w:eastAsia="Times New Roman" w:hAnsi="Times New Roman" w:cs="Times New Roman"/>
@@ -24940,7 +25403,7 @@
         </w:rPr>
         <w:t xml:space="preserve"> </w:t>
       </w:r>
-      <w:del w:id="91332" w:author="Claude (E30 修订)" w:date="2026-10-09T12:00:00Z">
+      <w:del w:id="91361" w:author="Claude (E30 修订)" w:date="2026-10-09T12:00:00Z">
         <w:r>
           <w:rPr>
             <w:rFonts w:ascii="Times New Roman" w:eastAsia="Times New Roman" w:hAnsi="Times New Roman" w:cs="Times New Roman"/>
@@ -24951,7 +25414,7 @@
           <w:delText xml:space="preserve">2</w:delText>
         </w:r>
       </w:del>
-      <w:ins w:id="91333" w:author="Claude (E30 修订)" w:date="2026-10-09T12:00:00Z">
+      <w:ins w:id="91362" w:author="Claude (E30 修订)" w:date="2026-10-09T12:00:00Z">
         <w:r>
           <w:rPr>
             <w:rFonts w:ascii="Times New Roman" w:eastAsia="Times New Roman" w:hAnsi="Times New Roman" w:cs="Times New Roman"/>
@@ -24971,7 +25434,7 @@
         </w:rPr>
         <w:t xml:space="preserve">,</w:t>
       </w:r>
-      <w:del w:id="91334" w:author="Claude (E30 修订)" w:date="2026-10-09T12:00:00Z">
+      <w:del w:id="91363" w:author="Claude (E30 修订)" w:date="2026-10-09T12:00:00Z">
         <w:r>
           <w:rPr>
             <w:rFonts w:ascii="Times New Roman" w:eastAsia="Times New Roman" w:hAnsi="Times New Roman" w:cs="Times New Roman"/>
@@ -24980,488 +25443,6 @@
             <w:lang w:bidi="ar"/>
           </w:rPr>
           <w:delText xml:space="preserve">322-patient</w:delText>
-        </w:r>
-      </w:del>
-      <w:ins w:id="91335" w:author="Claude (E30 修订)" w:date="2026-10-09T12:00:00Z">
-        <w:r>
-          <w:rPr>
-            <w:rFonts w:ascii="Times New Roman" w:eastAsia="Times New Roman" w:hAnsi="Times New Roman" w:cs="Times New Roman"/>
-            <w:color w:val="1B1C1D"/>
-            <w:kern w:val="0"/>
-            <w:lang w:bidi="ar"/>
-          </w:rPr>
-          <w:t xml:space="preserve">045 patients with an in-hospital</w:t>
-        </w:r>
-      </w:ins>
-      <w:r>
-        <w:rPr>
-          <w:rFonts w:ascii="Times New Roman" w:eastAsia="Times New Roman" w:hAnsi="Times New Roman" w:cs="Times New Roman"/>
-          <w:color w:val="1B1C1D"/>
-          <w:kern w:val="0"/>
-          <w:lang w:bidi="ar"/>
-        </w:rPr>
-        <w:t xml:space="preserve"> baseline </w:t>
-      </w:r>
-      <w:del w:id="91336" w:author="Claude (E30 修订)" w:date="2026-10-09T12:00:00Z">
-        <w:r>
-          <w:rPr>
-            <w:rFonts w:ascii="Times New Roman" w:eastAsia="Times New Roman" w:hAnsi="Times New Roman" w:cs="Times New Roman"/>
-            <w:color w:val="1B1C1D"/>
-            <w:kern w:val="0"/>
-            <w:lang w:bidi="ar"/>
-          </w:rPr>
-          <w:delText xml:space="preserve">phenotype</w:delText>
-        </w:r>
-      </w:del>
-      <w:ins w:id="91337" w:author="Claude (E30 修订)" w:date="2026-10-09T12:00:00Z">
-        <w:r>
-          <w:rPr>
-            <w:rFonts w:ascii="Times New Roman" w:eastAsia="Times New Roman" w:hAnsi="Times New Roman" w:cs="Times New Roman"/>
-            <w:color w:val="1B1C1D"/>
-            <w:kern w:val="0"/>
-            <w:lang w:bidi="ar"/>
-          </w:rPr>
-          <w:t xml:space="preserve">TTE</w:t>
-        </w:r>
-      </w:ins>
-      <w:r>
-        <w:rPr>
-          <w:rFonts w:ascii="Times New Roman" w:eastAsia="Times New Roman" w:hAnsi="Times New Roman" w:cs="Times New Roman"/>
-          <w:color w:val="1B1C1D"/>
-          <w:kern w:val="0"/>
-          <w:lang w:bidi="ar"/>
-        </w:rPr>
-        <w:t xml:space="preserve"> </w:t>
-      </w:r>
-      <w:del w:id="91338" w:author="Claude (E30 修订)" w:date="2026-10-09T12:00:00Z">
-        <w:r>
-          <w:rPr>
-            <w:rFonts w:ascii="Times New Roman" w:eastAsia="Times New Roman" w:hAnsi="Times New Roman" w:cs="Times New Roman"/>
-            <w:color w:val="1B1C1D"/>
-            <w:kern w:val="0"/>
-            <w:lang w:bidi="ar"/>
-          </w:rPr>
-          <w:delText xml:space="preserve">cohort</w:delText>
-        </w:r>
-      </w:del>
-      <w:ins w:id="91339" w:author="Claude (E30 修订)" w:date="2026-10-09T12:00:00Z">
-        <w:r>
-          <w:rPr>
-            <w:rFonts w:ascii="Times New Roman" w:eastAsia="Times New Roman" w:hAnsi="Times New Roman" w:cs="Times New Roman"/>
-            <w:color w:val="1B1C1D"/>
-            <w:kern w:val="0"/>
-            <w:lang w:bidi="ar"/>
-          </w:rPr>
-          <w:t xml:space="preserve">report,</w:t>
-        </w:r>
-      </w:ins>
-      <w:r>
-        <w:rPr>
-          <w:rFonts w:ascii="Times New Roman" w:eastAsia="Times New Roman" w:hAnsi="Times New Roman" w:cs="Times New Roman"/>
-          <w:color w:val="1B1C1D"/>
-          <w:kern w:val="0"/>
-          <w:lang w:bidi="ar"/>
-        </w:rPr>
-        <w:t xml:space="preserve"> </w:t>
-      </w:r>
-      <w:del w:id="91340" w:author="Claude (E30 修订)" w:date="2026-10-09T12:00:00Z">
-        <w:r>
-          <w:rPr>
-            <w:rFonts w:ascii="Times New Roman" w:eastAsia="Times New Roman" w:hAnsi="Times New Roman" w:cs="Times New Roman"/>
-            <w:color w:val="1B1C1D"/>
-            <w:kern w:val="0"/>
-            <w:lang w:bidi="ar"/>
-          </w:rPr>
-          <w:delText xml:space="preserve">described</w:delText>
-        </w:r>
-      </w:del>
-      <w:ins w:id="91341" w:author="Claude (E30 修订)" w:date="2026-10-09T12:00:00Z">
-        <w:r>
-          <w:rPr>
-            <w:rFonts w:ascii="Times New Roman" w:eastAsia="Times New Roman" w:hAnsi="Times New Roman" w:cs="Times New Roman"/>
-            <w:color w:val="1B1C1D"/>
-            <w:kern w:val="0"/>
-            <w:lang w:bidi="ar"/>
-          </w:rPr>
-          <w:t xml:space="preserve">51.6%</w:t>
-        </w:r>
-      </w:ins>
-      <w:r>
-        <w:rPr>
-          <w:rFonts w:ascii="Times New Roman" w:eastAsia="Times New Roman" w:hAnsi="Times New Roman" w:cs="Times New Roman"/>
-          <w:color w:val="1B1C1D"/>
-          <w:kern w:val="0"/>
-          <w:lang w:bidi="ar"/>
-        </w:rPr>
-        <w:t xml:space="preserve"> </w:t>
-      </w:r>
-      <w:del w:id="91342" w:author="Claude (E30 修订)" w:date="2026-10-09T12:00:00Z">
-        <w:r>
-          <w:rPr>
-            <w:rFonts w:ascii="Times New Roman" w:eastAsia="Times New Roman" w:hAnsi="Times New Roman" w:cs="Times New Roman"/>
-            <w:color w:val="1B1C1D"/>
-            <w:kern w:val="0"/>
-            <w:lang w:bidi="ar"/>
-          </w:rPr>
-          <w:delText xml:space="preserve">the</w:delText>
-        </w:r>
-      </w:del>
-      <w:ins w:id="91343" w:author="Claude (E30 修订)" w:date="2026-10-09T12:00:00Z">
-        <w:r>
-          <w:rPr>
-            <w:rFonts w:ascii="Times New Roman" w:eastAsia="Times New Roman" w:hAnsi="Times New Roman" w:cs="Times New Roman"/>
-            <w:color w:val="1B1C1D"/>
-            <w:kern w:val="0"/>
-            <w:lang w:bidi="ar"/>
-          </w:rPr>
-          <w:t xml:space="preserve">had</w:t>
-        </w:r>
-      </w:ins>
-      <w:r>
-        <w:rPr>
-          <w:rFonts w:ascii="Times New Roman" w:eastAsia="Times New Roman" w:hAnsi="Times New Roman" w:cs="Times New Roman"/>
-          <w:color w:val="1B1C1D"/>
-          <w:kern w:val="0"/>
-          <w:lang w:bidi="ar"/>
-        </w:rPr>
-        <w:t xml:space="preserve"> </w:t>
-      </w:r>
-      <w:del w:id="91344" w:author="Claude (E30 修订)" w:date="2026-10-09T12:00:00Z">
-        <w:r>
-          <w:rPr>
-            <w:rFonts w:ascii="Times New Roman" w:eastAsia="Times New Roman" w:hAnsi="Times New Roman" w:cs="Times New Roman"/>
-            <w:color w:val="1B1C1D"/>
-            <w:kern w:val="0"/>
-            <w:lang w:bidi="ar"/>
-          </w:rPr>
-          <w:delText xml:space="preserve">distribution</w:delText>
-        </w:r>
-      </w:del>
-      <w:ins w:id="91345" w:author="Claude (E30 修订)" w:date="2026-10-09T12:00:00Z">
-        <w:r>
-          <w:rPr>
-            <w:rFonts w:ascii="Times New Roman" w:eastAsia="Times New Roman" w:hAnsi="Times New Roman" w:cs="Times New Roman"/>
-            <w:color w:val="1B1C1D"/>
-            <w:kern w:val="0"/>
-            <w:lang w:bidi="ar"/>
-          </w:rPr>
-          <w:t xml:space="preserve">MR</w:t>
-        </w:r>
-      </w:ins>
-      <w:r>
-        <w:rPr>
-          <w:rFonts w:ascii="Times New Roman" w:eastAsia="Times New Roman" w:hAnsi="Times New Roman" w:cs="Times New Roman"/>
-          <w:color w:val="1B1C1D"/>
-          <w:kern w:val="0"/>
-          <w:lang w:bidi="ar"/>
-        </w:rPr>
-        <w:t xml:space="preserve"> </w:t>
-      </w:r>
-      <w:del w:id="91346" w:author="Claude (E30 修订)" w:date="2026-10-09T12:00:00Z">
-        <w:r>
-          <w:rPr>
-            <w:rFonts w:ascii="Times New Roman" w:eastAsia="Times New Roman" w:hAnsi="Times New Roman" w:cs="Times New Roman"/>
-            <w:color w:val="1B1C1D"/>
-            <w:kern w:val="0"/>
-            <w:lang w:bidi="ar"/>
-          </w:rPr>
-          <w:delText xml:space="preserve">of</w:delText>
-        </w:r>
-      </w:del>
-      <w:ins w:id="91347" w:author="Claude (E30 修订)" w:date="2026-10-09T12:00:00Z">
-        <w:r>
-          <w:rPr>
-            <w:rFonts w:ascii="Times New Roman" w:eastAsia="Times New Roman" w:hAnsi="Times New Roman" w:cs="Times New Roman"/>
-            <w:color w:val="1B1C1D"/>
-            <w:kern w:val="0"/>
-            <w:lang w:bidi="ar"/>
-          </w:rPr>
-          <w:t xml:space="preserve">and/or</w:t>
-        </w:r>
-      </w:ins>
-      <w:r>
-        <w:rPr>
-          <w:rFonts w:ascii="Times New Roman" w:eastAsia="Times New Roman" w:hAnsi="Times New Roman" w:cs="Times New Roman"/>
-          <w:color w:val="1B1C1D"/>
-          <w:kern w:val="0"/>
-          <w:lang w:bidi="ar"/>
-        </w:rPr>
-        <w:t xml:space="preserve"> </w:t>
-      </w:r>
-      <w:del w:id="91348" w:author="Claude (E30 修订)" w:date="2026-10-09T12:00:00Z">
-        <w:r>
-          <w:rPr>
-            <w:rFonts w:ascii="Times New Roman" w:eastAsia="Times New Roman" w:hAnsi="Times New Roman" w:cs="Times New Roman"/>
-            <w:color w:val="1B1C1D"/>
-            <w:kern w:val="0"/>
-            <w:lang w:bidi="ar"/>
-          </w:rPr>
-          <w:delText xml:space="preserve">isolated</w:delText>
-        </w:r>
-      </w:del>
-      <w:ins w:id="91349" w:author="Claude (E30 修订)" w:date="2026-10-09T12:00:00Z">
-        <w:r>
-          <w:rPr>
-            <w:rFonts w:ascii="Times New Roman" w:eastAsia="Times New Roman" w:hAnsi="Times New Roman" w:cs="Times New Roman"/>
-            <w:color w:val="1B1C1D"/>
-            <w:kern w:val="0"/>
-            <w:lang w:bidi="ar"/>
-          </w:rPr>
-          <w:t xml:space="preserve">TR</w:t>
-        </w:r>
-      </w:ins>
-      <w:r>
-        <w:rPr>
-          <w:rFonts w:ascii="Times New Roman" w:eastAsia="Times New Roman" w:hAnsi="Times New Roman" w:cs="Times New Roman"/>
-          <w:color w:val="1B1C1D"/>
-          <w:kern w:val="0"/>
-          <w:lang w:bidi="ar"/>
-        </w:rPr>
-        <w:t xml:space="preserve"> and </w:t>
-      </w:r>
-      <w:del w:id="91350" w:author="Claude (E30 修订)" w:date="2026-10-09T12:00:00Z">
-        <w:r>
-          <w:rPr>
-            <w:rFonts w:ascii="Times New Roman" w:eastAsia="Times New Roman" w:hAnsi="Times New Roman" w:cs="Times New Roman"/>
-            <w:color w:val="1B1C1D"/>
-            <w:kern w:val="0"/>
-            <w:lang w:bidi="ar"/>
-          </w:rPr>
-          <w:delText xml:space="preserve">combined</w:delText>
-        </w:r>
-      </w:del>
-      <w:ins w:id="91351" w:author="Claude (E30 修订)" w:date="2026-10-09T12:00:00Z">
-        <w:r>
-          <w:rPr>
-            <w:rFonts w:ascii="Times New Roman" w:eastAsia="Times New Roman" w:hAnsi="Times New Roman" w:cs="Times New Roman"/>
-            <w:color w:val="1B1C1D"/>
-            <w:kern w:val="0"/>
-            <w:lang w:bidi="ar"/>
-          </w:rPr>
-          <w:t xml:space="preserve">21.8%</w:t>
-        </w:r>
-      </w:ins>
-      <w:r>
-        <w:rPr>
-          <w:rFonts w:ascii="Times New Roman" w:eastAsia="Times New Roman" w:hAnsi="Times New Roman" w:cs="Times New Roman"/>
-          <w:color w:val="1B1C1D"/>
-          <w:kern w:val="0"/>
-          <w:lang w:bidi="ar"/>
-        </w:rPr>
-        <w:t xml:space="preserve"> </w:t>
-      </w:r>
-      <w:del w:id="91352" w:author="Claude (E30 修订)" w:date="2026-10-09T12:00:00Z">
-        <w:r>
-          <w:rPr>
-            <w:rFonts w:ascii="Times New Roman" w:eastAsia="Times New Roman" w:hAnsi="Times New Roman" w:cs="Times New Roman"/>
-            <w:color w:val="1B1C1D"/>
-            <w:kern w:val="0"/>
-            <w:lang w:bidi="ar"/>
-          </w:rPr>
-          <w:delText xml:space="preserve">regurgitation</w:delText>
-        </w:r>
-      </w:del>
-      <w:ins w:id="91353" w:author="Claude (E30 修订)" w:date="2026-10-09T12:00:00Z">
-        <w:r>
-          <w:rPr>
-            <w:rFonts w:ascii="Times New Roman" w:eastAsia="Times New Roman" w:hAnsi="Times New Roman" w:cs="Times New Roman"/>
-            <w:color w:val="1B1C1D"/>
-            <w:kern w:val="0"/>
-            <w:lang w:bidi="ar"/>
-          </w:rPr>
-          <w:t xml:space="preserve">had</w:t>
-        </w:r>
-      </w:ins>
-      <w:r>
-        <w:rPr>
-          <w:rFonts w:ascii="Times New Roman" w:eastAsia="Times New Roman" w:hAnsi="Times New Roman" w:cs="Times New Roman"/>
-          <w:color w:val="1B1C1D"/>
-          <w:kern w:val="0"/>
-          <w:lang w:bidi="ar"/>
-        </w:rPr>
-        <w:t xml:space="preserve"> </w:t>
-      </w:r>
-      <w:del w:id="91354" w:author="Claude (E30 修订)" w:date="2026-10-09T12:00:00Z">
-        <w:r>
-          <w:rPr>
-            <w:rFonts w:ascii="Times New Roman" w:eastAsia="Times New Roman" w:hAnsi="Times New Roman" w:cs="Times New Roman"/>
-            <w:color w:val="1B1C1D"/>
-            <w:kern w:val="0"/>
-            <w:lang w:bidi="ar"/>
-          </w:rPr>
-          <w:delText xml:space="preserve">among</w:delText>
-        </w:r>
-      </w:del>
-      <w:ins w:id="91355" w:author="Claude (E30 修订)" w:date="2026-10-09T12:00:00Z">
-        <w:r>
-          <w:rPr>
-            <w:rFonts w:ascii="Times New Roman" w:eastAsia="Times New Roman" w:hAnsi="Times New Roman" w:cs="Times New Roman"/>
-            <w:color w:val="1B1C1D"/>
-            <w:kern w:val="0"/>
-            <w:lang w:bidi="ar"/>
-          </w:rPr>
-          <w:t xml:space="preserve">both.</w:t>
-        </w:r>
-      </w:ins>
-      <w:r>
-        <w:rPr>
-          <w:rFonts w:ascii="Times New Roman" w:eastAsia="Times New Roman" w:hAnsi="Times New Roman" w:cs="Times New Roman"/>
-          <w:color w:val="1B1C1D"/>
-          <w:kern w:val="0"/>
-          <w:lang w:bidi="ar"/>
-        </w:rPr>
-        <w:t xml:space="preserve"> </w:t>
-      </w:r>
-      <w:del w:id="91356" w:author="Claude (E30 修订)" w:date="2026-10-09T12:00:00Z">
-        <w:r>
-          <w:rPr>
-            <w:rFonts w:ascii="Times New Roman" w:eastAsia="Times New Roman" w:hAnsi="Times New Roman" w:cs="Times New Roman"/>
-            <w:color w:val="1B1C1D"/>
-            <w:kern w:val="0"/>
-            <w:lang w:bidi="ar"/>
-          </w:rPr>
-          <w:delText xml:space="preserve">ablation candidates: combined</w:delText>
-        </w:r>
-      </w:del>
-      <w:ins w:id="91357" w:author="Claude (E30 修订)" w:date="2026-10-09T12:00:00Z">
-        <w:r>
-          <w:rPr>
-            <w:rFonts w:ascii="Times New Roman" w:eastAsia="Times New Roman" w:hAnsi="Times New Roman" w:cs="Times New Roman"/>
-            <w:color w:val="1B1C1D"/>
-            <w:kern w:val="0"/>
-            <w:lang w:bidi="ar"/>
-          </w:rPr>
-          <w:t xml:space="preserve">Combined</w:t>
-        </w:r>
-      </w:ins>
-      <w:r>
-        <w:rPr>
-          <w:rFonts w:ascii="Times New Roman" w:eastAsia="Times New Roman" w:hAnsi="Times New Roman" w:cs="Times New Roman"/>
-          <w:color w:val="1B1C1D"/>
-          <w:kern w:val="0"/>
-          <w:lang w:bidi="ar"/>
-        </w:rPr>
-        <w:t xml:space="preserve"> regurgitation was </w:t>
-      </w:r>
-      <w:del w:id="91358" w:author="Claude (E30 修订)" w:date="2026-10-09T12:00:00Z">
-        <w:r>
-          <w:rPr>
-            <w:rFonts w:ascii="Times New Roman" w:eastAsia="Times New Roman" w:hAnsi="Times New Roman" w:cs="Times New Roman"/>
-            <w:color w:val="1B1C1D"/>
-            <w:kern w:val="0"/>
-            <w:lang w:bidi="ar"/>
-          </w:rPr>
-          <w:delText xml:space="preserve">more</w:delText>
-        </w:r>
-      </w:del>
-      <w:ins w:id="91359" w:author="Claude (E30 修订)" w:date="2026-10-09T12:00:00Z">
-        <w:r>
-          <w:rPr>
-            <w:rFonts w:ascii="Times New Roman" w:eastAsia="Times New Roman" w:hAnsi="Times New Roman" w:cs="Times New Roman"/>
-            <w:color w:val="1B1C1D"/>
-            <w:kern w:val="0"/>
-            <w:lang w:bidi="ar"/>
-          </w:rPr>
-          <w:t xml:space="preserve">three times as</w:t>
-        </w:r>
-      </w:ins>
-      <w:r>
-        <w:rPr>
-          <w:rFonts w:ascii="Times New Roman" w:eastAsia="Times New Roman" w:hAnsi="Times New Roman" w:cs="Times New Roman"/>
-          <w:color w:val="1B1C1D"/>
-          <w:kern w:val="0"/>
-          <w:lang w:bidi="ar"/>
-        </w:rPr>
-        <w:t xml:space="preserve"> frequent in persistent</w:t>
-      </w:r>
-      <w:ins w:id="91360" w:author="Claude (E30 修订)" w:date="2026-10-09T12:00:00Z">
-        <w:r>
-          <w:rPr>
-            <w:rFonts w:ascii="Times New Roman" w:eastAsia="Times New Roman" w:hAnsi="Times New Roman" w:cs="Times New Roman"/>
-            <w:color w:val="1B1C1D"/>
-            <w:kern w:val="0"/>
-            <w:lang w:bidi="ar"/>
-          </w:rPr>
-          <w:t xml:space="preserve"> as in paroxysmal</w:t>
-        </w:r>
-      </w:ins>
-      <w:r>
-        <w:rPr>
-          <w:rFonts w:ascii="Times New Roman" w:eastAsia="Times New Roman" w:hAnsi="Times New Roman" w:cs="Times New Roman"/>
-          <w:color w:val="1B1C1D"/>
-          <w:kern w:val="0"/>
-          <w:lang w:bidi="ar"/>
-        </w:rPr>
-        <w:t xml:space="preserve"> AF and accompanied greater biatrial enlargement and higher grades. MR–TR co-occurrence remained </w:t>
-      </w:r>
-      <w:del w:id="91361" w:author="Claude (E30 修订)" w:date="2026-10-09T12:00:00Z">
-        <w:r>
-          <w:rPr>
-            <w:rFonts w:ascii="Times New Roman" w:eastAsia="Times New Roman" w:hAnsi="Times New Roman" w:cs="Times New Roman"/>
-            <w:color w:val="1B1C1D"/>
-            <w:kern w:val="0"/>
-            <w:lang w:bidi="ar"/>
-          </w:rPr>
-          <w:delText xml:space="preserve">associated </w:delText>
-        </w:r>
-      </w:del>
-      <w:r>
-        <w:rPr>
-          <w:rFonts w:ascii="Times New Roman" w:eastAsia="Times New Roman" w:hAnsi="Times New Roman" w:cs="Times New Roman"/>
-          <w:color w:val="1B1C1D"/>
-          <w:kern w:val="0"/>
-          <w:lang w:bidi="ar"/>
-        </w:rPr>
-        <w:t xml:space="preserve">after adjustment</w:t>
-      </w:r>
-      <w:ins w:id="91362" w:author="Claude (E30 修订)" w:date="2026-10-09T12:00:00Z">
-        <w:r>
-          <w:rPr>
-            <w:rFonts w:ascii="Times New Roman" w:eastAsia="Times New Roman" w:hAnsi="Times New Roman" w:cs="Times New Roman"/>
-            <w:color w:val="1B1C1D"/>
-            <w:kern w:val="0"/>
-            <w:lang w:bidi="ar"/>
-          </w:rPr>
-          <w:t xml:space="preserve"> for chamber dimensions</w:t>
-        </w:r>
-      </w:ins>
-      <w:r>
-        <w:rPr>
-          <w:rFonts w:ascii="Times New Roman" w:eastAsia="Times New Roman" w:hAnsi="Times New Roman" w:cs="Times New Roman"/>
-          <w:color w:val="1B1C1D"/>
-          <w:kern w:val="0"/>
-          <w:lang w:bidi="ar"/>
-        </w:rPr>
-        <w:t xml:space="preserve"> in both AF types, consistent with an atrial substrate.</w:t>
-      </w:r>
-      <w:r>
-        <w:rPr>
-          <w:rFonts w:ascii="Times New Roman" w:eastAsia="Times New Roman" w:hAnsi="Times New Roman" w:cs="Times New Roman"/>
-          <w:color w:val="1B1C1D"/>
-          <w:kern w:val="0"/>
-          <w:vertAlign w:val="superscript"/>
-          <w:lang w:bidi="ar"/>
-        </w:rPr>
-        <w:t xml:space="preserve">1,2,7,8</w:t>
-      </w:r>
-      <w:r>
-        <w:rPr>
-          <w:rFonts w:ascii="Times New Roman" w:eastAsia="Times New Roman" w:hAnsi="Times New Roman" w:cs="Times New Roman"/>
-          <w:color w:val="1B1C1D"/>
-          <w:kern w:val="0"/>
-          <w:lang w:bidi="ar"/>
-        </w:rPr>
-        <w:t xml:space="preserve"> These data extend the </w:t>
-      </w:r>
-      <w:del w:id="91363" w:author="Claude (E30 修订)" w:date="2026-10-09T12:00:00Z">
-        <w:r>
-          <w:rPr>
-            <w:rFonts w:ascii="Times New Roman" w:eastAsia="Times New Roman" w:hAnsi="Times New Roman" w:cs="Times New Roman"/>
-            <w:color w:val="1B1C1D"/>
-            <w:kern w:val="0"/>
-            <w:lang w:bidi="ar"/>
-          </w:rPr>
-          <w:delText xml:space="preserve">baseline</w:delText>
         </w:r>
       </w:del>
       <w:ins w:id="91364" w:author="Claude (E30 修订)" w:date="2026-10-09T12:00:00Z">
@@ -25472,7 +25453,7 @@
             <w:kern w:val="0"/>
             <w:lang w:bidi="ar"/>
           </w:rPr>
-          <w:t xml:space="preserve">combined</w:t>
+          <w:t xml:space="preserve">045 patients with an in-hospital</w:t>
         </w:r>
       </w:ins>
       <w:r>
@@ -25482,26 +25463,7 @@
           <w:kern w:val="0"/>
           <w:lang w:bidi="ar"/>
         </w:rPr>
-        <w:t xml:space="preserve"> phenotype described before cardioversion to a larger ablation population that includes both AF types.</w:t>
-      </w:r>
-      <w:r>
-        <w:rPr>
-          <w:rFonts w:ascii="Times New Roman" w:eastAsia="Times New Roman" w:hAnsi="Times New Roman" w:cs="Times New Roman"/>
-          <w:color w:val="1B1C1D"/>
-          <w:kern w:val="0"/>
-          <w:vertAlign w:val="superscript"/>
-          <w:lang w:bidi="ar"/>
-        </w:rPr>
-        <w:t xml:space="preserve">9</w:t>
-      </w:r>
-      <w:r>
-        <w:rPr>
-          <w:rFonts w:ascii="Times New Roman" w:eastAsia="Times New Roman" w:hAnsi="Times New Roman" w:cs="Times New Roman"/>
-          <w:color w:val="1B1C1D"/>
-          <w:kern w:val="0"/>
-          <w:lang w:bidi="ar"/>
-        </w:rPr>
-        <w:t xml:space="preserve"> </w:t>
+        <w:t xml:space="preserve"> baseline </w:t>
       </w:r>
       <w:del w:id="91365" w:author="Claude (E30 修订)" w:date="2026-10-09T12:00:00Z">
         <w:r>
@@ -25511,7 +25473,7 @@
             <w:kern w:val="0"/>
             <w:lang w:bidi="ar"/>
           </w:rPr>
-          <w:delText xml:space="preserve">The isolated-versus-combined comparison showed that individual-valve</w:delText>
+          <w:delText xml:space="preserve">phenotype</w:delText>
         </w:r>
       </w:del>
       <w:ins w:id="91366" w:author="Claude (E30 修订)" w:date="2026-10-09T12:00:00Z">
@@ -25522,7 +25484,7 @@
             <w:kern w:val="0"/>
             <w:lang w:bidi="ar"/>
           </w:rPr>
-          <w:t xml:space="preserve">Individual-valve</w:t>
+          <w:t xml:space="preserve">TTE</w:t>
         </w:r>
       </w:ins>
       <w:r>
@@ -25532,7 +25494,7 @@
           <w:kern w:val="0"/>
           <w:lang w:bidi="ar"/>
         </w:rPr>
-        <w:t xml:space="preserve"> improvement was not confined to combined </w:t>
+        <w:t xml:space="preserve"> </w:t>
       </w:r>
       <w:del w:id="91367" w:author="Claude (E30 修订)" w:date="2026-10-09T12:00:00Z">
         <w:r>
@@ -25542,7 +25504,7 @@
             <w:kern w:val="0"/>
             <w:lang w:bidi="ar"/>
           </w:rPr>
-          <w:delText xml:space="preserve">disease. This comparison provided the reference for the within-patient analysis</w:delText>
+          <w:delText xml:space="preserve">cohort</w:delText>
         </w:r>
       </w:del>
       <w:ins w:id="91368" w:author="Claude (E30 修订)" w:date="2026-10-09T12:00:00Z">
@@ -25553,7 +25515,7 @@
             <w:kern w:val="0"/>
             <w:lang w:bidi="ar"/>
           </w:rPr>
-          <w:t xml:space="preserve">disease</w:t>
+          <w:t xml:space="preserve">report,</w:t>
         </w:r>
       </w:ins>
       <w:r>
@@ -25563,7 +25525,7 @@
           <w:kern w:val="0"/>
           <w:lang w:bidi="ar"/>
         </w:rPr>
-        <w:t xml:space="preserve">, </w:t>
+        <w:t xml:space="preserve"> </w:t>
       </w:r>
       <w:del w:id="91369" w:author="Claude (E30 修订)" w:date="2026-10-09T12:00:00Z">
         <w:r>
@@ -25573,7 +25535,7 @@
             <w:kern w:val="0"/>
             <w:lang w:bidi="ar"/>
           </w:rPr>
-          <w:delText xml:space="preserve">which</w:delText>
+          <w:delText xml:space="preserve">described</w:delText>
         </w:r>
       </w:del>
       <w:ins w:id="91370" w:author="Claude (E30 修订)" w:date="2026-10-09T12:00:00Z">
@@ -25584,7 +25546,7 @@
             <w:kern w:val="0"/>
             <w:lang w:bidi="ar"/>
           </w:rPr>
-          <w:t xml:space="preserve">although</w:t>
+          <w:t xml:space="preserve">51.6%</w:t>
         </w:r>
       </w:ins>
       <w:r>
@@ -25604,10 +25566,511 @@
             <w:kern w:val="0"/>
             <w:lang w:bidi="ar"/>
           </w:rPr>
-          <w:delText xml:space="preserve">asked whether the two responses were associated rather than simply frequent. Nonsignificant</w:delText>
+          <w:delText xml:space="preserve">the</w:delText>
         </w:r>
       </w:del>
       <w:ins w:id="91372" w:author="Claude (E30 修订)" w:date="2026-10-09T12:00:00Z">
+        <w:r>
+          <w:rPr>
+            <w:rFonts w:ascii="Times New Roman" w:eastAsia="Times New Roman" w:hAnsi="Times New Roman" w:cs="Times New Roman"/>
+            <w:color w:val="1B1C1D"/>
+            <w:kern w:val="0"/>
+            <w:lang w:bidi="ar"/>
+          </w:rPr>
+          <w:t xml:space="preserve">had</w:t>
+        </w:r>
+      </w:ins>
+      <w:r>
+        <w:rPr>
+          <w:rFonts w:ascii="Times New Roman" w:eastAsia="Times New Roman" w:hAnsi="Times New Roman" w:cs="Times New Roman"/>
+          <w:color w:val="1B1C1D"/>
+          <w:kern w:val="0"/>
+          <w:lang w:bidi="ar"/>
+        </w:rPr>
+        <w:t xml:space="preserve"> </w:t>
+      </w:r>
+      <w:del w:id="91373" w:author="Claude (E30 修订)" w:date="2026-10-09T12:00:00Z">
+        <w:r>
+          <w:rPr>
+            <w:rFonts w:ascii="Times New Roman" w:eastAsia="Times New Roman" w:hAnsi="Times New Roman" w:cs="Times New Roman"/>
+            <w:color w:val="1B1C1D"/>
+            <w:kern w:val="0"/>
+            <w:lang w:bidi="ar"/>
+          </w:rPr>
+          <w:delText xml:space="preserve">distribution</w:delText>
+        </w:r>
+      </w:del>
+      <w:ins w:id="91374" w:author="Claude (E30 修订)" w:date="2026-10-09T12:00:00Z">
+        <w:r>
+          <w:rPr>
+            <w:rFonts w:ascii="Times New Roman" w:eastAsia="Times New Roman" w:hAnsi="Times New Roman" w:cs="Times New Roman"/>
+            <w:color w:val="1B1C1D"/>
+            <w:kern w:val="0"/>
+            <w:lang w:bidi="ar"/>
+          </w:rPr>
+          <w:t xml:space="preserve">MR</w:t>
+        </w:r>
+      </w:ins>
+      <w:r>
+        <w:rPr>
+          <w:rFonts w:ascii="Times New Roman" w:eastAsia="Times New Roman" w:hAnsi="Times New Roman" w:cs="Times New Roman"/>
+          <w:color w:val="1B1C1D"/>
+          <w:kern w:val="0"/>
+          <w:lang w:bidi="ar"/>
+        </w:rPr>
+        <w:t xml:space="preserve"> </w:t>
+      </w:r>
+      <w:del w:id="91375" w:author="Claude (E30 修订)" w:date="2026-10-09T12:00:00Z">
+        <w:r>
+          <w:rPr>
+            <w:rFonts w:ascii="Times New Roman" w:eastAsia="Times New Roman" w:hAnsi="Times New Roman" w:cs="Times New Roman"/>
+            <w:color w:val="1B1C1D"/>
+            <w:kern w:val="0"/>
+            <w:lang w:bidi="ar"/>
+          </w:rPr>
+          <w:delText xml:space="preserve">of</w:delText>
+        </w:r>
+      </w:del>
+      <w:ins w:id="91376" w:author="Claude (E30 修订)" w:date="2026-10-09T12:00:00Z">
+        <w:r>
+          <w:rPr>
+            <w:rFonts w:ascii="Times New Roman" w:eastAsia="Times New Roman" w:hAnsi="Times New Roman" w:cs="Times New Roman"/>
+            <w:color w:val="1B1C1D"/>
+            <w:kern w:val="0"/>
+            <w:lang w:bidi="ar"/>
+          </w:rPr>
+          <w:t xml:space="preserve">and/or</w:t>
+        </w:r>
+      </w:ins>
+      <w:r>
+        <w:rPr>
+          <w:rFonts w:ascii="Times New Roman" w:eastAsia="Times New Roman" w:hAnsi="Times New Roman" w:cs="Times New Roman"/>
+          <w:color w:val="1B1C1D"/>
+          <w:kern w:val="0"/>
+          <w:lang w:bidi="ar"/>
+        </w:rPr>
+        <w:t xml:space="preserve"> </w:t>
+      </w:r>
+      <w:del w:id="91377" w:author="Claude (E30 修订)" w:date="2026-10-09T12:00:00Z">
+        <w:r>
+          <w:rPr>
+            <w:rFonts w:ascii="Times New Roman" w:eastAsia="Times New Roman" w:hAnsi="Times New Roman" w:cs="Times New Roman"/>
+            <w:color w:val="1B1C1D"/>
+            <w:kern w:val="0"/>
+            <w:lang w:bidi="ar"/>
+          </w:rPr>
+          <w:delText xml:space="preserve">isolated</w:delText>
+        </w:r>
+      </w:del>
+      <w:ins w:id="91378" w:author="Claude (E30 修订)" w:date="2026-10-09T12:00:00Z">
+        <w:r>
+          <w:rPr>
+            <w:rFonts w:ascii="Times New Roman" w:eastAsia="Times New Roman" w:hAnsi="Times New Roman" w:cs="Times New Roman"/>
+            <w:color w:val="1B1C1D"/>
+            <w:kern w:val="0"/>
+            <w:lang w:bidi="ar"/>
+          </w:rPr>
+          <w:t xml:space="preserve">TR</w:t>
+        </w:r>
+      </w:ins>
+      <w:r>
+        <w:rPr>
+          <w:rFonts w:ascii="Times New Roman" w:eastAsia="Times New Roman" w:hAnsi="Times New Roman" w:cs="Times New Roman"/>
+          <w:color w:val="1B1C1D"/>
+          <w:kern w:val="0"/>
+          <w:lang w:bidi="ar"/>
+        </w:rPr>
+        <w:t xml:space="preserve"> and </w:t>
+      </w:r>
+      <w:del w:id="91379" w:author="Claude (E30 修订)" w:date="2026-10-09T12:00:00Z">
+        <w:r>
+          <w:rPr>
+            <w:rFonts w:ascii="Times New Roman" w:eastAsia="Times New Roman" w:hAnsi="Times New Roman" w:cs="Times New Roman"/>
+            <w:color w:val="1B1C1D"/>
+            <w:kern w:val="0"/>
+            <w:lang w:bidi="ar"/>
+          </w:rPr>
+          <w:delText xml:space="preserve">combined</w:delText>
+        </w:r>
+      </w:del>
+      <w:ins w:id="91380" w:author="Claude (E30 修订)" w:date="2026-10-09T12:00:00Z">
+        <w:r>
+          <w:rPr>
+            <w:rFonts w:ascii="Times New Roman" w:eastAsia="Times New Roman" w:hAnsi="Times New Roman" w:cs="Times New Roman"/>
+            <w:color w:val="1B1C1D"/>
+            <w:kern w:val="0"/>
+            <w:lang w:bidi="ar"/>
+          </w:rPr>
+          <w:t xml:space="preserve">21.8%</w:t>
+        </w:r>
+      </w:ins>
+      <w:r>
+        <w:rPr>
+          <w:rFonts w:ascii="Times New Roman" w:eastAsia="Times New Roman" w:hAnsi="Times New Roman" w:cs="Times New Roman"/>
+          <w:color w:val="1B1C1D"/>
+          <w:kern w:val="0"/>
+          <w:lang w:bidi="ar"/>
+        </w:rPr>
+        <w:t xml:space="preserve"> </w:t>
+      </w:r>
+      <w:del w:id="91381" w:author="Claude (E30 修订)" w:date="2026-10-09T12:00:00Z">
+        <w:r>
+          <w:rPr>
+            <w:rFonts w:ascii="Times New Roman" w:eastAsia="Times New Roman" w:hAnsi="Times New Roman" w:cs="Times New Roman"/>
+            <w:color w:val="1B1C1D"/>
+            <w:kern w:val="0"/>
+            <w:lang w:bidi="ar"/>
+          </w:rPr>
+          <w:delText xml:space="preserve">regurgitation</w:delText>
+        </w:r>
+      </w:del>
+      <w:ins w:id="91382" w:author="Claude (E30 修订)" w:date="2026-10-09T12:00:00Z">
+        <w:r>
+          <w:rPr>
+            <w:rFonts w:ascii="Times New Roman" w:eastAsia="Times New Roman" w:hAnsi="Times New Roman" w:cs="Times New Roman"/>
+            <w:color w:val="1B1C1D"/>
+            <w:kern w:val="0"/>
+            <w:lang w:bidi="ar"/>
+          </w:rPr>
+          <w:t xml:space="preserve">had</w:t>
+        </w:r>
+      </w:ins>
+      <w:r>
+        <w:rPr>
+          <w:rFonts w:ascii="Times New Roman" w:eastAsia="Times New Roman" w:hAnsi="Times New Roman" w:cs="Times New Roman"/>
+          <w:color w:val="1B1C1D"/>
+          <w:kern w:val="0"/>
+          <w:lang w:bidi="ar"/>
+        </w:rPr>
+        <w:t xml:space="preserve"> </w:t>
+      </w:r>
+      <w:del w:id="91383" w:author="Claude (E30 修订)" w:date="2026-10-09T12:00:00Z">
+        <w:r>
+          <w:rPr>
+            <w:rFonts w:ascii="Times New Roman" w:eastAsia="Times New Roman" w:hAnsi="Times New Roman" w:cs="Times New Roman"/>
+            <w:color w:val="1B1C1D"/>
+            <w:kern w:val="0"/>
+            <w:lang w:bidi="ar"/>
+          </w:rPr>
+          <w:delText xml:space="preserve">among</w:delText>
+        </w:r>
+      </w:del>
+      <w:ins w:id="91384" w:author="Claude (E30 修订)" w:date="2026-10-09T12:00:00Z">
+        <w:r>
+          <w:rPr>
+            <w:rFonts w:ascii="Times New Roman" w:eastAsia="Times New Roman" w:hAnsi="Times New Roman" w:cs="Times New Roman"/>
+            <w:color w:val="1B1C1D"/>
+            <w:kern w:val="0"/>
+            <w:lang w:bidi="ar"/>
+          </w:rPr>
+          <w:t xml:space="preserve">both.</w:t>
+        </w:r>
+      </w:ins>
+      <w:r>
+        <w:rPr>
+          <w:rFonts w:ascii="Times New Roman" w:eastAsia="Times New Roman" w:hAnsi="Times New Roman" w:cs="Times New Roman"/>
+          <w:color w:val="1B1C1D"/>
+          <w:kern w:val="0"/>
+          <w:lang w:bidi="ar"/>
+        </w:rPr>
+        <w:t xml:space="preserve"> </w:t>
+      </w:r>
+      <w:del w:id="91385" w:author="Claude (E30 修订)" w:date="2026-10-09T12:00:00Z">
+        <w:r>
+          <w:rPr>
+            <w:rFonts w:ascii="Times New Roman" w:eastAsia="Times New Roman" w:hAnsi="Times New Roman" w:cs="Times New Roman"/>
+            <w:color w:val="1B1C1D"/>
+            <w:kern w:val="0"/>
+            <w:lang w:bidi="ar"/>
+          </w:rPr>
+          <w:delText xml:space="preserve">ablation candidates: combined</w:delText>
+        </w:r>
+      </w:del>
+      <w:ins w:id="91386" w:author="Claude (E30 修订)" w:date="2026-10-09T12:00:00Z">
+        <w:r>
+          <w:rPr>
+            <w:rFonts w:ascii="Times New Roman" w:eastAsia="Times New Roman" w:hAnsi="Times New Roman" w:cs="Times New Roman"/>
+            <w:color w:val="1B1C1D"/>
+            <w:kern w:val="0"/>
+            <w:lang w:bidi="ar"/>
+          </w:rPr>
+          <w:t xml:space="preserve">Combined</w:t>
+        </w:r>
+      </w:ins>
+      <w:r>
+        <w:rPr>
+          <w:rFonts w:ascii="Times New Roman" w:eastAsia="Times New Roman" w:hAnsi="Times New Roman" w:cs="Times New Roman"/>
+          <w:color w:val="1B1C1D"/>
+          <w:kern w:val="0"/>
+          <w:lang w:bidi="ar"/>
+        </w:rPr>
+        <w:t xml:space="preserve"> regurgitation was </w:t>
+      </w:r>
+      <w:del w:id="91387" w:author="Claude (E30 修订)" w:date="2026-10-09T12:00:00Z">
+        <w:r>
+          <w:rPr>
+            <w:rFonts w:ascii="Times New Roman" w:eastAsia="Times New Roman" w:hAnsi="Times New Roman" w:cs="Times New Roman"/>
+            <w:color w:val="1B1C1D"/>
+            <w:kern w:val="0"/>
+            <w:lang w:bidi="ar"/>
+          </w:rPr>
+          <w:delText xml:space="preserve">more</w:delText>
+        </w:r>
+      </w:del>
+      <w:ins w:id="91388" w:author="Claude (E30 修订)" w:date="2026-10-09T12:00:00Z">
+        <w:r>
+          <w:rPr>
+            <w:rFonts w:ascii="Times New Roman" w:eastAsia="Times New Roman" w:hAnsi="Times New Roman" w:cs="Times New Roman"/>
+            <w:color w:val="1B1C1D"/>
+            <w:kern w:val="0"/>
+            <w:lang w:bidi="ar"/>
+          </w:rPr>
+          <w:t xml:space="preserve">three times as</w:t>
+        </w:r>
+      </w:ins>
+      <w:r>
+        <w:rPr>
+          <w:rFonts w:ascii="Times New Roman" w:eastAsia="Times New Roman" w:hAnsi="Times New Roman" w:cs="Times New Roman"/>
+          <w:color w:val="1B1C1D"/>
+          <w:kern w:val="0"/>
+          <w:lang w:bidi="ar"/>
+        </w:rPr>
+        <w:t xml:space="preserve"> frequent in persistent</w:t>
+      </w:r>
+      <w:ins w:id="91389" w:author="Claude (E30 修订)" w:date="2026-10-09T12:00:00Z">
+        <w:r>
+          <w:rPr>
+            <w:rFonts w:ascii="Times New Roman" w:eastAsia="Times New Roman" w:hAnsi="Times New Roman" w:cs="Times New Roman"/>
+            <w:color w:val="1B1C1D"/>
+            <w:kern w:val="0"/>
+            <w:lang w:bidi="ar"/>
+          </w:rPr>
+          <w:t xml:space="preserve"> as in paroxysmal</w:t>
+        </w:r>
+      </w:ins>
+      <w:r>
+        <w:rPr>
+          <w:rFonts w:ascii="Times New Roman" w:eastAsia="Times New Roman" w:hAnsi="Times New Roman" w:cs="Times New Roman"/>
+          <w:color w:val="1B1C1D"/>
+          <w:kern w:val="0"/>
+          <w:lang w:bidi="ar"/>
+        </w:rPr>
+        <w:t xml:space="preserve"> AF and accompanied greater biatrial enlargement and higher grades. MR–TR co-occurrence remained </w:t>
+      </w:r>
+      <w:del w:id="91390" w:author="Claude (E30 修订)" w:date="2026-10-09T12:00:00Z">
+        <w:r>
+          <w:rPr>
+            <w:rFonts w:ascii="Times New Roman" w:eastAsia="Times New Roman" w:hAnsi="Times New Roman" w:cs="Times New Roman"/>
+            <w:color w:val="1B1C1D"/>
+            <w:kern w:val="0"/>
+            <w:lang w:bidi="ar"/>
+          </w:rPr>
+          <w:delText xml:space="preserve">associated </w:delText>
+        </w:r>
+      </w:del>
+      <w:r>
+        <w:rPr>
+          <w:rFonts w:ascii="Times New Roman" w:eastAsia="Times New Roman" w:hAnsi="Times New Roman" w:cs="Times New Roman"/>
+          <w:color w:val="1B1C1D"/>
+          <w:kern w:val="0"/>
+          <w:lang w:bidi="ar"/>
+        </w:rPr>
+        <w:t xml:space="preserve">after adjustment</w:t>
+      </w:r>
+      <w:ins w:id="91391" w:author="Claude (E30 修订)" w:date="2026-10-09T12:00:00Z">
+        <w:r>
+          <w:rPr>
+            <w:rFonts w:ascii="Times New Roman" w:eastAsia="Times New Roman" w:hAnsi="Times New Roman" w:cs="Times New Roman"/>
+            <w:color w:val="1B1C1D"/>
+            <w:kern w:val="0"/>
+            <w:lang w:bidi="ar"/>
+          </w:rPr>
+          <w:t xml:space="preserve"> for chamber dimensions</w:t>
+        </w:r>
+      </w:ins>
+      <w:r>
+        <w:rPr>
+          <w:rFonts w:ascii="Times New Roman" w:eastAsia="Times New Roman" w:hAnsi="Times New Roman" w:cs="Times New Roman"/>
+          <w:color w:val="1B1C1D"/>
+          <w:kern w:val="0"/>
+          <w:lang w:bidi="ar"/>
+        </w:rPr>
+        <w:t xml:space="preserve"> in both AF types, consistent with an atrial substrate.</w:t>
+      </w:r>
+      <w:r>
+        <w:rPr>
+          <w:rFonts w:ascii="Times New Roman" w:eastAsia="Times New Roman" w:hAnsi="Times New Roman" w:cs="Times New Roman"/>
+          <w:color w:val="1B1C1D"/>
+          <w:kern w:val="0"/>
+          <w:vertAlign w:val="superscript"/>
+          <w:lang w:bidi="ar"/>
+        </w:rPr>
+        <w:t xml:space="preserve">1,2,7,8</w:t>
+      </w:r>
+      <w:r>
+        <w:rPr>
+          <w:rFonts w:ascii="Times New Roman" w:eastAsia="Times New Roman" w:hAnsi="Times New Roman" w:cs="Times New Roman"/>
+          <w:color w:val="1B1C1D"/>
+          <w:kern w:val="0"/>
+          <w:lang w:bidi="ar"/>
+        </w:rPr>
+        <w:t xml:space="preserve"> These data extend the </w:t>
+      </w:r>
+      <w:del w:id="91392" w:author="Claude (E30 修订)" w:date="2026-10-09T12:00:00Z">
+        <w:r>
+          <w:rPr>
+            <w:rFonts w:ascii="Times New Roman" w:eastAsia="Times New Roman" w:hAnsi="Times New Roman" w:cs="Times New Roman"/>
+            <w:color w:val="1B1C1D"/>
+            <w:kern w:val="0"/>
+            <w:lang w:bidi="ar"/>
+          </w:rPr>
+          <w:delText xml:space="preserve">baseline</w:delText>
+        </w:r>
+      </w:del>
+      <w:ins w:id="91393" w:author="Claude (E30 修订)" w:date="2026-10-09T12:00:00Z">
+        <w:r>
+          <w:rPr>
+            <w:rFonts w:ascii="Times New Roman" w:eastAsia="Times New Roman" w:hAnsi="Times New Roman" w:cs="Times New Roman"/>
+            <w:color w:val="1B1C1D"/>
+            <w:kern w:val="0"/>
+            <w:lang w:bidi="ar"/>
+          </w:rPr>
+          <w:t xml:space="preserve">combined</w:t>
+        </w:r>
+      </w:ins>
+      <w:r>
+        <w:rPr>
+          <w:rFonts w:ascii="Times New Roman" w:eastAsia="Times New Roman" w:hAnsi="Times New Roman" w:cs="Times New Roman"/>
+          <w:color w:val="1B1C1D"/>
+          <w:kern w:val="0"/>
+          <w:lang w:bidi="ar"/>
+        </w:rPr>
+        <w:t xml:space="preserve"> phenotype described before cardioversion to a larger ablation population that includes both AF types.</w:t>
+      </w:r>
+      <w:r>
+        <w:rPr>
+          <w:rFonts w:ascii="Times New Roman" w:eastAsia="Times New Roman" w:hAnsi="Times New Roman" w:cs="Times New Roman"/>
+          <w:color w:val="1B1C1D"/>
+          <w:kern w:val="0"/>
+          <w:vertAlign w:val="superscript"/>
+          <w:lang w:bidi="ar"/>
+        </w:rPr>
+        <w:t xml:space="preserve">9</w:t>
+      </w:r>
+      <w:r>
+        <w:rPr>
+          <w:rFonts w:ascii="Times New Roman" w:eastAsia="Times New Roman" w:hAnsi="Times New Roman" w:cs="Times New Roman"/>
+          <w:color w:val="1B1C1D"/>
+          <w:kern w:val="0"/>
+          <w:lang w:bidi="ar"/>
+        </w:rPr>
+        <w:t xml:space="preserve"> </w:t>
+      </w:r>
+      <w:del w:id="91394" w:author="Claude (E30 修订)" w:date="2026-10-09T12:00:00Z">
+        <w:r>
+          <w:rPr>
+            <w:rFonts w:ascii="Times New Roman" w:eastAsia="Times New Roman" w:hAnsi="Times New Roman" w:cs="Times New Roman"/>
+            <w:color w:val="1B1C1D"/>
+            <w:kern w:val="0"/>
+            <w:lang w:bidi="ar"/>
+          </w:rPr>
+          <w:delText xml:space="preserve">The isolated-versus-combined comparison showed that individual-valve</w:delText>
+        </w:r>
+      </w:del>
+      <w:ins w:id="91395" w:author="Claude (E30 修订)" w:date="2026-10-09T12:00:00Z">
+        <w:r>
+          <w:rPr>
+            <w:rFonts w:ascii="Times New Roman" w:eastAsia="Times New Roman" w:hAnsi="Times New Roman" w:cs="Times New Roman"/>
+            <w:color w:val="1B1C1D"/>
+            <w:kern w:val="0"/>
+            <w:lang w:bidi="ar"/>
+          </w:rPr>
+          <w:t xml:space="preserve">Individual-valve</w:t>
+        </w:r>
+      </w:ins>
+      <w:r>
+        <w:rPr>
+          <w:rFonts w:ascii="Times New Roman" w:eastAsia="Times New Roman" w:hAnsi="Times New Roman" w:cs="Times New Roman"/>
+          <w:color w:val="1B1C1D"/>
+          <w:kern w:val="0"/>
+          <w:lang w:bidi="ar"/>
+        </w:rPr>
+        <w:t xml:space="preserve"> improvement was not confined to combined </w:t>
+      </w:r>
+      <w:del w:id="91396" w:author="Claude (E30 修订)" w:date="2026-10-09T12:00:00Z">
+        <w:r>
+          <w:rPr>
+            <w:rFonts w:ascii="Times New Roman" w:eastAsia="Times New Roman" w:hAnsi="Times New Roman" w:cs="Times New Roman"/>
+            <w:color w:val="1B1C1D"/>
+            <w:kern w:val="0"/>
+            <w:lang w:bidi="ar"/>
+          </w:rPr>
+          <w:delText xml:space="preserve">disease. This comparison provided the reference for the within-patient analysis</w:delText>
+        </w:r>
+      </w:del>
+      <w:ins w:id="91397" w:author="Claude (E30 修订)" w:date="2026-10-09T12:00:00Z">
+        <w:r>
+          <w:rPr>
+            <w:rFonts w:ascii="Times New Roman" w:eastAsia="Times New Roman" w:hAnsi="Times New Roman" w:cs="Times New Roman"/>
+            <w:color w:val="1B1C1D"/>
+            <w:kern w:val="0"/>
+            <w:lang w:bidi="ar"/>
+          </w:rPr>
+          <w:t xml:space="preserve">disease</w:t>
+        </w:r>
+      </w:ins>
+      <w:r>
+        <w:rPr>
+          <w:rFonts w:ascii="Times New Roman" w:eastAsia="Times New Roman" w:hAnsi="Times New Roman" w:cs="Times New Roman"/>
+          <w:color w:val="1B1C1D"/>
+          <w:kern w:val="0"/>
+          <w:lang w:bidi="ar"/>
+        </w:rPr>
+        <w:t xml:space="preserve">, </w:t>
+      </w:r>
+      <w:del w:id="91398" w:author="Claude (E30 修订)" w:date="2026-10-09T12:00:00Z">
+        <w:r>
+          <w:rPr>
+            <w:rFonts w:ascii="Times New Roman" w:eastAsia="Times New Roman" w:hAnsi="Times New Roman" w:cs="Times New Roman"/>
+            <w:color w:val="1B1C1D"/>
+            <w:kern w:val="0"/>
+            <w:lang w:bidi="ar"/>
+          </w:rPr>
+          <w:delText xml:space="preserve">which</w:delText>
+        </w:r>
+      </w:del>
+      <w:ins w:id="91399" w:author="Claude (E30 修订)" w:date="2026-10-09T12:00:00Z">
+        <w:r>
+          <w:rPr>
+            <w:rFonts w:ascii="Times New Roman" w:eastAsia="Times New Roman" w:hAnsi="Times New Roman" w:cs="Times New Roman"/>
+            <w:color w:val="1B1C1D"/>
+            <w:kern w:val="0"/>
+            <w:lang w:bidi="ar"/>
+          </w:rPr>
+          <w:t xml:space="preserve">although</w:t>
+        </w:r>
+      </w:ins>
+      <w:r>
+        <w:rPr>
+          <w:rFonts w:ascii="Times New Roman" w:eastAsia="Times New Roman" w:hAnsi="Times New Roman" w:cs="Times New Roman"/>
+          <w:color w:val="1B1C1D"/>
+          <w:kern w:val="0"/>
+          <w:lang w:bidi="ar"/>
+        </w:rPr>
+        <w:t xml:space="preserve"> </w:t>
+      </w:r>
+      <w:del w:id="91400" w:author="Claude (E30 修订)" w:date="2026-10-09T12:00:00Z">
+        <w:r>
+          <w:rPr>
+            <w:rFonts w:ascii="Times New Roman" w:eastAsia="Times New Roman" w:hAnsi="Times New Roman" w:cs="Times New Roman"/>
+            <w:color w:val="1B1C1D"/>
+            <w:kern w:val="0"/>
+            <w:lang w:bidi="ar"/>
+          </w:rPr>
+          <w:delText xml:space="preserve">asked whether the two responses were associated rather than simply frequent. Nonsignificant</w:delText>
+        </w:r>
+      </w:del>
+      <w:ins w:id="91401" w:author="Claude (E30 修订)" w:date="2026-10-09T12:00:00Z">
         <w:r>
           <w:rPr>
             <w:rFonts w:ascii="Times New Roman" w:eastAsia="Times New Roman" w:hAnsi="Times New Roman" w:cs="Times New Roman"/>
@@ -25646,7 +26109,7 @@
         </w:rPr>
         <w:t xml:space="preserve">Joint improvement and </w:t>
       </w:r>
-      <w:del w:id="91373" w:author="Claude (E30 修订)" w:date="2026-10-09T12:00:00Z">
+      <w:del w:id="91402" w:author="Claude (E30 修订)" w:date="2026-10-09T12:00:00Z">
         <w:r>
           <w:rPr>
             <w:color w:val="1B1C1D"/>
@@ -25655,7 +26118,7 @@
           <w:delText xml:space="preserve">valve-specific</w:delText>
         </w:r>
       </w:del>
-      <w:ins w:id="91374" w:author="Claude (E30 修订)" w:date="2026-10-09T12:00:00Z">
+      <w:ins w:id="91403" w:author="Claude (E30 修订)" w:date="2026-10-09T12:00:00Z">
         <w:r>
           <w:rPr>
             <w:color w:val="1B1C1D"/>
@@ -25671,7 +26134,7 @@
         </w:rPr>
         <w:t xml:space="preserve"> </w:t>
       </w:r>
-      <w:del w:id="91375" w:author="Claude (E30 修订)" w:date="2026-10-09T12:00:00Z">
+      <w:del w:id="91404" w:author="Claude (E30 修订)" w:date="2026-10-09T12:00:00Z">
         <w:r>
           <w:rPr>
             <w:color w:val="1B1C1D"/>
@@ -25680,7 +26143,7 @@
           <w:delText xml:space="preserve">variation</w:delText>
         </w:r>
       </w:del>
-      <w:ins w:id="91376" w:author="Claude (E30 修订)" w:date="2026-10-09T12:00:00Z">
+      <w:ins w:id="91405" w:author="Claude (E30 修订)" w:date="2026-10-09T12:00:00Z">
         <w:r>
           <w:rPr>
             <w:color w:val="1B1C1D"/>
@@ -25699,7 +26162,7 @@
           <w:lang w:bidi="ar"/>
         </w:rPr>
       </w:pPr>
-      <w:del w:id="91377" w:author="Claude (E30 修订)" w:date="2026-10-09T12:00:00Z">
+      <w:del w:id="91406" w:author="Claude (E30 修订)" w:date="2026-10-09T12:00:00Z">
         <w:r>
           <w:rPr>
             <w:rFonts w:ascii="Times New Roman" w:eastAsia="Times New Roman" w:hAnsi="Times New Roman" w:cs="Times New Roman"/>
@@ -25710,7 +26173,7 @@
           <w:delText xml:space="preserve">Excess joint improvement in both AF types supports a shared response pattern across different clinical settings. Common definitions and model contrasts made this comparison interpretable, although nonsignificant heterogeneity does not establish identical associations. Shared rhythm, loading, or atrial changes could contribute to joint improvement. Frequent discordance shows that improvement in one valve cannot stand in for assessment of the other. Concurrent atrial adjustment cannot establish mediation.</w:delText>
         </w:r>
       </w:del>
-      <w:ins w:id="91378" w:author="Claude (E30 修订)" w:date="2026-10-09T12:00:00Z">
+      <w:ins w:id="91407" w:author="Claude (E30 修订)" w:date="2026-10-09T12:00:00Z">
         <w:r>
           <w:rPr>
             <w:rFonts w:ascii="Times New Roman" w:eastAsia="Times New Roman" w:hAnsi="Times New Roman" w:cs="Times New Roman"/>
@@ -25740,7 +26203,7 @@
         </w:rPr>
         <w:t xml:space="preserve">Blinded re-reading supported the overall finding and the persistent AF estimate; the smaller paroxysmal estimate remained inconclusive. Adjustment for baseline severity </w:t>
       </w:r>
-      <w:del w:id="91379" w:author="Claude (E30 修订)" w:date="2026-10-09T12:00:00Z">
+      <w:del w:id="91408" w:author="Claude (E30 修订)" w:date="2026-10-09T12:00:00Z">
         <w:r>
           <w:rPr>
             <w:rFonts w:ascii="Times New Roman" w:eastAsia="Times New Roman" w:hAnsi="Times New Roman" w:cs="Times New Roman"/>
@@ -25751,7 +26214,7 @@
           <w:delText xml:space="preserve">and</w:delText>
         </w:r>
       </w:del>
-      <w:ins w:id="91380" w:author="Claude (E30 修订)" w:date="2026-10-09T12:00:00Z">
+      <w:ins w:id="91409" w:author="Claude (E30 修订)" w:date="2026-10-09T12:00:00Z">
         <w:r>
           <w:rPr>
             <w:rFonts w:ascii="Times New Roman" w:eastAsia="Times New Roman" w:hAnsi="Times New Roman" w:cs="Times New Roman"/>
@@ -25771,7 +26234,7 @@
         </w:rPr>
         <w:t xml:space="preserve"> the </w:t>
       </w:r>
-      <w:del w:id="91381" w:author="Claude (E30 修订)" w:date="2026-10-09T12:00:00Z">
+      <w:del w:id="91410" w:author="Claude (E30 修订)" w:date="2026-10-09T12:00:00Z">
         <w:r>
           <w:rPr>
             <w:rFonts w:ascii="Times New Roman" w:eastAsia="Times New Roman" w:hAnsi="Times New Roman" w:cs="Times New Roman"/>
@@ -25782,7 +26245,7 @@
           <w:delText xml:space="preserve">AR</w:delText>
         </w:r>
       </w:del>
-      <w:ins w:id="91382" w:author="Claude (E30 修订)" w:date="2026-10-09T12:00:00Z">
+      <w:ins w:id="91411" w:author="Claude (E30 修订)" w:date="2026-10-09T12:00:00Z">
         <w:r>
           <w:rPr>
             <w:rFonts w:ascii="Times New Roman" w:eastAsia="Times New Roman" w:hAnsi="Times New Roman" w:cs="Times New Roman"/>
@@ -25802,7 +26265,7 @@
         </w:rPr>
         <w:t xml:space="preserve"> </w:t>
       </w:r>
-      <w:del w:id="91383" w:author="Claude (E30 修订)" w:date="2026-10-09T12:00:00Z">
+      <w:del w:id="91412" w:author="Claude (E30 修订)" w:date="2026-10-09T12:00:00Z">
         <w:r>
           <w:rPr>
             <w:rFonts w:ascii="Times New Roman" w:eastAsia="Times New Roman" w:hAnsi="Times New Roman" w:cs="Times New Roman"/>
@@ -25813,7 +26276,7 @@
           <w:delText xml:space="preserve">comparison</w:delText>
         </w:r>
       </w:del>
-      <w:ins w:id="91384" w:author="Claude (E30 修订)" w:date="2026-10-09T12:00:00Z">
+      <w:ins w:id="91413" w:author="Claude (E30 修订)" w:date="2026-10-09T12:00:00Z">
         <w:r>
           <w:rPr>
             <w:rFonts w:ascii="Times New Roman" w:eastAsia="Times New Roman" w:hAnsi="Times New Roman" w:cs="Times New Roman"/>
@@ -25833,7 +26296,7 @@
         </w:rPr>
         <w:t xml:space="preserve"> </w:t>
       </w:r>
-      <w:del w:id="91385" w:author="Claude (E30 修订)" w:date="2026-10-09T12:00:00Z">
+      <w:del w:id="91414" w:author="Claude (E30 修订)" w:date="2026-10-09T12:00:00Z">
         <w:r>
           <w:rPr>
             <w:rFonts w:ascii="Times New Roman" w:eastAsia="Times New Roman" w:hAnsi="Times New Roman" w:cs="Times New Roman"/>
@@ -25844,7 +26307,7 @@
           <w:delText xml:space="preserve">provide</w:delText>
         </w:r>
       </w:del>
-      <w:ins w:id="91386" w:author="Claude (E30 修订)" w:date="2026-10-09T12:00:00Z">
+      <w:ins w:id="91415" w:author="Claude (E30 修订)" w:date="2026-10-09T12:00:00Z">
         <w:r>
           <w:rPr>
             <w:rFonts w:ascii="Times New Roman" w:eastAsia="Times New Roman" w:hAnsi="Times New Roman" w:cs="Times New Roman"/>
@@ -25864,7 +26327,7 @@
         </w:rPr>
         <w:t xml:space="preserve"> </w:t>
       </w:r>
-      <w:del w:id="91387" w:author="Claude (E30 修订)" w:date="2026-10-09T12:00:00Z">
+      <w:del w:id="91416" w:author="Claude (E30 修订)" w:date="2026-10-09T12:00:00Z">
         <w:r>
           <w:rPr>
             <w:rFonts w:ascii="Times New Roman" w:eastAsia="Times New Roman" w:hAnsi="Times New Roman" w:cs="Times New Roman"/>
@@ -25875,7 +26338,7 @@
           <w:delText xml:space="preserve">additional</w:delText>
         </w:r>
       </w:del>
-      <w:ins w:id="91388" w:author="Claude (E30 修订)" w:date="2026-10-09T12:00:00Z">
+      <w:ins w:id="91417" w:author="Claude (E30 修订)" w:date="2026-10-09T12:00:00Z">
         <w:r>
           <w:rPr>
             <w:rFonts w:ascii="Times New Roman" w:eastAsia="Times New Roman" w:hAnsi="Times New Roman" w:cs="Times New Roman"/>
@@ -25895,7 +26358,7 @@
         </w:rPr>
         <w:t xml:space="preserve"> </w:t>
       </w:r>
-      <w:del w:id="91389" w:author="Claude (E30 修订)" w:date="2026-10-09T12:00:00Z">
+      <w:del w:id="91418" w:author="Claude (E30 修订)" w:date="2026-10-09T12:00:00Z">
         <w:r>
           <w:rPr>
             <w:rFonts w:ascii="Times New Roman" w:eastAsia="Times New Roman" w:hAnsi="Times New Roman" w:cs="Times New Roman"/>
@@ -25906,7 +26369,7 @@
           <w:delText xml:space="preserve">checks,</w:delText>
         </w:r>
       </w:del>
-      <w:ins w:id="91390" w:author="Claude (E30 修订)" w:date="2026-10-09T12:00:00Z">
+      <w:ins w:id="91419" w:author="Claude (E30 修订)" w:date="2026-10-09T12:00:00Z">
         <w:r>
           <w:rPr>
             <w:rFonts w:ascii="Times New Roman" w:eastAsia="Times New Roman" w:hAnsi="Times New Roman" w:cs="Times New Roman"/>
@@ -25926,7 +26389,7 @@
         </w:rPr>
         <w:t xml:space="preserve"> </w:t>
       </w:r>
-      <w:del w:id="91391" w:author="Claude (E30 修订)" w:date="2026-10-09T12:00:00Z">
+      <w:del w:id="91420" w:author="Claude (E30 修订)" w:date="2026-10-09T12:00:00Z">
         <w:r>
           <w:rPr>
             <w:rFonts w:ascii="Times New Roman" w:eastAsia="Times New Roman" w:hAnsi="Times New Roman" w:cs="Times New Roman"/>
@@ -25937,7 +26400,7 @@
           <w:delText xml:space="preserve">although</w:delText>
         </w:r>
       </w:del>
-      <w:ins w:id="91392" w:author="Claude (E30 修订)" w:date="2026-10-09T12:00:00Z">
+      <w:ins w:id="91421" w:author="Claude (E30 修订)" w:date="2026-10-09T12:00:00Z">
         <w:r>
           <w:rPr>
             <w:rFonts w:ascii="Times New Roman" w:eastAsia="Times New Roman" w:hAnsi="Times New Roman" w:cs="Times New Roman"/>
@@ -25957,7 +26420,7 @@
         </w:rPr>
         <w:t xml:space="preserve"> </w:t>
       </w:r>
-      <w:del w:id="91393" w:author="Claude (E30 修订)" w:date="2026-10-09T12:00:00Z">
+      <w:del w:id="91422" w:author="Claude (E30 修订)" w:date="2026-10-09T12:00:00Z">
         <w:r>
           <w:rPr>
             <w:rFonts w:ascii="Times New Roman" w:eastAsia="Times New Roman" w:hAnsi="Times New Roman" w:cs="Times New Roman"/>
@@ -25968,7 +26431,7 @@
           <w:delText xml:space="preserve">selective</w:delText>
         </w:r>
       </w:del>
-      <w:ins w:id="91394" w:author="Claude (E30 修订)" w:date="2026-10-09T12:00:00Z">
+      <w:ins w:id="91423" w:author="Claude (E30 修订)" w:date="2026-10-09T12:00:00Z">
         <w:r>
           <w:rPr>
             <w:rFonts w:ascii="Times New Roman" w:eastAsia="Times New Roman" w:hAnsi="Times New Roman" w:cs="Times New Roman"/>
@@ -25988,7 +26451,7 @@
         </w:rPr>
         <w:t xml:space="preserve"> </w:t>
       </w:r>
-      <w:del w:id="91395" w:author="Claude (E30 修订)" w:date="2026-10-09T12:00:00Z">
+      <w:del w:id="91424" w:author="Claude (E30 修订)" w:date="2026-10-09T12:00:00Z">
         <w:r>
           <w:rPr>
             <w:rFonts w:ascii="Times New Roman" w:eastAsia="Times New Roman" w:hAnsi="Times New Roman" w:cs="Times New Roman"/>
@@ -25999,7 +26462,7 @@
           <w:delText xml:space="preserve">AR documentation limits its value as a negative control.</w:delText>
         </w:r>
       </w:del>
-      <w:ins w:id="91396" w:author="Claude (E30 修订)" w:date="2026-10-09T12:00:00Z">
+      <w:ins w:id="91425" w:author="Claude (E30 修订)" w:date="2026-10-09T12:00:00Z">
         <w:r>
           <w:rPr>
             <w:rFonts w:ascii="Times New Roman" w:eastAsia="Times New Roman" w:hAnsi="Times New Roman" w:cs="Times New Roman"/>
@@ -26019,7 +26482,7 @@
         </w:rPr>
         <w:t xml:space="preserve"> Shared acquisition conditions, rhythm-related grading variation, and regression to the mean remain possible contributors.</w:t>
       </w:r>
-      <w:del w:id="91397" w:author="Claude (E30 修订)" w:date="2026-10-09T12:00:00Z">
+      <w:del w:id="91426" w:author="Claude (E30 修订)" w:date="2026-10-09T12:00:00Z">
         <w:r>
           <w:rPr>
             <w:rFonts w:ascii="Times New Roman" w:eastAsia="Times New Roman" w:hAnsi="Times New Roman" w:cs="Times New Roman"/>
@@ -26037,13 +26500,13 @@
         <w:keepNext/>
         <w:widowControl/>
         <w:rPr>
-          <w:del w:id="91398" w:author="Claude (E30 修订)" w:date="2026-10-09T12:00:00Z"/>
+          <w:del w:id="91427" w:author="Claude (E30 修订)" w:date="2026-10-09T12:00:00Z"/>
           <w:rFonts w:eastAsia="sans-serif" w:hint="default"/>
           <w:color w:val="1B1C1D"/>
           <w:lang w:bidi="ar"/>
         </w:rPr>
       </w:pPr>
-      <w:del w:id="91399" w:author="Claude (E30 修订)" w:date="2026-10-09T12:00:00Z">
+      <w:del w:id="91428" w:author="Claude (E30 修订)" w:date="2026-10-09T12:00:00Z">
         <w:r>
           <w:rPr>
             <w:color w:val="1B1C1D"/>
@@ -26056,14 +26519,14 @@
     <w:p>
       <w:pPr>
         <w:rPr>
-          <w:del w:id="91400" w:author="Claude (E30 修订)" w:date="2026-10-09T12:00:00Z"/>
+          <w:del w:id="91429" w:author="Claude (E30 修订)" w:date="2026-10-09T12:00:00Z"/>
           <w:rFonts w:ascii="Times New Roman" w:eastAsia="sans-serif" w:hAnsi="Times New Roman" w:cs="Times New Roman"/>
           <w:color w:val="1B1C1D"/>
           <w:kern w:val="0"/>
           <w:lang w:bidi="ar"/>
         </w:rPr>
       </w:pPr>
-      <w:del w:id="91401" w:author="Claude (E30 修订)" w:date="2026-10-09T12:00:00Z">
+      <w:del w:id="91430" w:author="Claude (E30 修订)" w:date="2026-10-09T12:00:00Z">
         <w:r>
           <w:rPr>
             <w:rFonts w:ascii="Times New Roman" w:eastAsia="Times New Roman" w:hAnsi="Times New Roman" w:cs="Times New Roman"/>
@@ -26074,7 +26537,7 @@
           <w:delText>The parallel framework also revealed differences: SR accompanied TR improvement mainly in persistent AF, whereas SR was nearly universal in paroxysmal AF, limiting the rhythm contrast. In contrast, RA reduction accompanied TR improvement in both AF types, and MR improvement accompanied reduction of both atria. These observations extend earlier individual-valve findings.</w:delText>
         </w:r>
       </w:del>
-      <w:del w:id="91402" w:author="Claude (E30 修订)" w:date="2026-10-09T12:00:00Z">
+      <w:del w:id="91431" w:author="Claude (E30 修订)" w:date="2026-10-09T12:00:00Z">
         <w:r>
           <w:rPr>
             <w:rFonts w:ascii="Times New Roman" w:eastAsia="Times New Roman" w:hAnsi="Times New Roman" w:cs="Times New Roman"/>
@@ -26086,7 +26549,7 @@
           <w:delText>6,10,11</w:delText>
         </w:r>
       </w:del>
-      <w:del w:id="91403" w:author="Claude (E30 修订)" w:date="2026-10-09T12:00:00Z">
+      <w:del w:id="91432" w:author="Claude (E30 修订)" w:date="2026-10-09T12:00:00Z">
         <w:r>
           <w:rPr>
             <w:rFonts w:ascii="Times New Roman" w:eastAsia="Times New Roman" w:hAnsi="Times New Roman" w:cs="Times New Roman"/>
@@ -26097,7 +26560,7 @@
           <w:delText xml:space="preserve"> Changes in atrial contraction and annular geometry are </w:delText>
         </w:r>
       </w:del>
-      <w:del w:id="91404" w:author="Claude (E30 修订)" w:date="2026-10-09T12:00:00Z">
+      <w:del w:id="91433" w:author="Claude (E30 修订)" w:date="2026-10-09T12:00:00Z">
         <w:r>
           <w:rPr>
             <w:rFonts w:ascii="Times New Roman" w:eastAsia="Times New Roman" w:hAnsi="Times New Roman" w:cs="Times New Roman"/>
@@ -26109,7 +26572,7 @@
           <w:delText>plausible contributors</w:delText>
         </w:r>
       </w:del>
-      <w:del w:id="91405" w:author="Claude (E30 修订)" w:date="2026-10-09T12:00:00Z">
+      <w:del w:id="91434" w:author="Claude (E30 修订)" w:date="2026-10-09T12:00:00Z">
         <w:r>
           <w:rPr>
             <w:rFonts w:ascii="Times New Roman" w:eastAsia="Times New Roman" w:hAnsi="Times New Roman" w:cs="Times New Roman"/>
@@ -26121,7 +26584,7 @@
           <w:delText>19–21</w:delText>
         </w:r>
       </w:del>
-      <w:del w:id="91406" w:author="Claude (E30 修订)" w:date="2026-10-09T12:00:00Z">
+      <w:del w:id="91435" w:author="Claude (E30 修订)" w:date="2026-10-09T12:00:00Z">
         <w:r>
           <w:rPr>
             <w:rFonts w:ascii="Times New Roman" w:eastAsia="Times New Roman" w:hAnsi="Times New Roman" w:cs="Times New Roman"/>
@@ -26142,7 +26605,7 @@
           <w:rFonts w:hint="default"/>
         </w:rPr>
       </w:pPr>
-      <w:del w:id="91407" w:author="Claude (E30 修订)" w:date="2026-10-09T12:00:00Z">
+      <w:del w:id="91436" w:author="Claude (E30 修订)" w:date="2026-10-09T12:00:00Z">
         <w:r>
           <w:rPr>
             <w:color w:val="1B1C1D"/>
@@ -26151,7 +26614,7 @@
           <w:delText xml:space="preserve">Baseline features and improvement expectations</w:delText>
         </w:r>
       </w:del>
-      <w:ins w:id="91408" w:author="Claude (E30 修订)" w:date="2026-10-09T12:00:00Z">
+      <w:ins w:id="91437" w:author="Claude (E30 修订)" w:date="2026-10-09T12:00:00Z">
         <w:r>
           <w:rPr>
             <w:color w:val="1B1C1D"/>
@@ -26162,7 +26625,7 @@
       </w:ins>
     </w:p>
     <w:p>
-      <w:del w:id="91409" w:author="Claude (E30 修订)" w:date="2026-10-09T12:00:00Z">
+      <w:del w:id="91438" w:author="Claude (E30 修订)" w:date="2026-10-09T12:00:00Z">
         <w:r>
           <w:rPr>
             <w:rFonts w:ascii="Times New Roman" w:eastAsia="Times New Roman" w:hAnsi="Times New Roman" w:cs="Times New Roman"/>
@@ -26173,7 +26636,7 @@
           <w:delText xml:space="preserve">The 12 baseline factors connect the response pattern to information available before ablation. BMI provided a shared association with improvement, whereas sex and chamber dimensions showed valve-specific associations. Thus, combined regurgitation can reflect a shared substrate while each valve retains a different improvement tendency. Higher BMI was associated with improvement of both valves overall and in moderate-or-greater series. The BMI–TR estimates had a similar direction across AF types, while the BMI–MR association was clearer in persistent AF without a confirmed between-group difference. These associations may help clinicians discuss the likelihood of a reversible component in functional regurgitation among suitable ablation candidates. They describe the patient’s baseline phenotype and do not imply that increasing weight improves regurgitation. Unindexed chamber diameters and residual body-size-related confounding also require consideration.</w:delText>
         </w:r>
       </w:del>
-      <w:ins w:id="91410" w:author="Claude (E30 修订)" w:date="2026-10-09T12:00:00Z">
+      <w:ins w:id="91439" w:author="Claude (E30 修订)" w:date="2026-10-09T12:00:00Z">
         <w:r>
           <w:rPr>
             <w:rFonts w:ascii="Times New Roman" w:eastAsia="Times New Roman" w:hAnsi="Times New Roman" w:cs="Times New Roman"/>
@@ -26192,7 +26655,7 @@
         </w:rPr>
         <w:t xml:space="preserve">The valve-specific associations refine these expectations. Larger RA diameter was associated with less TR improvement after mutual adjustment, while larger LV end-diastolic diameter was associated with more </w:t>
       </w:r>
-      <w:del w:id="91411" w:author="Claude (E30 修订)" w:date="2026-10-09T12:00:00Z">
+      <w:del w:id="91440" w:author="Claude (E30 修订)" w:date="2026-10-09T12:00:00Z">
         <w:r>
           <w:rPr>
             <w:rFonts w:ascii="Times New Roman" w:hAnsi="Times New Roman"/>
@@ -26200,7 +26663,7 @@
           <w:delText xml:space="preserve">improvement.</w:delText>
         </w:r>
       </w:del>
-      <w:ins w:id="91412" w:author="Claude (E30 修订)" w:date="2026-10-09T12:00:00Z">
+      <w:ins w:id="91441" w:author="Claude (E30 修订)" w:date="2026-10-09T12:00:00Z">
         <w:r>
           <w:rPr>
             <w:rFonts w:ascii="Times New Roman" w:hAnsi="Times New Roman"/>
@@ -26214,7 +26677,7 @@
         </w:rPr>
         <w:t xml:space="preserve"> </w:t>
       </w:r>
-      <w:del w:id="91413" w:author="Claude (E30 修订)" w:date="2026-10-09T12:00:00Z">
+      <w:del w:id="91442" w:author="Claude (E30 修订)" w:date="2026-10-09T12:00:00Z">
         <w:r>
           <w:rPr>
             <w:rFonts w:ascii="Times New Roman" w:hAnsi="Times New Roman"/>
@@ -26222,7 +26685,7 @@
           <w:delText xml:space="preserve">These</w:delText>
         </w:r>
       </w:del>
-      <w:ins w:id="91414" w:author="Claude (E30 修订)" w:date="2026-10-09T12:00:00Z">
+      <w:ins w:id="91443" w:author="Claude (E30 修订)" w:date="2026-10-09T12:00:00Z">
         <w:r>
           <w:rPr>
             <w:rFonts w:ascii="Times New Roman" w:hAnsi="Times New Roman"/>
@@ -26249,7 +26712,7 @@
         </w:rPr>
         <w:t xml:space="preserve"> Female sex was associated with less MR improvement, and higher baseline TR grade with more grade reduction, partly reflecting greater opportunity to decrease. </w:t>
       </w:r>
-      <w:del w:id="91415" w:author="Claude (E30 修订)" w:date="2026-10-09T12:00:00Z">
+      <w:del w:id="91444" w:author="Claude (E30 修订)" w:date="2026-10-09T12:00:00Z">
         <w:r>
           <w:rPr>
             <w:rFonts w:ascii="Times New Roman" w:hAnsi="Times New Roman"/>
@@ -26275,7 +26738,7 @@
           <w:color w:val="1B1C1D"/>
         </w:rPr>
       </w:pPr>
-      <w:del w:id="91416" w:author="Claude (E30 修订)" w:date="2026-10-09T12:00:00Z">
+      <w:del w:id="91445" w:author="Claude (E30 修订)" w:date="2026-10-09T12:00:00Z">
         <w:r>
           <w:rPr>
             <w:rFonts w:hint="default"/>
@@ -26284,7 +26747,7 @@
           <w:delText xml:space="preserve">Persistence and implications for valve assessment</w:delText>
         </w:r>
       </w:del>
-      <w:ins w:id="91417" w:author="Claude (E30 修订)" w:date="2026-10-09T12:00:00Z">
+      <w:ins w:id="91446" w:author="Claude (E30 修订)" w:date="2026-10-09T12:00:00Z">
         <w:r>
           <w:rPr>
             <w:rFonts w:hint="default"/>
@@ -26302,7 +26765,7 @@
           <w:color w:val="1B1C1D"/>
         </w:rPr>
       </w:pPr>
-      <w:del w:id="91418" w:author="Claude (E30 修订)" w:date="2026-10-09T12:00:00Z">
+      <w:del w:id="91447" w:author="Claude (E30 修订)" w:date="2026-10-09T12:00:00Z">
         <w:r>
           <w:rPr>
             <w:rFonts w:ascii="Times New Roman" w:eastAsia="Times New Roman" w:hAnsi="Times New Roman" w:cs="Times New Roman"/>
@@ -26332,7 +26795,7 @@
           <w:delText xml:space="preserve"> These findings support attention to the severity remaining in each valve and its subsequent trajectory; they cannot establish long-term durability across the full population.</w:delText>
         </w:r>
       </w:del>
-      <w:ins w:id="91419" w:author="Claude (E30 修订)" w:date="2026-10-09T12:00:00Z">
+      <w:ins w:id="91448" w:author="Claude (E30 修订)" w:date="2026-10-09T12:00:00Z">
         <w:r>
           <w:rPr>
             <w:rFonts w:ascii="Times New Roman" w:eastAsia="Times New Roman" w:hAnsi="Times New Roman" w:cs="Times New Roman"/>
@@ -26352,7 +26815,7 @@
           <w:color w:val="1B1C1D"/>
         </w:rPr>
       </w:pPr>
-      <w:del w:id="91420" w:author="Claude (E30 修订)" w:date="2026-10-09T12:00:00Z">
+      <w:del w:id="91449" w:author="Claude (E30 修订)" w:date="2026-10-09T12:00:00Z">
         <w:r>
           <w:rPr>
             <w:rFonts w:ascii="Times New Roman" w:hAnsi="Times New Roman"/>
@@ -26373,7 +26836,7 @@
           <w:delText xml:space="preserve"> For suitable ablation candidates, favorable baseline associations can support a reasonable expectation of valve improvement and planned reassessment after rhythm treatment. That expectation must be checked against the observed response: nearly half of procedures with any improvement showed discordance, and grade reduction often left more than mild residual regurgitation. Decisions about further valve evaluation therefore depend on each valve’s residual severity, symptoms, and cardiac consequences. Whether baseline features can guide treatment sequencing requires comparative treatment data and subsequent valve-intervention and clinical outcomes.</w:delText>
         </w:r>
       </w:del>
-      <w:ins w:id="91421" w:author="Claude (E30 修订)" w:date="2026-10-09T12:00:00Z">
+      <w:ins w:id="91450" w:author="Claude (E30 修订)" w:date="2026-10-09T12:00:00Z">
         <w:r>
           <w:rPr>
             <w:rFonts w:ascii="Times New Roman" w:hAnsi="Times New Roman"/>
@@ -26417,7 +26880,7 @@
         </w:rPr>
         <w:t xml:space="preserve">Semi-quantitative clinical reports lacked comprehensive core-laboratory adjudication or quantitative TTE/CMR. The study-defined moderate category included mild-to-moderate reports; individual examinations were not independently classified against guideline thresholds. Rhythm and examination variability and regression to the mean can influence grade changes. Re-reading covered part of the cohort; exact eight-level agreement between readers was 80% for MR and 60% for TR in 20 shared examinations. Selection remains possible: </w:t>
       </w:r>
-      <w:del w:id="91422" w:author="Claude (E30 修订)" w:date="2026-10-09T12:00:00Z">
+      <w:del w:id="91451" w:author="Claude (E30 修订)" w:date="2026-10-09T12:00:00Z">
         <w:r>
           <w:rPr>
             <w:rFonts w:ascii="Times New Roman" w:hAnsi="Times New Roman"/>
@@ -26426,7 +26889,7 @@
           <w:delText xml:space="preserve">43%</w:delText>
         </w:r>
       </w:del>
-      <w:ins w:id="91423" w:author="Claude (E30 修订)" w:date="2026-10-09T12:00:00Z">
+      <w:ins w:id="91452" w:author="Claude (E30 修订)" w:date="2026-10-09T12:00:00Z">
         <w:r>
           <w:rPr>
             <w:rFonts w:ascii="Times New Roman" w:hAnsi="Times New Roman"/>
@@ -26442,7 +26905,7 @@
         </w:rPr>
         <w:t xml:space="preserve"> of eligible admissions lacked 1-month </w:t>
       </w:r>
-      <w:del w:id="91424" w:author="Claude (E30 修订)" w:date="2026-10-09T12:00:00Z">
+      <w:del w:id="91453" w:author="Claude (E30 修订)" w:date="2026-10-09T12:00:00Z">
         <w:r>
           <w:rPr>
             <w:rFonts w:ascii="Times New Roman" w:hAnsi="Times New Roman"/>
@@ -26451,7 +26914,7 @@
           <w:delText xml:space="preserve">TTE, and the baseline cohort represented 43% of first ablations.</w:delText>
         </w:r>
       </w:del>
-      <w:ins w:id="91425" w:author="Claude (E30 修订)" w:date="2026-10-09T12:00:00Z">
+      <w:ins w:id="91454" w:author="Claude (E30 修订)" w:date="2026-10-09T12:00:00Z">
         <w:r>
           <w:rPr>
             <w:rFonts w:ascii="Times New Roman" w:hAnsi="Times New Roman"/>
@@ -26467,7 +26930,7 @@
         </w:rPr>
         <w:t xml:space="preserve"> Weighting and scenario analyses cannot exclude this bias. The AF-type framework was added after initial analyses; both groups shared the center and readers, one patient contributed to both, and several estimates were imprecise. It provides internal corroboration; higher-grade</w:t>
       </w:r>
-      <w:ins w:id="91426" w:author="Claude (E30 修订)" w:date="2026-10-09T12:00:00Z">
+      <w:ins w:id="91455" w:author="Claude (E30 修订)" w:date="2026-10-09T12:00:00Z">
         <w:r>
           <w:rPr>
             <w:rFonts w:ascii="Times New Roman" w:hAnsi="Times New Roman"/>
@@ -26513,7 +26976,7 @@
           <w:lang w:bidi="ar"/>
         </w:rPr>
       </w:pPr>
-      <w:del w:id="91427" w:author="Claude (E30 修订)" w:date="2026-10-09T12:00:00Z">
+      <w:del w:id="91456" w:author="Claude (E30 修订)" w:date="2026-10-09T12:00:00Z">
         <w:r>
           <w:rPr>
             <w:rFonts w:ascii="Times New Roman" w:eastAsia="Times New Roman" w:hAnsi="Times New Roman" w:cs="Times New Roman"/>
@@ -26524,7 +26987,7 @@
           <w:delText xml:space="preserve">Paroxysmal and persistent AF shared excess joint MR/TR improvement alongside frequent discordant responses after ablation. Isolated-versus-combined comparisons and shared or valve-specific baseline associations contextualized this pattern. Baseline features may inform expectations of reversibility, while observed response depth and later trajectories support separate reassessment of each valve.</w:delText>
         </w:r>
       </w:del>
-      <w:ins w:id="91428" w:author="Claude (E30 修订)" w:date="2026-10-09T12:00:00Z">
+      <w:ins w:id="91457" w:author="Claude (E30 修订)" w:date="2026-10-09T12:00:00Z">
         <w:r>
           <w:rPr>
             <w:rFonts w:ascii="Times New Roman" w:eastAsia="Times New Roman" w:hAnsi="Times New Roman" w:cs="Times New Roman"/>
@@ -28231,7 +28694,7 @@
         </w:rPr>
         <w:t xml:space="preserve">Tables S1A, S1B, S2, S3A–S3D, and </w:t>
       </w:r>
-      <w:del w:id="91429" w:author="Claude (E30 修订)" w:date="2026-10-09T12:00:00Z">
+      <w:del w:id="91458" w:author="Claude (E30 修订)" w:date="2026-10-09T12:00:00Z">
         <w:r>
           <w:rPr>
             <w:rFonts w:ascii="Times New Roman" w:eastAsia="Times New Roman" w:hAnsi="Times New Roman" w:cs="Times New Roman" w:hint="eastAsia"/>
@@ -28244,7 +28707,7 @@
           <w:delText xml:space="preserve">S4–S12</w:delText>
         </w:r>
       </w:del>
-      <w:ins w:id="91430" w:author="Claude (E30 修订)" w:date="2026-10-09T12:00:00Z">
+      <w:ins w:id="91459" w:author="Claude (E30 修订)" w:date="2026-10-09T12:00:00Z">
         <w:r>
           <w:rPr>
             <w:rFonts w:ascii="Times New Roman" w:eastAsia="Times New Roman" w:hAnsi="Times New Roman" w:cs="Times New Roman" w:hint="eastAsia"/>
@@ -28268,7 +28731,7 @@
         </w:rPr>
         <w:t xml:space="preserve">; </w:t>
       </w:r>
-      <w:del w:id="91431" w:author="Claude (E30 修订)" w:date="2026-10-09T12:00:00Z">
+      <w:del w:id="91460" w:author="Claude (E30 修订)" w:date="2026-10-09T12:00:00Z">
         <w:r>
           <w:rPr>
             <w:rFonts w:ascii="Times New Roman" w:eastAsia="Times New Roman" w:hAnsi="Times New Roman" w:cs="Times New Roman" w:hint="eastAsia"/>
@@ -28281,7 +28744,7 @@
           <w:delText xml:space="preserve">Figure</w:delText>
         </w:r>
       </w:del>
-      <w:ins w:id="91432" w:author="Claude (E30 修订)" w:date="2026-10-09T12:00:00Z">
+      <w:ins w:id="91461" w:author="Claude (E30 修订)" w:date="2026-10-09T12:00:00Z">
         <w:r>
           <w:rPr>
             <w:rFonts w:ascii="Times New Roman" w:eastAsia="Times New Roman" w:hAnsi="Times New Roman" w:cs="Times New Roman" w:hint="eastAsia"/>
@@ -28305,7 +28768,7 @@
         </w:rPr>
         <w:t xml:space="preserve"> S1</w:t>
       </w:r>
-      <w:ins w:id="91433" w:author="Claude (E30 修订)" w:date="2026-10-09T12:00:00Z">
+      <w:ins w:id="91462" w:author="Claude (E30 修订)" w:date="2026-10-09T12:00:00Z">
         <w:r>
           <w:rPr>
             <w:rFonts w:ascii="Times New Roman" w:eastAsia="Times New Roman" w:hAnsi="Times New Roman" w:cs="Times New Roman" w:hint="eastAsia"/>
@@ -28358,7 +28821,7 @@
         </w:rPr>
         <w:t xml:space="preserve">Figure 1. Study </w:t>
       </w:r>
-      <w:del w:id="91436" w:author="Claude (E30 修订)" w:date="2026-10-09T12:00:00Z">
+      <w:del w:id="91465" w:author="Claude (E30 修订)" w:date="2026-10-09T12:00:00Z">
         <w:r>
           <w:rPr>
             <w:rFonts w:ascii="Times New Roman" w:eastAsia="Times New Roman" w:hAnsi="Times New Roman" w:cs="Times New Roman" w:hint="eastAsia"/>
@@ -28370,7 +28833,7 @@
           <w:delText xml:space="preserve">populations.</w:delText>
         </w:r>
       </w:del>
-      <w:ins w:id="91437" w:author="Claude (E30 修订)" w:date="2026-10-09T12:00:00Z">
+      <w:ins w:id="91466" w:author="Claude (E30 修订)" w:date="2026-10-09T12:00:00Z">
         <w:r>
           <w:rPr>
             <w:rFonts w:ascii="Times New Roman" w:eastAsia="Times New Roman" w:hAnsi="Times New Roman" w:cs="Times New Roman" w:hint="eastAsia"/>
@@ -28394,18 +28857,7 @@
           <w:lang w:bidi="ar"/>
         </w:rPr>
       </w:pPr>
-      <w:r>
-        <w:rPr>
-          <w:rFonts w:ascii="Times New Roman" w:eastAsia="Times New Roman" w:hAnsi="Times New Roman" w:cs="Times New Roman" w:hint="eastAsia"/>
-          <w:i/>
-          <w:iCs/>
-          <w:color w:val="1B1C1D"/>
-          <w:kern w:val="0"/>
-          <w:lang w:bidi="ar"/>
-        </w:rPr>
-        <w:t xml:space="preserve">Flow of the </w:t>
-      </w:r>
-      <w:del w:id="91438" w:author="Claude (E30 修订)" w:date="2026-10-09T12:00:00Z">
+      <w:del w:id="91467" w:author="Claude (E30 修订)" w:date="2026-10-09T12:00:00Z">
         <w:r>
           <w:rPr>
             <w:rFonts w:ascii="Times New Roman" w:eastAsia="Times New Roman" w:hAnsi="Times New Roman" w:cs="Times New Roman" w:hint="eastAsia"/>
@@ -28415,10 +28867,10 @@
             <w:kern w:val="0"/>
             <w:lang w:bidi="ar"/>
           </w:rPr>
-          <w:delText xml:space="preserve">baseline</w:delText>
+          <w:delText xml:space="preserve">Flow of the baseline phenotype cohort, starting from 2,425 patients whose first AF ablation admission (January 2020 to September 2024) included a TTE report confirmed as pre-procedural (derivation from discharge records in Supplementary Table S1A), and of the paired response cohort of procedures with MR and/or TR of analysis grade ≥1 (very mild or worse) on pre-procedural TTE. Organic valve disease comprised rheumatic heart disease, mitral stenosis worse than very mild, aortic stenosis of mild-to-moderate or worse, and valve prolapse; congenital heart disease comprised unrepaired atrial septal defect with shunt, residual shunt after repair or closure, and complex congenital heart disease; prior or concurrent valve surgery includes 2 operations identified on review. Each cohort was analyzed separately in paroxysmal and persistent AF. The cohorts shared 357 patients, for whom the baseline grades of the paired analysis were used. Eligible admissions without a 1-month TTE were compared with included procedures in Supplementary Table S1B. AF indicates atrial fibrillation; HCM, hypertrophic cardiomyopathy; MR, mitral regurgitation; TR, tricuspid regurgitation; TTE, transthoracic echocardiography.</w:delText>
         </w:r>
       </w:del>
-      <w:ins w:id="91439" w:author="Claude (E30 修订)" w:date="2026-10-09T12:00:00Z">
+      <w:ins w:id="91468" w:author="Claude (E30 修订)" w:date="2026-10-09T12:00:00Z">
         <w:r>
           <w:rPr>
             <w:rFonts w:ascii="Times New Roman" w:eastAsia="Times New Roman" w:hAnsi="Times New Roman" w:cs="Times New Roman" w:hint="eastAsia"/>
@@ -28428,1102 +28880,9 @@
             <w:kern w:val="0"/>
             <w:lang w:bidi="ar"/>
           </w:rPr>
-          <w:t xml:space="preserve">study</w:t>
+          <w:t xml:space="preserve">Flow of the study population: patients undergoing AF ablation between January 2020 and September 2024 with an in-hospital baseline TTE report. Exclusions were applied uniformly before the analysis sets were defined. Organic valve disease comprised rheumatic heart disease, mitral stenosis, aortic stenosis of mild-to-moderate or worse, and valve prolapse; congenital heart disease comprised unrepaired atrial septal defect with shunt, residual shunt after repair or closure, and complex congenital heart disease. The baseline phenotype set comprised one admission per patient (the first ablation admission in the study period), whose baseline TTE report was graded to estimate prevalence; the paired response set comprised procedures with MR and/or TR of analysis grade ≥1 (very mild or worse) on the baseline TTE and a 1-month TTE. Overall, 372 patients belonged to both sets; for the 366 whose baseline-set admission was a paired procedure, the baseline grades of the paired analysis were used. Each set was analyzed separately in paroxysmal and persistent AF. Eligible admissions without a 1-month TTE were compared with included procedures in Supplementary Table S1B. AF indicates atrial fibrillation; HCM, hypertrophic cardiomyopathy; MR, mitral regurgitation; TR, tricuspid regurgitation; TTE, transthoracic echocardiography.</w:t>
         </w:r>
       </w:ins>
-      <w:r>
-        <w:rPr>
-          <w:rFonts w:ascii="Times New Roman" w:eastAsia="Times New Roman" w:hAnsi="Times New Roman" w:cs="Times New Roman" w:hint="eastAsia"/>
-          <w:i/>
-          <w:iCs/>
-          <w:color w:val="1B1C1D"/>
-          <w:kern w:val="0"/>
-          <w:lang w:bidi="ar"/>
-        </w:rPr>
-        <w:t xml:space="preserve"> </w:t>
-      </w:r>
-      <w:del w:id="91440" w:author="Claude (E30 修订)" w:date="2026-10-09T12:00:00Z">
-        <w:r>
-          <w:rPr>
-            <w:rFonts w:ascii="Times New Roman" w:eastAsia="Times New Roman" w:hAnsi="Times New Roman" w:cs="Times New Roman" w:hint="eastAsia"/>
-            <w:i/>
-            <w:iCs/>
-            <w:color w:val="1B1C1D"/>
-            <w:kern w:val="0"/>
-            <w:lang w:bidi="ar"/>
-          </w:rPr>
-          <w:delText xml:space="preserve">phenotype cohort, starting from 2,425</w:delText>
-        </w:r>
-      </w:del>
-      <w:ins w:id="91441" w:author="Claude (E30 修订)" w:date="2026-10-09T12:00:00Z">
-        <w:r>
-          <w:rPr>
-            <w:rFonts w:ascii="Times New Roman" w:eastAsia="Times New Roman" w:hAnsi="Times New Roman" w:cs="Times New Roman" w:hint="eastAsia"/>
-            <w:i/>
-            <w:iCs/>
-            <w:color w:val="1B1C1D"/>
-            <w:kern w:val="0"/>
-            <w:lang w:bidi="ar"/>
-          </w:rPr>
-          <w:t xml:space="preserve">population:</w:t>
-        </w:r>
-      </w:ins>
-      <w:r>
-        <w:rPr>
-          <w:rFonts w:ascii="Times New Roman" w:eastAsia="Times New Roman" w:hAnsi="Times New Roman" w:cs="Times New Roman" w:hint="eastAsia"/>
-          <w:i/>
-          <w:iCs/>
-          <w:color w:val="1B1C1D"/>
-          <w:kern w:val="0"/>
-          <w:lang w:bidi="ar"/>
-        </w:rPr>
-        <w:t xml:space="preserve"> patients </w:t>
-      </w:r>
-      <w:del w:id="91442" w:author="Claude (E30 修订)" w:date="2026-10-09T12:00:00Z">
-        <w:r>
-          <w:rPr>
-            <w:rFonts w:ascii="Times New Roman" w:eastAsia="Times New Roman" w:hAnsi="Times New Roman" w:cs="Times New Roman" w:hint="eastAsia"/>
-            <w:i/>
-            <w:iCs/>
-            <w:color w:val="1B1C1D"/>
-            <w:kern w:val="0"/>
-            <w:lang w:bidi="ar"/>
-          </w:rPr>
-          <w:delText xml:space="preserve">whose first</w:delText>
-        </w:r>
-      </w:del>
-      <w:ins w:id="91443" w:author="Claude (E30 修订)" w:date="2026-10-09T12:00:00Z">
-        <w:r>
-          <w:rPr>
-            <w:rFonts w:ascii="Times New Roman" w:eastAsia="Times New Roman" w:hAnsi="Times New Roman" w:cs="Times New Roman" w:hint="eastAsia"/>
-            <w:i/>
-            <w:iCs/>
-            <w:color w:val="1B1C1D"/>
-            <w:kern w:val="0"/>
-            <w:lang w:bidi="ar"/>
-          </w:rPr>
-          <w:t xml:space="preserve">undergoing</w:t>
-        </w:r>
-      </w:ins>
-      <w:r>
-        <w:rPr>
-          <w:rFonts w:ascii="Times New Roman" w:eastAsia="Times New Roman" w:hAnsi="Times New Roman" w:cs="Times New Roman" w:hint="eastAsia"/>
-          <w:i/>
-          <w:iCs/>
-          <w:color w:val="1B1C1D"/>
-          <w:kern w:val="0"/>
-          <w:lang w:bidi="ar"/>
-        </w:rPr>
-        <w:t xml:space="preserve"> AF ablation </w:t>
-      </w:r>
-      <w:del w:id="91444" w:author="Claude (E30 修订)" w:date="2026-10-09T12:00:00Z">
-        <w:r>
-          <w:rPr>
-            <w:rFonts w:ascii="Times New Roman" w:eastAsia="Times New Roman" w:hAnsi="Times New Roman" w:cs="Times New Roman" w:hint="eastAsia"/>
-            <w:i/>
-            <w:iCs/>
-            <w:color w:val="1B1C1D"/>
-            <w:kern w:val="0"/>
-            <w:lang w:bidi="ar"/>
-          </w:rPr>
-          <w:delText xml:space="preserve">admission</w:delText>
-        </w:r>
-      </w:del>
-      <w:ins w:id="91445" w:author="Claude (E30 修订)" w:date="2026-10-09T12:00:00Z">
-        <w:r>
-          <w:rPr>
-            <w:rFonts w:ascii="Times New Roman" w:eastAsia="Times New Roman" w:hAnsi="Times New Roman" w:cs="Times New Roman" w:hint="eastAsia"/>
-            <w:i/>
-            <w:iCs/>
-            <w:color w:val="1B1C1D"/>
-            <w:kern w:val="0"/>
-            <w:lang w:bidi="ar"/>
-          </w:rPr>
-          <w:t xml:space="preserve">between</w:t>
-        </w:r>
-      </w:ins>
-      <w:r>
-        <w:rPr>
-          <w:rFonts w:ascii="Times New Roman" w:eastAsia="Times New Roman" w:hAnsi="Times New Roman" w:cs="Times New Roman" w:hint="eastAsia"/>
-          <w:i/>
-          <w:iCs/>
-          <w:color w:val="1B1C1D"/>
-          <w:kern w:val="0"/>
-          <w:lang w:bidi="ar"/>
-        </w:rPr>
-        <w:t xml:space="preserve"> </w:t>
-      </w:r>
-      <w:del w:id="91446" w:author="Claude (E30 修订)" w:date="2026-10-09T12:00:00Z">
-        <w:r>
-          <w:rPr>
-            <w:rFonts w:ascii="Times New Roman" w:eastAsia="Times New Roman" w:hAnsi="Times New Roman" w:cs="Times New Roman" w:hint="eastAsia"/>
-            <w:i/>
-            <w:iCs/>
-            <w:color w:val="1B1C1D"/>
-            <w:kern w:val="0"/>
-            <w:lang w:bidi="ar"/>
-          </w:rPr>
-          <w:delText xml:space="preserve">(</w:delText>
-        </w:r>
-      </w:del>
-      <w:r>
-        <w:rPr>
-          <w:rFonts w:ascii="Times New Roman" w:eastAsia="Times New Roman" w:hAnsi="Times New Roman" w:cs="Times New Roman" w:hint="eastAsia"/>
-          <w:i/>
-          <w:iCs/>
-          <w:color w:val="1B1C1D"/>
-          <w:kern w:val="0"/>
-          <w:lang w:bidi="ar"/>
-        </w:rPr>
-        <w:t xml:space="preserve">January 2020 </w:t>
-      </w:r>
-      <w:del w:id="91447" w:author="Claude (E30 修订)" w:date="2026-10-09T12:00:00Z">
-        <w:r>
-          <w:rPr>
-            <w:rFonts w:ascii="Times New Roman" w:eastAsia="Times New Roman" w:hAnsi="Times New Roman" w:cs="Times New Roman" w:hint="eastAsia"/>
-            <w:i/>
-            <w:iCs/>
-            <w:color w:val="1B1C1D"/>
-            <w:kern w:val="0"/>
-            <w:lang w:bidi="ar"/>
-          </w:rPr>
-          <w:delText xml:space="preserve">to</w:delText>
-        </w:r>
-      </w:del>
-      <w:ins w:id="91448" w:author="Claude (E30 修订)" w:date="2026-10-09T12:00:00Z">
-        <w:r>
-          <w:rPr>
-            <w:rFonts w:ascii="Times New Roman" w:eastAsia="Times New Roman" w:hAnsi="Times New Roman" w:cs="Times New Roman" w:hint="eastAsia"/>
-            <w:i/>
-            <w:iCs/>
-            <w:color w:val="1B1C1D"/>
-            <w:kern w:val="0"/>
-            <w:lang w:bidi="ar"/>
-          </w:rPr>
-          <w:t xml:space="preserve">and</w:t>
-        </w:r>
-      </w:ins>
-      <w:r>
-        <w:rPr>
-          <w:rFonts w:ascii="Times New Roman" w:eastAsia="Times New Roman" w:hAnsi="Times New Roman" w:cs="Times New Roman" w:hint="eastAsia"/>
-          <w:i/>
-          <w:iCs/>
-          <w:color w:val="1B1C1D"/>
-          <w:kern w:val="0"/>
-          <w:lang w:bidi="ar"/>
-        </w:rPr>
-        <w:t xml:space="preserve"> September 2024</w:t>
-      </w:r>
-      <w:del w:id="91449" w:author="Claude (E30 修订)" w:date="2026-10-09T12:00:00Z">
-        <w:r>
-          <w:rPr>
-            <w:rFonts w:ascii="Times New Roman" w:eastAsia="Times New Roman" w:hAnsi="Times New Roman" w:cs="Times New Roman" w:hint="eastAsia"/>
-            <w:i/>
-            <w:iCs/>
-            <w:color w:val="1B1C1D"/>
-            <w:kern w:val="0"/>
-            <w:lang w:bidi="ar"/>
-          </w:rPr>
-          <w:delText xml:space="preserve">)</w:delText>
-        </w:r>
-      </w:del>
-      <w:ins w:id="91450" w:author="Claude (E30 修订)" w:date="2026-10-09T12:00:00Z">
-        <w:r>
-          <w:rPr>
-            <w:rFonts w:ascii="Times New Roman" w:eastAsia="Times New Roman" w:hAnsi="Times New Roman" w:cs="Times New Roman" w:hint="eastAsia"/>
-            <w:i/>
-            <w:iCs/>
-            <w:color w:val="1B1C1D"/>
-            <w:kern w:val="0"/>
-            <w:lang w:bidi="ar"/>
-          </w:rPr>
-          <w:t xml:space="preserve"> whose index admission</w:t>
-        </w:r>
-      </w:ins>
-      <w:r>
-        <w:rPr>
-          <w:rFonts w:ascii="Times New Roman" w:eastAsia="Times New Roman" w:hAnsi="Times New Roman" w:cs="Times New Roman" w:hint="eastAsia"/>
-          <w:i/>
-          <w:iCs/>
-          <w:color w:val="1B1C1D"/>
-          <w:kern w:val="0"/>
-          <w:lang w:bidi="ar"/>
-        </w:rPr>
-        <w:t xml:space="preserve"> included </w:t>
-      </w:r>
-      <w:del w:id="91451" w:author="Claude (E30 修订)" w:date="2026-10-09T12:00:00Z">
-        <w:r>
-          <w:rPr>
-            <w:rFonts w:ascii="Times New Roman" w:eastAsia="Times New Roman" w:hAnsi="Times New Roman" w:cs="Times New Roman" w:hint="eastAsia"/>
-            <w:i/>
-            <w:iCs/>
-            <w:color w:val="1B1C1D"/>
-            <w:kern w:val="0"/>
-            <w:lang w:bidi="ar"/>
-          </w:rPr>
-          <w:delText xml:space="preserve">a</w:delText>
-        </w:r>
-      </w:del>
-      <w:ins w:id="91452" w:author="Claude (E30 修订)" w:date="2026-10-09T12:00:00Z">
-        <w:r>
-          <w:rPr>
-            <w:rFonts w:ascii="Times New Roman" w:eastAsia="Times New Roman" w:hAnsi="Times New Roman" w:cs="Times New Roman" w:hint="eastAsia"/>
-            <w:i/>
-            <w:iCs/>
-            <w:color w:val="1B1C1D"/>
-            <w:kern w:val="0"/>
-            <w:lang w:bidi="ar"/>
-          </w:rPr>
-          <w:t xml:space="preserve">an in-hospital baseline</w:t>
-        </w:r>
-      </w:ins>
-      <w:r>
-        <w:rPr>
-          <w:rFonts w:ascii="Times New Roman" w:eastAsia="Times New Roman" w:hAnsi="Times New Roman" w:cs="Times New Roman" w:hint="eastAsia"/>
-          <w:i/>
-          <w:iCs/>
-          <w:color w:val="1B1C1D"/>
-          <w:kern w:val="0"/>
-          <w:lang w:bidi="ar"/>
-        </w:rPr>
-        <w:t xml:space="preserve"> TTE </w:t>
-      </w:r>
-      <w:del w:id="91453" w:author="Claude (E30 修订)" w:date="2026-10-09T12:00:00Z">
-        <w:r>
-          <w:rPr>
-            <w:rFonts w:ascii="Times New Roman" w:eastAsia="Times New Roman" w:hAnsi="Times New Roman" w:cs="Times New Roman" w:hint="eastAsia"/>
-            <w:i/>
-            <w:iCs/>
-            <w:color w:val="1B1C1D"/>
-            <w:kern w:val="0"/>
-            <w:lang w:bidi="ar"/>
-          </w:rPr>
-          <w:delText xml:space="preserve">report</w:delText>
-        </w:r>
-      </w:del>
-      <w:ins w:id="91454" w:author="Claude (E30 修订)" w:date="2026-10-09T12:00:00Z">
-        <w:r>
-          <w:rPr>
-            <w:rFonts w:ascii="Times New Roman" w:eastAsia="Times New Roman" w:hAnsi="Times New Roman" w:cs="Times New Roman" w:hint="eastAsia"/>
-            <w:i/>
-            <w:iCs/>
-            <w:color w:val="1B1C1D"/>
-            <w:kern w:val="0"/>
-            <w:lang w:bidi="ar"/>
-          </w:rPr>
-          <w:t xml:space="preserve">report.</w:t>
-        </w:r>
-      </w:ins>
-      <w:r>
-        <w:rPr>
-          <w:rFonts w:ascii="Times New Roman" w:eastAsia="Times New Roman" w:hAnsi="Times New Roman" w:cs="Times New Roman" w:hint="eastAsia"/>
-          <w:i/>
-          <w:iCs/>
-          <w:color w:val="1B1C1D"/>
-          <w:kern w:val="0"/>
-          <w:lang w:bidi="ar"/>
-        </w:rPr>
-        <w:t xml:space="preserve"> </w:t>
-      </w:r>
-      <w:del w:id="91455" w:author="Claude (E30 修订)" w:date="2026-10-09T12:00:00Z">
-        <w:r>
-          <w:rPr>
-            <w:rFonts w:ascii="Times New Roman" w:eastAsia="Times New Roman" w:hAnsi="Times New Roman" w:cs="Times New Roman" w:hint="eastAsia"/>
-            <w:i/>
-            <w:iCs/>
-            <w:color w:val="1B1C1D"/>
-            <w:kern w:val="0"/>
-            <w:lang w:bidi="ar"/>
-          </w:rPr>
-          <w:delText xml:space="preserve">confirmed</w:delText>
-        </w:r>
-      </w:del>
-      <w:ins w:id="91456" w:author="Claude (E30 修订)" w:date="2026-10-09T12:00:00Z">
-        <w:r>
-          <w:rPr>
-            <w:rFonts w:ascii="Times New Roman" w:eastAsia="Times New Roman" w:hAnsi="Times New Roman" w:cs="Times New Roman" w:hint="eastAsia"/>
-            <w:i/>
-            <w:iCs/>
-            <w:color w:val="1B1C1D"/>
-            <w:kern w:val="0"/>
-            <w:lang w:bidi="ar"/>
-          </w:rPr>
-          <w:t xml:space="preserve">Exclusions</w:t>
-        </w:r>
-      </w:ins>
-      <w:r>
-        <w:rPr>
-          <w:rFonts w:ascii="Times New Roman" w:eastAsia="Times New Roman" w:hAnsi="Times New Roman" w:cs="Times New Roman" w:hint="eastAsia"/>
-          <w:i/>
-          <w:iCs/>
-          <w:color w:val="1B1C1D"/>
-          <w:kern w:val="0"/>
-          <w:lang w:bidi="ar"/>
-        </w:rPr>
-        <w:t xml:space="preserve"> </w:t>
-      </w:r>
-      <w:del w:id="91457" w:author="Claude (E30 修订)" w:date="2026-10-09T12:00:00Z">
-        <w:r>
-          <w:rPr>
-            <w:rFonts w:ascii="Times New Roman" w:eastAsia="Times New Roman" w:hAnsi="Times New Roman" w:cs="Times New Roman" w:hint="eastAsia"/>
-            <w:i/>
-            <w:iCs/>
-            <w:color w:val="1B1C1D"/>
-            <w:kern w:val="0"/>
-            <w:lang w:bidi="ar"/>
-          </w:rPr>
-          <w:delText xml:space="preserve">as</w:delText>
-        </w:r>
-      </w:del>
-      <w:ins w:id="91458" w:author="Claude (E30 修订)" w:date="2026-10-09T12:00:00Z">
-        <w:r>
-          <w:rPr>
-            <w:rFonts w:ascii="Times New Roman" w:eastAsia="Times New Roman" w:hAnsi="Times New Roman" w:cs="Times New Roman" w:hint="eastAsia"/>
-            <w:i/>
-            <w:iCs/>
-            <w:color w:val="1B1C1D"/>
-            <w:kern w:val="0"/>
-            <w:lang w:bidi="ar"/>
-          </w:rPr>
-          <w:t xml:space="preserve">were</w:t>
-        </w:r>
-      </w:ins>
-      <w:r>
-        <w:rPr>
-          <w:rFonts w:ascii="Times New Roman" w:eastAsia="Times New Roman" w:hAnsi="Times New Roman" w:cs="Times New Roman" w:hint="eastAsia"/>
-          <w:i/>
-          <w:iCs/>
-          <w:color w:val="1B1C1D"/>
-          <w:kern w:val="0"/>
-          <w:lang w:bidi="ar"/>
-        </w:rPr>
-        <w:t xml:space="preserve"> </w:t>
-      </w:r>
-      <w:del w:id="91459" w:author="Claude (E30 修订)" w:date="2026-10-09T12:00:00Z">
-        <w:r>
-          <w:rPr>
-            <w:rFonts w:ascii="Times New Roman" w:eastAsia="Times New Roman" w:hAnsi="Times New Roman" w:cs="Times New Roman" w:hint="eastAsia"/>
-            <w:i/>
-            <w:iCs/>
-            <w:color w:val="1B1C1D"/>
-            <w:kern w:val="0"/>
-            <w:lang w:bidi="ar"/>
-          </w:rPr>
-          <w:delText xml:space="preserve">pre-procedural</w:delText>
-        </w:r>
-      </w:del>
-      <w:ins w:id="91460" w:author="Claude (E30 修订)" w:date="2026-10-09T12:00:00Z">
-        <w:r>
-          <w:rPr>
-            <w:rFonts w:ascii="Times New Roman" w:eastAsia="Times New Roman" w:hAnsi="Times New Roman" w:cs="Times New Roman" w:hint="eastAsia"/>
-            <w:i/>
-            <w:iCs/>
-            <w:color w:val="1B1C1D"/>
-            <w:kern w:val="0"/>
-            <w:lang w:bidi="ar"/>
-          </w:rPr>
-          <w:t xml:space="preserve">applied</w:t>
-        </w:r>
-      </w:ins>
-      <w:r>
-        <w:rPr>
-          <w:rFonts w:ascii="Times New Roman" w:eastAsia="Times New Roman" w:hAnsi="Times New Roman" w:cs="Times New Roman" w:hint="eastAsia"/>
-          <w:i/>
-          <w:iCs/>
-          <w:color w:val="1B1C1D"/>
-          <w:kern w:val="0"/>
-          <w:lang w:bidi="ar"/>
-        </w:rPr>
-        <w:t xml:space="preserve"> </w:t>
-      </w:r>
-      <w:del w:id="91461" w:author="Claude (E30 修订)" w:date="2026-10-09T12:00:00Z">
-        <w:r>
-          <w:rPr>
-            <w:rFonts w:ascii="Times New Roman" w:eastAsia="Times New Roman" w:hAnsi="Times New Roman" w:cs="Times New Roman" w:hint="eastAsia"/>
-            <w:i/>
-            <w:iCs/>
-            <w:color w:val="1B1C1D"/>
-            <w:kern w:val="0"/>
-            <w:lang w:bidi="ar"/>
-          </w:rPr>
-          <w:delText xml:space="preserve">(derivation</w:delText>
-        </w:r>
-      </w:del>
-      <w:ins w:id="91462" w:author="Claude (E30 修订)" w:date="2026-10-09T12:00:00Z">
-        <w:r>
-          <w:rPr>
-            <w:rFonts w:ascii="Times New Roman" w:eastAsia="Times New Roman" w:hAnsi="Times New Roman" w:cs="Times New Roman" w:hint="eastAsia"/>
-            <w:i/>
-            <w:iCs/>
-            <w:color w:val="1B1C1D"/>
-            <w:kern w:val="0"/>
-            <w:lang w:bidi="ar"/>
-          </w:rPr>
-          <w:t xml:space="preserve">uniformly</w:t>
-        </w:r>
-      </w:ins>
-      <w:r>
-        <w:rPr>
-          <w:rFonts w:ascii="Times New Roman" w:eastAsia="Times New Roman" w:hAnsi="Times New Roman" w:cs="Times New Roman" w:hint="eastAsia"/>
-          <w:i/>
-          <w:iCs/>
-          <w:color w:val="1B1C1D"/>
-          <w:kern w:val="0"/>
-          <w:lang w:bidi="ar"/>
-        </w:rPr>
-        <w:t xml:space="preserve"> </w:t>
-      </w:r>
-      <w:del w:id="91463" w:author="Claude (E30 修订)" w:date="2026-10-09T12:00:00Z">
-        <w:r>
-          <w:rPr>
-            <w:rFonts w:ascii="Times New Roman" w:eastAsia="Times New Roman" w:hAnsi="Times New Roman" w:cs="Times New Roman" w:hint="eastAsia"/>
-            <w:i/>
-            <w:iCs/>
-            <w:color w:val="1B1C1D"/>
-            <w:kern w:val="0"/>
-            <w:lang w:bidi="ar"/>
-          </w:rPr>
-          <w:delText xml:space="preserve">from discharge records in Supplementary Table S1A), and of</w:delText>
-        </w:r>
-      </w:del>
-      <w:ins w:id="91464" w:author="Claude (E30 修订)" w:date="2026-10-09T12:00:00Z">
-        <w:r>
-          <w:rPr>
-            <w:rFonts w:ascii="Times New Roman" w:eastAsia="Times New Roman" w:hAnsi="Times New Roman" w:cs="Times New Roman" w:hint="eastAsia"/>
-            <w:i/>
-            <w:iCs/>
-            <w:color w:val="1B1C1D"/>
-            <w:kern w:val="0"/>
-            <w:lang w:bidi="ar"/>
-          </w:rPr>
-          <w:t xml:space="preserve">before</w:t>
-        </w:r>
-      </w:ins>
-      <w:r>
-        <w:rPr>
-          <w:rFonts w:ascii="Times New Roman" w:eastAsia="Times New Roman" w:hAnsi="Times New Roman" w:cs="Times New Roman" w:hint="eastAsia"/>
-          <w:i/>
-          <w:iCs/>
-          <w:color w:val="1B1C1D"/>
-          <w:kern w:val="0"/>
-          <w:lang w:bidi="ar"/>
-        </w:rPr>
-        <w:t xml:space="preserve"> the </w:t>
-      </w:r>
-      <w:del w:id="91465" w:author="Claude (E30 修订)" w:date="2026-10-09T12:00:00Z">
-        <w:r>
-          <w:rPr>
-            <w:rFonts w:ascii="Times New Roman" w:eastAsia="Times New Roman" w:hAnsi="Times New Roman" w:cs="Times New Roman" w:hint="eastAsia"/>
-            <w:i/>
-            <w:iCs/>
-            <w:color w:val="1B1C1D"/>
-            <w:kern w:val="0"/>
-            <w:lang w:bidi="ar"/>
-          </w:rPr>
-          <w:delText xml:space="preserve">paired response cohort of procedures with MR and/or TR of </w:delText>
-        </w:r>
-      </w:del>
-      <w:r>
-        <w:rPr>
-          <w:rFonts w:ascii="Times New Roman" w:eastAsia="Times New Roman" w:hAnsi="Times New Roman" w:cs="Times New Roman" w:hint="eastAsia"/>
-          <w:i/>
-          <w:iCs/>
-          <w:color w:val="1B1C1D"/>
-          <w:kern w:val="0"/>
-          <w:lang w:bidi="ar"/>
-        </w:rPr>
-        <w:t xml:space="preserve">analysis </w:t>
-      </w:r>
-      <w:del w:id="91466" w:author="Claude (E30 修订)" w:date="2026-10-09T12:00:00Z">
-        <w:r>
-          <w:rPr>
-            <w:rFonts w:ascii="Times New Roman" w:eastAsia="Times New Roman" w:hAnsi="Times New Roman" w:cs="Times New Roman" w:hint="eastAsia"/>
-            <w:i/>
-            <w:iCs/>
-            <w:color w:val="1B1C1D"/>
-            <w:kern w:val="0"/>
-            <w:lang w:bidi="ar"/>
-          </w:rPr>
-          <w:delText xml:space="preserve">grade</w:delText>
-        </w:r>
-      </w:del>
-      <w:ins w:id="91467" w:author="Claude (E30 修订)" w:date="2026-10-09T12:00:00Z">
-        <w:r>
-          <w:rPr>
-            <w:rFonts w:ascii="Times New Roman" w:eastAsia="Times New Roman" w:hAnsi="Times New Roman" w:cs="Times New Roman" w:hint="eastAsia"/>
-            <w:i/>
-            <w:iCs/>
-            <w:color w:val="1B1C1D"/>
-            <w:kern w:val="0"/>
-            <w:lang w:bidi="ar"/>
-          </w:rPr>
-          <w:t xml:space="preserve">sets</w:t>
-        </w:r>
-      </w:ins>
-      <w:r>
-        <w:rPr>
-          <w:rFonts w:ascii="Times New Roman" w:eastAsia="Times New Roman" w:hAnsi="Times New Roman" w:cs="Times New Roman" w:hint="eastAsia"/>
-          <w:i/>
-          <w:iCs/>
-          <w:color w:val="1B1C1D"/>
-          <w:kern w:val="0"/>
-          <w:lang w:bidi="ar"/>
-        </w:rPr>
-        <w:t xml:space="preserve"> </w:t>
-      </w:r>
-      <w:del w:id="91468" w:author="Claude (E30 修订)" w:date="2026-10-09T12:00:00Z">
-        <w:r>
-          <w:rPr>
-            <w:rFonts w:ascii="Times New Roman" w:eastAsia="Times New Roman" w:hAnsi="Times New Roman" w:cs="Times New Roman" w:hint="eastAsia"/>
-            <w:i/>
-            <w:iCs/>
-            <w:color w:val="1B1C1D"/>
-            <w:kern w:val="0"/>
-            <w:lang w:bidi="ar"/>
-          </w:rPr>
-          <w:delText xml:space="preserve">≥1</w:delText>
-        </w:r>
-      </w:del>
-      <w:ins w:id="91469" w:author="Claude (E30 修订)" w:date="2026-10-09T12:00:00Z">
-        <w:r>
-          <w:rPr>
-            <w:rFonts w:ascii="Times New Roman" w:eastAsia="Times New Roman" w:hAnsi="Times New Roman" w:cs="Times New Roman" w:hint="eastAsia"/>
-            <w:i/>
-            <w:iCs/>
-            <w:color w:val="1B1C1D"/>
-            <w:kern w:val="0"/>
-            <w:lang w:bidi="ar"/>
-          </w:rPr>
-          <w:t xml:space="preserve">were</w:t>
-        </w:r>
-      </w:ins>
-      <w:r>
-        <w:rPr>
-          <w:rFonts w:ascii="Times New Roman" w:eastAsia="Times New Roman" w:hAnsi="Times New Roman" w:cs="Times New Roman" w:hint="eastAsia"/>
-          <w:i/>
-          <w:iCs/>
-          <w:color w:val="1B1C1D"/>
-          <w:kern w:val="0"/>
-          <w:lang w:bidi="ar"/>
-        </w:rPr>
-        <w:t xml:space="preserve"> </w:t>
-      </w:r>
-      <w:del w:id="91470" w:author="Claude (E30 修订)" w:date="2026-10-09T12:00:00Z">
-        <w:r>
-          <w:rPr>
-            <w:rFonts w:ascii="Times New Roman" w:eastAsia="Times New Roman" w:hAnsi="Times New Roman" w:cs="Times New Roman" w:hint="eastAsia"/>
-            <w:i/>
-            <w:iCs/>
-            <w:color w:val="1B1C1D"/>
-            <w:kern w:val="0"/>
-            <w:lang w:bidi="ar"/>
-          </w:rPr>
-          <w:delText xml:space="preserve">(very mild or worse) on pre-procedural TTE.</w:delText>
-        </w:r>
-      </w:del>
-      <w:ins w:id="91471" w:author="Claude (E30 修订)" w:date="2026-10-09T12:00:00Z">
-        <w:r>
-          <w:rPr>
-            <w:rFonts w:ascii="Times New Roman" w:eastAsia="Times New Roman" w:hAnsi="Times New Roman" w:cs="Times New Roman" w:hint="eastAsia"/>
-            <w:i/>
-            <w:iCs/>
-            <w:color w:val="1B1C1D"/>
-            <w:kern w:val="0"/>
-            <w:lang w:bidi="ar"/>
-          </w:rPr>
-          <w:t xml:space="preserve">defined.</w:t>
-        </w:r>
-      </w:ins>
-      <w:r>
-        <w:rPr>
-          <w:rFonts w:ascii="Times New Roman" w:eastAsia="Times New Roman" w:hAnsi="Times New Roman" w:cs="Times New Roman" w:hint="eastAsia"/>
-          <w:i/>
-          <w:iCs/>
-          <w:color w:val="1B1C1D"/>
-          <w:kern w:val="0"/>
-          <w:lang w:bidi="ar"/>
-        </w:rPr>
-        <w:t xml:space="preserve"> Organic valve disease comprised rheumatic heart disease, mitral stenosis</w:t>
-      </w:r>
-      <w:del w:id="91472" w:author="Claude (E30 修订)" w:date="2026-10-09T12:00:00Z">
-        <w:r>
-          <w:rPr>
-            <w:rFonts w:ascii="Times New Roman" w:eastAsia="Times New Roman" w:hAnsi="Times New Roman" w:cs="Times New Roman" w:hint="eastAsia"/>
-            <w:i/>
-            <w:iCs/>
-            <w:color w:val="1B1C1D"/>
-            <w:kern w:val="0"/>
-            <w:lang w:bidi="ar"/>
-          </w:rPr>
-          <w:delText xml:space="preserve"> worse than very mild</w:delText>
-        </w:r>
-      </w:del>
-      <w:r>
-        <w:rPr>
-          <w:rFonts w:ascii="Times New Roman" w:eastAsia="Times New Roman" w:hAnsi="Times New Roman" w:cs="Times New Roman" w:hint="eastAsia"/>
-          <w:i/>
-          <w:iCs/>
-          <w:color w:val="1B1C1D"/>
-          <w:kern w:val="0"/>
-          <w:lang w:bidi="ar"/>
-        </w:rPr>
-        <w:t xml:space="preserve">, aortic stenosis of mild-to-moderate or worse, and valve prolapse; congenital heart disease comprised unrepaired atrial septal defect with shunt, residual shunt after repair or closure, and complex congenital heart </w:t>
-      </w:r>
-      <w:del w:id="91473" w:author="Claude (E30 修订)" w:date="2026-10-09T12:00:00Z">
-        <w:r>
-          <w:rPr>
-            <w:rFonts w:ascii="Times New Roman" w:eastAsia="Times New Roman" w:hAnsi="Times New Roman" w:cs="Times New Roman" w:hint="eastAsia"/>
-            <w:i/>
-            <w:iCs/>
-            <w:color w:val="1B1C1D"/>
-            <w:kern w:val="0"/>
-            <w:lang w:bidi="ar"/>
-          </w:rPr>
-          <w:delText xml:space="preserve">disease</w:delText>
-        </w:r>
-      </w:del>
-      <w:ins w:id="91474" w:author="Claude (E30 修订)" w:date="2026-10-09T12:00:00Z">
-        <w:r>
-          <w:rPr>
-            <w:rFonts w:ascii="Times New Roman" w:eastAsia="Times New Roman" w:hAnsi="Times New Roman" w:cs="Times New Roman" w:hint="eastAsia"/>
-            <w:i/>
-            <w:iCs/>
-            <w:color w:val="1B1C1D"/>
-            <w:kern w:val="0"/>
-            <w:lang w:bidi="ar"/>
-          </w:rPr>
-          <w:t xml:space="preserve">disease. The baseline phenotype set comprised patients whose baseline TTE report was graded to estimate prevalence</w:t>
-        </w:r>
-      </w:ins>
-      <w:r>
-        <w:rPr>
-          <w:rFonts w:ascii="Times New Roman" w:eastAsia="Times New Roman" w:hAnsi="Times New Roman" w:cs="Times New Roman" w:hint="eastAsia"/>
-          <w:i/>
-          <w:iCs/>
-          <w:color w:val="1B1C1D"/>
-          <w:kern w:val="0"/>
-          <w:lang w:bidi="ar"/>
-        </w:rPr>
-        <w:t xml:space="preserve">; </w:t>
-      </w:r>
-      <w:del w:id="91475" w:author="Claude (E30 修订)" w:date="2026-10-09T12:00:00Z">
-        <w:r>
-          <w:rPr>
-            <w:rFonts w:ascii="Times New Roman" w:eastAsia="Times New Roman" w:hAnsi="Times New Roman" w:cs="Times New Roman" w:hint="eastAsia"/>
-            <w:i/>
-            <w:iCs/>
-            <w:color w:val="1B1C1D"/>
-            <w:kern w:val="0"/>
-            <w:lang w:bidi="ar"/>
-          </w:rPr>
-          <w:delText xml:space="preserve">prior</w:delText>
-        </w:r>
-      </w:del>
-      <w:ins w:id="91476" w:author="Claude (E30 修订)" w:date="2026-10-09T12:00:00Z">
-        <w:r>
-          <w:rPr>
-            <w:rFonts w:ascii="Times New Roman" w:eastAsia="Times New Roman" w:hAnsi="Times New Roman" w:cs="Times New Roman" w:hint="eastAsia"/>
-            <w:i/>
-            <w:iCs/>
-            <w:color w:val="1B1C1D"/>
-            <w:kern w:val="0"/>
-            <w:lang w:bidi="ar"/>
-          </w:rPr>
-          <w:t xml:space="preserve">the paired response set comprised procedures with MR and/or TR of analysis grade ≥1 (very mild</w:t>
-        </w:r>
-      </w:ins>
-      <w:r>
-        <w:rPr>
-          <w:rFonts w:ascii="Times New Roman" w:eastAsia="Times New Roman" w:hAnsi="Times New Roman" w:cs="Times New Roman" w:hint="eastAsia"/>
-          <w:i/>
-          <w:iCs/>
-          <w:color w:val="1B1C1D"/>
-          <w:kern w:val="0"/>
-          <w:lang w:bidi="ar"/>
-        </w:rPr>
-        <w:t xml:space="preserve"> or </w:t>
-      </w:r>
-      <w:del w:id="91477" w:author="Claude (E30 修订)" w:date="2026-10-09T12:00:00Z">
-        <w:r>
-          <w:rPr>
-            <w:rFonts w:ascii="Times New Roman" w:eastAsia="Times New Roman" w:hAnsi="Times New Roman" w:cs="Times New Roman" w:hint="eastAsia"/>
-            <w:i/>
-            <w:iCs/>
-            <w:color w:val="1B1C1D"/>
-            <w:kern w:val="0"/>
-            <w:lang w:bidi="ar"/>
-          </w:rPr>
-          <w:delText xml:space="preserve">concurrent valve surgery includes 2 operations identified</w:delText>
-        </w:r>
-      </w:del>
-      <w:ins w:id="91478" w:author="Claude (E30 修订)" w:date="2026-10-09T12:00:00Z">
-        <w:r>
-          <w:rPr>
-            <w:rFonts w:ascii="Times New Roman" w:eastAsia="Times New Roman" w:hAnsi="Times New Roman" w:cs="Times New Roman" w:hint="eastAsia"/>
-            <w:i/>
-            <w:iCs/>
-            <w:color w:val="1B1C1D"/>
-            <w:kern w:val="0"/>
-            <w:lang w:bidi="ar"/>
-          </w:rPr>
-          <w:t xml:space="preserve">worse)</w:t>
-        </w:r>
-      </w:ins>
-      <w:r>
-        <w:rPr>
-          <w:rFonts w:ascii="Times New Roman" w:eastAsia="Times New Roman" w:hAnsi="Times New Roman" w:cs="Times New Roman" w:hint="eastAsia"/>
-          <w:i/>
-          <w:iCs/>
-          <w:color w:val="1B1C1D"/>
-          <w:kern w:val="0"/>
-          <w:lang w:bidi="ar"/>
-        </w:rPr>
-        <w:t xml:space="preserve"> on </w:t>
-      </w:r>
-      <w:del w:id="91479" w:author="Claude (E30 修订)" w:date="2026-10-09T12:00:00Z">
-        <w:r>
-          <w:rPr>
-            <w:rFonts w:ascii="Times New Roman" w:eastAsia="Times New Roman" w:hAnsi="Times New Roman" w:cs="Times New Roman" w:hint="eastAsia"/>
-            <w:i/>
-            <w:iCs/>
-            <w:color w:val="1B1C1D"/>
-            <w:kern w:val="0"/>
-            <w:lang w:bidi="ar"/>
-          </w:rPr>
-          <w:delText xml:space="preserve">review.</w:delText>
-        </w:r>
-      </w:del>
-      <w:ins w:id="91480" w:author="Claude (E30 修订)" w:date="2026-10-09T12:00:00Z">
-        <w:r>
-          <w:rPr>
-            <w:rFonts w:ascii="Times New Roman" w:eastAsia="Times New Roman" w:hAnsi="Times New Roman" w:cs="Times New Roman" w:hint="eastAsia"/>
-            <w:i/>
-            <w:iCs/>
-            <w:color w:val="1B1C1D"/>
-            <w:kern w:val="0"/>
-            <w:lang w:bidi="ar"/>
-          </w:rPr>
-          <w:t xml:space="preserve">the</w:t>
-        </w:r>
-      </w:ins>
-      <w:r>
-        <w:rPr>
-          <w:rFonts w:ascii="Times New Roman" w:eastAsia="Times New Roman" w:hAnsi="Times New Roman" w:cs="Times New Roman" w:hint="eastAsia"/>
-          <w:i/>
-          <w:iCs/>
-          <w:color w:val="1B1C1D"/>
-          <w:kern w:val="0"/>
-          <w:lang w:bidi="ar"/>
-        </w:rPr>
-        <w:t xml:space="preserve"> </w:t>
-      </w:r>
-      <w:del w:id="91481" w:author="Claude (E30 修订)" w:date="2026-10-09T12:00:00Z">
-        <w:r>
-          <w:rPr>
-            <w:rFonts w:ascii="Times New Roman" w:eastAsia="Times New Roman" w:hAnsi="Times New Roman" w:cs="Times New Roman" w:hint="eastAsia"/>
-            <w:i/>
-            <w:iCs/>
-            <w:color w:val="1B1C1D"/>
-            <w:kern w:val="0"/>
-            <w:lang w:bidi="ar"/>
-          </w:rPr>
-          <w:delText xml:space="preserve">Each</w:delText>
-        </w:r>
-      </w:del>
-      <w:ins w:id="91482" w:author="Claude (E30 修订)" w:date="2026-10-09T12:00:00Z">
-        <w:r>
-          <w:rPr>
-            <w:rFonts w:ascii="Times New Roman" w:eastAsia="Times New Roman" w:hAnsi="Times New Roman" w:cs="Times New Roman" w:hint="eastAsia"/>
-            <w:i/>
-            <w:iCs/>
-            <w:color w:val="1B1C1D"/>
-            <w:kern w:val="0"/>
-            <w:lang w:bidi="ar"/>
-          </w:rPr>
-          <w:t xml:space="preserve">baseline</w:t>
-        </w:r>
-      </w:ins>
-      <w:r>
-        <w:rPr>
-          <w:rFonts w:ascii="Times New Roman" w:eastAsia="Times New Roman" w:hAnsi="Times New Roman" w:cs="Times New Roman" w:hint="eastAsia"/>
-          <w:i/>
-          <w:iCs/>
-          <w:color w:val="1B1C1D"/>
-          <w:kern w:val="0"/>
-          <w:lang w:bidi="ar"/>
-        </w:rPr>
-        <w:t xml:space="preserve"> </w:t>
-      </w:r>
-      <w:del w:id="91483" w:author="Claude (E30 修订)" w:date="2026-10-09T12:00:00Z">
-        <w:r>
-          <w:rPr>
-            <w:rFonts w:ascii="Times New Roman" w:eastAsia="Times New Roman" w:hAnsi="Times New Roman" w:cs="Times New Roman" w:hint="eastAsia"/>
-            <w:i/>
-            <w:iCs/>
-            <w:color w:val="1B1C1D"/>
-            <w:kern w:val="0"/>
-            <w:lang w:bidi="ar"/>
-          </w:rPr>
-          <w:delText xml:space="preserve">cohort was analyzed separately in paroxysmal</w:delText>
-        </w:r>
-      </w:del>
-      <w:ins w:id="91484" w:author="Claude (E30 修订)" w:date="2026-10-09T12:00:00Z">
-        <w:r>
-          <w:rPr>
-            <w:rFonts w:ascii="Times New Roman" w:eastAsia="Times New Roman" w:hAnsi="Times New Roman" w:cs="Times New Roman" w:hint="eastAsia"/>
-            <w:i/>
-            <w:iCs/>
-            <w:color w:val="1B1C1D"/>
-            <w:kern w:val="0"/>
-            <w:lang w:bidi="ar"/>
-          </w:rPr>
-          <w:t xml:space="preserve">TTE</w:t>
-        </w:r>
-      </w:ins>
-      <w:r>
-        <w:rPr>
-          <w:rFonts w:ascii="Times New Roman" w:eastAsia="Times New Roman" w:hAnsi="Times New Roman" w:cs="Times New Roman" w:hint="eastAsia"/>
-          <w:i/>
-          <w:iCs/>
-          <w:color w:val="1B1C1D"/>
-          <w:kern w:val="0"/>
-          <w:lang w:bidi="ar"/>
-        </w:rPr>
-        <w:t xml:space="preserve"> and </w:t>
-      </w:r>
-      <w:del w:id="91485" w:author="Claude (E30 修订)" w:date="2026-10-09T12:00:00Z">
-        <w:r>
-          <w:rPr>
-            <w:rFonts w:ascii="Times New Roman" w:eastAsia="Times New Roman" w:hAnsi="Times New Roman" w:cs="Times New Roman" w:hint="eastAsia"/>
-            <w:i/>
-            <w:iCs/>
-            <w:color w:val="1B1C1D"/>
-            <w:kern w:val="0"/>
-            <w:lang w:bidi="ar"/>
-          </w:rPr>
-          <w:delText xml:space="preserve">persistent</w:delText>
-        </w:r>
-      </w:del>
-      <w:ins w:id="91486" w:author="Claude (E30 修订)" w:date="2026-10-09T12:00:00Z">
-        <w:r>
-          <w:rPr>
-            <w:rFonts w:ascii="Times New Roman" w:eastAsia="Times New Roman" w:hAnsi="Times New Roman" w:cs="Times New Roman" w:hint="eastAsia"/>
-            <w:i/>
-            <w:iCs/>
-            <w:color w:val="1B1C1D"/>
-            <w:kern w:val="0"/>
-            <w:lang w:bidi="ar"/>
-          </w:rPr>
-          <w:t xml:space="preserve">a</w:t>
-        </w:r>
-      </w:ins>
-      <w:r>
-        <w:rPr>
-          <w:rFonts w:ascii="Times New Roman" w:eastAsia="Times New Roman" w:hAnsi="Times New Roman" w:cs="Times New Roman" w:hint="eastAsia"/>
-          <w:i/>
-          <w:iCs/>
-          <w:color w:val="1B1C1D"/>
-          <w:kern w:val="0"/>
-          <w:lang w:bidi="ar"/>
-        </w:rPr>
-        <w:t xml:space="preserve"> </w:t>
-      </w:r>
-      <w:del w:id="91487" w:author="Claude (E30 修订)" w:date="2026-10-09T12:00:00Z">
-        <w:r>
-          <w:rPr>
-            <w:rFonts w:ascii="Times New Roman" w:eastAsia="Times New Roman" w:hAnsi="Times New Roman" w:cs="Times New Roman" w:hint="eastAsia"/>
-            <w:i/>
-            <w:iCs/>
-            <w:color w:val="1B1C1D"/>
-            <w:kern w:val="0"/>
-            <w:lang w:bidi="ar"/>
-          </w:rPr>
-          <w:delText xml:space="preserve">AF.</w:delText>
-        </w:r>
-      </w:del>
-      <w:ins w:id="91488" w:author="Claude (E30 修订)" w:date="2026-10-09T12:00:00Z">
-        <w:r>
-          <w:rPr>
-            <w:rFonts w:ascii="Times New Roman" w:eastAsia="Times New Roman" w:hAnsi="Times New Roman" w:cs="Times New Roman" w:hint="eastAsia"/>
-            <w:i/>
-            <w:iCs/>
-            <w:color w:val="1B1C1D"/>
-            <w:kern w:val="0"/>
-            <w:lang w:bidi="ar"/>
-          </w:rPr>
-          <w:t xml:space="preserve">1-month</w:t>
-        </w:r>
-      </w:ins>
-      <w:r>
-        <w:rPr>
-          <w:rFonts w:ascii="Times New Roman" w:eastAsia="Times New Roman" w:hAnsi="Times New Roman" w:cs="Times New Roman" w:hint="eastAsia"/>
-          <w:i/>
-          <w:iCs/>
-          <w:color w:val="1B1C1D"/>
-          <w:kern w:val="0"/>
-          <w:lang w:bidi="ar"/>
-        </w:rPr>
-        <w:t xml:space="preserve"> </w:t>
-      </w:r>
-      <w:del w:id="91489" w:author="Claude (E30 修订)" w:date="2026-10-09T12:00:00Z">
-        <w:r>
-          <w:rPr>
-            <w:rFonts w:ascii="Times New Roman" w:eastAsia="Times New Roman" w:hAnsi="Times New Roman" w:cs="Times New Roman" w:hint="eastAsia"/>
-            <w:i/>
-            <w:iCs/>
-            <w:color w:val="1B1C1D"/>
-            <w:kern w:val="0"/>
-            <w:lang w:bidi="ar"/>
-          </w:rPr>
-          <w:delText xml:space="preserve">The</w:delText>
-        </w:r>
-      </w:del>
-      <w:ins w:id="91490" w:author="Claude (E30 修订)" w:date="2026-10-09T12:00:00Z">
-        <w:r>
-          <w:rPr>
-            <w:rFonts w:ascii="Times New Roman" w:eastAsia="Times New Roman" w:hAnsi="Times New Roman" w:cs="Times New Roman" w:hint="eastAsia"/>
-            <w:i/>
-            <w:iCs/>
-            <w:color w:val="1B1C1D"/>
-            <w:kern w:val="0"/>
-            <w:lang w:bidi="ar"/>
-          </w:rPr>
-          <w:t xml:space="preserve">TTE.</w:t>
-        </w:r>
-      </w:ins>
-      <w:r>
-        <w:rPr>
-          <w:rFonts w:ascii="Times New Roman" w:eastAsia="Times New Roman" w:hAnsi="Times New Roman" w:cs="Times New Roman" w:hint="eastAsia"/>
-          <w:i/>
-          <w:iCs/>
-          <w:color w:val="1B1C1D"/>
-          <w:kern w:val="0"/>
-          <w:lang w:bidi="ar"/>
-        </w:rPr>
-        <w:t xml:space="preserve"> </w:t>
-      </w:r>
-      <w:del w:id="91491" w:author="Claude (E30 修订)" w:date="2026-10-09T12:00:00Z">
-        <w:r>
-          <w:rPr>
-            <w:rFonts w:ascii="Times New Roman" w:eastAsia="Times New Roman" w:hAnsi="Times New Roman" w:cs="Times New Roman" w:hint="eastAsia"/>
-            <w:i/>
-            <w:iCs/>
-            <w:color w:val="1B1C1D"/>
-            <w:kern w:val="0"/>
-            <w:lang w:bidi="ar"/>
-          </w:rPr>
-          <w:delText xml:space="preserve">cohorts</w:delText>
-        </w:r>
-      </w:del>
-      <w:ins w:id="91492" w:author="Claude (E30 修订)" w:date="2026-10-09T12:00:00Z">
-        <w:r>
-          <w:rPr>
-            <w:rFonts w:ascii="Times New Roman" w:eastAsia="Times New Roman" w:hAnsi="Times New Roman" w:cs="Times New Roman" w:hint="eastAsia"/>
-            <w:i/>
-            <w:iCs/>
-            <w:color w:val="1B1C1D"/>
-            <w:kern w:val="0"/>
-            <w:lang w:bidi="ar"/>
-          </w:rPr>
-          <w:t xml:space="preserve">Overall,</w:t>
-        </w:r>
-      </w:ins>
-      <w:r>
-        <w:rPr>
-          <w:rFonts w:ascii="Times New Roman" w:eastAsia="Times New Roman" w:hAnsi="Times New Roman" w:cs="Times New Roman" w:hint="eastAsia"/>
-          <w:i/>
-          <w:iCs/>
-          <w:color w:val="1B1C1D"/>
-          <w:kern w:val="0"/>
-          <w:lang w:bidi="ar"/>
-        </w:rPr>
-        <w:t xml:space="preserve"> </w:t>
-      </w:r>
-      <w:del w:id="91493" w:author="Claude (E30 修订)" w:date="2026-10-09T12:00:00Z">
-        <w:r>
-          <w:rPr>
-            <w:rFonts w:ascii="Times New Roman" w:eastAsia="Times New Roman" w:hAnsi="Times New Roman" w:cs="Times New Roman" w:hint="eastAsia"/>
-            <w:i/>
-            <w:iCs/>
-            <w:color w:val="1B1C1D"/>
-            <w:kern w:val="0"/>
-            <w:lang w:bidi="ar"/>
-          </w:rPr>
-          <w:delText xml:space="preserve">shared 357</w:delText>
-        </w:r>
-      </w:del>
-      <w:ins w:id="91494" w:author="Claude (E30 修订)" w:date="2026-10-09T12:00:00Z">
-        <w:r>
-          <w:rPr>
-            <w:rFonts w:ascii="Times New Roman" w:eastAsia="Times New Roman" w:hAnsi="Times New Roman" w:cs="Times New Roman" w:hint="eastAsia"/>
-            <w:i/>
-            <w:iCs/>
-            <w:color w:val="1B1C1D"/>
-            <w:kern w:val="0"/>
-            <w:lang w:bidi="ar"/>
-          </w:rPr>
-          <w:t xml:space="preserve">372</w:t>
-        </w:r>
-      </w:ins>
-      <w:r>
-        <w:rPr>
-          <w:rFonts w:ascii="Times New Roman" w:eastAsia="Times New Roman" w:hAnsi="Times New Roman" w:cs="Times New Roman" w:hint="eastAsia"/>
-          <w:i/>
-          <w:iCs/>
-          <w:color w:val="1B1C1D"/>
-          <w:kern w:val="0"/>
-          <w:lang w:bidi="ar"/>
-        </w:rPr>
-        <w:t xml:space="preserve"> patients</w:t>
-      </w:r>
-      <w:ins w:id="91495" w:author="Claude (E30 修订)" w:date="2026-10-09T12:00:00Z">
-        <w:r>
-          <w:rPr>
-            <w:rFonts w:ascii="Times New Roman" w:eastAsia="Times New Roman" w:hAnsi="Times New Roman" w:cs="Times New Roman" w:hint="eastAsia"/>
-            <w:i/>
-            <w:iCs/>
-            <w:color w:val="1B1C1D"/>
-            <w:kern w:val="0"/>
-            <w:lang w:bidi="ar"/>
-          </w:rPr>
-          <w:t xml:space="preserve"> belonged to both sets</w:t>
-        </w:r>
-      </w:ins>
-      <w:r>
-        <w:rPr>
-          <w:rFonts w:ascii="Times New Roman" w:eastAsia="Times New Roman" w:hAnsi="Times New Roman" w:cs="Times New Roman" w:hint="eastAsia"/>
-          <w:i/>
-          <w:iCs/>
-          <w:color w:val="1B1C1D"/>
-          <w:kern w:val="0"/>
-          <w:lang w:bidi="ar"/>
-        </w:rPr>
-        <w:t xml:space="preserve">, for whom the baseline grades of the paired analysis were used.</w:t>
-      </w:r>
-      <w:ins w:id="91496" w:author="Claude (E30 修订)" w:date="2026-10-09T12:00:00Z">
-        <w:r>
-          <w:rPr>
-            <w:rFonts w:ascii="Times New Roman" w:eastAsia="Times New Roman" w:hAnsi="Times New Roman" w:cs="Times New Roman" w:hint="eastAsia"/>
-            <w:i/>
-            <w:iCs/>
-            <w:color w:val="1B1C1D"/>
-            <w:kern w:val="0"/>
-            <w:lang w:bidi="ar"/>
-          </w:rPr>
-          <w:t xml:space="preserve"> Each set was analyzed separately in paroxysmal and persistent AF.</w:t>
-        </w:r>
-      </w:ins>
-      <w:r>
-        <w:rPr>
-          <w:rFonts w:ascii="Times New Roman" w:eastAsia="Times New Roman" w:hAnsi="Times New Roman" w:cs="Times New Roman" w:hint="eastAsia"/>
-          <w:i/>
-          <w:iCs/>
-          <w:color w:val="1B1C1D"/>
-          <w:kern w:val="0"/>
-          <w:lang w:bidi="ar"/>
-        </w:rPr>
-        <w:t xml:space="preserve"> Eligible admissions without a 1-month TTE were compared with included procedures in Supplementary Table S1B. AF indicates atrial fibrillation; HCM, hypertrophic cardiomyopathy; MR, mitral regurgitation; TR, tricuspid regurgitation; TTE, transthoracic echocardiography.</w:t>
-      </w:r>
     </w:p>
     <w:p>
       <w:pPr>
@@ -29559,7 +28918,7 @@
         </w:rPr>
         <w:t xml:space="preserve">(A) MR/TR phenotypes (analysis grade ≥1) in the </w:t>
       </w:r>
-      <w:del w:id="91548" w:author="Claude (E30 修订)" w:date="2026-10-09T12:00:00Z">
+      <w:del w:id="91520" w:author="Claude (E30 修订)" w:date="2026-10-09T12:00:00Z">
         <w:r>
           <w:rPr>
             <w:rFonts w:ascii="Times New Roman" w:eastAsia="Times New Roman" w:hAnsi="Times New Roman" w:cs="Times New Roman" w:hint="eastAsia"/>
@@ -29572,7 +28931,7 @@
           <w:delText xml:space="preserve">baseline phenotype cohort</w:delText>
         </w:r>
       </w:del>
-      <w:ins w:id="91549" w:author="Claude (E30 修订)" w:date="2026-10-09T12:00:00Z">
+      <w:ins w:id="91521" w:author="Claude (E30 修订)" w:date="2026-10-09T12:00:00Z">
         <w:r>
           <w:rPr>
             <w:rFonts w:ascii="Times New Roman" w:eastAsia="Times New Roman" w:hAnsi="Times New Roman" w:cs="Times New Roman" w:hint="eastAsia"/>
@@ -29596,7 +28955,7 @@
         </w:rPr>
         <w:t xml:space="preserve">, overall and by AF type; numbers are percentages. (B) Prevalence with Wilson 95% CIs of any MR or TR, combined MR/TR, any MR, any TR, and study-defined moderate-or-greater MR and TR (analysis grade ≥2) in all patients (diamonds), paroxysmal AF (open circles), and persistent AF (filled circles); point estimates (%) are listed on the right. (C) ≥1-grade improvement at 1 month (Wilson 95% CIs) in all MR and TR valve series, by AF type (circles) and by phenotype (squares; open, isolated disease; filled, combined MR/TR). (D) Change at 1 month in valve series with baseline analysis grade ≥2: reduction by ≥2 grades (all reaching grade ≤1), 1-grade reduction to grade ≤1 (mild or less), 1-grade reduction with residual grade ≥2, unchanged grade, or a higher grade; numbers are percentages, and the summaries on the right give ≥1-grade reduction, regression to mild or less, and ≥2-grade reduction. (E) MR (n=155) and TR (n=219) series with a clinically indicated TTE at 8–18 months: sustained improvement (improved at 1 month and still improved) and delayed improvement (not improved at 1 month but improved later); improvement at about 1 year is defined relative to baseline. (F) Joint state at 1 month and at about 1 year in combined MR/TR procedures with late TTE (n=123); ribbons are coloured by the state at about 1 year, and the percentage under each 1-month state is the proportion with both valves improved at about 1 year. Panels A–B describe patients of the baseline phenotype </w:t>
       </w:r>
-      <w:del w:id="91497" w:author="Claude (E30 修订)" w:date="2026-10-09T12:00:00Z">
+      <w:del w:id="91469" w:author="Claude (E30 修订)" w:date="2026-10-09T12:00:00Z">
         <w:r>
           <w:rPr>
             <w:rFonts w:ascii="Times New Roman" w:eastAsia="Times New Roman" w:hAnsi="Times New Roman" w:cs="Times New Roman" w:hint="eastAsia"/>
@@ -29609,7 +28968,7 @@
           <w:delText xml:space="preserve">cohort</w:delText>
         </w:r>
       </w:del>
-      <w:ins w:id="91498" w:author="Claude (E30 修订)" w:date="2026-10-09T12:00:00Z">
+      <w:ins w:id="91470" w:author="Claude (E30 修订)" w:date="2026-10-09T12:00:00Z">
         <w:r>
           <w:rPr>
             <w:rFonts w:ascii="Times New Roman" w:eastAsia="Times New Roman" w:hAnsi="Times New Roman" w:cs="Times New Roman" w:hint="eastAsia"/>
@@ -29633,7 +28992,7 @@
         </w:rPr>
         <w:t xml:space="preserve"> and panels C–F valve series or procedures of the paired response </w:t>
       </w:r>
-      <w:del w:id="91499" w:author="Claude (E30 修订)" w:date="2026-10-09T12:00:00Z">
+      <w:del w:id="91471" w:author="Claude (E30 修订)" w:date="2026-10-09T12:00:00Z">
         <w:r>
           <w:rPr>
             <w:rFonts w:ascii="Times New Roman" w:eastAsia="Times New Roman" w:hAnsi="Times New Roman" w:cs="Times New Roman" w:hint="eastAsia"/>
@@ -29646,7 +29005,7 @@
           <w:delText xml:space="preserve">cohort</w:delText>
         </w:r>
       </w:del>
-      <w:ins w:id="91500" w:author="Claude (E30 修订)" w:date="2026-10-09T12:00:00Z">
+      <w:ins w:id="91472" w:author="Claude (E30 修订)" w:date="2026-10-09T12:00:00Z">
         <w:r>
           <w:rPr>
             <w:rFonts w:ascii="Times New Roman" w:eastAsia="Times New Roman" w:hAnsi="Times New Roman" w:cs="Times New Roman" w:hint="eastAsia"/>
@@ -29670,7 +29029,7 @@
         </w:rPr>
         <w:t xml:space="preserve">;</w:t>
       </w:r>
-      <w:del w:id="91501" w:author="Claude (E30 修订)" w:date="2026-10-09T12:00:00Z">
+      <w:del w:id="91473" w:author="Claude (E30 修订)" w:date="2026-10-09T12:00:00Z">
         <w:r>
           <w:rPr>
             <w:rFonts w:ascii="Times New Roman" w:eastAsia="Times New Roman" w:hAnsi="Times New Roman" w:cs="Times New Roman" w:hint="eastAsia"/>
@@ -29694,7 +29053,7 @@
         </w:rPr>
         <w:t xml:space="preserve"> the two </w:t>
       </w:r>
-      <w:del w:id="91502" w:author="Claude (E30 修订)" w:date="2026-10-09T12:00:00Z">
+      <w:del w:id="91474" w:author="Claude (E30 修订)" w:date="2026-10-09T12:00:00Z">
         <w:r>
           <w:rPr>
             <w:rFonts w:ascii="Times New Roman" w:eastAsia="Times New Roman" w:hAnsi="Times New Roman" w:cs="Times New Roman" w:hint="eastAsia"/>
@@ -29707,7 +29066,7 @@
           <w:delText xml:space="preserve">populations</w:delText>
         </w:r>
       </w:del>
-      <w:ins w:id="91503" w:author="Claude (E30 修订)" w:date="2026-10-09T12:00:00Z">
+      <w:ins w:id="91475" w:author="Claude (E30 修订)" w:date="2026-10-09T12:00:00Z">
         <w:r>
           <w:rPr>
             <w:rFonts w:ascii="Times New Roman" w:eastAsia="Times New Roman" w:hAnsi="Times New Roman" w:cs="Times New Roman" w:hint="eastAsia"/>
@@ -29731,7 +29090,7 @@
         </w:rPr>
         <w:t xml:space="preserve"> </w:t>
       </w:r>
-      <w:del w:id="91504" w:author="Claude (E30 修订)" w:date="2026-10-09T12:00:00Z">
+      <w:del w:id="91476" w:author="Claude (E30 修订)" w:date="2026-10-09T12:00:00Z">
         <w:r>
           <w:rPr>
             <w:rFonts w:ascii="Times New Roman" w:eastAsia="Times New Roman" w:hAnsi="Times New Roman" w:cs="Times New Roman" w:hint="eastAsia"/>
@@ -29744,7 +29103,7 @@
           <w:delText xml:space="preserve">were</w:delText>
         </w:r>
       </w:del>
-      <w:ins w:id="91505" w:author="Claude (E30 修订)" w:date="2026-10-09T12:00:00Z">
+      <w:ins w:id="91477" w:author="Claude (E30 修订)" w:date="2026-10-09T12:00:00Z">
         <w:r>
           <w:rPr>
             <w:rFonts w:ascii="Times New Roman" w:eastAsia="Times New Roman" w:hAnsi="Times New Roman" w:cs="Times New Roman" w:hint="eastAsia"/>
@@ -29768,7 +29127,7 @@
         </w:rPr>
         <w:t xml:space="preserve"> </w:t>
       </w:r>
-      <w:del w:id="91506" w:author="Claude (E30 修订)" w:date="2026-10-09T12:00:00Z">
+      <w:del w:id="91478" w:author="Claude (E30 修订)" w:date="2026-10-09T12:00:00Z">
         <w:r>
           <w:rPr>
             <w:rFonts w:ascii="Times New Roman" w:eastAsia="Times New Roman" w:hAnsi="Times New Roman" w:cs="Times New Roman" w:hint="eastAsia"/>
@@ -29781,7 +29140,7 @@
           <w:delText xml:space="preserve">assembled</w:delText>
         </w:r>
       </w:del>
-      <w:ins w:id="91507" w:author="Claude (E30 修订)" w:date="2026-10-09T12:00:00Z">
+      <w:ins w:id="91479" w:author="Claude (E30 修订)" w:date="2026-10-09T12:00:00Z">
         <w:r>
           <w:rPr>
             <w:rFonts w:ascii="Times New Roman" w:eastAsia="Times New Roman" w:hAnsi="Times New Roman" w:cs="Times New Roman" w:hint="eastAsia"/>
@@ -29805,7 +29164,7 @@
         </w:rPr>
         <w:t xml:space="preserve"> </w:t>
       </w:r>
-      <w:del w:id="91508" w:author="Claude (E30 修订)" w:date="2026-10-09T12:00:00Z">
+      <w:del w:id="91480" w:author="Claude (E30 修订)" w:date="2026-10-09T12:00:00Z">
         <w:r>
           <w:rPr>
             <w:rFonts w:ascii="Times New Roman" w:eastAsia="Times New Roman" w:hAnsi="Times New Roman" w:cs="Times New Roman" w:hint="eastAsia"/>
@@ -29818,7 +29177,7 @@
           <w:delText xml:space="preserve">separately and only partially overlap, no flow is drawn between them.</w:delText>
         </w:r>
       </w:del>
-      <w:ins w:id="91509" w:author="Claude (E30 修订)" w:date="2026-10-09T12:00:00Z">
+      <w:ins w:id="91481" w:author="Claude (E30 修订)" w:date="2026-10-09T12:00:00Z">
         <w:r>
           <w:rPr>
             <w:rFonts w:ascii="Times New Roman" w:eastAsia="Times New Roman" w:hAnsi="Times New Roman" w:cs="Times New Roman" w:hint="eastAsia"/>
@@ -30105,7 +29464,7 @@
         </w:rPr>
         <w:t xml:space="preserve">Figure 4. Baseline factors associated with 1-month MR and TR </w:t>
       </w:r>
-      <w:del w:id="91324" w:author="Claude (E30 修订)" w:date="2026-10-09T12:00:00Z">
+      <w:del w:id="91353" w:author="Claude (E30 修订)" w:date="2026-10-09T12:00:00Z">
         <w:r>
           <w:rPr>
             <w:rFonts w:ascii="Times New Roman" w:eastAsia="Times New Roman" w:hAnsi="Times New Roman" w:cs="Times New Roman" w:hint="eastAsia"/>
@@ -30118,7 +29477,7 @@
           <w:delText xml:space="preserve">improvement.</w:delText>
         </w:r>
       </w:del>
-      <w:ins w:id="91325" w:author="Claude (E30 修订)" w:date="2026-10-09T12:00:00Z">
+      <w:ins w:id="91354" w:author="Claude (E30 修订)" w:date="2026-10-09T12:00:00Z">
         <w:r>
           <w:rPr>
             <w:rFonts w:ascii="Times New Roman" w:eastAsia="Times New Roman" w:hAnsi="Times New Roman" w:cs="Times New Roman" w:hint="eastAsia"/>
@@ -30182,7 +29541,7 @@
         </w:rPr>
         <w:t xml:space="preserve"> ≥1-grade MR (all series) and TR (all series) improvement from one valve-level logistic model including 12 baseline factors (multiple imputation; patient-clustered standard errors). Continuous factors are compared at the 75th versus 25th percentile of each valve series (MR / TR contrasts are given under each factor), and chamber diameters are unindexed. Filled symbols and bold estimates indicate q&lt;0.05 (Benjamini–Hochberg false discovery rate across all 24 factor-by-valve estimates); P values are for the factor-by-valve interaction. (</w:t>
       </w:r>
-      <w:del w:id="91510" w:author="Claude (E30 修订)" w:date="2026-10-09T12:00:00Z">
+      <w:del w:id="91482" w:author="Claude (E30 修订)" w:date="2026-10-09T12:00:00Z">
         <w:r>
           <w:rPr>
             <w:rFonts w:ascii="Times New Roman" w:eastAsia="Times New Roman" w:hAnsi="Times New Roman" w:cs="Times New Roman" w:hint="eastAsia"/>
@@ -30195,7 +29554,7 @@
           <w:delText xml:space="preserve">B–D</w:delText>
         </w:r>
       </w:del>
-      <w:ins w:id="91511" w:author="Claude (E30 修订)" w:date="2026-10-09T12:00:00Z">
+      <w:ins w:id="91483" w:author="Claude (E30 修订)" w:date="2026-10-09T12:00:00Z">
         <w:r>
           <w:rPr>
             <w:rFonts w:ascii="Times New Roman" w:eastAsia="Times New Roman" w:hAnsi="Times New Roman" w:cs="Times New Roman" w:hint="eastAsia"/>
@@ -30219,7 +29578,7 @@
         </w:rPr>
         <w:t xml:space="preserve">) Standardized probabilities (95% CIs) of ≥1-grade improvement at 1 month derived by g-computation from the model in A</w:t>
       </w:r>
-      <w:del w:id="91512" w:author="Claude (E30 修订)" w:date="2026-10-09T12:00:00Z">
+      <w:del w:id="91484" w:author="Claude (E30 修订)" w:date="2026-10-09T12:00:00Z">
         <w:r>
           <w:rPr>
             <w:rFonts w:ascii="Times New Roman" w:eastAsia="Times New Roman" w:hAnsi="Times New Roman" w:cs="Times New Roman" w:hint="eastAsia"/>
@@ -30243,7 +29602,7 @@
         </w:rPr>
         <w:t xml:space="preserve"> across BMI for MR and TR</w:t>
       </w:r>
-      <w:ins w:id="91513" w:author="Claude (E30 修订)" w:date="2026-10-09T12:00:00Z">
+      <w:ins w:id="91485" w:author="Claude (E30 修订)" w:date="2026-10-09T12:00:00Z">
         <w:r>
           <w:rPr>
             <w:rFonts w:ascii="Times New Roman" w:eastAsia="Times New Roman" w:hAnsi="Times New Roman" w:cs="Times New Roman" w:hint="eastAsia"/>
@@ -30267,7 +29626,7 @@
         </w:rPr>
         <w:t xml:space="preserve"> </w:t>
       </w:r>
-      <w:del w:id="91514" w:author="Claude (E30 修订)" w:date="2026-10-09T12:00:00Z">
+      <w:del w:id="91486" w:author="Claude (E30 修订)" w:date="2026-10-09T12:00:00Z">
         <w:r>
           <w:rPr>
             <w:rFonts w:ascii="Times New Roman" w:eastAsia="Times New Roman" w:hAnsi="Times New Roman" w:cs="Times New Roman" w:hint="eastAsia"/>
@@ -30280,7 +29639,7 @@
           <w:delText xml:space="preserve">(B), and</w:delText>
         </w:r>
       </w:del>
-      <w:ins w:id="91515" w:author="Claude (E30 修订)" w:date="2026-10-09T12:00:00Z">
+      <w:ins w:id="91487" w:author="Claude (E30 修订)" w:date="2026-10-09T12:00:00Z">
         <w:r>
           <w:rPr>
             <w:rFonts w:ascii="Times New Roman" w:eastAsia="Times New Roman" w:hAnsi="Times New Roman" w:cs="Times New Roman" w:hint="eastAsia"/>
@@ -30304,7 +29663,7 @@
         </w:rPr>
         <w:t xml:space="preserve"> across RA</w:t>
       </w:r>
-      <w:del w:id="91516" w:author="Claude (E30 修订)" w:date="2026-10-09T12:00:00Z">
+      <w:del w:id="91488" w:author="Claude (E30 修订)" w:date="2026-10-09T12:00:00Z">
         <w:r>
           <w:rPr>
             <w:rFonts w:ascii="Times New Roman" w:eastAsia="Times New Roman" w:hAnsi="Times New Roman" w:cs="Times New Roman" w:hint="eastAsia"/>
@@ -30328,7 +29687,7 @@
         </w:rPr>
         <w:t xml:space="preserve"> and LV end-diastolic </w:t>
       </w:r>
-      <w:del w:id="91517" w:author="Claude (E30 修订)" w:date="2026-10-09T12:00:00Z">
+      <w:del w:id="91489" w:author="Claude (E30 修订)" w:date="2026-10-09T12:00:00Z">
         <w:r>
           <w:rPr>
             <w:rFonts w:ascii="Times New Roman" w:eastAsia="Times New Roman" w:hAnsi="Times New Roman" w:cs="Times New Roman" w:hint="eastAsia"/>
@@ -30352,7 +29711,7 @@
         </w:rPr>
         <w:t xml:space="preserve">diameters for </w:t>
       </w:r>
-      <w:del w:id="91518" w:author="Claude (E30 修订)" w:date="2026-10-09T12:00:00Z">
+      <w:del w:id="91490" w:author="Claude (E30 修订)" w:date="2026-10-09T12:00:00Z">
         <w:r>
           <w:rPr>
             <w:rFonts w:ascii="Times New Roman" w:eastAsia="Times New Roman" w:hAnsi="Times New Roman" w:cs="Times New Roman" w:hint="eastAsia"/>
@@ -30365,7 +29724,7 @@
           <w:delText xml:space="preserve">TR.</w:delText>
         </w:r>
       </w:del>
-      <w:ins w:id="91519" w:author="Claude (E30 修订)" w:date="2026-10-09T12:00:00Z">
+      <w:ins w:id="91491" w:author="Claude (E30 修订)" w:date="2026-10-09T12:00:00Z">
         <w:r>
           <w:rPr>
             <w:rFonts w:ascii="Times New Roman" w:eastAsia="Times New Roman" w:hAnsi="Times New Roman" w:cs="Times New Roman" w:hint="eastAsia"/>
@@ -30943,7 +30302,7 @@
         </w:rPr>
         <w:t xml:space="preserve">Table 1. Baseline characteristics by AF type in the baseline phenotype and paired response </w:t>
       </w:r>
-      <w:del w:id="91214" w:author="Claude (E30 修订)" w:date="2026-10-09T12:00:00Z">
+      <w:del w:id="91243" w:author="Claude (E30 修订)" w:date="2026-10-09T12:00:00Z">
         <w:r>
           <w:rPr>
             <w:rFonts w:ascii="Times New Roman" w:eastAsia="Times New Roman" w:hAnsi="Times New Roman" w:cs="Times New Roman" w:hint="eastAsia"/>
@@ -30955,7 +30314,7 @@
           <w:delText xml:space="preserve">cohorts.</w:delText>
         </w:r>
       </w:del>
-      <w:ins w:id="91215" w:author="Claude (E30 修订)" w:date="2026-10-09T12:00:00Z">
+      <w:ins w:id="91244" w:author="Claude (E30 修订)" w:date="2026-10-09T12:00:00Z">
         <w:r>
           <w:rPr>
             <w:rFonts w:ascii="Times New Roman" w:eastAsia="Times New Roman" w:hAnsi="Times New Roman" w:cs="Times New Roman" w:hint="eastAsia"/>
@@ -30983,7 +30342,7 @@
         </w:rPr>
         <w:t xml:space="preserve">Data are median (interquartile range) or n (%) of observed values. The baseline phenotype </w:t>
       </w:r>
-      <w:del w:id="91520" w:author="Claude (E30 修订)" w:date="2026-10-09T12:00:00Z">
+      <w:del w:id="91492" w:author="Claude (E30 修订)" w:date="2026-10-09T12:00:00Z">
         <w:r>
           <w:rPr>
             <w:rFonts w:ascii="Times New Roman" w:eastAsia="Times New Roman" w:hAnsi="Times New Roman" w:cs="Times New Roman" w:hint="eastAsia"/>
@@ -30996,7 +30355,7 @@
           <w:delText xml:space="preserve">cohort</w:delText>
         </w:r>
       </w:del>
-      <w:ins w:id="91521" w:author="Claude (E30 修订)" w:date="2026-10-09T12:00:00Z">
+      <w:ins w:id="91493" w:author="Claude (E30 修订)" w:date="2026-10-09T12:00:00Z">
         <w:r>
           <w:rPr>
             <w:rFonts w:ascii="Times New Roman" w:eastAsia="Times New Roman" w:hAnsi="Times New Roman" w:cs="Times New Roman" w:hint="eastAsia"/>
@@ -31018,9 +30377,9 @@
           <w:kern w:val="0"/>
           <w:lang w:bidi="ar"/>
         </w:rPr>
-        <w:t xml:space="preserve"> counts patients (</w:t>
-      </w:r>
-      <w:del w:id="91522" w:author="Claude (E30 修订)" w:date="2026-10-09T12:00:00Z">
+        <w:t xml:space="preserve"> counts patients (first </w:t>
+      </w:r>
+      <w:del w:id="91494" w:author="Claude (E30 修订)" w:date="2026-10-09T12:00:00Z">
         <w:r>
           <w:rPr>
             <w:rFonts w:ascii="Times New Roman" w:eastAsia="Times New Roman" w:hAnsi="Times New Roman" w:cs="Times New Roman" w:hint="eastAsia"/>
@@ -31030,10 +30389,21 @@
             <w:kern w:val="0"/>
             <w:lang w:bidi="ar"/>
           </w:rPr>
-          <w:delText xml:space="preserve">first AF</w:delText>
+          <w:delText xml:space="preserve">AF </w:delText>
         </w:r>
       </w:del>
-      <w:ins w:id="91523" w:author="Claude (E30 修订)" w:date="2026-10-09T12:00:00Z">
+      <w:r>
+        <w:rPr>
+          <w:rFonts w:ascii="Times New Roman" w:eastAsia="Times New Roman" w:hAnsi="Times New Roman" w:cs="Times New Roman" w:hint="eastAsia"/>
+          <w:i/>
+          <w:iCs/>
+          <w:color w:val="1B1C1D"/>
+          <w:kern w:val="0"/>
+          <w:lang w:bidi="ar"/>
+        </w:rPr>
+        <w:t xml:space="preserve">ablation admission</w:t>
+      </w:r>
+      <w:ins w:id="91495" w:author="Claude (E30 修订)" w:date="2026-10-09T12:00:00Z">
         <w:r>
           <w:rPr>
             <w:rFonts w:ascii="Times New Roman" w:eastAsia="Times New Roman" w:hAnsi="Times New Roman" w:cs="Times New Roman" w:hint="eastAsia"/>
@@ -31043,7 +30413,7 @@
             <w:kern w:val="0"/>
             <w:lang w:bidi="ar"/>
           </w:rPr>
-          <w:t xml:space="preserve">index</w:t>
+          <w:t xml:space="preserve"> in the study period</w:t>
         </w:r>
       </w:ins>
       <w:r>
@@ -31055,9 +30425,9 @@
           <w:kern w:val="0"/>
           <w:lang w:bidi="ar"/>
         </w:rPr>
-        <w:t xml:space="preserve"> ablation admission) and the paired response </w:t>
-      </w:r>
-      <w:del w:id="91524" w:author="Claude (E30 修订)" w:date="2026-10-09T12:00:00Z">
+        <w:t xml:space="preserve">) and the paired response </w:t>
+      </w:r>
+      <w:del w:id="91496" w:author="Claude (E30 修订)" w:date="2026-10-09T12:00:00Z">
         <w:r>
           <w:rPr>
             <w:rFonts w:ascii="Times New Roman" w:eastAsia="Times New Roman" w:hAnsi="Times New Roman" w:cs="Times New Roman" w:hint="eastAsia"/>
@@ -31070,7 +30440,7 @@
           <w:delText xml:space="preserve">cohort</w:delText>
         </w:r>
       </w:del>
-      <w:ins w:id="91525" w:author="Claude (E30 修订)" w:date="2026-10-09T12:00:00Z">
+      <w:ins w:id="91497" w:author="Claude (E30 修订)" w:date="2026-10-09T12:00:00Z">
         <w:r>
           <w:rPr>
             <w:rFonts w:ascii="Times New Roman" w:eastAsia="Times New Roman" w:hAnsi="Times New Roman" w:cs="Times New Roman" w:hint="eastAsia"/>
@@ -31094,7 +30464,7 @@
         </w:rPr>
         <w:t xml:space="preserve"> counts procedures; the two </w:t>
       </w:r>
-      <w:del w:id="91526" w:author="Claude (E30 修订)" w:date="2026-10-09T12:00:00Z">
+      <w:del w:id="91498" w:author="Claude (E30 修订)" w:date="2026-10-09T12:00:00Z">
         <w:r>
           <w:rPr>
             <w:rFonts w:ascii="Times New Roman" w:eastAsia="Times New Roman" w:hAnsi="Times New Roman" w:cs="Times New Roman" w:hint="eastAsia"/>
@@ -31107,7 +30477,7 @@
           <w:delText xml:space="preserve">cohorts were assembled separately and</w:delText>
         </w:r>
       </w:del>
-      <w:ins w:id="91527" w:author="Claude (E30 修订)" w:date="2026-10-09T12:00:00Z">
+      <w:ins w:id="91499" w:author="Claude (E30 修订)" w:date="2026-10-09T12:00:00Z">
         <w:r>
           <w:rPr>
             <w:rFonts w:ascii="Times New Roman" w:eastAsia="Times New Roman" w:hAnsi="Times New Roman" w:cs="Times New Roman" w:hint="eastAsia"/>
@@ -31131,7 +30501,7 @@
         </w:rPr>
         <w:t xml:space="preserve"> shared </w:t>
       </w:r>
-      <w:del w:id="91528" w:author="Claude (E30 修订)" w:date="2026-10-09T12:00:00Z">
+      <w:del w:id="91500" w:author="Claude (E30 修订)" w:date="2026-10-09T12:00:00Z">
         <w:r>
           <w:rPr>
             <w:rFonts w:ascii="Times New Roman" w:eastAsia="Times New Roman" w:hAnsi="Times New Roman" w:cs="Times New Roman" w:hint="eastAsia"/>
@@ -31144,7 +30514,7 @@
           <w:delText xml:space="preserve">357</w:delText>
         </w:r>
       </w:del>
-      <w:ins w:id="91529" w:author="Claude (E30 修订)" w:date="2026-10-09T12:00:00Z">
+      <w:ins w:id="91501" w:author="Claude (E30 修订)" w:date="2026-10-09T12:00:00Z">
         <w:r>
           <w:rPr>
             <w:rFonts w:ascii="Times New Roman" w:eastAsia="Times New Roman" w:hAnsi="Times New Roman" w:cs="Times New Roman" w:hint="eastAsia"/>
@@ -31168,7 +30538,7 @@
         </w:rPr>
         <w:t xml:space="preserve"> patients. In the baseline phenotype </w:t>
       </w:r>
-      <w:del w:id="91530" w:author="Claude (E30 修订)" w:date="2026-10-09T12:00:00Z">
+      <w:del w:id="91502" w:author="Claude (E30 修订)" w:date="2026-10-09T12:00:00Z">
         <w:r>
           <w:rPr>
             <w:rFonts w:ascii="Times New Roman" w:eastAsia="Times New Roman" w:hAnsi="Times New Roman" w:cs="Times New Roman" w:hint="eastAsia"/>
@@ -31181,7 +30551,7 @@
           <w:delText xml:space="preserve">cohort</w:delText>
         </w:r>
       </w:del>
-      <w:ins w:id="91531" w:author="Claude (E30 修订)" w:date="2026-10-09T12:00:00Z">
+      <w:ins w:id="91503" w:author="Claude (E30 修订)" w:date="2026-10-09T12:00:00Z">
         <w:r>
           <w:rPr>
             <w:rFonts w:ascii="Times New Roman" w:eastAsia="Times New Roman" w:hAnsi="Times New Roman" w:cs="Times New Roman" w:hint="eastAsia"/>
@@ -31205,7 +30575,7 @@
         </w:rPr>
         <w:t xml:space="preserve">, chamber dimensions were available from the same report in 2,</w:t>
       </w:r>
-      <w:del w:id="91532" w:author="Claude (E30 修订)" w:date="2026-10-09T12:00:00Z">
+      <w:del w:id="91504" w:author="Claude (E30 修订)" w:date="2026-10-09T12:00:00Z">
         <w:r>
           <w:rPr>
             <w:rFonts w:ascii="Times New Roman" w:eastAsia="Times New Roman" w:hAnsi="Times New Roman" w:cs="Times New Roman" w:hint="eastAsia"/>
@@ -31218,7 +30588,7 @@
           <w:delText xml:space="preserve">095</w:delText>
         </w:r>
       </w:del>
-      <w:ins w:id="91533" w:author="Claude (E30 修订)" w:date="2026-10-09T12:00:00Z">
+      <w:ins w:id="91505" w:author="Claude (E30 修订)" w:date="2026-10-09T12:00:00Z">
         <w:r>
           <w:rPr>
             <w:rFonts w:ascii="Times New Roman" w:eastAsia="Times New Roman" w:hAnsi="Times New Roman" w:cs="Times New Roman" w:hint="eastAsia"/>
@@ -31242,7 +30612,7 @@
         </w:rPr>
         <w:t xml:space="preserve"> (LAD), </w:t>
       </w:r>
-      <w:del w:id="91534" w:author="Claude (E30 修订)" w:date="2026-10-09T12:00:00Z">
+      <w:del w:id="91506" w:author="Claude (E30 修订)" w:date="2026-10-09T12:00:00Z">
         <w:r>
           <w:rPr>
             <w:rFonts w:ascii="Times New Roman" w:eastAsia="Times New Roman" w:hAnsi="Times New Roman" w:cs="Times New Roman" w:hint="eastAsia"/>
@@ -31255,7 +30625,7 @@
           <w:delText xml:space="preserve">2</w:delText>
         </w:r>
       </w:del>
-      <w:ins w:id="91535" w:author="Claude (E30 修订)" w:date="2026-10-09T12:00:00Z">
+      <w:ins w:id="91507" w:author="Claude (E30 修订)" w:date="2026-10-09T12:00:00Z">
         <w:r>
           <w:rPr>
             <w:rFonts w:ascii="Times New Roman" w:eastAsia="Times New Roman" w:hAnsi="Times New Roman" w:cs="Times New Roman" w:hint="eastAsia"/>
@@ -31279,7 +30649,7 @@
         </w:rPr>
         <w:t xml:space="preserve">,</w:t>
       </w:r>
-      <w:del w:id="91536" w:author="Claude (E30 修订)" w:date="2026-10-09T12:00:00Z">
+      <w:del w:id="91508" w:author="Claude (E30 修订)" w:date="2026-10-09T12:00:00Z">
         <w:r>
           <w:rPr>
             <w:rFonts w:ascii="Times New Roman" w:eastAsia="Times New Roman" w:hAnsi="Times New Roman" w:cs="Times New Roman" w:hint="eastAsia"/>
@@ -31292,7 +30662,7 @@
           <w:delText xml:space="preserve">289</w:delText>
         </w:r>
       </w:del>
-      <w:ins w:id="91537" w:author="Claude (E30 修订)" w:date="2026-10-09T12:00:00Z">
+      <w:ins w:id="91509" w:author="Claude (E30 修订)" w:date="2026-10-09T12:00:00Z">
         <w:r>
           <w:rPr>
             <w:rFonts w:ascii="Times New Roman" w:eastAsia="Times New Roman" w:hAnsi="Times New Roman" w:cs="Times New Roman" w:hint="eastAsia"/>
@@ -31316,7 +30686,7 @@
         </w:rPr>
         <w:t xml:space="preserve"> (LVEDd), 2,</w:t>
       </w:r>
-      <w:del w:id="91538" w:author="Claude (E30 修订)" w:date="2026-10-09T12:00:00Z">
+      <w:del w:id="91510" w:author="Claude (E30 修订)" w:date="2026-10-09T12:00:00Z">
         <w:r>
           <w:rPr>
             <w:rFonts w:ascii="Times New Roman" w:eastAsia="Times New Roman" w:hAnsi="Times New Roman" w:cs="Times New Roman" w:hint="eastAsia"/>
@@ -31329,7 +30699,7 @@
           <w:delText xml:space="preserve">098</w:delText>
         </w:r>
       </w:del>
-      <w:ins w:id="91539" w:author="Claude (E30 修订)" w:date="2026-10-09T12:00:00Z">
+      <w:ins w:id="91511" w:author="Claude (E30 修订)" w:date="2026-10-09T12:00:00Z">
         <w:r>
           <w:rPr>
             <w:rFonts w:ascii="Times New Roman" w:eastAsia="Times New Roman" w:hAnsi="Times New Roman" w:cs="Times New Roman" w:hint="eastAsia"/>
@@ -31353,7 +30723,7 @@
         </w:rPr>
         <w:t xml:space="preserve"> (RAD), 2,</w:t>
       </w:r>
-      <w:del w:id="91540" w:author="Claude (E30 修订)" w:date="2026-10-09T12:00:00Z">
+      <w:del w:id="91512" w:author="Claude (E30 修订)" w:date="2026-10-09T12:00:00Z">
         <w:r>
           <w:rPr>
             <w:rFonts w:ascii="Times New Roman" w:eastAsia="Times New Roman" w:hAnsi="Times New Roman" w:cs="Times New Roman" w:hint="eastAsia"/>
@@ -31366,7 +30736,7 @@
           <w:delText xml:space="preserve">212</w:delText>
         </w:r>
       </w:del>
-      <w:ins w:id="91541" w:author="Claude (E30 修订)" w:date="2026-10-09T12:00:00Z">
+      <w:ins w:id="91513" w:author="Claude (E30 修订)" w:date="2026-10-09T12:00:00Z">
         <w:r>
           <w:rPr>
             <w:rFonts w:ascii="Times New Roman" w:eastAsia="Times New Roman" w:hAnsi="Times New Roman" w:cs="Times New Roman" w:hint="eastAsia"/>
@@ -31390,7 +30760,7 @@
         </w:rPr>
         <w:t xml:space="preserve"> (RVD), and </w:t>
       </w:r>
-      <w:del w:id="91542" w:author="Claude (E30 修订)" w:date="2026-10-09T12:00:00Z">
+      <w:del w:id="91514" w:author="Claude (E30 修订)" w:date="2026-10-09T12:00:00Z">
         <w:r>
           <w:rPr>
             <w:rFonts w:ascii="Times New Roman" w:eastAsia="Times New Roman" w:hAnsi="Times New Roman" w:cs="Times New Roman" w:hint="eastAsia"/>
@@ -31403,7 +30773,7 @@
           <w:delText xml:space="preserve">2</w:delText>
         </w:r>
       </w:del>
-      <w:ins w:id="91543" w:author="Claude (E30 修订)" w:date="2026-10-09T12:00:00Z">
+      <w:ins w:id="91515" w:author="Claude (E30 修订)" w:date="2026-10-09T12:00:00Z">
         <w:r>
           <w:rPr>
             <w:rFonts w:ascii="Times New Roman" w:eastAsia="Times New Roman" w:hAnsi="Times New Roman" w:cs="Times New Roman" w:hint="eastAsia"/>
@@ -31427,7 +30797,7 @@
         </w:rPr>
         <w:t xml:space="preserve">,</w:t>
       </w:r>
-      <w:del w:id="91544" w:author="Claude (E30 修订)" w:date="2026-10-09T12:00:00Z">
+      <w:del w:id="91516" w:author="Claude (E30 修订)" w:date="2026-10-09T12:00:00Z">
         <w:r>
           <w:rPr>
             <w:rFonts w:ascii="Times New Roman" w:eastAsia="Times New Roman" w:hAnsi="Times New Roman" w:cs="Times New Roman" w:hint="eastAsia"/>
@@ -31440,7 +30810,7 @@
           <w:delText xml:space="preserve">295</w:delText>
         </w:r>
       </w:del>
-      <w:ins w:id="91545" w:author="Claude (E30 修订)" w:date="2026-10-09T12:00:00Z">
+      <w:ins w:id="91517" w:author="Claude (E30 修订)" w:date="2026-10-09T12:00:00Z">
         <w:r>
           <w:rPr>
             <w:rFonts w:ascii="Times New Roman" w:eastAsia="Times New Roman" w:hAnsi="Times New Roman" w:cs="Times New Roman" w:hint="eastAsia"/>
@@ -31464,7 +30834,7 @@
         </w:rPr>
         <w:t xml:space="preserve"> (LVEF) patients; BMI, comorbidities, TRV, and procedural details other than concomitant LAAO were abstracted only for the paired response </w:t>
       </w:r>
-      <w:del w:id="91546" w:author="Claude (E30 修订)" w:date="2026-10-09T12:00:00Z">
+      <w:del w:id="91518" w:author="Claude (E30 修订)" w:date="2026-10-09T12:00:00Z">
         <w:r>
           <w:rPr>
             <w:rFonts w:ascii="Times New Roman" w:eastAsia="Times New Roman" w:hAnsi="Times New Roman" w:cs="Times New Roman" w:hint="eastAsia"/>
@@ -31477,7 +30847,7 @@
           <w:delText xml:space="preserve">cohort</w:delText>
         </w:r>
       </w:del>
-      <w:ins w:id="91547" w:author="Claude (E30 修订)" w:date="2026-10-09T12:00:00Z">
+      <w:ins w:id="91519" w:author="Claude (E30 修订)" w:date="2026-10-09T12:00:00Z">
         <w:r>
           <w:rPr>
             <w:rFonts w:ascii="Times New Roman" w:eastAsia="Times New Roman" w:hAnsi="Times New Roman" w:cs="Times New Roman" w:hint="eastAsia"/>
@@ -31532,7 +30902,7 @@
         </w:rPr>
         <w:t xml:space="preserve"> </w:t>
       </w:r>
-      <w:del w:id="91095" w:author="Claude (E30 修订)" w:date="2026-10-09T12:00:00Z">
+      <w:del w:id="91124" w:author="Claude (E30 修订)" w:date="2026-10-09T12:00:00Z">
         <w:r>
           <w:rPr>
             <w:rFonts w:ascii="Times New Roman" w:eastAsia="Times New Roman" w:hAnsi="Times New Roman" w:cs="Times New Roman" w:hint="eastAsia"/>
@@ -31543,7 +30913,7 @@
           <w:delText xml:space="preserve">cohort</w:delText>
         </w:r>
       </w:del>
-      <w:ins w:id="91096" w:author="Claude (E30 修订)" w:date="2026-10-09T12:00:00Z">
+      <w:ins w:id="91125" w:author="Claude (E30 修订)" w:date="2026-10-09T12:00:00Z">
         <w:r>
           <w:rPr>
             <w:rFonts w:ascii="Times New Roman" w:eastAsia="Times New Roman" w:hAnsi="Times New Roman" w:cs="Times New Roman" w:hint="eastAsia"/>
